--- a/Images/Page d'accueil.docx
+++ b/Images/Page d'accueil.docx
@@ -11,7 +11,7 @@
         <mc:AlternateContent>
           <mc:Choice Requires="wps">
             <w:drawing>
-              <wp:anchor distT="0" distB="0" distL="114300" distR="114300" simplePos="0" relativeHeight="251710464" behindDoc="0" locked="0" layoutInCell="1" allowOverlap="1" wp14:anchorId="270FCA1F" wp14:editId="0E8BA9DF">
+              <wp:anchor distT="0" distB="0" distL="114300" distR="114300" simplePos="0" relativeHeight="251710464" behindDoc="0" locked="0" layoutInCell="1" allowOverlap="1" wp14:anchorId="270FCA1F" wp14:editId="3F3BCF0C">
                 <wp:simplePos x="0" y="0"/>
                 <wp:positionH relativeFrom="column">
                   <wp:posOffset>-194945</wp:posOffset>
@@ -71,7 +71,7 @@
                                 <w:rFonts w:ascii="CMU Sans Serif" w:hAnsi="CMU Sans Serif" w:cs="CMU Sans Serif"/>
                                 <w:i/>
                                 <w:iCs/>
-                                <w:color w:val="FF0000"/>
+                                <w:color w:val="C00000"/>
                               </w:rPr>
                             </w:pPr>
                             <w:r>
@@ -79,7 +79,7 @@
                                 <w:rFonts w:ascii="CMU Sans Serif" w:hAnsi="CMU Sans Serif" w:cs="CMU Sans Serif"/>
                                 <w:i/>
                                 <w:iCs/>
-                                <w:color w:val="FF0000"/>
+                                <w:color w:val="C00000"/>
                               </w:rPr>
                               <w:t>Site en construction.</w:t>
                             </w:r>
@@ -117,7 +117,7 @@
                           <w:rFonts w:ascii="CMU Sans Serif" w:hAnsi="CMU Sans Serif" w:cs="CMU Sans Serif"/>
                           <w:i/>
                           <w:iCs/>
-                          <w:color w:val="FF0000"/>
+                          <w:color w:val="C00000"/>
                         </w:rPr>
                       </w:pPr>
                       <w:r>
@@ -125,7 +125,7 @@
                           <w:rFonts w:ascii="CMU Sans Serif" w:hAnsi="CMU Sans Serif" w:cs="CMU Sans Serif"/>
                           <w:i/>
                           <w:iCs/>
-                          <w:color w:val="FF0000"/>
+                          <w:color w:val="C00000"/>
                         </w:rPr>
                         <w:t>Site en construction.</w:t>
                       </w:r>
@@ -162,7 +162,7 @@
         <mc:AlternateContent>
           <mc:Choice Requires="wpg">
             <w:drawing>
-              <wp:anchor distT="0" distB="0" distL="114300" distR="114300" simplePos="0" relativeHeight="251643904" behindDoc="0" locked="0" layoutInCell="1" allowOverlap="1" wp14:anchorId="7E25C63F" wp14:editId="1056DDEB">
+              <wp:anchor distT="0" distB="0" distL="114300" distR="114300" simplePos="0" relativeHeight="251643904" behindDoc="0" locked="0" layoutInCell="1" allowOverlap="1" wp14:anchorId="7E25C63F" wp14:editId="2DDFA085">
                 <wp:simplePos x="0" y="0"/>
                 <wp:positionH relativeFrom="column">
                   <wp:posOffset>1934845</wp:posOffset>
@@ -192,8 +192,8 @@
                         <wps:cNvSpPr txBox="1"/>
                         <wps:spPr>
                           <a:xfrm>
-                            <a:off x="1993900" y="396277"/>
-                            <a:ext cx="6500805" cy="1470391"/>
+                            <a:off x="1993900" y="395508"/>
+                            <a:ext cx="6500805" cy="1471663"/>
                           </a:xfrm>
                           <a:prstGeom prst="rect">
                             <a:avLst/>
@@ -214,12 +214,12 @@
                                   <w:spacing w:val="-10"/>
                                   <w:sz w:val="144"/>
                                   <w:szCs w:val="144"/>
-                                  <w14:glow w14:rad="38100">
-                                    <w14:srgbClr w14:val="FF0000">
-                                      <w14:alpha w14:val="60000"/>
-                                    </w14:srgbClr>
+                                  <w14:glow w14:rad="101600">
+                                    <w14:schemeClr w14:val="tx1">
+                                      <w14:alpha w14:val="40000"/>
+                                    </w14:schemeClr>
                                   </w14:glow>
-                                  <w14:shadow w14:blurRad="50800" w14:dist="38100" w14:dir="2700000" w14:sx="100000" w14:sy="100000" w14:kx="0" w14:ky="0" w14:algn="tl">
+                                  <w14:shadow w14:blurRad="0" w14:dist="0" w14:dir="2700000" w14:sx="100000" w14:sy="100000" w14:kx="0" w14:ky="0" w14:algn="tl">
                                     <w14:srgbClr w14:val="000000">
                                       <w14:alpha w14:val="60000"/>
                                     </w14:srgbClr>
@@ -241,12 +241,12 @@
                                   <w:spacing w:val="-10"/>
                                   <w:sz w:val="144"/>
                                   <w:szCs w:val="144"/>
-                                  <w14:glow w14:rad="33020">
-                                    <w14:srgbClr w14:val="FF0000">
-                                      <w14:alpha w14:val="60000"/>
-                                    </w14:srgbClr>
+                                  <w14:glow w14:rad="101600">
+                                    <w14:schemeClr w14:val="tx1">
+                                      <w14:alpha w14:val="40000"/>
+                                    </w14:schemeClr>
                                   </w14:glow>
-                                  <w14:shadow w14:blurRad="50800" w14:dist="38100" w14:dir="2700000" w14:sx="100000" w14:sy="100000" w14:kx="0" w14:ky="0" w14:algn="tl">
+                                  <w14:shadow w14:blurRad="0" w14:dist="0" w14:dir="2700000" w14:sx="100000" w14:sy="100000" w14:kx="0" w14:ky="0" w14:algn="tl">
                                     <w14:srgbClr w14:val="000000">
                                       <w14:alpha w14:val="60000"/>
                                     </w14:srgbClr>
@@ -276,8 +276,8 @@
                         <wps:cNvSpPr txBox="1"/>
                         <wps:spPr>
                           <a:xfrm>
-                            <a:off x="1993900" y="1300473"/>
-                            <a:ext cx="5994400" cy="842756"/>
+                            <a:off x="1993900" y="1352799"/>
+                            <a:ext cx="6972632" cy="700580"/>
                           </a:xfrm>
                           <a:prstGeom prst="rect">
                             <a:avLst/>
@@ -292,17 +292,12 @@
                             <w:p>
                               <w:pPr>
                                 <w:rPr>
-                                  <w:rFonts w:ascii="Berlin Sans FB Demi" w:hAnsi="Berlin Sans FB Demi"/>
+                                  <w:rFonts w:ascii="Raleway Black" w:hAnsi="Raleway Black"/>
                                   <w:bCs/>
                                   <w:color w:val="DBDBDB" w:themeColor="accent3" w:themeTint="66"/>
                                   <w:spacing w:val="10"/>
-                                  <w:sz w:val="72"/>
-                                  <w:szCs w:val="72"/>
-                                  <w14:glow w14:rad="25400">
-                                    <w14:srgbClr w14:val="FF0000">
-                                      <w14:alpha w14:val="78000"/>
-                                    </w14:srgbClr>
-                                  </w14:glow>
+                                  <w:sz w:val="56"/>
+                                  <w:szCs w:val="56"/>
                                   <w14:shadow w14:blurRad="50800" w14:dist="38100" w14:dir="2700000" w14:sx="100000" w14:sy="100000" w14:kx="0" w14:ky="0" w14:algn="tl">
                                     <w14:srgbClr w14:val="000000">
                                       <w14:alpha w14:val="60000"/>
@@ -322,17 +317,12 @@
                               </w:pPr>
                               <w:r>
                                 <w:rPr>
-                                  <w:rFonts w:ascii="Berlin Sans FB Demi" w:hAnsi="Berlin Sans FB Demi"/>
+                                  <w:rFonts w:ascii="Raleway Black" w:hAnsi="Raleway Black"/>
                                   <w:bCs/>
                                   <w:color w:val="DBDBDB" w:themeColor="accent3" w:themeTint="66"/>
                                   <w:spacing w:val="10"/>
-                                  <w:sz w:val="72"/>
-                                  <w:szCs w:val="72"/>
-                                  <w14:glow w14:rad="25400">
-                                    <w14:srgbClr w14:val="FF0000">
-                                      <w14:alpha w14:val="78000"/>
-                                    </w14:srgbClr>
-                                  </w14:glow>
+                                  <w:sz w:val="56"/>
+                                  <w:szCs w:val="56"/>
                                   <w14:shadow w14:blurRad="50800" w14:dist="38100" w14:dir="2700000" w14:sx="100000" w14:sy="100000" w14:kx="0" w14:ky="0" w14:algn="tl">
                                     <w14:srgbClr w14:val="000000">
                                       <w14:alpha w14:val="60000"/>
@@ -349,21 +339,16 @@
                                     <w14:round/>
                                   </w14:textOutline>
                                 </w:rPr>
-                                <w:t xml:space="preserve">Didactique et </w:t>
+                                <w:t>Enseignement &amp; documents</w:t>
                               </w:r>
                               <w:r>
                                 <w:rPr>
-                                  <w:rFonts w:ascii="Berlin Sans FB Demi" w:hAnsi="Berlin Sans FB Demi"/>
+                                  <w:rFonts w:ascii="Raleway Black" w:hAnsi="Raleway Black"/>
                                   <w:bCs/>
                                   <w:color w:val="DBDBDB" w:themeColor="accent3" w:themeTint="66"/>
                                   <w:spacing w:val="10"/>
-                                  <w:sz w:val="72"/>
-                                  <w:szCs w:val="72"/>
-                                  <w14:glow w14:rad="25400">
-                                    <w14:srgbClr w14:val="FF0000">
-                                      <w14:alpha w14:val="78000"/>
-                                    </w14:srgbClr>
-                                  </w14:glow>
+                                  <w:sz w:val="56"/>
+                                  <w:szCs w:val="56"/>
                                   <w14:shadow w14:blurRad="50800" w14:dist="38100" w14:dir="2700000" w14:sx="100000" w14:sy="100000" w14:kx="0" w14:ky="0" w14:algn="tl">
                                     <w14:srgbClr w14:val="000000">
                                       <w14:alpha w14:val="60000"/>
@@ -380,7 +365,7 @@
                                     <w14:round/>
                                   </w14:textOutline>
                                 </w:rPr>
-                                <w:t>jolies choses</w:t>
+                                <w:t xml:space="preserve"> divers</w:t>
                               </w:r>
                             </w:p>
                           </w:txbxContent>
@@ -413,9 +398,10 @@
                             <w:p>
                               <w:pPr>
                                 <w:rPr>
-                                  <w:rFonts w:ascii="Butler" w:hAnsi="Butler" w:cs="CMU Sans Serif Demi Condensed"/>
+                                  <w:rFonts w:ascii="Avenir Next LT Pro" w:hAnsi="Avenir Next LT Pro" w:cs="CMU Sans Serif Demi Condensed"/>
                                   <w:b/>
                                   <w:color w:val="262626" w:themeColor="text1" w:themeTint="D9"/>
+                                  <w:spacing w:val="20"/>
                                   <w:sz w:val="36"/>
                                   <w:szCs w:val="36"/>
                                   <w14:shadow w14:blurRad="63500" w14:dist="50800" w14:dir="8100000" w14:sx="0" w14:sy="0" w14:kx="0" w14:ky="0" w14:algn="none">
@@ -435,11 +421,13 @@
                                   </w14:textOutline>
                                 </w:rPr>
                               </w:pPr>
+                              <w:proofErr w:type="gramStart"/>
                               <w:r>
                                 <w:rPr>
-                                  <w:rFonts w:ascii="Butler" w:hAnsi="Butler" w:cs="CMU Sans Serif Demi Condensed"/>
+                                  <w:rFonts w:ascii="Avenir Next LT Pro" w:hAnsi="Avenir Next LT Pro" w:cs="CMU Sans Serif Demi Condensed"/>
                                   <w:b/>
                                   <w:color w:val="262626" w:themeColor="text1" w:themeTint="D9"/>
+                                  <w:spacing w:val="20"/>
                                   <w:sz w:val="36"/>
                                   <w:szCs w:val="36"/>
                                   <w14:shadow w14:blurRad="63500" w14:dist="50800" w14:dir="8100000" w14:sx="0" w14:sy="0" w14:kx="0" w14:ky="0" w14:algn="none">
@@ -458,8 +446,87 @@
                                     <w14:round/>
                                   </w14:textOutline>
                                 </w:rPr>
-                                <w:t>Louis Lascaud</w:t>
+                                <w:t>Louis</w:t>
                               </w:r>
+                              <w:r>
+                                <w:rPr>
+                                  <w:rFonts w:ascii="Avenir Next LT Pro" w:hAnsi="Avenir Next LT Pro" w:cs="CMU Sans Serif Demi Condensed"/>
+                                  <w:b/>
+                                  <w:color w:val="262626" w:themeColor="text1" w:themeTint="D9"/>
+                                  <w:spacing w:val="20"/>
+                                  <w:sz w:val="24"/>
+                                  <w:szCs w:val="24"/>
+                                  <w14:shadow w14:blurRad="63500" w14:dist="50800" w14:dir="8100000" w14:sx="0" w14:sy="0" w14:kx="0" w14:ky="0" w14:algn="none">
+                                    <w14:srgbClr w14:val="000000">
+                                      <w14:alpha w14:val="50000"/>
+                                    </w14:srgbClr>
+                                  </w14:shadow>
+                                  <w14:textOutline w14:w="9525" w14:cap="flat" w14:cmpd="sng" w14:algn="ctr">
+                                    <w14:solidFill>
+                                      <w14:schemeClr w14:val="tx1">
+                                        <w14:lumMod w14:val="75000"/>
+                                        <w14:lumOff w14:val="25000"/>
+                                      </w14:schemeClr>
+                                    </w14:solidFill>
+                                    <w14:prstDash w14:val="solid"/>
+                                    <w14:round/>
+                                  </w14:textOutline>
+                                </w:rPr>
+                                <w:t xml:space="preserve"> </w:t>
+                              </w:r>
+                              <w:r>
+                                <w:rPr>
+                                  <w:rFonts w:ascii="Avenir Next LT Pro" w:hAnsi="Avenir Next LT Pro" w:cs="CMU Sans Serif Demi Condensed"/>
+                                  <w:b/>
+                                  <w:color w:val="262626" w:themeColor="text1" w:themeTint="D9"/>
+                                  <w:spacing w:val="20"/>
+                                  <w:sz w:val="24"/>
+                                  <w:szCs w:val="24"/>
+                                  <w14:shadow w14:blurRad="63500" w14:dist="50800" w14:dir="8100000" w14:sx="0" w14:sy="0" w14:kx="0" w14:ky="0" w14:algn="none">
+                                    <w14:srgbClr w14:val="000000">
+                                      <w14:alpha w14:val="50000"/>
+                                    </w14:srgbClr>
+                                  </w14:shadow>
+                                  <w14:textOutline w14:w="9525" w14:cap="flat" w14:cmpd="sng" w14:algn="ctr">
+                                    <w14:solidFill>
+                                      <w14:schemeClr w14:val="tx1">
+                                        <w14:lumMod w14:val="75000"/>
+                                        <w14:lumOff w14:val="25000"/>
+                                      </w14:schemeClr>
+                                    </w14:solidFill>
+                                    <w14:prstDash w14:val="solid"/>
+                                    <w14:round/>
+                                  </w14:textOutline>
+                                </w:rPr>
+                                <w:t xml:space="preserve"> </w:t>
+                              </w:r>
+                              <w:r>
+                                <w:rPr>
+                                  <w:rFonts w:ascii="Avenir Next LT Pro" w:hAnsi="Avenir Next LT Pro" w:cs="CMU Sans Serif Demi Condensed"/>
+                                  <w:b/>
+                                  <w:color w:val="262626" w:themeColor="text1" w:themeTint="D9"/>
+                                  <w:spacing w:val="20"/>
+                                  <w:sz w:val="36"/>
+                                  <w:szCs w:val="36"/>
+                                  <w14:shadow w14:blurRad="63500" w14:dist="50800" w14:dir="8100000" w14:sx="0" w14:sy="0" w14:kx="0" w14:ky="0" w14:algn="none">
+                                    <w14:srgbClr w14:val="000000">
+                                      <w14:alpha w14:val="50000"/>
+                                    </w14:srgbClr>
+                                  </w14:shadow>
+                                  <w14:textOutline w14:w="9525" w14:cap="flat" w14:cmpd="sng" w14:algn="ctr">
+                                    <w14:solidFill>
+                                      <w14:schemeClr w14:val="tx1">
+                                        <w14:lumMod w14:val="75000"/>
+                                        <w14:lumOff w14:val="25000"/>
+                                      </w14:schemeClr>
+                                    </w14:solidFill>
+                                    <w14:prstDash w14:val="solid"/>
+                                    <w14:round/>
+                                  </w14:textOutline>
+                                </w:rPr>
+                                <w:t>Lascaud</w:t>
+                              </w:r>
+                              <w:proofErr w:type="gramEnd"/>
                             </w:p>
                           </w:txbxContent>
                         </wps:txbx>
@@ -783,7 +850,7 @@
                                 <w:pStyle w:val="Sansinterligne"/>
                                 <w:jc w:val="right"/>
                                 <w:rPr>
-                                  <w:rFonts w:ascii="Cambria" w:hAnsi="Cambria" w:cs="Alef"/>
+                                  <w:rFonts w:ascii="Times New Roman" w:hAnsi="Times New Roman" w:cs="Times New Roman"/>
                                   <w:smallCaps/>
                                   <w:color w:val="808080" w:themeColor="background1" w:themeShade="80"/>
                                   <w:sz w:val="44"/>
@@ -793,7 +860,7 @@
                               </w:pPr>
                               <w:r>
                                 <w:rPr>
-                                  <w:rFonts w:ascii="Cambria" w:hAnsi="Cambria" w:cs="Alef"/>
+                                  <w:rFonts w:ascii="Times New Roman" w:hAnsi="Times New Roman" w:cs="Times New Roman"/>
                                   <w:smallCaps/>
                                   <w:color w:val="808080" w:themeColor="background1" w:themeShade="80"/>
                                   <w:sz w:val="44"/>
@@ -808,20 +875,20 @@
                                 <w:pStyle w:val="Sansinterligne"/>
                                 <w:jc w:val="right"/>
                                 <w:rPr>
-                                  <w:rFonts w:ascii="Bahnschrift SemiLight" w:hAnsi="Bahnschrift SemiLight" w:cs="Alef"/>
+                                  <w:rFonts w:ascii="Garamond" w:hAnsi="Garamond" w:cs="Times New Roman"/>
                                   <w:color w:val="808080" w:themeColor="background1" w:themeShade="80"/>
-                                  <w:sz w:val="18"/>
-                                  <w:szCs w:val="18"/>
+                                  <w:sz w:val="20"/>
+                                  <w:szCs w:val="20"/>
                                   <w:lang w:eastAsia="fr-FR"/>
                                 </w:rPr>
                               </w:pPr>
                               <w:proofErr w:type="gramStart"/>
                               <w:r>
                                 <w:rPr>
-                                  <w:rFonts w:ascii="Bahnschrift SemiLight" w:hAnsi="Bahnschrift SemiLight" w:cs="Alef"/>
+                                  <w:rFonts w:ascii="Garamond" w:hAnsi="Garamond" w:cs="Times New Roman"/>
                                   <w:color w:val="808080" w:themeColor="background1" w:themeShade="80"/>
-                                  <w:sz w:val="18"/>
-                                  <w:szCs w:val="18"/>
+                                  <w:sz w:val="20"/>
+                                  <w:szCs w:val="20"/>
                                   <w:lang w:eastAsia="fr-FR"/>
                                 </w:rPr>
                                 <w:t>à</w:t>
@@ -829,30 +896,30 @@
                               <w:proofErr w:type="gramEnd"/>
                               <w:r>
                                 <w:rPr>
-                                  <w:rFonts w:ascii="Bahnschrift SemiLight" w:hAnsi="Bahnschrift SemiLight" w:cs="Alef"/>
+                                  <w:rFonts w:ascii="Garamond" w:hAnsi="Garamond" w:cs="Times New Roman"/>
                                   <w:color w:val="808080" w:themeColor="background1" w:themeShade="80"/>
-                                  <w:sz w:val="18"/>
-                                  <w:szCs w:val="18"/>
+                                  <w:sz w:val="20"/>
+                                  <w:szCs w:val="20"/>
                                   <w:lang w:eastAsia="fr-FR"/>
                                 </w:rPr>
                                 <w:t xml:space="preserve"> Ptolémée</w:t>
                               </w:r>
                               <w:r>
                                 <w:rPr>
-                                  <w:rFonts w:ascii="Bahnschrift SemiLight" w:hAnsi="Bahnschrift SemiLight" w:cs="Alef"/>
+                                  <w:rFonts w:ascii="Garamond" w:hAnsi="Garamond" w:cs="Times New Roman"/>
                                   <w:color w:val="808080" w:themeColor="background1" w:themeShade="80"/>
-                                  <w:sz w:val="18"/>
-                                  <w:szCs w:val="18"/>
+                                  <w:sz w:val="20"/>
+                                  <w:szCs w:val="20"/>
                                   <w:lang w:eastAsia="fr-FR"/>
                                 </w:rPr>
                                 <w:t xml:space="preserve"> I</w:t>
                               </w:r>
                               <w:r>
                                 <w:rPr>
-                                  <w:rFonts w:ascii="Bahnschrift SemiLight" w:hAnsi="Bahnschrift SemiLight" w:cs="Alef"/>
+                                  <w:rFonts w:ascii="Garamond" w:hAnsi="Garamond" w:cs="Times New Roman"/>
                                   <w:color w:val="808080" w:themeColor="background1" w:themeShade="80"/>
-                                  <w:sz w:val="18"/>
-                                  <w:szCs w:val="18"/>
+                                  <w:sz w:val="20"/>
+                                  <w:szCs w:val="20"/>
                                   <w:vertAlign w:val="superscript"/>
                                   <w:lang w:eastAsia="fr-FR"/>
                                 </w:rPr>
@@ -860,10 +927,10 @@
                               </w:r>
                               <w:r>
                                 <w:rPr>
-                                  <w:rFonts w:ascii="Bahnschrift SemiLight" w:hAnsi="Bahnschrift SemiLight" w:cs="Alef"/>
+                                  <w:rFonts w:ascii="Garamond" w:hAnsi="Garamond" w:cs="Times New Roman"/>
                                   <w:color w:val="808080" w:themeColor="background1" w:themeShade="80"/>
-                                  <w:sz w:val="18"/>
-                                  <w:szCs w:val="18"/>
+                                  <w:sz w:val="20"/>
+                                  <w:szCs w:val="20"/>
                                   <w:lang w:eastAsia="fr-FR"/>
                                 </w:rPr>
                                 <w:t xml:space="preserve">, qui lui demandait s’il existait une voie </w:t>
@@ -874,20 +941,20 @@
                                 <w:pStyle w:val="Sansinterligne"/>
                                 <w:jc w:val="right"/>
                                 <w:rPr>
-                                  <w:rFonts w:ascii="Bahnschrift SemiLight" w:hAnsi="Bahnschrift SemiLight" w:cs="Alef"/>
+                                  <w:rFonts w:ascii="Garamond" w:hAnsi="Garamond" w:cs="Times New Roman"/>
                                   <w:color w:val="808080" w:themeColor="background1" w:themeShade="80"/>
-                                  <w:sz w:val="18"/>
-                                  <w:szCs w:val="18"/>
+                                  <w:sz w:val="20"/>
+                                  <w:szCs w:val="20"/>
                                   <w:lang w:eastAsia="fr-FR"/>
                                 </w:rPr>
                               </w:pPr>
                               <w:proofErr w:type="gramStart"/>
                               <w:r>
                                 <w:rPr>
-                                  <w:rFonts w:ascii="Bahnschrift SemiLight" w:hAnsi="Bahnschrift SemiLight" w:cs="Alef"/>
+                                  <w:rFonts w:ascii="Garamond" w:hAnsi="Garamond" w:cs="Times New Roman"/>
                                   <w:color w:val="808080" w:themeColor="background1" w:themeShade="80"/>
-                                  <w:sz w:val="18"/>
-                                  <w:szCs w:val="18"/>
+                                  <w:sz w:val="20"/>
+                                  <w:szCs w:val="20"/>
                                   <w:lang w:eastAsia="fr-FR"/>
                                 </w:rPr>
                                 <w:t>plus</w:t>
@@ -895,42 +962,42 @@
                               <w:proofErr w:type="gramEnd"/>
                               <w:r>
                                 <w:rPr>
-                                  <w:rFonts w:ascii="Bahnschrift SemiLight" w:hAnsi="Bahnschrift SemiLight" w:cs="Alef"/>
+                                  <w:rFonts w:ascii="Garamond" w:hAnsi="Garamond" w:cs="Times New Roman"/>
                                   <w:color w:val="808080" w:themeColor="background1" w:themeShade="80"/>
-                                  <w:sz w:val="18"/>
-                                  <w:szCs w:val="18"/>
+                                  <w:sz w:val="20"/>
+                                  <w:szCs w:val="20"/>
                                   <w:lang w:eastAsia="fr-FR"/>
                                 </w:rPr>
                                 <w:t xml:space="preserve"> courte que les </w:t>
                               </w:r>
                               <w:r>
                                 <w:rPr>
-                                  <w:rFonts w:ascii="Bahnschrift SemiLight" w:hAnsi="Bahnschrift SemiLight" w:cs="Alef"/>
+                                  <w:rFonts w:ascii="Garamond" w:hAnsi="Garamond" w:cs="Times New Roman"/>
                                   <w:i/>
                                   <w:iCs/>
                                   <w:color w:val="808080" w:themeColor="background1" w:themeShade="80"/>
-                                  <w:sz w:val="18"/>
-                                  <w:szCs w:val="18"/>
+                                  <w:sz w:val="20"/>
+                                  <w:szCs w:val="20"/>
                                   <w:lang w:eastAsia="fr-FR"/>
                                 </w:rPr>
                                 <w:t>Éléments</w:t>
                               </w:r>
                               <w:r>
                                 <w:rPr>
-                                  <w:rFonts w:ascii="Bahnschrift SemiLight" w:hAnsi="Bahnschrift SemiLight" w:cs="Alef"/>
+                                  <w:rFonts w:ascii="Garamond" w:hAnsi="Garamond" w:cs="Times New Roman"/>
                                   <w:color w:val="808080" w:themeColor="background1" w:themeShade="80"/>
-                                  <w:sz w:val="18"/>
-                                  <w:szCs w:val="18"/>
+                                  <w:sz w:val="20"/>
+                                  <w:szCs w:val="20"/>
                                   <w:lang w:eastAsia="fr-FR"/>
                                 </w:rPr>
                                 <w:t xml:space="preserve"> pour apprendre les mathématiques</w:t>
                               </w:r>
                               <w:r>
                                 <w:rPr>
-                                  <w:rFonts w:ascii="Bahnschrift SemiLight" w:hAnsi="Bahnschrift SemiLight" w:cs="Alef"/>
+                                  <w:rFonts w:ascii="Garamond" w:hAnsi="Garamond" w:cs="Times New Roman"/>
                                   <w:color w:val="808080" w:themeColor="background1" w:themeShade="80"/>
-                                  <w:sz w:val="18"/>
-                                  <w:szCs w:val="18"/>
+                                  <w:sz w:val="20"/>
+                                  <w:szCs w:val="20"/>
                                   <w:lang w:eastAsia="fr-FR"/>
                                 </w:rPr>
                                 <w:t>,</w:t>
@@ -941,20 +1008,20 @@
                                 <w:pStyle w:val="Sansinterligne"/>
                                 <w:jc w:val="right"/>
                                 <w:rPr>
-                                  <w:rFonts w:ascii="Bahnschrift SemiLight" w:hAnsi="Bahnschrift SemiLight" w:cs="Alef"/>
+                                  <w:rFonts w:ascii="Garamond" w:hAnsi="Garamond" w:cs="Times New Roman"/>
                                   <w:color w:val="808080" w:themeColor="background1" w:themeShade="80"/>
-                                  <w:sz w:val="16"/>
-                                  <w:szCs w:val="16"/>
+                                  <w:sz w:val="18"/>
+                                  <w:szCs w:val="18"/>
                                   <w:lang w:eastAsia="fr-FR"/>
                                 </w:rPr>
                               </w:pPr>
                               <w:proofErr w:type="gramStart"/>
                               <w:r>
                                 <w:rPr>
-                                  <w:rFonts w:ascii="Bahnschrift SemiLight" w:hAnsi="Bahnschrift SemiLight" w:cs="Alef"/>
+                                  <w:rFonts w:ascii="Garamond" w:hAnsi="Garamond" w:cs="Times New Roman"/>
                                   <w:color w:val="808080" w:themeColor="background1" w:themeShade="80"/>
-                                  <w:sz w:val="16"/>
-                                  <w:szCs w:val="16"/>
+                                  <w:sz w:val="18"/>
+                                  <w:szCs w:val="18"/>
                                   <w:lang w:eastAsia="fr-FR"/>
                                 </w:rPr>
                                 <w:t>rapporté</w:t>
@@ -962,50 +1029,50 @@
                               <w:proofErr w:type="gramEnd"/>
                               <w:r>
                                 <w:rPr>
-                                  <w:rFonts w:ascii="Bahnschrift SemiLight" w:hAnsi="Bahnschrift SemiLight" w:cs="Alef"/>
+                                  <w:rFonts w:ascii="Garamond" w:hAnsi="Garamond" w:cs="Times New Roman"/>
                                   <w:color w:val="808080" w:themeColor="background1" w:themeShade="80"/>
-                                  <w:sz w:val="16"/>
-                                  <w:szCs w:val="16"/>
+                                  <w:sz w:val="18"/>
+                                  <w:szCs w:val="18"/>
                                   <w:lang w:eastAsia="fr-FR"/>
                                 </w:rPr>
                                 <w:t xml:space="preserve"> par Proclus </w:t>
                               </w:r>
                               <w:r>
                                 <w:rPr>
-                                  <w:rFonts w:ascii="Bahnschrift SemiLight" w:hAnsi="Bahnschrift SemiLight" w:cs="Alef"/>
+                                  <w:rFonts w:ascii="Garamond" w:hAnsi="Garamond" w:cs="Times New Roman"/>
                                   <w:color w:val="808080" w:themeColor="background1" w:themeShade="80"/>
-                                  <w:sz w:val="16"/>
-                                  <w:szCs w:val="16"/>
+                                  <w:sz w:val="18"/>
+                                  <w:szCs w:val="18"/>
                                   <w:lang w:eastAsia="fr-FR"/>
                                 </w:rPr>
                                 <w:t xml:space="preserve">de Lycie </w:t>
                               </w:r>
                               <w:r>
                                 <w:rPr>
-                                  <w:rFonts w:ascii="Bahnschrift SemiLight" w:hAnsi="Bahnschrift SemiLight" w:cs="Alef"/>
+                                  <w:rFonts w:ascii="Garamond" w:hAnsi="Garamond" w:cs="Times New Roman"/>
                                   <w:color w:val="808080" w:themeColor="background1" w:themeShade="80"/>
-                                  <w:sz w:val="16"/>
-                                  <w:szCs w:val="16"/>
+                                  <w:sz w:val="18"/>
+                                  <w:szCs w:val="18"/>
                                   <w:lang w:eastAsia="fr-FR"/>
                                 </w:rPr>
                                 <w:t xml:space="preserve">dans </w:t>
                               </w:r>
                               <w:r>
                                 <w:rPr>
-                                  <w:rFonts w:ascii="Bahnschrift SemiLight" w:hAnsi="Bahnschrift SemiLight" w:cs="Alef"/>
+                                  <w:rFonts w:ascii="Garamond" w:hAnsi="Garamond" w:cs="Times New Roman"/>
                                   <w:color w:val="808080" w:themeColor="background1" w:themeShade="80"/>
-                                  <w:sz w:val="16"/>
-                                  <w:szCs w:val="16"/>
+                                  <w:sz w:val="18"/>
+                                  <w:szCs w:val="18"/>
                                   <w:lang w:eastAsia="fr-FR"/>
                                 </w:rPr>
                                 <w:t>le</w:t>
                               </w:r>
                               <w:r>
                                 <w:rPr>
-                                  <w:rFonts w:ascii="Bahnschrift SemiLight" w:hAnsi="Bahnschrift SemiLight" w:cs="Alef"/>
+                                  <w:rFonts w:ascii="Garamond" w:hAnsi="Garamond" w:cs="Times New Roman"/>
                                   <w:color w:val="808080" w:themeColor="background1" w:themeShade="80"/>
-                                  <w:sz w:val="16"/>
-                                  <w:szCs w:val="16"/>
+                                  <w:sz w:val="18"/>
+                                  <w:szCs w:val="18"/>
                                   <w:lang w:eastAsia="fr-FR"/>
                                 </w:rPr>
                                 <w:t xml:space="preserve"> commentaire </w:t>
@@ -1016,20 +1083,20 @@
                                 <w:pStyle w:val="Sansinterligne"/>
                                 <w:jc w:val="right"/>
                                 <w:rPr>
-                                  <w:rFonts w:ascii="Bahnschrift SemiLight" w:hAnsi="Bahnschrift SemiLight" w:cs="Alef"/>
+                                  <w:rFonts w:ascii="Garamond" w:hAnsi="Garamond" w:cs="Times New Roman"/>
                                   <w:color w:val="808080" w:themeColor="background1" w:themeShade="80"/>
-                                  <w:sz w:val="16"/>
-                                  <w:szCs w:val="16"/>
+                                  <w:sz w:val="18"/>
+                                  <w:szCs w:val="18"/>
                                   <w:lang w:eastAsia="fr-FR"/>
                                 </w:rPr>
                               </w:pPr>
                               <w:proofErr w:type="gramStart"/>
                               <w:r>
                                 <w:rPr>
-                                  <w:rFonts w:ascii="Bahnschrift SemiLight" w:hAnsi="Bahnschrift SemiLight" w:cs="Alef"/>
+                                  <w:rFonts w:ascii="Garamond" w:hAnsi="Garamond" w:cs="Times New Roman"/>
                                   <w:color w:val="808080" w:themeColor="background1" w:themeShade="80"/>
-                                  <w:sz w:val="16"/>
-                                  <w:szCs w:val="16"/>
+                                  <w:sz w:val="18"/>
+                                  <w:szCs w:val="18"/>
                                   <w:lang w:eastAsia="fr-FR"/>
                                 </w:rPr>
                                 <w:t>du</w:t>
@@ -1037,52 +1104,52 @@
                               <w:proofErr w:type="gramEnd"/>
                               <w:r>
                                 <w:rPr>
-                                  <w:rFonts w:ascii="Bahnschrift SemiLight" w:hAnsi="Bahnschrift SemiLight" w:cs="Alef"/>
+                                  <w:rFonts w:ascii="Garamond" w:hAnsi="Garamond" w:cs="Times New Roman"/>
                                   <w:color w:val="808080" w:themeColor="background1" w:themeShade="80"/>
-                                  <w:sz w:val="16"/>
-                                  <w:szCs w:val="16"/>
+                                  <w:sz w:val="18"/>
+                                  <w:szCs w:val="18"/>
                                   <w:lang w:eastAsia="fr-FR"/>
                                 </w:rPr>
                                 <w:t xml:space="preserve"> premier livre </w:t>
                               </w:r>
                               <w:r>
                                 <w:rPr>
-                                  <w:rFonts w:ascii="Bahnschrift SemiLight" w:hAnsi="Bahnschrift SemiLight" w:cs="Alef"/>
+                                  <w:rFonts w:ascii="Garamond" w:hAnsi="Garamond" w:cs="Times New Roman"/>
                                   <w:color w:val="808080" w:themeColor="background1" w:themeShade="80"/>
-                                  <w:sz w:val="16"/>
-                                  <w:szCs w:val="16"/>
+                                  <w:sz w:val="18"/>
+                                  <w:szCs w:val="18"/>
                                   <w:lang w:eastAsia="fr-FR"/>
                                 </w:rPr>
                                 <w:t xml:space="preserve">des </w:t>
                               </w:r>
                               <w:r>
                                 <w:rPr>
-                                  <w:rFonts w:ascii="Bahnschrift SemiLight" w:hAnsi="Bahnschrift SemiLight" w:cs="Alef"/>
+                                  <w:rFonts w:ascii="Garamond" w:hAnsi="Garamond" w:cs="Times New Roman"/>
                                   <w:i/>
                                   <w:iCs/>
                                   <w:color w:val="808080" w:themeColor="background1" w:themeShade="80"/>
-                                  <w:sz w:val="16"/>
-                                  <w:szCs w:val="16"/>
+                                  <w:sz w:val="18"/>
+                                  <w:szCs w:val="18"/>
                                   <w:lang w:eastAsia="fr-FR"/>
                                 </w:rPr>
                                 <w:t>Éléments</w:t>
                               </w:r>
                               <w:r>
                                 <w:rPr>
-                                  <w:rFonts w:ascii="Bahnschrift SemiLight" w:hAnsi="Bahnschrift SemiLight" w:cs="Alef"/>
+                                  <w:rFonts w:ascii="Garamond" w:hAnsi="Garamond" w:cs="Times New Roman"/>
                                   <w:color w:val="808080" w:themeColor="background1" w:themeShade="80"/>
-                                  <w:sz w:val="16"/>
-                                  <w:szCs w:val="16"/>
+                                  <w:sz w:val="18"/>
+                                  <w:szCs w:val="18"/>
                                   <w:lang w:eastAsia="fr-FR"/>
                                 </w:rPr>
                                 <w:t>, V</w:t>
                               </w:r>
                               <w:r>
                                 <w:rPr>
-                                  <w:rFonts w:ascii="Bahnschrift SemiLight" w:hAnsi="Bahnschrift SemiLight" w:cs="Alef"/>
+                                  <w:rFonts w:ascii="Garamond" w:hAnsi="Garamond" w:cs="Times New Roman"/>
                                   <w:color w:val="808080" w:themeColor="background1" w:themeShade="80"/>
-                                  <w:sz w:val="16"/>
-                                  <w:szCs w:val="16"/>
+                                  <w:sz w:val="18"/>
+                                  <w:szCs w:val="18"/>
                                   <w:vertAlign w:val="superscript"/>
                                   <w:lang w:eastAsia="fr-FR"/>
                                 </w:rPr>
@@ -1090,10 +1157,10 @@
                               </w:r>
                               <w:r>
                                 <w:rPr>
-                                  <w:rFonts w:ascii="Bahnschrift SemiLight" w:hAnsi="Bahnschrift SemiLight" w:cs="Alef"/>
+                                  <w:rFonts w:ascii="Garamond" w:hAnsi="Garamond" w:cs="Times New Roman"/>
                                   <w:color w:val="808080" w:themeColor="background1" w:themeShade="80"/>
-                                  <w:sz w:val="16"/>
-                                  <w:szCs w:val="16"/>
+                                  <w:sz w:val="18"/>
+                                  <w:szCs w:val="18"/>
                                   <w:lang w:eastAsia="fr-FR"/>
                                 </w:rPr>
                                 <w:t xml:space="preserve"> s </w:t>
@@ -1101,10 +1168,10 @@
                               <w:proofErr w:type="spellStart"/>
                               <w:r>
                                 <w:rPr>
-                                  <w:rFonts w:ascii="Bahnschrift SemiLight" w:hAnsi="Bahnschrift SemiLight" w:cs="Alef"/>
+                                  <w:rFonts w:ascii="Garamond" w:hAnsi="Garamond" w:cs="Times New Roman"/>
                                   <w:color w:val="808080" w:themeColor="background1" w:themeShade="80"/>
-                                  <w:sz w:val="16"/>
-                                  <w:szCs w:val="16"/>
+                                  <w:sz w:val="18"/>
+                                  <w:szCs w:val="18"/>
                                   <w:lang w:eastAsia="fr-FR"/>
                                 </w:rPr>
                                 <w:t>ap</w:t>
@@ -1112,10 +1179,10 @@
                               <w:proofErr w:type="spellEnd"/>
                               <w:r>
                                 <w:rPr>
-                                  <w:rFonts w:ascii="Bahnschrift SemiLight" w:hAnsi="Bahnschrift SemiLight" w:cs="Alef"/>
+                                  <w:rFonts w:ascii="Garamond" w:hAnsi="Garamond" w:cs="Times New Roman"/>
                                   <w:color w:val="808080" w:themeColor="background1" w:themeShade="80"/>
-                                  <w:sz w:val="16"/>
-                                  <w:szCs w:val="16"/>
+                                  <w:sz w:val="18"/>
+                                  <w:szCs w:val="18"/>
                                   <w:lang w:eastAsia="fr-FR"/>
                                 </w:rPr>
                                 <w:t>. J.-C.</w:t>
@@ -1126,11 +1193,11 @@
                                 <w:pStyle w:val="Sansinterligne"/>
                                 <w:jc w:val="right"/>
                                 <w:rPr>
-                                  <w:rFonts w:ascii="Cambria" w:hAnsi="Cambria" w:cs="Alef"/>
+                                  <w:rFonts w:ascii="Garamond" w:hAnsi="Garamond" w:cs="Times New Roman"/>
                                   <w:smallCaps/>
                                   <w:color w:val="808080" w:themeColor="background1" w:themeShade="80"/>
-                                  <w:sz w:val="44"/>
-                                  <w:szCs w:val="44"/>
+                                  <w:sz w:val="48"/>
+                                  <w:szCs w:val="48"/>
                                   <w:lang w:eastAsia="fr-FR"/>
                                 </w:rPr>
                               </w:pPr>
@@ -1140,7 +1207,7 @@
                                 <w:pStyle w:val="Sansinterligne"/>
                                 <w:jc w:val="right"/>
                                 <w:rPr>
-                                  <w:rFonts w:ascii="Cambria" w:hAnsi="Cambria" w:cs="Alef"/>
+                                  <w:rFonts w:ascii="Times New Roman" w:hAnsi="Times New Roman" w:cs="Times New Roman"/>
                                   <w:smallCaps/>
                                   <w:color w:val="808080" w:themeColor="background1" w:themeShade="80"/>
                                   <w:sz w:val="56"/>
@@ -1153,7 +1220,7 @@
                               <w:pPr>
                                 <w:pStyle w:val="Sansinterligne"/>
                                 <w:rPr>
-                                  <w:rFonts w:ascii="Cambria" w:hAnsi="Cambria" w:cs="Alef"/>
+                                  <w:rFonts w:ascii="Times New Roman" w:hAnsi="Times New Roman" w:cs="Times New Roman"/>
                                   <w:smallCaps/>
                                   <w:color w:val="808080" w:themeColor="background1" w:themeShade="80"/>
                                   <w:sz w:val="52"/>
@@ -1167,7 +1234,7 @@
                                 <w:pStyle w:val="Sansinterligne"/>
                                 <w:jc w:val="center"/>
                                 <w:rPr>
-                                  <w:rFonts w:ascii="Bahnschrift SemiLight" w:hAnsi="Bahnschrift SemiLight" w:cs="Alef"/>
+                                  <w:rFonts w:ascii="Times New Roman" w:hAnsi="Times New Roman" w:cs="Times New Roman"/>
                                   <w:smallCaps/>
                                   <w:color w:val="808080" w:themeColor="background1" w:themeShade="80"/>
                                   <w:sz w:val="44"/>
@@ -1181,7 +1248,7 @@
                                 <w:pStyle w:val="Sansinterligne"/>
                                 <w:jc w:val="right"/>
                                 <w:rPr>
-                                  <w:rFonts w:ascii="Cambria" w:hAnsi="Cambria" w:cs="Alef"/>
+                                  <w:rFonts w:ascii="Times New Roman" w:hAnsi="Times New Roman" w:cs="Times New Roman"/>
                                   <w:smallCaps/>
                                   <w:color w:val="808080" w:themeColor="background1" w:themeShade="80"/>
                                   <w:sz w:val="44"/>
@@ -1195,7 +1262,7 @@
                                 <w:pStyle w:val="Sansinterligne"/>
                                 <w:jc w:val="right"/>
                                 <w:rPr>
-                                  <w:rFonts w:ascii="Cambria" w:hAnsi="Cambria" w:cs="Alef"/>
+                                  <w:rFonts w:ascii="Times New Roman" w:hAnsi="Times New Roman" w:cs="Times New Roman"/>
                                   <w:smallCaps/>
                                   <w:color w:val="808080" w:themeColor="background1" w:themeShade="80"/>
                                   <w:sz w:val="44"/>
@@ -1208,7 +1275,7 @@
                               <w:pPr>
                                 <w:pStyle w:val="Sansinterligne"/>
                                 <w:rPr>
-                                  <w:rFonts w:ascii="Cambria" w:hAnsi="Cambria" w:cs="Alef"/>
+                                  <w:rFonts w:ascii="Times New Roman" w:hAnsi="Times New Roman" w:cs="Times New Roman"/>
                                   <w:smallCaps/>
                                   <w:color w:val="808080" w:themeColor="background1" w:themeShade="80"/>
                                   <w:sz w:val="160"/>
@@ -1249,12 +1316,12 @@
           </mc:Choice>
           <mc:Fallback>
             <w:pict>
-              <v:group w14:anchorId="7E25C63F" id="Groupe 12" o:spid="_x0000_s1027" style="position:absolute;margin-left:152.35pt;margin-top:14.95pt;width:573.65pt;height:465.6pt;z-index:251643904;mso-width-relative:margin;mso-height-relative:margin" coordorigin="19939,980" coordsize="72857,59145" o:gfxdata="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">
+              <v:group w14:anchorId="7E25C63F" id="Groupe 12" o:spid="_x0000_s1027" style="position:absolute;margin-left:152.35pt;margin-top:14.95pt;width:573.65pt;height:465.6pt;z-index:251643904;mso-width-relative:margin;mso-height-relative:margin" coordorigin="19939,980" coordsize="72857,59145" o:gfxdata="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">
                 <v:shapetype id="_x0000_t202" coordsize="21600,21600" o:spt="202" path="m,l,21600r21600,l21600,xe">
                   <v:stroke joinstyle="miter"/>
                   <v:path gradientshapeok="t" o:connecttype="rect"/>
                 </v:shapetype>
-                <v:shape id="_x0000_s1028" type="#_x0000_t202" style="position:absolute;left:19939;top:3962;width:65008;height:14704;visibility:visible;mso-wrap-style:square;v-text-anchor:top" o:gfxdata="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" filled="f" stroked="f">
+                <v:shape id="_x0000_s1028" type="#_x0000_t202" style="position:absolute;left:19939;top:3955;width:65008;height:14716;visibility:visible;mso-wrap-style:square;v-text-anchor:top" o:gfxdata="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" filled="f" stroked="f">
                   <v:textbox style="mso-fit-shape-to-text:t">
                     <w:txbxContent>
                       <w:p>
@@ -1266,12 +1333,12 @@
                             <w:spacing w:val="-10"/>
                             <w:sz w:val="144"/>
                             <w:szCs w:val="144"/>
-                            <w14:glow w14:rad="38100">
-                              <w14:srgbClr w14:val="FF0000">
-                                <w14:alpha w14:val="60000"/>
-                              </w14:srgbClr>
+                            <w14:glow w14:rad="101600">
+                              <w14:schemeClr w14:val="tx1">
+                                <w14:alpha w14:val="40000"/>
+                              </w14:schemeClr>
                             </w14:glow>
-                            <w14:shadow w14:blurRad="50800" w14:dist="38100" w14:dir="2700000" w14:sx="100000" w14:sy="100000" w14:kx="0" w14:ky="0" w14:algn="tl">
+                            <w14:shadow w14:blurRad="0" w14:dist="0" w14:dir="2700000" w14:sx="100000" w14:sy="100000" w14:kx="0" w14:ky="0" w14:algn="tl">
                               <w14:srgbClr w14:val="000000">
                                 <w14:alpha w14:val="60000"/>
                               </w14:srgbClr>
@@ -1293,12 +1360,12 @@
                             <w:spacing w:val="-10"/>
                             <w:sz w:val="144"/>
                             <w:szCs w:val="144"/>
-                            <w14:glow w14:rad="33020">
-                              <w14:srgbClr w14:val="FF0000">
-                                <w14:alpha w14:val="60000"/>
-                              </w14:srgbClr>
+                            <w14:glow w14:rad="101600">
+                              <w14:schemeClr w14:val="tx1">
+                                <w14:alpha w14:val="40000"/>
+                              </w14:schemeClr>
                             </w14:glow>
-                            <w14:shadow w14:blurRad="50800" w14:dist="38100" w14:dir="2700000" w14:sx="100000" w14:sy="100000" w14:kx="0" w14:ky="0" w14:algn="tl">
+                            <w14:shadow w14:blurRad="0" w14:dist="0" w14:dir="2700000" w14:sx="100000" w14:sy="100000" w14:kx="0" w14:ky="0" w14:algn="tl">
                               <w14:srgbClr w14:val="000000">
                                 <w14:alpha w14:val="60000"/>
                               </w14:srgbClr>
@@ -1317,23 +1384,18 @@
                     </w:txbxContent>
                   </v:textbox>
                 </v:shape>
-                <v:shape id="_x0000_s1029" type="#_x0000_t202" style="position:absolute;left:19939;top:13004;width:59944;height:8428;visibility:visible;mso-wrap-style:square;v-text-anchor:top" o:gfxdata="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" filled="f" stroked="f">
+                <v:shape id="_x0000_s1029" type="#_x0000_t202" style="position:absolute;left:19939;top:13527;width:69726;height:7006;visibility:visible;mso-wrap-style:square;v-text-anchor:top" o:gfxdata="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" filled="f" stroked="f">
                   <v:textbox style="mso-fit-shape-to-text:t">
                     <w:txbxContent>
                       <w:p>
                         <w:pPr>
                           <w:rPr>
-                            <w:rFonts w:ascii="Berlin Sans FB Demi" w:hAnsi="Berlin Sans FB Demi"/>
+                            <w:rFonts w:ascii="Raleway Black" w:hAnsi="Raleway Black"/>
                             <w:bCs/>
                             <w:color w:val="DBDBDB" w:themeColor="accent3" w:themeTint="66"/>
                             <w:spacing w:val="10"/>
-                            <w:sz w:val="72"/>
-                            <w:szCs w:val="72"/>
-                            <w14:glow w14:rad="25400">
-                              <w14:srgbClr w14:val="FF0000">
-                                <w14:alpha w14:val="78000"/>
-                              </w14:srgbClr>
-                            </w14:glow>
+                            <w:sz w:val="56"/>
+                            <w:szCs w:val="56"/>
                             <w14:shadow w14:blurRad="50800" w14:dist="38100" w14:dir="2700000" w14:sx="100000" w14:sy="100000" w14:kx="0" w14:ky="0" w14:algn="tl">
                               <w14:srgbClr w14:val="000000">
                                 <w14:alpha w14:val="60000"/>
@@ -1353,17 +1415,12 @@
                         </w:pPr>
                         <w:r>
                           <w:rPr>
-                            <w:rFonts w:ascii="Berlin Sans FB Demi" w:hAnsi="Berlin Sans FB Demi"/>
+                            <w:rFonts w:ascii="Raleway Black" w:hAnsi="Raleway Black"/>
                             <w:bCs/>
                             <w:color w:val="DBDBDB" w:themeColor="accent3" w:themeTint="66"/>
                             <w:spacing w:val="10"/>
-                            <w:sz w:val="72"/>
-                            <w:szCs w:val="72"/>
-                            <w14:glow w14:rad="25400">
-                              <w14:srgbClr w14:val="FF0000">
-                                <w14:alpha w14:val="78000"/>
-                              </w14:srgbClr>
-                            </w14:glow>
+                            <w:sz w:val="56"/>
+                            <w:szCs w:val="56"/>
                             <w14:shadow w14:blurRad="50800" w14:dist="38100" w14:dir="2700000" w14:sx="100000" w14:sy="100000" w14:kx="0" w14:ky="0" w14:algn="tl">
                               <w14:srgbClr w14:val="000000">
                                 <w14:alpha w14:val="60000"/>
@@ -1380,21 +1437,16 @@
                               <w14:round/>
                             </w14:textOutline>
                           </w:rPr>
-                          <w:t xml:space="preserve">Didactique et </w:t>
+                          <w:t>Enseignement &amp; documents</w:t>
                         </w:r>
                         <w:r>
                           <w:rPr>
-                            <w:rFonts w:ascii="Berlin Sans FB Demi" w:hAnsi="Berlin Sans FB Demi"/>
+                            <w:rFonts w:ascii="Raleway Black" w:hAnsi="Raleway Black"/>
                             <w:bCs/>
                             <w:color w:val="DBDBDB" w:themeColor="accent3" w:themeTint="66"/>
                             <w:spacing w:val="10"/>
-                            <w:sz w:val="72"/>
-                            <w:szCs w:val="72"/>
-                            <w14:glow w14:rad="25400">
-                              <w14:srgbClr w14:val="FF0000">
-                                <w14:alpha w14:val="78000"/>
-                              </w14:srgbClr>
-                            </w14:glow>
+                            <w:sz w:val="56"/>
+                            <w:szCs w:val="56"/>
                             <w14:shadow w14:blurRad="50800" w14:dist="38100" w14:dir="2700000" w14:sx="100000" w14:sy="100000" w14:kx="0" w14:ky="0" w14:algn="tl">
                               <w14:srgbClr w14:val="000000">
                                 <w14:alpha w14:val="60000"/>
@@ -1411,7 +1463,7 @@
                               <w14:round/>
                             </w14:textOutline>
                           </w:rPr>
-                          <w:t>jolies choses</w:t>
+                          <w:t xml:space="preserve"> divers</w:t>
                         </w:r>
                       </w:p>
                     </w:txbxContent>
@@ -1423,9 +1475,10 @@
                       <w:p>
                         <w:pPr>
                           <w:rPr>
-                            <w:rFonts w:ascii="Butler" w:hAnsi="Butler" w:cs="CMU Sans Serif Demi Condensed"/>
+                            <w:rFonts w:ascii="Avenir Next LT Pro" w:hAnsi="Avenir Next LT Pro" w:cs="CMU Sans Serif Demi Condensed"/>
                             <w:b/>
                             <w:color w:val="262626" w:themeColor="text1" w:themeTint="D9"/>
+                            <w:spacing w:val="20"/>
                             <w:sz w:val="36"/>
                             <w:szCs w:val="36"/>
                             <w14:shadow w14:blurRad="63500" w14:dist="50800" w14:dir="8100000" w14:sx="0" w14:sy="0" w14:kx="0" w14:ky="0" w14:algn="none">
@@ -1445,11 +1498,13 @@
                             </w14:textOutline>
                           </w:rPr>
                         </w:pPr>
+                        <w:proofErr w:type="gramStart"/>
                         <w:r>
                           <w:rPr>
-                            <w:rFonts w:ascii="Butler" w:hAnsi="Butler" w:cs="CMU Sans Serif Demi Condensed"/>
+                            <w:rFonts w:ascii="Avenir Next LT Pro" w:hAnsi="Avenir Next LT Pro" w:cs="CMU Sans Serif Demi Condensed"/>
                             <w:b/>
                             <w:color w:val="262626" w:themeColor="text1" w:themeTint="D9"/>
+                            <w:spacing w:val="20"/>
                             <w:sz w:val="36"/>
                             <w:szCs w:val="36"/>
                             <w14:shadow w14:blurRad="63500" w14:dist="50800" w14:dir="8100000" w14:sx="0" w14:sy="0" w14:kx="0" w14:ky="0" w14:algn="none">
@@ -1468,8 +1523,87 @@
                               <w14:round/>
                             </w14:textOutline>
                           </w:rPr>
-                          <w:t>Louis Lascaud</w:t>
+                          <w:t>Louis</w:t>
                         </w:r>
+                        <w:r>
+                          <w:rPr>
+                            <w:rFonts w:ascii="Avenir Next LT Pro" w:hAnsi="Avenir Next LT Pro" w:cs="CMU Sans Serif Demi Condensed"/>
+                            <w:b/>
+                            <w:color w:val="262626" w:themeColor="text1" w:themeTint="D9"/>
+                            <w:spacing w:val="20"/>
+                            <w:sz w:val="24"/>
+                            <w:szCs w:val="24"/>
+                            <w14:shadow w14:blurRad="63500" w14:dist="50800" w14:dir="8100000" w14:sx="0" w14:sy="0" w14:kx="0" w14:ky="0" w14:algn="none">
+                              <w14:srgbClr w14:val="000000">
+                                <w14:alpha w14:val="50000"/>
+                              </w14:srgbClr>
+                            </w14:shadow>
+                            <w14:textOutline w14:w="9525" w14:cap="flat" w14:cmpd="sng" w14:algn="ctr">
+                              <w14:solidFill>
+                                <w14:schemeClr w14:val="tx1">
+                                  <w14:lumMod w14:val="75000"/>
+                                  <w14:lumOff w14:val="25000"/>
+                                </w14:schemeClr>
+                              </w14:solidFill>
+                              <w14:prstDash w14:val="solid"/>
+                              <w14:round/>
+                            </w14:textOutline>
+                          </w:rPr>
+                          <w:t xml:space="preserve"> </w:t>
+                        </w:r>
+                        <w:r>
+                          <w:rPr>
+                            <w:rFonts w:ascii="Avenir Next LT Pro" w:hAnsi="Avenir Next LT Pro" w:cs="CMU Sans Serif Demi Condensed"/>
+                            <w:b/>
+                            <w:color w:val="262626" w:themeColor="text1" w:themeTint="D9"/>
+                            <w:spacing w:val="20"/>
+                            <w:sz w:val="24"/>
+                            <w:szCs w:val="24"/>
+                            <w14:shadow w14:blurRad="63500" w14:dist="50800" w14:dir="8100000" w14:sx="0" w14:sy="0" w14:kx="0" w14:ky="0" w14:algn="none">
+                              <w14:srgbClr w14:val="000000">
+                                <w14:alpha w14:val="50000"/>
+                              </w14:srgbClr>
+                            </w14:shadow>
+                            <w14:textOutline w14:w="9525" w14:cap="flat" w14:cmpd="sng" w14:algn="ctr">
+                              <w14:solidFill>
+                                <w14:schemeClr w14:val="tx1">
+                                  <w14:lumMod w14:val="75000"/>
+                                  <w14:lumOff w14:val="25000"/>
+                                </w14:schemeClr>
+                              </w14:solidFill>
+                              <w14:prstDash w14:val="solid"/>
+                              <w14:round/>
+                            </w14:textOutline>
+                          </w:rPr>
+                          <w:t xml:space="preserve"> </w:t>
+                        </w:r>
+                        <w:r>
+                          <w:rPr>
+                            <w:rFonts w:ascii="Avenir Next LT Pro" w:hAnsi="Avenir Next LT Pro" w:cs="CMU Sans Serif Demi Condensed"/>
+                            <w:b/>
+                            <w:color w:val="262626" w:themeColor="text1" w:themeTint="D9"/>
+                            <w:spacing w:val="20"/>
+                            <w:sz w:val="36"/>
+                            <w:szCs w:val="36"/>
+                            <w14:shadow w14:blurRad="63500" w14:dist="50800" w14:dir="8100000" w14:sx="0" w14:sy="0" w14:kx="0" w14:ky="0" w14:algn="none">
+                              <w14:srgbClr w14:val="000000">
+                                <w14:alpha w14:val="50000"/>
+                              </w14:srgbClr>
+                            </w14:shadow>
+                            <w14:textOutline w14:w="9525" w14:cap="flat" w14:cmpd="sng" w14:algn="ctr">
+                              <w14:solidFill>
+                                <w14:schemeClr w14:val="tx1">
+                                  <w14:lumMod w14:val="75000"/>
+                                  <w14:lumOff w14:val="25000"/>
+                                </w14:schemeClr>
+                              </w14:solidFill>
+                              <w14:prstDash w14:val="solid"/>
+                              <w14:round/>
+                            </w14:textOutline>
+                          </w:rPr>
+                          <w:t>Lascaud</w:t>
+                        </w:r>
+                        <w:proofErr w:type="gramEnd"/>
                       </w:p>
                     </w:txbxContent>
                   </v:textbox>
@@ -1751,7 +1885,7 @@
                           <w:pStyle w:val="Sansinterligne"/>
                           <w:jc w:val="right"/>
                           <w:rPr>
-                            <w:rFonts w:ascii="Cambria" w:hAnsi="Cambria" w:cs="Alef"/>
+                            <w:rFonts w:ascii="Times New Roman" w:hAnsi="Times New Roman" w:cs="Times New Roman"/>
                             <w:smallCaps/>
                             <w:color w:val="808080" w:themeColor="background1" w:themeShade="80"/>
                             <w:sz w:val="44"/>
@@ -1761,7 +1895,7 @@
                         </w:pPr>
                         <w:r>
                           <w:rPr>
-                            <w:rFonts w:ascii="Cambria" w:hAnsi="Cambria" w:cs="Alef"/>
+                            <w:rFonts w:ascii="Times New Roman" w:hAnsi="Times New Roman" w:cs="Times New Roman"/>
                             <w:smallCaps/>
                             <w:color w:val="808080" w:themeColor="background1" w:themeShade="80"/>
                             <w:sz w:val="44"/>
@@ -1776,20 +1910,20 @@
                           <w:pStyle w:val="Sansinterligne"/>
                           <w:jc w:val="right"/>
                           <w:rPr>
-                            <w:rFonts w:ascii="Bahnschrift SemiLight" w:hAnsi="Bahnschrift SemiLight" w:cs="Alef"/>
+                            <w:rFonts w:ascii="Garamond" w:hAnsi="Garamond" w:cs="Times New Roman"/>
                             <w:color w:val="808080" w:themeColor="background1" w:themeShade="80"/>
-                            <w:sz w:val="18"/>
-                            <w:szCs w:val="18"/>
+                            <w:sz w:val="20"/>
+                            <w:szCs w:val="20"/>
                             <w:lang w:eastAsia="fr-FR"/>
                           </w:rPr>
                         </w:pPr>
                         <w:proofErr w:type="gramStart"/>
                         <w:r>
                           <w:rPr>
-                            <w:rFonts w:ascii="Bahnschrift SemiLight" w:hAnsi="Bahnschrift SemiLight" w:cs="Alef"/>
+                            <w:rFonts w:ascii="Garamond" w:hAnsi="Garamond" w:cs="Times New Roman"/>
                             <w:color w:val="808080" w:themeColor="background1" w:themeShade="80"/>
-                            <w:sz w:val="18"/>
-                            <w:szCs w:val="18"/>
+                            <w:sz w:val="20"/>
+                            <w:szCs w:val="20"/>
                             <w:lang w:eastAsia="fr-FR"/>
                           </w:rPr>
                           <w:t>à</w:t>
@@ -1797,30 +1931,30 @@
                         <w:proofErr w:type="gramEnd"/>
                         <w:r>
                           <w:rPr>
-                            <w:rFonts w:ascii="Bahnschrift SemiLight" w:hAnsi="Bahnschrift SemiLight" w:cs="Alef"/>
+                            <w:rFonts w:ascii="Garamond" w:hAnsi="Garamond" w:cs="Times New Roman"/>
                             <w:color w:val="808080" w:themeColor="background1" w:themeShade="80"/>
-                            <w:sz w:val="18"/>
-                            <w:szCs w:val="18"/>
+                            <w:sz w:val="20"/>
+                            <w:szCs w:val="20"/>
                             <w:lang w:eastAsia="fr-FR"/>
                           </w:rPr>
                           <w:t xml:space="preserve"> Ptolémée</w:t>
                         </w:r>
                         <w:r>
                           <w:rPr>
-                            <w:rFonts w:ascii="Bahnschrift SemiLight" w:hAnsi="Bahnschrift SemiLight" w:cs="Alef"/>
+                            <w:rFonts w:ascii="Garamond" w:hAnsi="Garamond" w:cs="Times New Roman"/>
                             <w:color w:val="808080" w:themeColor="background1" w:themeShade="80"/>
-                            <w:sz w:val="18"/>
-                            <w:szCs w:val="18"/>
+                            <w:sz w:val="20"/>
+                            <w:szCs w:val="20"/>
                             <w:lang w:eastAsia="fr-FR"/>
                           </w:rPr>
                           <w:t xml:space="preserve"> I</w:t>
                         </w:r>
                         <w:r>
                           <w:rPr>
-                            <w:rFonts w:ascii="Bahnschrift SemiLight" w:hAnsi="Bahnschrift SemiLight" w:cs="Alef"/>
+                            <w:rFonts w:ascii="Garamond" w:hAnsi="Garamond" w:cs="Times New Roman"/>
                             <w:color w:val="808080" w:themeColor="background1" w:themeShade="80"/>
-                            <w:sz w:val="18"/>
-                            <w:szCs w:val="18"/>
+                            <w:sz w:val="20"/>
+                            <w:szCs w:val="20"/>
                             <w:vertAlign w:val="superscript"/>
                             <w:lang w:eastAsia="fr-FR"/>
                           </w:rPr>
@@ -1828,10 +1962,10 @@
                         </w:r>
                         <w:r>
                           <w:rPr>
-                            <w:rFonts w:ascii="Bahnschrift SemiLight" w:hAnsi="Bahnschrift SemiLight" w:cs="Alef"/>
+                            <w:rFonts w:ascii="Garamond" w:hAnsi="Garamond" w:cs="Times New Roman"/>
                             <w:color w:val="808080" w:themeColor="background1" w:themeShade="80"/>
-                            <w:sz w:val="18"/>
-                            <w:szCs w:val="18"/>
+                            <w:sz w:val="20"/>
+                            <w:szCs w:val="20"/>
                             <w:lang w:eastAsia="fr-FR"/>
                           </w:rPr>
                           <w:t xml:space="preserve">, qui lui demandait s’il existait une voie </w:t>
@@ -1842,20 +1976,20 @@
                           <w:pStyle w:val="Sansinterligne"/>
                           <w:jc w:val="right"/>
                           <w:rPr>
-                            <w:rFonts w:ascii="Bahnschrift SemiLight" w:hAnsi="Bahnschrift SemiLight" w:cs="Alef"/>
+                            <w:rFonts w:ascii="Garamond" w:hAnsi="Garamond" w:cs="Times New Roman"/>
                             <w:color w:val="808080" w:themeColor="background1" w:themeShade="80"/>
-                            <w:sz w:val="18"/>
-                            <w:szCs w:val="18"/>
+                            <w:sz w:val="20"/>
+                            <w:szCs w:val="20"/>
                             <w:lang w:eastAsia="fr-FR"/>
                           </w:rPr>
                         </w:pPr>
                         <w:proofErr w:type="gramStart"/>
                         <w:r>
                           <w:rPr>
-                            <w:rFonts w:ascii="Bahnschrift SemiLight" w:hAnsi="Bahnschrift SemiLight" w:cs="Alef"/>
+                            <w:rFonts w:ascii="Garamond" w:hAnsi="Garamond" w:cs="Times New Roman"/>
                             <w:color w:val="808080" w:themeColor="background1" w:themeShade="80"/>
-                            <w:sz w:val="18"/>
-                            <w:szCs w:val="18"/>
+                            <w:sz w:val="20"/>
+                            <w:szCs w:val="20"/>
                             <w:lang w:eastAsia="fr-FR"/>
                           </w:rPr>
                           <w:t>plus</w:t>
@@ -1863,42 +1997,42 @@
                         <w:proofErr w:type="gramEnd"/>
                         <w:r>
                           <w:rPr>
-                            <w:rFonts w:ascii="Bahnschrift SemiLight" w:hAnsi="Bahnschrift SemiLight" w:cs="Alef"/>
+                            <w:rFonts w:ascii="Garamond" w:hAnsi="Garamond" w:cs="Times New Roman"/>
                             <w:color w:val="808080" w:themeColor="background1" w:themeShade="80"/>
-                            <w:sz w:val="18"/>
-                            <w:szCs w:val="18"/>
+                            <w:sz w:val="20"/>
+                            <w:szCs w:val="20"/>
                             <w:lang w:eastAsia="fr-FR"/>
                           </w:rPr>
                           <w:t xml:space="preserve"> courte que les </w:t>
                         </w:r>
                         <w:r>
                           <w:rPr>
-                            <w:rFonts w:ascii="Bahnschrift SemiLight" w:hAnsi="Bahnschrift SemiLight" w:cs="Alef"/>
+                            <w:rFonts w:ascii="Garamond" w:hAnsi="Garamond" w:cs="Times New Roman"/>
                             <w:i/>
                             <w:iCs/>
                             <w:color w:val="808080" w:themeColor="background1" w:themeShade="80"/>
-                            <w:sz w:val="18"/>
-                            <w:szCs w:val="18"/>
+                            <w:sz w:val="20"/>
+                            <w:szCs w:val="20"/>
                             <w:lang w:eastAsia="fr-FR"/>
                           </w:rPr>
                           <w:t>Éléments</w:t>
                         </w:r>
                         <w:r>
                           <w:rPr>
-                            <w:rFonts w:ascii="Bahnschrift SemiLight" w:hAnsi="Bahnschrift SemiLight" w:cs="Alef"/>
+                            <w:rFonts w:ascii="Garamond" w:hAnsi="Garamond" w:cs="Times New Roman"/>
                             <w:color w:val="808080" w:themeColor="background1" w:themeShade="80"/>
-                            <w:sz w:val="18"/>
-                            <w:szCs w:val="18"/>
+                            <w:sz w:val="20"/>
+                            <w:szCs w:val="20"/>
                             <w:lang w:eastAsia="fr-FR"/>
                           </w:rPr>
                           <w:t xml:space="preserve"> pour apprendre les mathématiques</w:t>
                         </w:r>
                         <w:r>
                           <w:rPr>
-                            <w:rFonts w:ascii="Bahnschrift SemiLight" w:hAnsi="Bahnschrift SemiLight" w:cs="Alef"/>
+                            <w:rFonts w:ascii="Garamond" w:hAnsi="Garamond" w:cs="Times New Roman"/>
                             <w:color w:val="808080" w:themeColor="background1" w:themeShade="80"/>
-                            <w:sz w:val="18"/>
-                            <w:szCs w:val="18"/>
+                            <w:sz w:val="20"/>
+                            <w:szCs w:val="20"/>
                             <w:lang w:eastAsia="fr-FR"/>
                           </w:rPr>
                           <w:t>,</w:t>
@@ -1909,20 +2043,20 @@
                           <w:pStyle w:val="Sansinterligne"/>
                           <w:jc w:val="right"/>
                           <w:rPr>
-                            <w:rFonts w:ascii="Bahnschrift SemiLight" w:hAnsi="Bahnschrift SemiLight" w:cs="Alef"/>
+                            <w:rFonts w:ascii="Garamond" w:hAnsi="Garamond" w:cs="Times New Roman"/>
                             <w:color w:val="808080" w:themeColor="background1" w:themeShade="80"/>
-                            <w:sz w:val="16"/>
-                            <w:szCs w:val="16"/>
+                            <w:sz w:val="18"/>
+                            <w:szCs w:val="18"/>
                             <w:lang w:eastAsia="fr-FR"/>
                           </w:rPr>
                         </w:pPr>
                         <w:proofErr w:type="gramStart"/>
                         <w:r>
                           <w:rPr>
-                            <w:rFonts w:ascii="Bahnschrift SemiLight" w:hAnsi="Bahnschrift SemiLight" w:cs="Alef"/>
+                            <w:rFonts w:ascii="Garamond" w:hAnsi="Garamond" w:cs="Times New Roman"/>
                             <w:color w:val="808080" w:themeColor="background1" w:themeShade="80"/>
-                            <w:sz w:val="16"/>
-                            <w:szCs w:val="16"/>
+                            <w:sz w:val="18"/>
+                            <w:szCs w:val="18"/>
                             <w:lang w:eastAsia="fr-FR"/>
                           </w:rPr>
                           <w:t>rapporté</w:t>
@@ -1930,50 +2064,50 @@
                         <w:proofErr w:type="gramEnd"/>
                         <w:r>
                           <w:rPr>
-                            <w:rFonts w:ascii="Bahnschrift SemiLight" w:hAnsi="Bahnschrift SemiLight" w:cs="Alef"/>
+                            <w:rFonts w:ascii="Garamond" w:hAnsi="Garamond" w:cs="Times New Roman"/>
                             <w:color w:val="808080" w:themeColor="background1" w:themeShade="80"/>
-                            <w:sz w:val="16"/>
-                            <w:szCs w:val="16"/>
+                            <w:sz w:val="18"/>
+                            <w:szCs w:val="18"/>
                             <w:lang w:eastAsia="fr-FR"/>
                           </w:rPr>
                           <w:t xml:space="preserve"> par Proclus </w:t>
                         </w:r>
                         <w:r>
                           <w:rPr>
-                            <w:rFonts w:ascii="Bahnschrift SemiLight" w:hAnsi="Bahnschrift SemiLight" w:cs="Alef"/>
+                            <w:rFonts w:ascii="Garamond" w:hAnsi="Garamond" w:cs="Times New Roman"/>
                             <w:color w:val="808080" w:themeColor="background1" w:themeShade="80"/>
-                            <w:sz w:val="16"/>
-                            <w:szCs w:val="16"/>
+                            <w:sz w:val="18"/>
+                            <w:szCs w:val="18"/>
                             <w:lang w:eastAsia="fr-FR"/>
                           </w:rPr>
                           <w:t xml:space="preserve">de Lycie </w:t>
                         </w:r>
                         <w:r>
                           <w:rPr>
-                            <w:rFonts w:ascii="Bahnschrift SemiLight" w:hAnsi="Bahnschrift SemiLight" w:cs="Alef"/>
+                            <w:rFonts w:ascii="Garamond" w:hAnsi="Garamond" w:cs="Times New Roman"/>
                             <w:color w:val="808080" w:themeColor="background1" w:themeShade="80"/>
-                            <w:sz w:val="16"/>
-                            <w:szCs w:val="16"/>
+                            <w:sz w:val="18"/>
+                            <w:szCs w:val="18"/>
                             <w:lang w:eastAsia="fr-FR"/>
                           </w:rPr>
                           <w:t xml:space="preserve">dans </w:t>
                         </w:r>
                         <w:r>
                           <w:rPr>
-                            <w:rFonts w:ascii="Bahnschrift SemiLight" w:hAnsi="Bahnschrift SemiLight" w:cs="Alef"/>
+                            <w:rFonts w:ascii="Garamond" w:hAnsi="Garamond" w:cs="Times New Roman"/>
                             <w:color w:val="808080" w:themeColor="background1" w:themeShade="80"/>
-                            <w:sz w:val="16"/>
-                            <w:szCs w:val="16"/>
+                            <w:sz w:val="18"/>
+                            <w:szCs w:val="18"/>
                             <w:lang w:eastAsia="fr-FR"/>
                           </w:rPr>
                           <w:t>le</w:t>
                         </w:r>
                         <w:r>
                           <w:rPr>
-                            <w:rFonts w:ascii="Bahnschrift SemiLight" w:hAnsi="Bahnschrift SemiLight" w:cs="Alef"/>
+                            <w:rFonts w:ascii="Garamond" w:hAnsi="Garamond" w:cs="Times New Roman"/>
                             <w:color w:val="808080" w:themeColor="background1" w:themeShade="80"/>
-                            <w:sz w:val="16"/>
-                            <w:szCs w:val="16"/>
+                            <w:sz w:val="18"/>
+                            <w:szCs w:val="18"/>
                             <w:lang w:eastAsia="fr-FR"/>
                           </w:rPr>
                           <w:t xml:space="preserve"> commentaire </w:t>
@@ -1984,20 +2118,20 @@
                           <w:pStyle w:val="Sansinterligne"/>
                           <w:jc w:val="right"/>
                           <w:rPr>
-                            <w:rFonts w:ascii="Bahnschrift SemiLight" w:hAnsi="Bahnschrift SemiLight" w:cs="Alef"/>
+                            <w:rFonts w:ascii="Garamond" w:hAnsi="Garamond" w:cs="Times New Roman"/>
                             <w:color w:val="808080" w:themeColor="background1" w:themeShade="80"/>
-                            <w:sz w:val="16"/>
-                            <w:szCs w:val="16"/>
+                            <w:sz w:val="18"/>
+                            <w:szCs w:val="18"/>
                             <w:lang w:eastAsia="fr-FR"/>
                           </w:rPr>
                         </w:pPr>
                         <w:proofErr w:type="gramStart"/>
                         <w:r>
                           <w:rPr>
-                            <w:rFonts w:ascii="Bahnschrift SemiLight" w:hAnsi="Bahnschrift SemiLight" w:cs="Alef"/>
+                            <w:rFonts w:ascii="Garamond" w:hAnsi="Garamond" w:cs="Times New Roman"/>
                             <w:color w:val="808080" w:themeColor="background1" w:themeShade="80"/>
-                            <w:sz w:val="16"/>
-                            <w:szCs w:val="16"/>
+                            <w:sz w:val="18"/>
+                            <w:szCs w:val="18"/>
                             <w:lang w:eastAsia="fr-FR"/>
                           </w:rPr>
                           <w:t>du</w:t>
@@ -2005,52 +2139,52 @@
                         <w:proofErr w:type="gramEnd"/>
                         <w:r>
                           <w:rPr>
-                            <w:rFonts w:ascii="Bahnschrift SemiLight" w:hAnsi="Bahnschrift SemiLight" w:cs="Alef"/>
+                            <w:rFonts w:ascii="Garamond" w:hAnsi="Garamond" w:cs="Times New Roman"/>
                             <w:color w:val="808080" w:themeColor="background1" w:themeShade="80"/>
-                            <w:sz w:val="16"/>
-                            <w:szCs w:val="16"/>
+                            <w:sz w:val="18"/>
+                            <w:szCs w:val="18"/>
                             <w:lang w:eastAsia="fr-FR"/>
                           </w:rPr>
                           <w:t xml:space="preserve"> premier livre </w:t>
                         </w:r>
                         <w:r>
                           <w:rPr>
-                            <w:rFonts w:ascii="Bahnschrift SemiLight" w:hAnsi="Bahnschrift SemiLight" w:cs="Alef"/>
+                            <w:rFonts w:ascii="Garamond" w:hAnsi="Garamond" w:cs="Times New Roman"/>
                             <w:color w:val="808080" w:themeColor="background1" w:themeShade="80"/>
-                            <w:sz w:val="16"/>
-                            <w:szCs w:val="16"/>
+                            <w:sz w:val="18"/>
+                            <w:szCs w:val="18"/>
                             <w:lang w:eastAsia="fr-FR"/>
                           </w:rPr>
                           <w:t xml:space="preserve">des </w:t>
                         </w:r>
                         <w:r>
                           <w:rPr>
-                            <w:rFonts w:ascii="Bahnschrift SemiLight" w:hAnsi="Bahnschrift SemiLight" w:cs="Alef"/>
+                            <w:rFonts w:ascii="Garamond" w:hAnsi="Garamond" w:cs="Times New Roman"/>
                             <w:i/>
                             <w:iCs/>
                             <w:color w:val="808080" w:themeColor="background1" w:themeShade="80"/>
-                            <w:sz w:val="16"/>
-                            <w:szCs w:val="16"/>
+                            <w:sz w:val="18"/>
+                            <w:szCs w:val="18"/>
                             <w:lang w:eastAsia="fr-FR"/>
                           </w:rPr>
                           <w:t>Éléments</w:t>
                         </w:r>
                         <w:r>
                           <w:rPr>
-                            <w:rFonts w:ascii="Bahnschrift SemiLight" w:hAnsi="Bahnschrift SemiLight" w:cs="Alef"/>
+                            <w:rFonts w:ascii="Garamond" w:hAnsi="Garamond" w:cs="Times New Roman"/>
                             <w:color w:val="808080" w:themeColor="background1" w:themeShade="80"/>
-                            <w:sz w:val="16"/>
-                            <w:szCs w:val="16"/>
+                            <w:sz w:val="18"/>
+                            <w:szCs w:val="18"/>
                             <w:lang w:eastAsia="fr-FR"/>
                           </w:rPr>
                           <w:t>, V</w:t>
                         </w:r>
                         <w:r>
                           <w:rPr>
-                            <w:rFonts w:ascii="Bahnschrift SemiLight" w:hAnsi="Bahnschrift SemiLight" w:cs="Alef"/>
+                            <w:rFonts w:ascii="Garamond" w:hAnsi="Garamond" w:cs="Times New Roman"/>
                             <w:color w:val="808080" w:themeColor="background1" w:themeShade="80"/>
-                            <w:sz w:val="16"/>
-                            <w:szCs w:val="16"/>
+                            <w:sz w:val="18"/>
+                            <w:szCs w:val="18"/>
                             <w:vertAlign w:val="superscript"/>
                             <w:lang w:eastAsia="fr-FR"/>
                           </w:rPr>
@@ -2058,10 +2192,10 @@
                         </w:r>
                         <w:r>
                           <w:rPr>
-                            <w:rFonts w:ascii="Bahnschrift SemiLight" w:hAnsi="Bahnschrift SemiLight" w:cs="Alef"/>
+                            <w:rFonts w:ascii="Garamond" w:hAnsi="Garamond" w:cs="Times New Roman"/>
                             <w:color w:val="808080" w:themeColor="background1" w:themeShade="80"/>
-                            <w:sz w:val="16"/>
-                            <w:szCs w:val="16"/>
+                            <w:sz w:val="18"/>
+                            <w:szCs w:val="18"/>
                             <w:lang w:eastAsia="fr-FR"/>
                           </w:rPr>
                           <w:t xml:space="preserve"> s </w:t>
@@ -2069,10 +2203,10 @@
                         <w:proofErr w:type="spellStart"/>
                         <w:r>
                           <w:rPr>
-                            <w:rFonts w:ascii="Bahnschrift SemiLight" w:hAnsi="Bahnschrift SemiLight" w:cs="Alef"/>
+                            <w:rFonts w:ascii="Garamond" w:hAnsi="Garamond" w:cs="Times New Roman"/>
                             <w:color w:val="808080" w:themeColor="background1" w:themeShade="80"/>
-                            <w:sz w:val="16"/>
-                            <w:szCs w:val="16"/>
+                            <w:sz w:val="18"/>
+                            <w:szCs w:val="18"/>
                             <w:lang w:eastAsia="fr-FR"/>
                           </w:rPr>
                           <w:t>ap</w:t>
@@ -2080,10 +2214,10 @@
                         <w:proofErr w:type="spellEnd"/>
                         <w:r>
                           <w:rPr>
-                            <w:rFonts w:ascii="Bahnschrift SemiLight" w:hAnsi="Bahnschrift SemiLight" w:cs="Alef"/>
+                            <w:rFonts w:ascii="Garamond" w:hAnsi="Garamond" w:cs="Times New Roman"/>
                             <w:color w:val="808080" w:themeColor="background1" w:themeShade="80"/>
-                            <w:sz w:val="16"/>
-                            <w:szCs w:val="16"/>
+                            <w:sz w:val="18"/>
+                            <w:szCs w:val="18"/>
                             <w:lang w:eastAsia="fr-FR"/>
                           </w:rPr>
                           <w:t>. J.-C.</w:t>
@@ -2094,11 +2228,11 @@
                           <w:pStyle w:val="Sansinterligne"/>
                           <w:jc w:val="right"/>
                           <w:rPr>
-                            <w:rFonts w:ascii="Cambria" w:hAnsi="Cambria" w:cs="Alef"/>
+                            <w:rFonts w:ascii="Garamond" w:hAnsi="Garamond" w:cs="Times New Roman"/>
                             <w:smallCaps/>
                             <w:color w:val="808080" w:themeColor="background1" w:themeShade="80"/>
-                            <w:sz w:val="44"/>
-                            <w:szCs w:val="44"/>
+                            <w:sz w:val="48"/>
+                            <w:szCs w:val="48"/>
                             <w:lang w:eastAsia="fr-FR"/>
                           </w:rPr>
                         </w:pPr>
@@ -2108,7 +2242,7 @@
                           <w:pStyle w:val="Sansinterligne"/>
                           <w:jc w:val="right"/>
                           <w:rPr>
-                            <w:rFonts w:ascii="Cambria" w:hAnsi="Cambria" w:cs="Alef"/>
+                            <w:rFonts w:ascii="Times New Roman" w:hAnsi="Times New Roman" w:cs="Times New Roman"/>
                             <w:smallCaps/>
                             <w:color w:val="808080" w:themeColor="background1" w:themeShade="80"/>
                             <w:sz w:val="56"/>
@@ -2121,7 +2255,7 @@
                         <w:pPr>
                           <w:pStyle w:val="Sansinterligne"/>
                           <w:rPr>
-                            <w:rFonts w:ascii="Cambria" w:hAnsi="Cambria" w:cs="Alef"/>
+                            <w:rFonts w:ascii="Times New Roman" w:hAnsi="Times New Roman" w:cs="Times New Roman"/>
                             <w:smallCaps/>
                             <w:color w:val="808080" w:themeColor="background1" w:themeShade="80"/>
                             <w:sz w:val="52"/>
@@ -2135,7 +2269,7 @@
                           <w:pStyle w:val="Sansinterligne"/>
                           <w:jc w:val="center"/>
                           <w:rPr>
-                            <w:rFonts w:ascii="Bahnschrift SemiLight" w:hAnsi="Bahnschrift SemiLight" w:cs="Alef"/>
+                            <w:rFonts w:ascii="Times New Roman" w:hAnsi="Times New Roman" w:cs="Times New Roman"/>
                             <w:smallCaps/>
                             <w:color w:val="808080" w:themeColor="background1" w:themeShade="80"/>
                             <w:sz w:val="44"/>
@@ -2149,7 +2283,7 @@
                           <w:pStyle w:val="Sansinterligne"/>
                           <w:jc w:val="right"/>
                           <w:rPr>
-                            <w:rFonts w:ascii="Cambria" w:hAnsi="Cambria" w:cs="Alef"/>
+                            <w:rFonts w:ascii="Times New Roman" w:hAnsi="Times New Roman" w:cs="Times New Roman"/>
                             <w:smallCaps/>
                             <w:color w:val="808080" w:themeColor="background1" w:themeShade="80"/>
                             <w:sz w:val="44"/>
@@ -2163,7 +2297,7 @@
                           <w:pStyle w:val="Sansinterligne"/>
                           <w:jc w:val="right"/>
                           <w:rPr>
-                            <w:rFonts w:ascii="Cambria" w:hAnsi="Cambria" w:cs="Alef"/>
+                            <w:rFonts w:ascii="Times New Roman" w:hAnsi="Times New Roman" w:cs="Times New Roman"/>
                             <w:smallCaps/>
                             <w:color w:val="808080" w:themeColor="background1" w:themeShade="80"/>
                             <w:sz w:val="44"/>
@@ -2176,7 +2310,7 @@
                         <w:pPr>
                           <w:pStyle w:val="Sansinterligne"/>
                           <w:rPr>
-                            <w:rFonts w:ascii="Cambria" w:hAnsi="Cambria" w:cs="Alef"/>
+                            <w:rFonts w:ascii="Times New Roman" w:hAnsi="Times New Roman" w:cs="Times New Roman"/>
                             <w:smallCaps/>
                             <w:color w:val="808080" w:themeColor="background1" w:themeShade="80"/>
                             <w:sz w:val="160"/>
@@ -2598,6 +2732,86 @@
           <w:lang w:val="el-GR"/>
         </w:rPr>
       </w:pPr>
+      <w:r>
+        <w:rPr>
+          <w:noProof/>
+          <w:lang w:val="el-GR"/>
+        </w:rPr>
+        <w:drawing>
+          <wp:anchor distT="0" distB="0" distL="114300" distR="114300" simplePos="0" relativeHeight="251740160" behindDoc="0" locked="0" layoutInCell="1" allowOverlap="1" wp14:anchorId="3F86E6DB" wp14:editId="7FE582A6">
+            <wp:simplePos x="0" y="0"/>
+            <wp:positionH relativeFrom="column">
+              <wp:posOffset>-529907</wp:posOffset>
+            </wp:positionH>
+            <wp:positionV relativeFrom="paragraph">
+              <wp:posOffset>289877</wp:posOffset>
+            </wp:positionV>
+            <wp:extent cx="2741930" cy="1898017"/>
+            <wp:effectExtent l="60007" t="73343" r="61278" b="80327"/>
+            <wp:wrapNone/>
+            <wp:docPr id="1079594688" name="Image 45"/>
+            <wp:cNvGraphicFramePr>
+              <a:graphicFrameLocks xmlns:a="http://schemas.openxmlformats.org/drawingml/2006/main" noChangeAspect="1"/>
+            </wp:cNvGraphicFramePr>
+            <a:graphic xmlns:a="http://schemas.openxmlformats.org/drawingml/2006/main">
+              <a:graphicData uri="http://schemas.openxmlformats.org/drawingml/2006/picture">
+                <pic:pic xmlns:pic="http://schemas.openxmlformats.org/drawingml/2006/picture">
+                  <pic:nvPicPr>
+                    <pic:cNvPr id="0" name="Picture 1"/>
+                    <pic:cNvPicPr>
+                      <a:picLocks noChangeAspect="1" noChangeArrowheads="1"/>
+                    </pic:cNvPicPr>
+                  </pic:nvPicPr>
+                  <pic:blipFill rotWithShape="1">
+                    <a:blip r:embed="rId12" cstate="print">
+                      <a:extLst>
+                        <a:ext uri="{28A0092B-C50C-407E-A947-70E740481C1C}">
+                          <a14:useLocalDpi xmlns:a14="http://schemas.microsoft.com/office/drawing/2010/main" val="0"/>
+                        </a:ext>
+                      </a:extLst>
+                    </a:blip>
+                    <a:srcRect t="4465" b="3211"/>
+                    <a:stretch>
+                      <a:fillRect/>
+                    </a:stretch>
+                  </pic:blipFill>
+                  <pic:spPr bwMode="auto">
+                    <a:xfrm rot="16200000">
+                      <a:off x="0" y="0"/>
+                      <a:ext cx="2741930" cy="1898017"/>
+                    </a:xfrm>
+                    <a:prstGeom prst="rect">
+                      <a:avLst/>
+                    </a:prstGeom>
+                    <a:noFill/>
+                    <a:ln>
+                      <a:noFill/>
+                    </a:ln>
+                    <a:effectLst>
+                      <a:outerShdw blurRad="63500" algn="ctr" rotWithShape="0">
+                        <a:prstClr val="black">
+                          <a:alpha val="40000"/>
+                        </a:prstClr>
+                      </a:outerShdw>
+                    </a:effectLst>
+                    <a:extLst>
+                      <a:ext uri="{53640926-AAD7-44D8-BBD7-CCE9431645EC}">
+                        <a14:shadowObscured xmlns:a14="http://schemas.microsoft.com/office/drawing/2010/main"/>
+                      </a:ext>
+                    </a:extLst>
+                  </pic:spPr>
+                </pic:pic>
+              </a:graphicData>
+            </a:graphic>
+            <wp14:sizeRelH relativeFrom="page">
+              <wp14:pctWidth>0</wp14:pctWidth>
+            </wp14:sizeRelH>
+            <wp14:sizeRelV relativeFrom="page">
+              <wp14:pctHeight>0</wp14:pctHeight>
+            </wp14:sizeRelV>
+          </wp:anchor>
+        </w:drawing>
+      </w:r>
     </w:p>
     <w:p>
       <w:pPr>
@@ -2638,7 +2852,7 @@
           <w:noProof/>
         </w:rPr>
         <w:drawing>
-          <wp:anchor distT="0" distB="0" distL="114300" distR="114300" simplePos="0" relativeHeight="251714559" behindDoc="0" locked="0" layoutInCell="1" allowOverlap="1" wp14:anchorId="0CC1ADD4" wp14:editId="1F007853">
+          <wp:anchor distT="0" distB="0" distL="114300" distR="114300" simplePos="0" relativeHeight="251714559" behindDoc="0" locked="0" layoutInCell="1" allowOverlap="1" wp14:anchorId="0CC1ADD4" wp14:editId="332057F6">
             <wp:simplePos x="0" y="0"/>
             <wp:positionH relativeFrom="margin">
               <wp:posOffset>1898477</wp:posOffset>
@@ -2663,7 +2877,7 @@
                     </pic:cNvPicPr>
                   </pic:nvPicPr>
                   <pic:blipFill rotWithShape="1">
-                    <a:blip r:embed="rId12" cstate="print">
+                    <a:blip r:embed="rId13" cstate="print">
                       <a:clrChange>
                         <a:clrFrom>
                           <a:srgbClr val="FFFFFF"/>
@@ -2728,7 +2942,7 @@
         <mc:AlternateContent>
           <mc:Choice Requires="wpg">
             <w:drawing>
-              <wp:anchor distT="0" distB="0" distL="114300" distR="114300" simplePos="0" relativeHeight="251718656" behindDoc="0" locked="0" layoutInCell="1" allowOverlap="1" wp14:anchorId="10DE349F" wp14:editId="6A96714F">
+              <wp:anchor distT="0" distB="0" distL="114300" distR="114300" simplePos="0" relativeHeight="251718656" behindDoc="0" locked="0" layoutInCell="1" allowOverlap="1" wp14:anchorId="10DE349F" wp14:editId="02AC94B5">
                 <wp:simplePos x="0" y="0"/>
                 <wp:positionH relativeFrom="column">
                   <wp:posOffset>2337493</wp:posOffset>
@@ -3286,7 +3500,7 @@
                           </pic:cNvPicPr>
                         </pic:nvPicPr>
                         <pic:blipFill>
-                          <a:blip r:embed="rId13" cstate="print">
+                          <a:blip r:embed="rId14" cstate="print">
                             <a:clrChange>
                               <a:clrFrom>
                                 <a:srgbClr val="FFFFFF"/>
@@ -3335,7 +3549,7 @@
           </mc:Choice>
           <mc:Fallback>
             <w:pict>
-              <v:group w14:anchorId="6176D68A" id="Groupe 9" o:spid="_x0000_s1026" style="position:absolute;margin-left:184.05pt;margin-top:18.15pt;width:97.05pt;height:97.05pt;z-index:251718656" coordsize="12325,12325" o:gfxdata="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">
+              <v:group w14:anchorId="2E9ABE3A" id="Groupe 9" o:spid="_x0000_s1026" style="position:absolute;margin-left:184.05pt;margin-top:18.15pt;width:97.05pt;height:97.05pt;z-index:251718656" coordsize="12325,12325" o:gfxdata="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">
                 <v:shape id="Forme libre : forme 8" o:spid="_x0000_s1027" style="position:absolute;left:2186;top:2584;width:7193;height:7187;visibility:visible;mso-wrap-style:square;v-text-anchor:middle" coordsize="719259,718687" o:gfxdata="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" path="m278625,29574l86468,102461,13581,195226v-11719,58595,-3169,8352,-9939,82826c-1545,335112,329,258220,329,341000r,c631,346429,3235,413090,6955,430452v8267,38578,6626,-2687,6626,29818l13581,460270v6626,19878,10507,40893,19878,59634l53338,559661v1104,8835,970,17914,3313,26504c57699,590006,63277,596104,63277,596104r,c74320,604939,85173,614018,96407,622609v9558,7309,42401,27811,46383,39756l146103,672304r,c202445,689912,181550,683016,209051,692183r,l394581,718687v59964,-26650,36964,-14039,122583,-79513c524608,633482,530077,625565,537042,619296v45624,-41063,-21622,24934,26504,-23192l563546,596104,699381,513278v4417,-8835,10738,-16952,13252,-26504c715737,474978,715250,462508,715946,450330v1513,-26484,2209,-53009,3313,-79513l719259,370817v-8835,-28713,-14526,-58589,-26504,-86139c682485,261056,661145,242853,652999,218417r-9940,-29817c639646,151056,639746,164354,639746,148843r,c625390,133382,608380,120016,596677,102461v-2209,-3313,-3517,-7452,-6626,-9939c587324,90340,583236,90771,580112,89209v-3562,-1781,-6627,-4417,-9940,-6626c558359,66831,564138,73235,553607,62704r,c499456,13968,539533,44722,507225,26261v-3457,-1976,-6378,-4845,-9940,-6626c491966,16975,480720,13009,480720,13009r,c411196,-4372,436263,-1920,328320,6383v-5141,395,-21741,8489,-26504,13252c296816,24635,293262,30915,288564,36200v-4150,4669,-8168,9621,-13252,13252c272470,51482,265372,52765,278625,29574xe" fillcolor="white [3212]" strokecolor="white [3212]" strokeweight="1pt">
                   <v:stroke joinstyle="miter"/>
                   <v:path arrowok="t" o:connecttype="custom" o:connectlocs="278625,29574;86468,102461;13581,195226;3642,278052;329,341000;329,341000;6955,430452;13581,460270;13581,460270;33459,519904;53338,559661;56651,586165;63277,596104;63277,596104;96407,622609;142790,662365;146103,672304;146103,672304;209051,692183;209051,692183;394581,718687;517164,639174;537042,619296;563546,596104;563546,596104;699381,513278;712633,486774;715946,450330;719259,370817;719259,370817;692755,284678;652999,218417;643059,188600;639746,148843;639746,148843;596677,102461;590051,92522;580112,89209;570172,82583;553607,62704;553607,62704;507225,26261;497285,19635;480720,13009;480720,13009;328320,6383;301816,19635;288564,36200;275312,49452;278625,29574" o:connectangles="0,0,0,0,0,0,0,0,0,0,0,0,0,0,0,0,0,0,0,0,0,0,0,0,0,0,0,0,0,0,0,0,0,0,0,0,0,0,0,0,0,0,0,0,0,0,0,0,0,0"/>
@@ -3360,7 +3574,7 @@
                   <o:lock v:ext="edit" aspectratio="t"/>
                 </v:shapetype>
                 <v:shape id="Image 7" o:spid="_x0000_s1028" type="#_x0000_t75" alt="BLUE dice - Picture 2 of 3" style="position:absolute;width:12325;height:12325;visibility:visible;mso-wrap-style:square" o:gfxdata="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">
-                  <v:imagedata r:id="rId14" o:title="BLUE dice - Picture 2 of 3" chromakey="white"/>
+                  <v:imagedata r:id="rId15" o:title="BLUE dice - Picture 2 of 3" chromakey="white"/>
                 </v:shape>
               </v:group>
             </w:pict>
@@ -3404,7 +3618,7 @@
                     </pic:cNvPicPr>
                   </pic:nvPicPr>
                   <pic:blipFill rotWithShape="1">
-                    <a:blip r:embed="rId15" cstate="print">
+                    <a:blip r:embed="rId16" cstate="print">
                       <a:extLst>
                         <a:ext uri="{28A0092B-C50C-407E-A947-70E740481C1C}">
                           <a14:useLocalDpi xmlns:a14="http://schemas.microsoft.com/office/drawing/2010/main" val="0"/>
@@ -3874,7 +4088,7 @@
         <mc:AlternateContent>
           <mc:Choice Requires="wpg">
             <w:drawing>
-              <wp:anchor distT="0" distB="0" distL="114300" distR="114300" simplePos="0" relativeHeight="251709440" behindDoc="0" locked="0" layoutInCell="1" allowOverlap="1" wp14:anchorId="70F8198F" wp14:editId="470C8166">
+              <wp:anchor distT="0" distB="0" distL="114300" distR="114300" simplePos="0" relativeHeight="251709440" behindDoc="0" locked="0" layoutInCell="1" allowOverlap="1" wp14:anchorId="70F8198F" wp14:editId="519A565E">
                 <wp:simplePos x="0" y="0"/>
                 <wp:positionH relativeFrom="column">
                   <wp:posOffset>806450</wp:posOffset>
@@ -3910,31 +4124,12 @@
                           <a:prstGeom prst="rect">
                             <a:avLst/>
                           </a:prstGeom>
-                          <a:gradFill>
-                            <a:gsLst>
-                              <a:gs pos="20000">
-                                <a:schemeClr val="accent4">
-                                  <a:satMod val="103000"/>
-                                  <a:lumMod val="102000"/>
-                                  <a:tint val="94000"/>
-                                </a:schemeClr>
-                              </a:gs>
-                              <a:gs pos="57000">
-                                <a:schemeClr val="accent4">
-                                  <a:satMod val="110000"/>
-                                  <a:lumMod val="100000"/>
-                                  <a:shade val="100000"/>
-                                </a:schemeClr>
-                              </a:gs>
-                              <a:gs pos="86000">
-                                <a:schemeClr val="accent4">
-                                  <a:lumMod val="99000"/>
-                                  <a:satMod val="120000"/>
-                                  <a:shade val="78000"/>
-                                </a:schemeClr>
-                              </a:gs>
-                            </a:gsLst>
-                          </a:gradFill>
+                          <a:solidFill>
+                            <a:schemeClr val="accent4">
+                              <a:lumMod val="60000"/>
+                              <a:lumOff val="40000"/>
+                            </a:schemeClr>
+                          </a:solidFill>
                           <a:ln>
                             <a:solidFill>
                               <a:schemeClr val="accent4">
@@ -4027,7 +4222,17 @@
                                   <w:szCs w:val="32"/>
                                   <w:lang w:eastAsia="fr-FR"/>
                                 </w:rPr>
-                                <w:t>, vrac</w:t>
+                                <w:t>-</w:t>
+                              </w:r>
+                              <w:r>
+                                <w:rPr>
+                                  <w:rFonts w:ascii="Bahnschrift SemiLight" w:hAnsi="Bahnschrift SemiLight" w:cs="Alef"/>
+                                  <w:color w:val="171717" w:themeColor="background2" w:themeShade="1A"/>
+                                  <w:sz w:val="32"/>
+                                  <w:szCs w:val="32"/>
+                                  <w:lang w:eastAsia="fr-FR"/>
+                                </w:rPr>
+                                <w:t>vrac</w:t>
                               </w:r>
                             </w:p>
                           </w:txbxContent>
@@ -4110,7 +4315,7 @@
                                   <w:szCs w:val="20"/>
                                   <w:lang w:eastAsia="fr-FR"/>
                                 </w:rPr>
-                                <w:t xml:space="preserve">Espace où sont stockés temporairement </w:t>
+                                <w:t xml:space="preserve">Espace où sont stockés </w:t>
                               </w:r>
                               <w:r>
                                 <w:rPr>
@@ -4120,7 +4325,7 @@
                                   <w:szCs w:val="20"/>
                                   <w:lang w:eastAsia="fr-FR"/>
                                 </w:rPr>
-                                <w:t>(ou non)</w:t>
+                                <w:t>plus ou moins temporairement</w:t>
                               </w:r>
                             </w:p>
                             <w:p>
@@ -4155,7 +4360,7 @@
                                   <w:szCs w:val="20"/>
                                   <w:lang w:eastAsia="fr-FR"/>
                                 </w:rPr>
-                                <w:t xml:space="preserve"> derniers ajouts sur </w:t>
+                                <w:t xml:space="preserve"> derniers ajouts </w:t>
                               </w:r>
                               <w:r>
                                 <w:rPr>
@@ -4165,7 +4370,7 @@
                                   <w:szCs w:val="20"/>
                                   <w:lang w:eastAsia="fr-FR"/>
                                 </w:rPr>
-                                <w:t>ce site</w:t>
+                                <w:t>à</w:t>
                               </w:r>
                               <w:r>
                                 <w:rPr>
@@ -4175,7 +4380,17 @@
                                   <w:szCs w:val="20"/>
                                   <w:lang w:eastAsia="fr-FR"/>
                                 </w:rPr>
-                                <w:t>.</w:t>
+                                <w:t xml:space="preserve"> </w:t>
+                              </w:r>
+                              <w:r>
+                                <w:rPr>
+                                  <w:rFonts w:ascii="HP Simplified Light" w:hAnsi="HP Simplified Light" w:cs="Alef"/>
+                                  <w:color w:val="171717" w:themeColor="background2" w:themeShade="1A"/>
+                                  <w:sz w:val="20"/>
+                                  <w:szCs w:val="20"/>
+                                  <w:lang w:eastAsia="fr-FR"/>
+                                </w:rPr>
+                                <w:t>ce site</w:t>
                               </w:r>
                             </w:p>
                           </w:txbxContent>
@@ -4195,11 +4410,8 @@
           </mc:Choice>
           <mc:Fallback>
             <w:pict>
-              <v:group w14:anchorId="70F8198F" id="Groupe 11" o:spid="_x0000_s1036" style="position:absolute;margin-left:63.5pt;margin-top:3.3pt;width:557.65pt;height:42.5pt;z-index:251709440" coordsize="70821,5397" o:gfxdata="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">
-                <v:rect id="_x0000_s1037" style="position:absolute;width:14224;height:4064;visibility:visible;mso-wrap-style:square;v-text-anchor:middle" o:gfxdata="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" fillcolor="#ffc310 [3031]" strokecolor="#bf8f00 [2407]" strokeweight=".5pt">
-                  <v:fill color2="#fcbd00 [3175]" rotate="t" colors="0 #ffc746;13107f #ffc746;37356f #ffc600" focus="100%" type="gradient">
-                    <o:fill v:ext="view" type="gradientUnscaled"/>
-                  </v:fill>
+              <v:group w14:anchorId="70F8198F" id="Groupe 11" o:spid="_x0000_s1036" style="position:absolute;margin-left:63.5pt;margin-top:3.3pt;width:557.65pt;height:42.5pt;z-index:251709440" coordsize="70821,5397" o:gfxdata="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">
+                <v:rect id="_x0000_s1037" style="position:absolute;width:14224;height:4064;visibility:visible;mso-wrap-style:square;v-text-anchor:middle" o:gfxdata="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" fillcolor="#ffd966 [1943]" strokecolor="#bf8f00 [2407]" strokeweight=".5pt">
                   <v:shadow on="t" color="black" opacity="26214f" origin=",-.5" offset="0,3pt"/>
                 </v:rect>
                 <v:shape id="_x0000_s1038" type="#_x0000_t202" style="position:absolute;left:15303;top:63;width:25279;height:3943;visibility:visible;mso-wrap-style:square;v-text-anchor:top" o:gfxdata="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" filled="f" stroked="f">
@@ -4243,7 +4455,17 @@
                             <w:szCs w:val="32"/>
                             <w:lang w:eastAsia="fr-FR"/>
                           </w:rPr>
-                          <w:t>, vrac</w:t>
+                          <w:t>-</w:t>
+                        </w:r>
+                        <w:r>
+                          <w:rPr>
+                            <w:rFonts w:ascii="Bahnschrift SemiLight" w:hAnsi="Bahnschrift SemiLight" w:cs="Alef"/>
+                            <w:color w:val="171717" w:themeColor="background2" w:themeShade="1A"/>
+                            <w:sz w:val="32"/>
+                            <w:szCs w:val="32"/>
+                            <w:lang w:eastAsia="fr-FR"/>
+                          </w:rPr>
+                          <w:t>vrac</w:t>
                         </w:r>
                       </w:p>
                     </w:txbxContent>
@@ -4275,7 +4497,7 @@
                             <w:szCs w:val="20"/>
                             <w:lang w:eastAsia="fr-FR"/>
                           </w:rPr>
-                          <w:t xml:space="preserve">Espace où sont stockés temporairement </w:t>
+                          <w:t xml:space="preserve">Espace où sont stockés </w:t>
                         </w:r>
                         <w:r>
                           <w:rPr>
@@ -4285,7 +4507,7 @@
                             <w:szCs w:val="20"/>
                             <w:lang w:eastAsia="fr-FR"/>
                           </w:rPr>
-                          <w:t>(ou non)</w:t>
+                          <w:t>plus ou moins temporairement</w:t>
                         </w:r>
                       </w:p>
                       <w:p>
@@ -4320,7 +4542,7 @@
                             <w:szCs w:val="20"/>
                             <w:lang w:eastAsia="fr-FR"/>
                           </w:rPr>
-                          <w:t xml:space="preserve"> derniers ajouts sur </w:t>
+                          <w:t xml:space="preserve"> derniers ajouts </w:t>
                         </w:r>
                         <w:r>
                           <w:rPr>
@@ -4330,7 +4552,7 @@
                             <w:szCs w:val="20"/>
                             <w:lang w:eastAsia="fr-FR"/>
                           </w:rPr>
-                          <w:t>ce site</w:t>
+                          <w:t>à</w:t>
                         </w:r>
                         <w:r>
                           <w:rPr>
@@ -4340,7 +4562,17 @@
                             <w:szCs w:val="20"/>
                             <w:lang w:eastAsia="fr-FR"/>
                           </w:rPr>
-                          <w:t>.</w:t>
+                          <w:t xml:space="preserve"> </w:t>
+                        </w:r>
+                        <w:r>
+                          <w:rPr>
+                            <w:rFonts w:ascii="HP Simplified Light" w:hAnsi="HP Simplified Light" w:cs="Alef"/>
+                            <w:color w:val="171717" w:themeColor="background2" w:themeShade="1A"/>
+                            <w:sz w:val="20"/>
+                            <w:szCs w:val="20"/>
+                            <w:lang w:eastAsia="fr-FR"/>
+                          </w:rPr>
+                          <w:t>ce site</w:t>
                         </w:r>
                       </w:p>
                     </w:txbxContent>
@@ -4381,7 +4613,7 @@
                     </pic:cNvPicPr>
                   </pic:nvPicPr>
                   <pic:blipFill>
-                    <a:blip r:embed="rId16" cstate="print">
+                    <a:blip r:embed="rId17" cstate="print">
                       <a:extLst>
                         <a:ext uri="{28A0092B-C50C-407E-A947-70E740481C1C}">
                           <a14:useLocalDpi xmlns:a14="http://schemas.microsoft.com/office/drawing/2010/main" val="0"/>
@@ -4440,7 +4672,7 @@
         <mc:AlternateContent>
           <mc:Choice Requires="wpg">
             <w:drawing>
-              <wp:anchor distT="0" distB="0" distL="114300" distR="114300" simplePos="0" relativeHeight="251688960" behindDoc="0" locked="0" layoutInCell="1" allowOverlap="1" wp14:anchorId="320DF1CB" wp14:editId="6BB87F5E">
+              <wp:anchor distT="0" distB="0" distL="114300" distR="114300" simplePos="0" relativeHeight="251688960" behindDoc="0" locked="0" layoutInCell="1" allowOverlap="1" wp14:anchorId="320DF1CB" wp14:editId="10B3BCA2">
                 <wp:simplePos x="0" y="0"/>
                 <wp:positionH relativeFrom="column">
                   <wp:posOffset>806450</wp:posOffset>
@@ -4594,7 +4826,7 @@
                                   <w:szCs w:val="20"/>
                                   <w:lang w:eastAsia="fr-FR"/>
                                 </w:rPr>
-                                <w:t xml:space="preserve">Quelques travaux personnels amusants, </w:t>
+                                <w:t xml:space="preserve">Quelques travaux personnels, </w:t>
                               </w:r>
                             </w:p>
                             <w:p>
@@ -4618,7 +4850,7 @@
                                   <w:szCs w:val="20"/>
                                   <w:lang w:eastAsia="fr-FR"/>
                                 </w:rPr>
-                                <w:t>sans</w:t>
+                                <w:t>souvent</w:t>
                               </w:r>
                               <w:proofErr w:type="gramEnd"/>
                               <w:r>
@@ -4629,7 +4861,17 @@
                                   <w:szCs w:val="20"/>
                                   <w:lang w:eastAsia="fr-FR"/>
                                 </w:rPr>
-                                <w:t xml:space="preserve"> grande ambition toutefois.</w:t>
+                                <w:t xml:space="preserve"> amusants</w:t>
+                              </w:r>
+                              <w:r>
+                                <w:rPr>
+                                  <w:rFonts w:ascii="HP Simplified Light" w:hAnsi="HP Simplified Light" w:cs="Alef"/>
+                                  <w:color w:val="171717" w:themeColor="background2" w:themeShade="1A"/>
+                                  <w:sz w:val="20"/>
+                                  <w:szCs w:val="20"/>
+                                  <w:lang w:eastAsia="fr-FR"/>
+                                </w:rPr>
+                                <w:t>, sans grande ambition</w:t>
                               </w:r>
                             </w:p>
                           </w:txbxContent>
@@ -4652,10 +4894,9 @@
                           <a:prstGeom prst="rect">
                             <a:avLst/>
                           </a:prstGeom>
-                          <a:gradFill flip="none" rotWithShape="1">
-                            <a:lin ang="10800000" scaled="1"/>
-                            <a:tileRect/>
-                          </a:gradFill>
+                          <a:solidFill>
+                            <a:schemeClr val="accent6"/>
+                          </a:solidFill>
                           <a:ln>
                             <a:solidFill>
                               <a:schemeClr val="accent6">
@@ -4700,7 +4941,7 @@
           </mc:Choice>
           <mc:Fallback>
             <w:pict>
-              <v:group w14:anchorId="320DF1CB" id="Groupe 3" o:spid="_x0000_s1041" style="position:absolute;margin-left:63.5pt;margin-top:2.25pt;width:557.3pt;height:43.2pt;z-index:251688960" coordsize="70774,5488" o:gfxdata="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">
+              <v:group w14:anchorId="320DF1CB" id="Groupe 3" o:spid="_x0000_s1041" style="position:absolute;margin-left:63.5pt;margin-top:2.25pt;width:557.3pt;height:43.2pt;z-index:251688960" coordsize="70774,5488" o:gfxdata="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">
                 <v:shape id="_x0000_s1042" type="#_x0000_t202" style="position:absolute;left:15291;top:155;width:25279;height:3943;visibility:visible;mso-wrap-style:square;v-text-anchor:top" o:gfxdata="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" filled="f" stroked="f">
                   <v:textbox>
                     <w:txbxContent>
@@ -4764,7 +5005,7 @@
                             <w:szCs w:val="20"/>
                             <w:lang w:eastAsia="fr-FR"/>
                           </w:rPr>
-                          <w:t xml:space="preserve">Quelques travaux personnels amusants, </w:t>
+                          <w:t xml:space="preserve">Quelques travaux personnels, </w:t>
                         </w:r>
                       </w:p>
                       <w:p>
@@ -4788,7 +5029,7 @@
                             <w:szCs w:val="20"/>
                             <w:lang w:eastAsia="fr-FR"/>
                           </w:rPr>
-                          <w:t>sans</w:t>
+                          <w:t>souvent</w:t>
                         </w:r>
                         <w:proofErr w:type="gramEnd"/>
                         <w:r>
@@ -4799,14 +5040,23 @@
                             <w:szCs w:val="20"/>
                             <w:lang w:eastAsia="fr-FR"/>
                           </w:rPr>
-                          <w:t xml:space="preserve"> grande ambition toutefois.</w:t>
+                          <w:t xml:space="preserve"> amusants</w:t>
+                        </w:r>
+                        <w:r>
+                          <w:rPr>
+                            <w:rFonts w:ascii="HP Simplified Light" w:hAnsi="HP Simplified Light" w:cs="Alef"/>
+                            <w:color w:val="171717" w:themeColor="background2" w:themeShade="1A"/>
+                            <w:sz w:val="20"/>
+                            <w:szCs w:val="20"/>
+                            <w:lang w:eastAsia="fr-FR"/>
+                          </w:rPr>
+                          <w:t>, sans grande ambition</w:t>
                         </w:r>
                       </w:p>
                     </w:txbxContent>
                   </v:textbox>
                 </v:shape>
-                <v:rect id="_x0000_s1045" style="position:absolute;width:14223;height:4062;visibility:visible;mso-wrap-style:square;v-text-anchor:middle" o:gfxdata="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" fillcolor="#77b64e [3033]" strokecolor="#538135 [2409]" strokeweight=".5pt">
-                  <v:fill color2="#6eaa46 [3177]" rotate="t" angle="270" colors="0 #81b861;.5 #6fb242;1 #61a235" focus="100%" type="gradient"/>
+                <v:rect id="_x0000_s1045" style="position:absolute;width:14223;height:4062;visibility:visible;mso-wrap-style:square;v-text-anchor:middle" o:gfxdata="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" fillcolor="#70ad47 [3209]" strokecolor="#538135 [2409]" strokeweight=".5pt">
                   <v:shadow on="t" color="black" opacity="26214f" origin=",-.5" offset="0,3pt"/>
                 </v:rect>
               </v:group>
@@ -4829,7 +5079,7 @@
         <mc:AlternateContent>
           <mc:Choice Requires="wpg">
             <w:drawing>
-              <wp:anchor distT="0" distB="0" distL="114300" distR="114300" simplePos="0" relativeHeight="251683840" behindDoc="0" locked="0" layoutInCell="1" allowOverlap="1" wp14:anchorId="44E13F86" wp14:editId="02E56E1B">
+              <wp:anchor distT="0" distB="0" distL="114300" distR="114300" simplePos="0" relativeHeight="251683840" behindDoc="0" locked="0" layoutInCell="1" allowOverlap="1" wp14:anchorId="44E13F86" wp14:editId="7E4FE992">
                 <wp:simplePos x="0" y="0"/>
                 <wp:positionH relativeFrom="column">
                   <wp:posOffset>806450</wp:posOffset>
@@ -4865,19 +5115,9 @@
                           <a:prstGeom prst="rect">
                             <a:avLst/>
                           </a:prstGeom>
-                          <a:gradFill>
-                            <a:gsLst>
-                              <a:gs pos="0">
-                                <a:srgbClr val="F37553"/>
-                              </a:gs>
-                              <a:gs pos="50000">
-                                <a:srgbClr val="F75427"/>
-                              </a:gs>
-                              <a:gs pos="100000">
-                                <a:srgbClr val="EA2112"/>
-                              </a:gs>
-                            </a:gsLst>
-                          </a:gradFill>
+                          <a:solidFill>
+                            <a:srgbClr val="D00000"/>
+                          </a:solidFill>
                           <a:ln>
                             <a:solidFill>
                               <a:schemeClr val="accent2">
@@ -5035,7 +5275,11 @@
                                   <w:lang w:eastAsia="fr-FR"/>
                                 </w:rPr>
                               </w:pPr>
-                              <w:r>
+                            </w:p>
+                            <w:p>
+                              <w:pPr>
+                                <w:pStyle w:val="Sansinterligne"/>
+                                <w:jc w:val="right"/>
                                 <w:rPr>
                                   <w:rFonts w:ascii="HP Simplified Light" w:hAnsi="HP Simplified Light" w:cs="Alef"/>
                                   <w:color w:val="171717" w:themeColor="background2" w:themeShade="1A"/>
@@ -5043,7 +5287,16 @@
                                   <w:szCs w:val="20"/>
                                   <w:lang w:eastAsia="fr-FR"/>
                                 </w:rPr>
-                                <w:t>Entreprise de rédaction d’un cours fondamental. Régulièrement augmenté.</w:t>
+                              </w:pPr>
+                              <w:r>
+                                <w:rPr>
+                                  <w:rFonts w:ascii="HP Simplified Light" w:hAnsi="HP Simplified Light" w:cs="Alef"/>
+                                  <w:color w:val="171717" w:themeColor="background2" w:themeShade="1A"/>
+                                  <w:sz w:val="20"/>
+                                  <w:szCs w:val="20"/>
+                                  <w:lang w:eastAsia="fr-FR"/>
+                                </w:rPr>
+                                <w:t>Régulièrement augmenté</w:t>
                               </w:r>
                             </w:p>
                           </w:txbxContent>
@@ -5063,11 +5316,8 @@
           </mc:Choice>
           <mc:Fallback>
             <w:pict>
-              <v:group w14:anchorId="44E13F86" id="Groupe 10" o:spid="_x0000_s1046" style="position:absolute;margin-left:63.5pt;margin-top:21.95pt;width:559.15pt;height:39.75pt;z-index:251683840" coordsize="71012,5048" o:gfxdata="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">
-                <v:rect id="_x0000_s1047" style="position:absolute;top:444;width:14224;height:4064;visibility:visible;mso-wrap-style:square;v-text-anchor:middle" o:gfxdata="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" fillcolor="#f37553" strokecolor="#c45911 [2405]" strokeweight=".5pt">
-                  <v:fill color2="#ea2112" rotate="t" colors="0 #f37553;.5 #f75427;1 #ea2112" focus="100%" type="gradient">
-                    <o:fill v:ext="view" type="gradientUnscaled"/>
-                  </v:fill>
+              <v:group w14:anchorId="44E13F86" id="Groupe 10" o:spid="_x0000_s1046" style="position:absolute;margin-left:63.5pt;margin-top:21.95pt;width:559.15pt;height:39.75pt;z-index:251683840" coordsize="71012,5048" o:gfxdata="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">
+                <v:rect id="_x0000_s1047" style="position:absolute;top:444;width:14224;height:4064;visibility:visible;mso-wrap-style:square;v-text-anchor:middle" o:gfxdata="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" fillcolor="#d00000" strokecolor="#c45911 [2405]" strokeweight=".5pt">
                   <v:shadow on="t" color="black" opacity="26214f" origin=",-.5" offset="0,3pt"/>
                 </v:rect>
                 <v:shape id="_x0000_s1048" type="#_x0000_t202" style="position:absolute;left:15240;top:254;width:33883;height:3943;visibility:visible;mso-wrap-style:square;v-text-anchor:top" o:gfxdata="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" filled="f" stroked="f">
@@ -5125,7 +5375,11 @@
                             <w:lang w:eastAsia="fr-FR"/>
                           </w:rPr>
                         </w:pPr>
-                        <w:r>
+                      </w:p>
+                      <w:p>
+                        <w:pPr>
+                          <w:pStyle w:val="Sansinterligne"/>
+                          <w:jc w:val="right"/>
                           <w:rPr>
                             <w:rFonts w:ascii="HP Simplified Light" w:hAnsi="HP Simplified Light" w:cs="Alef"/>
                             <w:color w:val="171717" w:themeColor="background2" w:themeShade="1A"/>
@@ -5133,7 +5387,16 @@
                             <w:szCs w:val="20"/>
                             <w:lang w:eastAsia="fr-FR"/>
                           </w:rPr>
-                          <w:t>Entreprise de rédaction d’un cours fondamental. Régulièrement augmenté.</w:t>
+                        </w:pPr>
+                        <w:r>
+                          <w:rPr>
+                            <w:rFonts w:ascii="HP Simplified Light" w:hAnsi="HP Simplified Light" w:cs="Alef"/>
+                            <w:color w:val="171717" w:themeColor="background2" w:themeShade="1A"/>
+                            <w:sz w:val="20"/>
+                            <w:szCs w:val="20"/>
+                            <w:lang w:eastAsia="fr-FR"/>
+                          </w:rPr>
+                          <w:t>Régulièrement augmenté</w:t>
                         </w:r>
                       </w:p>
                     </w:txbxContent>
@@ -5166,7 +5429,7 @@
         <mc:AlternateContent>
           <mc:Choice Requires="wpg">
             <w:drawing>
-              <wp:anchor distT="0" distB="0" distL="114300" distR="114300" simplePos="0" relativeHeight="251694080" behindDoc="0" locked="0" layoutInCell="1" allowOverlap="1" wp14:anchorId="34A71A47" wp14:editId="2653A988">
+              <wp:anchor distT="0" distB="0" distL="114300" distR="114300" simplePos="0" relativeHeight="251694080" behindDoc="0" locked="0" layoutInCell="1" allowOverlap="1" wp14:anchorId="34A71A47" wp14:editId="64CBC232">
                 <wp:simplePos x="0" y="0"/>
                 <wp:positionH relativeFrom="column">
                   <wp:posOffset>803910</wp:posOffset>
@@ -5213,19 +5476,9 @@
                             <a:prstGeom prst="rect">
                               <a:avLst/>
                             </a:prstGeom>
-                            <a:gradFill>
-                              <a:gsLst>
-                                <a:gs pos="0">
-                                  <a:srgbClr val="DA00DA"/>
-                                </a:gs>
-                                <a:gs pos="50000">
-                                  <a:srgbClr val="A200A2"/>
-                                </a:gs>
-                                <a:gs pos="100000">
-                                  <a:srgbClr val="4C004C"/>
-                                </a:gs>
-                              </a:gsLst>
-                            </a:gradFill>
+                            <a:solidFill>
+                              <a:srgbClr val="C781FB"/>
+                            </a:solidFill>
                             <a:ln>
                               <a:solidFill>
                                 <a:srgbClr val="660066"/>
@@ -5290,7 +5543,17 @@
                                     <w:szCs w:val="32"/>
                                     <w:lang w:eastAsia="fr-FR"/>
                                   </w:rPr>
-                                  <w:t>Documents utile</w:t>
+                                  <w:t>Choses</w:t>
+                                </w:r>
+                                <w:r>
+                                  <w:rPr>
+                                    <w:rFonts w:ascii="Bahnschrift SemiLight" w:hAnsi="Bahnschrift SemiLight" w:cs="Alef"/>
+                                    <w:color w:val="171717" w:themeColor="background2" w:themeShade="1A"/>
+                                    <w:sz w:val="32"/>
+                                    <w:szCs w:val="32"/>
+                                    <w:lang w:eastAsia="fr-FR"/>
+                                  </w:rPr>
+                                  <w:t xml:space="preserve"> utile</w:t>
                                 </w:r>
                                 <w:r>
                                   <w:rPr>
@@ -5332,9 +5595,19 @@
                                     <w:szCs w:val="32"/>
                                     <w:lang w:eastAsia="fr-FR"/>
                                   </w:rPr>
-                                  <w:t>pour</w:t>
+                                  <w:t>à</w:t>
                                 </w:r>
                                 <w:proofErr w:type="gramEnd"/>
+                                <w:r>
+                                  <w:rPr>
+                                    <w:rFonts w:ascii="Bahnschrift SemiLight" w:hAnsi="Bahnschrift SemiLight" w:cs="Alef"/>
+                                    <w:color w:val="171717" w:themeColor="background2" w:themeShade="1A"/>
+                                    <w:sz w:val="32"/>
+                                    <w:szCs w:val="32"/>
+                                    <w:lang w:eastAsia="fr-FR"/>
+                                  </w:rPr>
+                                  <w:t xml:space="preserve"> l’intention des</w:t>
+                                </w:r>
                                 <w:r>
                                   <w:rPr>
                                     <w:rFonts w:ascii="Bahnschrift SemiLight" w:hAnsi="Bahnschrift SemiLight" w:cs="Alef"/>
@@ -5550,7 +5823,27 @@
                                   <w:szCs w:val="20"/>
                                   <w:lang w:eastAsia="fr-FR"/>
                                 </w:rPr>
-                                <w:t>. Ouvrir pour voir davantage !</w:t>
+                                <w:t xml:space="preserve">. </w:t>
+                              </w:r>
+                              <w:r>
+                                <w:rPr>
+                                  <w:rFonts w:ascii="HP Simplified Light" w:hAnsi="HP Simplified Light" w:cs="Alef"/>
+                                  <w:color w:val="171717" w:themeColor="background2" w:themeShade="1A"/>
+                                  <w:sz w:val="20"/>
+                                  <w:szCs w:val="20"/>
+                                  <w:lang w:eastAsia="fr-FR"/>
+                                </w:rPr>
+                                <w:t>Ouvrez</w:t>
+                              </w:r>
+                              <w:r>
+                                <w:rPr>
+                                  <w:rFonts w:ascii="HP Simplified Light" w:hAnsi="HP Simplified Light" w:cs="Alef"/>
+                                  <w:color w:val="171717" w:themeColor="background2" w:themeShade="1A"/>
+                                  <w:sz w:val="20"/>
+                                  <w:szCs w:val="20"/>
+                                  <w:lang w:eastAsia="fr-FR"/>
+                                </w:rPr>
+                                <w:t xml:space="preserve"> pour voir davantage !</w:t>
                               </w:r>
                             </w:p>
                           </w:txbxContent>
@@ -5570,13 +5863,9 @@
           </mc:Choice>
           <mc:Fallback>
             <w:pict>
-              <v:group w14:anchorId="34A71A47" id="Groupe 2" o:spid="_x0000_s1051" style="position:absolute;margin-left:63.3pt;margin-top:21.65pt;width:574.55pt;height:65pt;z-index:251694080" coordsize="72969,8253" o:gfxdata="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">
+              <v:group w14:anchorId="34A71A47" id="Groupe 2" o:spid="_x0000_s1051" style="position:absolute;margin-left:63.3pt;margin-top:21.65pt;width:574.55pt;height:65pt;z-index:251694080" coordsize="72969,8253" o:gfxdata="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">
                 <v:group id="Groupe 1" o:spid="_x0000_s1052" style="position:absolute;top:277;width:72969;height:6771" coordsize="72969,6771" o:gfxdata="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">
-                  <v:rect id="_x0000_s1053" style="position:absolute;top:1039;width:14223;height:4063;visibility:visible;mso-wrap-style:square;v-text-anchor:middle" o:gfxdata="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" fillcolor="#da00da" strokecolor="#606" strokeweight=".5pt">
-                    <v:fill color2="#4c004c" rotate="t" colors="0 #da00da;.5 #a200a2;1 #4c004c" focus="100%" type="gradient">
-                      <o:fill v:ext="view" type="gradientUnscaled"/>
-                    </v:fill>
-                  </v:rect>
+                  <v:rect id="_x0000_s1053" style="position:absolute;top:1039;width:14223;height:4063;visibility:visible;mso-wrap-style:square;v-text-anchor:middle" o:gfxdata="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" fillcolor="#c781fb" strokecolor="#606" strokeweight=".5pt"/>
                   <v:shape id="_x0000_s1054" type="#_x0000_t202" style="position:absolute;left:15309;width:57660;height:5953;visibility:visible;mso-wrap-style:square;v-text-anchor:top" o:gfxdata="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" filled="f" stroked="f">
                     <v:textbox>
                       <w:txbxContent>
@@ -5599,7 +5888,17 @@
                               <w:szCs w:val="32"/>
                               <w:lang w:eastAsia="fr-FR"/>
                             </w:rPr>
-                            <w:t>Documents utile</w:t>
+                            <w:t>Choses</w:t>
+                          </w:r>
+                          <w:r>
+                            <w:rPr>
+                              <w:rFonts w:ascii="Bahnschrift SemiLight" w:hAnsi="Bahnschrift SemiLight" w:cs="Alef"/>
+                              <w:color w:val="171717" w:themeColor="background2" w:themeShade="1A"/>
+                              <w:sz w:val="32"/>
+                              <w:szCs w:val="32"/>
+                              <w:lang w:eastAsia="fr-FR"/>
+                            </w:rPr>
+                            <w:t xml:space="preserve"> utile</w:t>
                           </w:r>
                           <w:r>
                             <w:rPr>
@@ -5641,9 +5940,19 @@
                               <w:szCs w:val="32"/>
                               <w:lang w:eastAsia="fr-FR"/>
                             </w:rPr>
-                            <w:t>pour</w:t>
+                            <w:t>à</w:t>
                           </w:r>
                           <w:proofErr w:type="gramEnd"/>
+                          <w:r>
+                            <w:rPr>
+                              <w:rFonts w:ascii="Bahnschrift SemiLight" w:hAnsi="Bahnschrift SemiLight" w:cs="Alef"/>
+                              <w:color w:val="171717" w:themeColor="background2" w:themeShade="1A"/>
+                              <w:sz w:val="32"/>
+                              <w:szCs w:val="32"/>
+                              <w:lang w:eastAsia="fr-FR"/>
+                            </w:rPr>
+                            <w:t xml:space="preserve"> l’intention des</w:t>
+                          </w:r>
                           <w:r>
                             <w:rPr>
                               <w:rFonts w:ascii="Bahnschrift SemiLight" w:hAnsi="Bahnschrift SemiLight" w:cs="Alef"/>
@@ -5808,7 +6117,27 @@
                             <w:szCs w:val="20"/>
                             <w:lang w:eastAsia="fr-FR"/>
                           </w:rPr>
-                          <w:t>. Ouvrir pour voir davantage !</w:t>
+                          <w:t xml:space="preserve">. </w:t>
+                        </w:r>
+                        <w:r>
+                          <w:rPr>
+                            <w:rFonts w:ascii="HP Simplified Light" w:hAnsi="HP Simplified Light" w:cs="Alef"/>
+                            <w:color w:val="171717" w:themeColor="background2" w:themeShade="1A"/>
+                            <w:sz w:val="20"/>
+                            <w:szCs w:val="20"/>
+                            <w:lang w:eastAsia="fr-FR"/>
+                          </w:rPr>
+                          <w:t>Ouvrez</w:t>
+                        </w:r>
+                        <w:r>
+                          <w:rPr>
+                            <w:rFonts w:ascii="HP Simplified Light" w:hAnsi="HP Simplified Light" w:cs="Alef"/>
+                            <w:color w:val="171717" w:themeColor="background2" w:themeShade="1A"/>
+                            <w:sz w:val="20"/>
+                            <w:szCs w:val="20"/>
+                            <w:lang w:eastAsia="fr-FR"/>
+                          </w:rPr>
+                          <w:t xml:space="preserve"> pour voir davantage !</w:t>
                         </w:r>
                       </w:p>
                     </w:txbxContent>
@@ -5846,7 +6175,7 @@
         <mc:AlternateContent>
           <mc:Choice Requires="wpg">
             <w:drawing>
-              <wp:anchor distT="0" distB="0" distL="114300" distR="114300" simplePos="0" relativeHeight="251737088" behindDoc="0" locked="0" layoutInCell="1" allowOverlap="1" wp14:anchorId="1CB1E417" wp14:editId="5684EC63">
+              <wp:anchor distT="0" distB="0" distL="114300" distR="114300" simplePos="0" relativeHeight="251737088" behindDoc="0" locked="0" layoutInCell="1" allowOverlap="1" wp14:anchorId="1CB1E417" wp14:editId="1AA42F7E">
                 <wp:simplePos x="0" y="0"/>
                 <wp:positionH relativeFrom="column">
                   <wp:posOffset>805815</wp:posOffset>
@@ -6060,23 +6389,12 @@
                           <a:prstGeom prst="rect">
                             <a:avLst/>
                           </a:prstGeom>
-                          <a:gradFill flip="none" rotWithShape="1">
-                            <a:gsLst>
-                              <a:gs pos="0">
-                                <a:srgbClr val="672929"/>
-                              </a:gs>
-                              <a:gs pos="50000">
-                                <a:srgbClr val="CC7F50"/>
-                              </a:gs>
-                              <a:gs pos="100000">
-                                <a:schemeClr val="accent2">
-                                  <a:lumMod val="50000"/>
-                                </a:schemeClr>
-                              </a:gs>
-                            </a:gsLst>
-                            <a:lin ang="10800000" scaled="1"/>
-                            <a:tileRect/>
-                          </a:gradFill>
+                          <a:solidFill>
+                            <a:schemeClr val="tx1">
+                              <a:lumMod val="85000"/>
+                              <a:lumOff val="15000"/>
+                            </a:schemeClr>
+                          </a:solidFill>
                           <a:ln>
                             <a:solidFill>
                               <a:schemeClr val="accent6">
@@ -6121,7 +6439,7 @@
           </mc:Choice>
           <mc:Fallback>
             <w:pict>
-              <v:group w14:anchorId="1CB1E417" id="_x0000_s1057" style="position:absolute;margin-left:63.45pt;margin-top:20.1pt;width:557.25pt;height:43.2pt;z-index:251737088" coordsize="70774,5488" o:gfxdata="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">
+              <v:group w14:anchorId="1CB1E417" id="_x0000_s1057" style="position:absolute;margin-left:63.45pt;margin-top:20.1pt;width:557.25pt;height:43.2pt;z-index:251737088" coordsize="70774,5488" o:gfxdata="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">
                 <v:shape id="_x0000_s1058" type="#_x0000_t202" style="position:absolute;left:15291;top:155;width:25279;height:3943;visibility:visible;mso-wrap-style:square;v-text-anchor:top" o:gfxdata="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" filled="f" stroked="f">
                   <v:textbox>
                     <w:txbxContent>
@@ -6226,8 +6544,7 @@
                     </w:txbxContent>
                   </v:textbox>
                 </v:shape>
-                <v:rect id="_x0000_s1061" style="position:absolute;width:14223;height:4062;visibility:visible;mso-wrap-style:square;v-text-anchor:middle" o:gfxdata="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" fillcolor="#672929" strokecolor="#538135 [2409]" strokeweight=".5pt">
-                  <v:fill color2="#823b0b [1605]" rotate="t" angle="270" colors="0 #672929;.5 #cc7f50;1 #843c0c" focus="100%" type="gradient"/>
+                <v:rect id="_x0000_s1061" style="position:absolute;width:14223;height:4062;visibility:visible;mso-wrap-style:square;v-text-anchor:middle" o:gfxdata="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" fillcolor="#272727 [2749]" strokecolor="#538135 [2409]" strokeweight=".5pt">
                   <v:shadow on="t" color="black" opacity="26214f" origin=",-.5" offset="0,3pt"/>
                 </v:rect>
               </v:group>
@@ -6257,7 +6574,7 @@
         <mc:AlternateContent>
           <mc:Choice Requires="wpg">
             <w:drawing>
-              <wp:anchor distT="0" distB="0" distL="114300" distR="114300" simplePos="0" relativeHeight="251697152" behindDoc="0" locked="0" layoutInCell="1" allowOverlap="1" wp14:anchorId="294DF00C" wp14:editId="35B3852A">
+              <wp:anchor distT="0" distB="0" distL="114300" distR="114300" simplePos="0" relativeHeight="251697152" behindDoc="0" locked="0" layoutInCell="1" allowOverlap="1" wp14:anchorId="294DF00C" wp14:editId="763517F6">
                 <wp:simplePos x="0" y="0"/>
                 <wp:positionH relativeFrom="column">
                   <wp:posOffset>800100</wp:posOffset>
@@ -6293,6 +6610,12 @@
                           <a:prstGeom prst="rect">
                             <a:avLst/>
                           </a:prstGeom>
+                          <a:solidFill>
+                            <a:schemeClr val="accent1">
+                              <a:lumMod val="60000"/>
+                              <a:lumOff val="40000"/>
+                            </a:schemeClr>
+                          </a:solidFill>
                           <a:ln>
                             <a:solidFill>
                               <a:schemeClr val="accent5">
@@ -6458,37 +6781,7 @@
                                   <w:szCs w:val="20"/>
                                   <w:lang w:eastAsia="fr-FR"/>
                                 </w:rPr>
-                                <w:t xml:space="preserve">Deux, trois </w:t>
-                              </w:r>
-                              <w:r>
-                                <w:rPr>
-                                  <w:rFonts w:ascii="HP Simplified Light" w:hAnsi="HP Simplified Light" w:cs="Alef"/>
-                                  <w:color w:val="171717" w:themeColor="background2" w:themeShade="1A"/>
-                                  <w:sz w:val="20"/>
-                                  <w:szCs w:val="20"/>
-                                  <w:lang w:eastAsia="fr-FR"/>
-                                </w:rPr>
-                                <w:t>choses</w:t>
-                              </w:r>
-                              <w:r>
-                                <w:rPr>
-                                  <w:rFonts w:ascii="HP Simplified Light" w:hAnsi="HP Simplified Light" w:cs="Alef"/>
-                                  <w:color w:val="171717" w:themeColor="background2" w:themeShade="1A"/>
-                                  <w:sz w:val="20"/>
-                                  <w:szCs w:val="20"/>
-                                  <w:lang w:eastAsia="fr-FR"/>
-                                </w:rPr>
-                                <w:t xml:space="preserve"> </w:t>
-                              </w:r>
-                              <w:r>
-                                <w:rPr>
-                                  <w:rFonts w:ascii="HP Simplified Light" w:hAnsi="HP Simplified Light" w:cs="Alef"/>
-                                  <w:color w:val="171717" w:themeColor="background2" w:themeShade="1A"/>
-                                  <w:sz w:val="20"/>
-                                  <w:szCs w:val="20"/>
-                                  <w:lang w:eastAsia="fr-FR"/>
-                                </w:rPr>
-                                <w:t>pour contextualiser</w:t>
+                                <w:t>Mis à jour : fin 2026</w:t>
                               </w:r>
                             </w:p>
                           </w:txbxContent>
@@ -6508,11 +6801,8 @@
           </mc:Choice>
           <mc:Fallback>
             <w:pict>
-              <v:group w14:anchorId="294DF00C" id="Groupe 8" o:spid="_x0000_s1062" style="position:absolute;margin-left:63pt;margin-top:22.15pt;width:555.9pt;height:32.5pt;z-index:251697152" coordsize="70599,4127" o:gfxdata="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">
-                <v:rect id="_x0000_s1063" style="position:absolute;top:63;width:14224;height:4064;visibility:visible;mso-wrap-style:square;v-text-anchor:middle" o:gfxdata="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" fillcolor="#65a0d7 [3032]" strokecolor="#2e74b5 [2408]" strokeweight=".5pt">
-                  <v:fill color2="#5898d4 [3176]" rotate="t" colors="0 #71a6db;.5 #559bdb;1 #438ac9" focus="100%" type="gradient">
-                    <o:fill v:ext="view" type="gradientUnscaled"/>
-                  </v:fill>
+              <v:group w14:anchorId="294DF00C" id="Groupe 8" o:spid="_x0000_s1062" style="position:absolute;margin-left:63pt;margin-top:22.15pt;width:555.9pt;height:32.5pt;z-index:251697152" coordsize="70599,4127" o:gfxdata="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">
+                <v:rect id="_x0000_s1063" style="position:absolute;top:63;width:14224;height:4064;visibility:visible;mso-wrap-style:square;v-text-anchor:middle" o:gfxdata="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" fillcolor="#8eaadb [1940]" strokecolor="#2e74b5 [2408]" strokeweight=".5pt">
                   <v:shadow on="t" color="black" opacity="26214f" origin=",-.5" offset="0,3pt"/>
                 </v:rect>
                 <v:shape id="_x0000_s1064" type="#_x0000_t202" style="position:absolute;left:15240;width:18637;height:3943;visibility:visible;mso-wrap-style:square;v-text-anchor:top" o:gfxdata="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" filled="f" stroked="f">
@@ -6578,37 +6868,7 @@
                             <w:szCs w:val="20"/>
                             <w:lang w:eastAsia="fr-FR"/>
                           </w:rPr>
-                          <w:t xml:space="preserve">Deux, trois </w:t>
-                        </w:r>
-                        <w:r>
-                          <w:rPr>
-                            <w:rFonts w:ascii="HP Simplified Light" w:hAnsi="HP Simplified Light" w:cs="Alef"/>
-                            <w:color w:val="171717" w:themeColor="background2" w:themeShade="1A"/>
-                            <w:sz w:val="20"/>
-                            <w:szCs w:val="20"/>
-                            <w:lang w:eastAsia="fr-FR"/>
-                          </w:rPr>
-                          <w:t>choses</w:t>
-                        </w:r>
-                        <w:r>
-                          <w:rPr>
-                            <w:rFonts w:ascii="HP Simplified Light" w:hAnsi="HP Simplified Light" w:cs="Alef"/>
-                            <w:color w:val="171717" w:themeColor="background2" w:themeShade="1A"/>
-                            <w:sz w:val="20"/>
-                            <w:szCs w:val="20"/>
-                            <w:lang w:eastAsia="fr-FR"/>
-                          </w:rPr>
-                          <w:t xml:space="preserve"> </w:t>
-                        </w:r>
-                        <w:r>
-                          <w:rPr>
-                            <w:rFonts w:ascii="HP Simplified Light" w:hAnsi="HP Simplified Light" w:cs="Alef"/>
-                            <w:color w:val="171717" w:themeColor="background2" w:themeShade="1A"/>
-                            <w:sz w:val="20"/>
-                            <w:szCs w:val="20"/>
-                            <w:lang w:eastAsia="fr-FR"/>
-                          </w:rPr>
-                          <w:t>pour contextualiser</w:t>
+                          <w:t>Mis à jour : fin 2026</w:t>
                         </w:r>
                       </w:p>
                     </w:txbxContent>
@@ -6641,7 +6901,7 @@
         <mc:AlternateContent>
           <mc:Choice Requires="wpg">
             <w:drawing>
-              <wp:anchor distT="0" distB="0" distL="114300" distR="114300" simplePos="0" relativeHeight="251700224" behindDoc="0" locked="0" layoutInCell="1" allowOverlap="1" wp14:anchorId="0CE2DAC9" wp14:editId="332C56D9">
+              <wp:anchor distT="0" distB="0" distL="114300" distR="114300" simplePos="0" relativeHeight="251700224" behindDoc="0" locked="0" layoutInCell="1" allowOverlap="1" wp14:anchorId="0CE2DAC9" wp14:editId="2A6ABAFE">
                 <wp:simplePos x="0" y="0"/>
                 <wp:positionH relativeFrom="column">
                   <wp:posOffset>800735</wp:posOffset>
@@ -6677,6 +6937,11 @@
                           <a:prstGeom prst="rect">
                             <a:avLst/>
                           </a:prstGeom>
+                          <a:solidFill>
+                            <a:schemeClr val="bg2">
+                              <a:lumMod val="75000"/>
+                            </a:schemeClr>
+                          </a:solidFill>
                           <a:ln>
                             <a:solidFill>
                               <a:schemeClr val="accent3">
@@ -6872,11 +7137,8 @@
           </mc:Choice>
           <mc:Fallback>
             <w:pict>
-              <v:group w14:anchorId="0CE2DAC9" id="_x0000_s1067" style="position:absolute;margin-left:63.05pt;margin-top:22.05pt;width:555.9pt;height:32.5pt;z-index:251700224" coordsize="70599,4127" o:gfxdata="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">
-                <v:rect id="_x0000_s1068" style="position:absolute;top:63;width:14224;height:4064;visibility:visible;mso-wrap-style:square;v-text-anchor:middle" o:gfxdata="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" fillcolor="#aaa [3030]" strokecolor="#7b7b7b [2406]" strokeweight=".5pt">
-                  <v:fill color2="#a3a3a3 [3174]" rotate="t" colors="0 #afafaf;.5 #a5a5a5;1 #929292" focus="100%" type="gradient">
-                    <o:fill v:ext="view" type="gradientUnscaled"/>
-                  </v:fill>
+              <v:group w14:anchorId="0CE2DAC9" id="_x0000_s1067" style="position:absolute;margin-left:63.05pt;margin-top:22.05pt;width:555.9pt;height:32.5pt;z-index:251700224" coordsize="70599,4127" o:gfxdata="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">
+                <v:rect id="_x0000_s1068" style="position:absolute;top:63;width:14224;height:4064;visibility:visible;mso-wrap-style:square;v-text-anchor:middle" o:gfxdata="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" fillcolor="#aeaaaa [2414]" strokecolor="#7b7b7b [2406]" strokeweight=".5pt">
                   <v:shadow on="t" color="black" opacity="26214f" origin=",-.5" offset="0,3pt"/>
                 </v:rect>
                 <v:shape id="_x0000_s1069" type="#_x0000_t202" style="position:absolute;left:15240;width:18637;height:3943;visibility:visible;mso-wrap-style:square;v-text-anchor:top" o:gfxdata="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" filled="f" stroked="f">
@@ -7025,1237 +7287,17 @@
         </w:rPr>
         <w:lastRenderedPageBreak/>
         <mc:AlternateContent>
-          <mc:Choice Requires="wpg">
+          <mc:Choice Requires="wps">
             <w:drawing>
-              <wp:anchor distT="0" distB="0" distL="114300" distR="114300" simplePos="0" relativeHeight="251732992" behindDoc="0" locked="0" layoutInCell="1" allowOverlap="1" wp14:anchorId="16F601FA" wp14:editId="0FEBE83A">
+              <wp:anchor distT="0" distB="0" distL="114300" distR="114300" simplePos="0" relativeHeight="251673600" behindDoc="0" locked="0" layoutInCell="1" allowOverlap="1" wp14:anchorId="65F78DC6" wp14:editId="6820886B">
                 <wp:simplePos x="0" y="0"/>
                 <wp:positionH relativeFrom="column">
-                  <wp:posOffset>151765</wp:posOffset>
-                </wp:positionH>
-                <wp:positionV relativeFrom="paragraph">
-                  <wp:posOffset>2887345</wp:posOffset>
-                </wp:positionV>
-                <wp:extent cx="8724900" cy="2302510"/>
-                <wp:effectExtent l="0" t="0" r="0" b="2540"/>
-                <wp:wrapNone/>
-                <wp:docPr id="23541777" name="Groupe 45"/>
-                <wp:cNvGraphicFramePr/>
-                <a:graphic xmlns:a="http://schemas.openxmlformats.org/drawingml/2006/main">
-                  <a:graphicData uri="http://schemas.microsoft.com/office/word/2010/wordprocessingGroup">
-                    <wpg:wgp>
-                      <wpg:cNvGrpSpPr/>
-                      <wpg:grpSpPr>
-                        <a:xfrm>
-                          <a:off x="0" y="0"/>
-                          <a:ext cx="8724900" cy="2302510"/>
-                          <a:chOff x="0" y="0"/>
-                          <a:chExt cx="8724900" cy="2302510"/>
-                        </a:xfrm>
-                      </wpg:grpSpPr>
-                      <wpg:grpSp>
-                        <wpg:cNvPr id="1721496618" name="Groupe 16"/>
-                        <wpg:cNvGrpSpPr/>
-                        <wpg:grpSpPr>
-                          <a:xfrm>
-                            <a:off x="0" y="0"/>
-                            <a:ext cx="8430260" cy="2302510"/>
-                            <a:chOff x="0" y="0"/>
-                            <a:chExt cx="8658860" cy="2768600"/>
-                          </a:xfrm>
-                        </wpg:grpSpPr>
-                        <pic:pic xmlns:pic="http://schemas.openxmlformats.org/drawingml/2006/picture">
-                          <pic:nvPicPr>
-                            <pic:cNvPr id="1461809690" name="Image 13" descr="My Favorite Math Comic Strip – Comics, The Universe and Everything"/>
-                            <pic:cNvPicPr>
-                              <a:picLocks noChangeAspect="1"/>
-                            </pic:cNvPicPr>
-                          </pic:nvPicPr>
-                          <pic:blipFill rotWithShape="1">
-                            <a:blip r:embed="rId17">
-                              <a:extLst>
-                                <a:ext uri="{BEBA8EAE-BF5A-486C-A8C5-ECC9F3942E4B}">
-                                  <a14:imgProps xmlns:a14="http://schemas.microsoft.com/office/drawing/2010/main">
-                                    <a14:imgLayer r:embed="rId18">
-                                      <a14:imgEffect>
-                                        <a14:sharpenSoften amount="25000"/>
-                                      </a14:imgEffect>
-                                    </a14:imgLayer>
-                                  </a14:imgProps>
-                                </a:ext>
-                                <a:ext uri="{28A0092B-C50C-407E-A947-70E740481C1C}">
-                                  <a14:useLocalDpi xmlns:a14="http://schemas.microsoft.com/office/drawing/2010/main" val="0"/>
-                                </a:ext>
-                              </a:extLst>
-                            </a:blip>
-                            <a:srcRect l="385" t="903" r="226" b="1095"/>
-                            <a:stretch/>
-                          </pic:blipFill>
-                          <pic:spPr bwMode="auto">
-                            <a:xfrm>
-                              <a:off x="0" y="0"/>
-                              <a:ext cx="8658860" cy="2768600"/>
-                            </a:xfrm>
-                            <a:prstGeom prst="rect">
-                              <a:avLst/>
-                            </a:prstGeom>
-                            <a:noFill/>
-                            <a:ln>
-                              <a:noFill/>
-                            </a:ln>
-                            <a:extLst>
-                              <a:ext uri="{53640926-AAD7-44D8-BBD7-CCE9431645EC}">
-                                <a14:shadowObscured xmlns:a14="http://schemas.microsoft.com/office/drawing/2010/main"/>
-                              </a:ext>
-                            </a:extLst>
-                          </pic:spPr>
-                        </pic:pic>
-                        <pic:pic xmlns:pic="http://schemas.openxmlformats.org/drawingml/2006/picture">
-                          <pic:nvPicPr>
-                            <pic:cNvPr id="400741504" name="Image 400741504" descr="My Favorite Math Comic Strip – Comics, The Universe and Everything"/>
-                            <pic:cNvPicPr>
-                              <a:picLocks noChangeAspect="1"/>
-                            </pic:cNvPicPr>
-                          </pic:nvPicPr>
-                          <pic:blipFill rotWithShape="1">
-                            <a:blip r:embed="rId19">
-                              <a:extLst>
-                                <a:ext uri="{BEBA8EAE-BF5A-486C-A8C5-ECC9F3942E4B}">
-                                  <a14:imgProps xmlns:a14="http://schemas.microsoft.com/office/drawing/2010/main">
-                                    <a14:imgLayer r:embed="rId18">
-                                      <a14:imgEffect>
-                                        <a14:sharpenSoften amount="50000"/>
-                                      </a14:imgEffect>
-                                    </a14:imgLayer>
-                                  </a14:imgProps>
-                                </a:ext>
-                                <a:ext uri="{28A0092B-C50C-407E-A947-70E740481C1C}">
-                                  <a14:useLocalDpi xmlns:a14="http://schemas.microsoft.com/office/drawing/2010/main" val="0"/>
-                                </a:ext>
-                              </a:extLst>
-                            </a:blip>
-                            <a:srcRect l="1924" t="3169" r="2317" b="68994"/>
-                            <a:stretch/>
-                          </pic:blipFill>
-                          <pic:spPr bwMode="auto">
-                            <a:xfrm>
-                              <a:off x="539496" y="73152"/>
-                              <a:ext cx="7397115" cy="785495"/>
-                            </a:xfrm>
-                            <a:prstGeom prst="rect">
-                              <a:avLst/>
-                            </a:prstGeom>
-                            <a:noFill/>
-                            <a:ln>
-                              <a:noFill/>
-                            </a:ln>
-                            <a:extLst>
-                              <a:ext uri="{53640926-AAD7-44D8-BBD7-CCE9431645EC}">
-                                <a14:shadowObscured xmlns:a14="http://schemas.microsoft.com/office/drawing/2010/main"/>
-                              </a:ext>
-                            </a:extLst>
-                          </pic:spPr>
-                        </pic:pic>
-                      </wpg:grpSp>
-                      <wps:wsp>
-                        <wps:cNvPr id="49034126" name="Zone de texte 4"/>
-                        <wps:cNvSpPr txBox="1"/>
-                        <wps:spPr>
-                          <a:xfrm>
-                            <a:off x="7139940" y="15240"/>
-                            <a:ext cx="1584960" cy="662940"/>
-                          </a:xfrm>
-                          <a:prstGeom prst="rect">
-                            <a:avLst/>
-                          </a:prstGeom>
-                          <a:noFill/>
-                          <a:ln w="6350">
-                            <a:noFill/>
-                          </a:ln>
-                        </wps:spPr>
-                        <wps:txbx>
-                          <w:txbxContent>
-                            <w:p>
-                              <w:pPr>
-                                <w:pStyle w:val="Sansinterligne"/>
-                                <w:rPr>
-                                  <w:rFonts w:ascii="Courier New" w:hAnsi="Courier New" w:cs="Courier New"/>
-                                  <w:sz w:val="18"/>
-                                  <w:szCs w:val="18"/>
-                                </w:rPr>
-                              </w:pPr>
-                              <w:r>
-                                <w:rPr>
-                                  <w:rFonts w:ascii="Courier New" w:hAnsi="Courier New" w:cs="Courier New"/>
-                                  <w:sz w:val="18"/>
-                                  <w:szCs w:val="18"/>
-                                </w:rPr>
-                                <w:t xml:space="preserve">© </w:t>
-                              </w:r>
-                              <w:r>
-                                <w:rPr>
-                                  <w:rFonts w:ascii="Courier New" w:hAnsi="Courier New" w:cs="Courier New"/>
-                                  <w:sz w:val="18"/>
-                                  <w:szCs w:val="18"/>
-                                </w:rPr>
-                                <w:t xml:space="preserve">Randall </w:t>
-                              </w:r>
-                              <w:proofErr w:type="spellStart"/>
-                              <w:r>
-                                <w:rPr>
-                                  <w:rFonts w:ascii="Courier New" w:hAnsi="Courier New" w:cs="Courier New"/>
-                                  <w:sz w:val="18"/>
-                                  <w:szCs w:val="18"/>
-                                </w:rPr>
-                                <w:t>Munroe</w:t>
-                              </w:r>
-                              <w:proofErr w:type="spellEnd"/>
-                            </w:p>
-                          </w:txbxContent>
-                        </wps:txbx>
-                        <wps:bodyPr rot="0" spcFirstLastPara="0" vertOverflow="overflow" horzOverflow="overflow" vert="horz" wrap="square" lIns="91440" tIns="45720" rIns="91440" bIns="45720" numCol="1" spcCol="0" rtlCol="0" fromWordArt="0" anchor="t" anchorCtr="0" forceAA="0" compatLnSpc="1">
-                          <a:prstTxWarp prst="textNoShape">
-                            <a:avLst/>
-                          </a:prstTxWarp>
-                          <a:noAutofit/>
-                        </wps:bodyPr>
-                      </wps:wsp>
-                    </wpg:wgp>
-                  </a:graphicData>
-                </a:graphic>
-              </wp:anchor>
-            </w:drawing>
-          </mc:Choice>
-          <mc:Fallback>
-            <w:pict>
-              <v:group w14:anchorId="16F601FA" id="Groupe 45" o:spid="_x0000_s1072" style="position:absolute;margin-left:11.95pt;margin-top:227.35pt;width:687pt;height:181.3pt;z-index:251732992" coordsize="87249,23025" o:gfxdata="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">
-                <v:group id="Groupe 16" o:spid="_x0000_s1073" style="position:absolute;width:84302;height:23025" coordsize="86588,27686" o:gfxdata="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">
-                  <v:shapetype id="_x0000_t75" coordsize="21600,21600" o:spt="75" o:preferrelative="t" path="m@4@5l@4@11@9@11@9@5xe" filled="f" stroked="f">
-                    <v:stroke joinstyle="miter"/>
-                    <v:formulas>
-                      <v:f eqn="if lineDrawn pixelLineWidth 0"/>
-                      <v:f eqn="sum @0 1 0"/>
-                      <v:f eqn="sum 0 0 @1"/>
-                      <v:f eqn="prod @2 1 2"/>
-                      <v:f eqn="prod @3 21600 pixelWidth"/>
-                      <v:f eqn="prod @3 21600 pixelHeight"/>
-                      <v:f eqn="sum @0 0 1"/>
-                      <v:f eqn="prod @6 1 2"/>
-                      <v:f eqn="prod @7 21600 pixelWidth"/>
-                      <v:f eqn="sum @8 21600 0"/>
-                      <v:f eqn="prod @7 21600 pixelHeight"/>
-                      <v:f eqn="sum @10 21600 0"/>
-                    </v:formulas>
-                    <v:path o:extrusionok="f" gradientshapeok="t" o:connecttype="rect"/>
-                    <o:lock v:ext="edit" aspectratio="t"/>
-                  </v:shapetype>
-                  <v:shape id="Image 13" o:spid="_x0000_s1074" type="#_x0000_t75" alt="My Favorite Math Comic Strip – Comics, The Universe and Everything" style="position:absolute;width:86588;height:27686;visibility:visible;mso-wrap-style:square" o:gfxdata="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">
-                    <v:imagedata r:id="rId20" o:title="My Favorite Math Comic Strip – Comics, The Universe and Everything" croptop="592f" cropbottom="718f" cropleft="252f" cropright="148f"/>
-                  </v:shape>
-                  <v:shape id="Image 400741504" o:spid="_x0000_s1075" type="#_x0000_t75" alt="My Favorite Math Comic Strip – Comics, The Universe and Everything" style="position:absolute;left:5394;top:731;width:73972;height:7855;visibility:visible;mso-wrap-style:square" o:gfxdata="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">
-                    <v:imagedata r:id="rId21" o:title="My Favorite Math Comic Strip – Comics, The Universe and Everything" croptop="2077f" cropbottom="45216f" cropleft="1261f" cropright="1518f"/>
-                  </v:shape>
-                </v:group>
-                <v:shape id="Zone de texte 4" o:spid="_x0000_s1076" type="#_x0000_t202" style="position:absolute;left:71399;top:152;width:15850;height:6629;visibility:visible;mso-wrap-style:square;v-text-anchor:top" o:gfxdata="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" filled="f" stroked="f" strokeweight=".5pt">
-                  <v:textbox>
-                    <w:txbxContent>
-                      <w:p>
-                        <w:pPr>
-                          <w:pStyle w:val="Sansinterligne"/>
-                          <w:rPr>
-                            <w:rFonts w:ascii="Courier New" w:hAnsi="Courier New" w:cs="Courier New"/>
-                            <w:sz w:val="18"/>
-                            <w:szCs w:val="18"/>
-                          </w:rPr>
-                        </w:pPr>
-                        <w:r>
-                          <w:rPr>
-                            <w:rFonts w:ascii="Courier New" w:hAnsi="Courier New" w:cs="Courier New"/>
-                            <w:sz w:val="18"/>
-                            <w:szCs w:val="18"/>
-                          </w:rPr>
-                          <w:t xml:space="preserve">© </w:t>
-                        </w:r>
-                        <w:r>
-                          <w:rPr>
-                            <w:rFonts w:ascii="Courier New" w:hAnsi="Courier New" w:cs="Courier New"/>
-                            <w:sz w:val="18"/>
-                            <w:szCs w:val="18"/>
-                          </w:rPr>
-                          <w:t xml:space="preserve">Randall </w:t>
-                        </w:r>
-                        <w:proofErr w:type="spellStart"/>
-                        <w:r>
-                          <w:rPr>
-                            <w:rFonts w:ascii="Courier New" w:hAnsi="Courier New" w:cs="Courier New"/>
-                            <w:sz w:val="18"/>
-                            <w:szCs w:val="18"/>
-                          </w:rPr>
-                          <w:t>Munroe</w:t>
-                        </w:r>
-                        <w:proofErr w:type="spellEnd"/>
-                      </w:p>
-                    </w:txbxContent>
-                  </v:textbox>
-                </v:shape>
-              </v:group>
-            </w:pict>
-          </mc:Fallback>
-        </mc:AlternateContent>
-      </w:r>
-      <w:r>
-        <w:rPr>
-          <w:noProof/>
-        </w:rPr>
-        <mc:AlternateContent>
-          <mc:Choice Requires="wps">
-            <w:drawing>
-              <wp:anchor distT="0" distB="0" distL="114300" distR="114300" simplePos="0" relativeHeight="251729920" behindDoc="0" locked="0" layoutInCell="1" allowOverlap="1" wp14:anchorId="7EFE92F4" wp14:editId="44DADC02">
-                <wp:simplePos x="0" y="0"/>
-                <wp:positionH relativeFrom="column">
-                  <wp:posOffset>6146165</wp:posOffset>
-                </wp:positionH>
-                <wp:positionV relativeFrom="paragraph">
-                  <wp:posOffset>5603240</wp:posOffset>
-                </wp:positionV>
-                <wp:extent cx="1659255" cy="393700"/>
-                <wp:effectExtent l="0" t="0" r="0" b="6350"/>
-                <wp:wrapNone/>
-                <wp:docPr id="880645567" name="Zone de texte 1"/>
-                <wp:cNvGraphicFramePr/>
-                <a:graphic xmlns:a="http://schemas.openxmlformats.org/drawingml/2006/main">
-                  <a:graphicData uri="http://schemas.microsoft.com/office/word/2010/wordprocessingShape">
-                    <wps:wsp>
-                      <wps:cNvSpPr txBox="1"/>
-                      <wps:spPr>
-                        <a:xfrm>
-                          <a:off x="0" y="0"/>
-                          <a:ext cx="1659255" cy="393700"/>
-                        </a:xfrm>
-                        <a:prstGeom prst="rect">
-                          <a:avLst/>
-                        </a:prstGeom>
-                        <a:noFill/>
-                        <a:ln>
-                          <a:noFill/>
-                        </a:ln>
-                      </wps:spPr>
-                      <wps:txbx>
-                        <w:txbxContent>
-                          <w:p>
-                            <w:pPr>
-                              <w:pStyle w:val="Sansinterligne"/>
-                              <w:rPr>
-                                <w:rFonts w:ascii="Bahnschrift SemiLight" w:hAnsi="Bahnschrift SemiLight" w:cs="Alef"/>
-                                <w:i/>
-                                <w:iCs/>
-                                <w:color w:val="171717" w:themeColor="background2" w:themeShade="1A"/>
-                                <w:sz w:val="25"/>
-                                <w:szCs w:val="25"/>
-                                <w14:textOutline w14:w="9525" w14:cap="flat" w14:cmpd="sng" w14:algn="ctr">
-                                  <w14:solidFill>
-                                    <w14:schemeClr w14:val="tx1">
-                                      <w14:lumMod w14:val="65000"/>
-                                      <w14:lumOff w14:val="35000"/>
-                                    </w14:schemeClr>
-                                  </w14:solidFill>
-                                  <w14:prstDash w14:val="solid"/>
-                                  <w14:round/>
-                                </w14:textOutline>
-                              </w:rPr>
-                            </w:pPr>
-                            <w:r>
-                              <w:rPr>
-                                <w:rFonts w:ascii="Butler" w:hAnsi="Butler" w:cs="Alef"/>
-                                <w:b/>
-                                <w:bCs/>
-                                <w:color w:val="171717" w:themeColor="background2" w:themeShade="1A"/>
-                                <w:sz w:val="25"/>
-                                <w:szCs w:val="25"/>
-                                <w:lang w:eastAsia="fr-FR"/>
-                              </w:rPr>
-                              <w:t>Âge :</w:t>
-                            </w:r>
-                            <w:r>
-                              <w:rPr>
-                                <w:rFonts w:ascii="Bahnschrift SemiLight" w:hAnsi="Bahnschrift SemiLight" w:cs="Alef"/>
-                                <w:b/>
-                                <w:bCs/>
-                                <w:color w:val="171717" w:themeColor="background2" w:themeShade="1A"/>
-                                <w:sz w:val="25"/>
-                                <w:szCs w:val="25"/>
-                                <w:lang w:eastAsia="fr-FR"/>
-                              </w:rPr>
-                              <w:t xml:space="preserve"> </w:t>
-                            </w:r>
-                            <w:r>
-                              <w:rPr>
-                                <w:rFonts w:ascii="Times New Roman" w:hAnsi="Times New Roman" w:cs="Times New Roman"/>
-                                <w:color w:val="171717" w:themeColor="background2" w:themeShade="1A"/>
-                                <w:sz w:val="25"/>
-                                <w:szCs w:val="25"/>
-                                <w:lang w:eastAsia="fr-FR"/>
-                              </w:rPr>
-                              <w:t>2</w:t>
-                            </w:r>
-                            <w:r>
-                              <w:rPr>
-                                <w:rFonts w:ascii="Times New Roman" w:hAnsi="Times New Roman" w:cs="Times New Roman"/>
-                                <w:color w:val="171717" w:themeColor="background2" w:themeShade="1A"/>
-                                <w:sz w:val="25"/>
-                                <w:szCs w:val="25"/>
-                                <w:lang w:eastAsia="fr-FR"/>
-                              </w:rPr>
-                              <w:t>3</w:t>
-                            </w:r>
-                            <w:r>
-                              <w:rPr>
-                                <w:rFonts w:ascii="Times New Roman" w:hAnsi="Times New Roman" w:cs="Times New Roman"/>
-                                <w:color w:val="171717" w:themeColor="background2" w:themeShade="1A"/>
-                                <w:sz w:val="25"/>
-                                <w:szCs w:val="25"/>
-                                <w:lang w:eastAsia="fr-FR"/>
-                              </w:rPr>
-                              <w:t xml:space="preserve"> ans</w:t>
-                            </w:r>
-                          </w:p>
-                        </w:txbxContent>
-                      </wps:txbx>
-                      <wps:bodyPr rot="0" spcFirstLastPara="0" vertOverflow="overflow" horzOverflow="overflow" vert="horz" wrap="square" lIns="91440" tIns="45720" rIns="91440" bIns="45720" numCol="1" spcCol="0" rtlCol="0" fromWordArt="0" anchor="t" anchorCtr="0" forceAA="0" compatLnSpc="1">
-                        <a:prstTxWarp prst="textNoShape">
-                          <a:avLst/>
-                        </a:prstTxWarp>
-                        <a:noAutofit/>
-                      </wps:bodyPr>
-                    </wps:wsp>
-                  </a:graphicData>
-                </a:graphic>
-                <wp14:sizeRelH relativeFrom="margin">
-                  <wp14:pctWidth>0</wp14:pctWidth>
-                </wp14:sizeRelH>
-              </wp:anchor>
-            </w:drawing>
-          </mc:Choice>
-          <mc:Fallback>
-            <w:pict>
-              <v:shape w14:anchorId="7EFE92F4" id="Zone de texte 1" o:spid="_x0000_s1077" type="#_x0000_t202" style="position:absolute;margin-left:483.95pt;margin-top:441.2pt;width:130.65pt;height:31pt;z-index:251729920;visibility:visible;mso-wrap-style:square;mso-width-percent:0;mso-wrap-distance-left:9pt;mso-wrap-distance-top:0;mso-wrap-distance-right:9pt;mso-wrap-distance-bottom:0;mso-position-horizontal:absolute;mso-position-horizontal-relative:text;mso-position-vertical:absolute;mso-position-vertical-relative:text;mso-width-percent:0;mso-width-relative:margin;v-text-anchor:top" o:gfxdata="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" filled="f" stroked="f">
-                <v:textbox>
-                  <w:txbxContent>
-                    <w:p>
-                      <w:pPr>
-                        <w:pStyle w:val="Sansinterligne"/>
-                        <w:rPr>
-                          <w:rFonts w:ascii="Bahnschrift SemiLight" w:hAnsi="Bahnschrift SemiLight" w:cs="Alef"/>
-                          <w:i/>
-                          <w:iCs/>
-                          <w:color w:val="171717" w:themeColor="background2" w:themeShade="1A"/>
-                          <w:sz w:val="25"/>
-                          <w:szCs w:val="25"/>
-                          <w14:textOutline w14:w="9525" w14:cap="flat" w14:cmpd="sng" w14:algn="ctr">
-                            <w14:solidFill>
-                              <w14:schemeClr w14:val="tx1">
-                                <w14:lumMod w14:val="65000"/>
-                                <w14:lumOff w14:val="35000"/>
-                              </w14:schemeClr>
-                            </w14:solidFill>
-                            <w14:prstDash w14:val="solid"/>
-                            <w14:round/>
-                          </w14:textOutline>
-                        </w:rPr>
-                      </w:pPr>
-                      <w:r>
-                        <w:rPr>
-                          <w:rFonts w:ascii="Butler" w:hAnsi="Butler" w:cs="Alef"/>
-                          <w:b/>
-                          <w:bCs/>
-                          <w:color w:val="171717" w:themeColor="background2" w:themeShade="1A"/>
-                          <w:sz w:val="25"/>
-                          <w:szCs w:val="25"/>
-                          <w:lang w:eastAsia="fr-FR"/>
-                        </w:rPr>
-                        <w:t>Âge :</w:t>
-                      </w:r>
-                      <w:r>
-                        <w:rPr>
-                          <w:rFonts w:ascii="Bahnschrift SemiLight" w:hAnsi="Bahnschrift SemiLight" w:cs="Alef"/>
-                          <w:b/>
-                          <w:bCs/>
-                          <w:color w:val="171717" w:themeColor="background2" w:themeShade="1A"/>
-                          <w:sz w:val="25"/>
-                          <w:szCs w:val="25"/>
-                          <w:lang w:eastAsia="fr-FR"/>
-                        </w:rPr>
-                        <w:t xml:space="preserve"> </w:t>
-                      </w:r>
-                      <w:r>
-                        <w:rPr>
-                          <w:rFonts w:ascii="Times New Roman" w:hAnsi="Times New Roman" w:cs="Times New Roman"/>
-                          <w:color w:val="171717" w:themeColor="background2" w:themeShade="1A"/>
-                          <w:sz w:val="25"/>
-                          <w:szCs w:val="25"/>
-                          <w:lang w:eastAsia="fr-FR"/>
-                        </w:rPr>
-                        <w:t>2</w:t>
-                      </w:r>
-                      <w:r>
-                        <w:rPr>
-                          <w:rFonts w:ascii="Times New Roman" w:hAnsi="Times New Roman" w:cs="Times New Roman"/>
-                          <w:color w:val="171717" w:themeColor="background2" w:themeShade="1A"/>
-                          <w:sz w:val="25"/>
-                          <w:szCs w:val="25"/>
-                          <w:lang w:eastAsia="fr-FR"/>
-                        </w:rPr>
-                        <w:t>3</w:t>
-                      </w:r>
-                      <w:r>
-                        <w:rPr>
-                          <w:rFonts w:ascii="Times New Roman" w:hAnsi="Times New Roman" w:cs="Times New Roman"/>
-                          <w:color w:val="171717" w:themeColor="background2" w:themeShade="1A"/>
-                          <w:sz w:val="25"/>
-                          <w:szCs w:val="25"/>
-                          <w:lang w:eastAsia="fr-FR"/>
-                        </w:rPr>
-                        <w:t xml:space="preserve"> ans</w:t>
-                      </w:r>
-                    </w:p>
-                  </w:txbxContent>
-                </v:textbox>
-              </v:shape>
-            </w:pict>
-          </mc:Fallback>
-        </mc:AlternateContent>
-      </w:r>
-      <w:r>
-        <w:rPr>
-          <w:noProof/>
-        </w:rPr>
-        <mc:AlternateContent>
-          <mc:Choice Requires="wps">
-            <w:drawing>
-              <wp:anchor distT="0" distB="0" distL="114300" distR="114300" simplePos="0" relativeHeight="251727872" behindDoc="0" locked="0" layoutInCell="1" allowOverlap="1" wp14:anchorId="74079AD8" wp14:editId="66929870">
-                <wp:simplePos x="0" y="0"/>
-                <wp:positionH relativeFrom="column">
-                  <wp:posOffset>601345</wp:posOffset>
-                </wp:positionH>
-                <wp:positionV relativeFrom="paragraph">
-                  <wp:posOffset>5607685</wp:posOffset>
-                </wp:positionV>
-                <wp:extent cx="5189220" cy="393700"/>
-                <wp:effectExtent l="0" t="0" r="0" b="6350"/>
-                <wp:wrapNone/>
-                <wp:docPr id="1928019809" name="Zone de texte 1"/>
-                <wp:cNvGraphicFramePr/>
-                <a:graphic xmlns:a="http://schemas.openxmlformats.org/drawingml/2006/main">
-                  <a:graphicData uri="http://schemas.microsoft.com/office/word/2010/wordprocessingShape">
-                    <wps:wsp>
-                      <wps:cNvSpPr txBox="1"/>
-                      <wps:spPr>
-                        <a:xfrm>
-                          <a:off x="0" y="0"/>
-                          <a:ext cx="5189220" cy="393700"/>
-                        </a:xfrm>
-                        <a:prstGeom prst="rect">
-                          <a:avLst/>
-                        </a:prstGeom>
-                        <a:noFill/>
-                        <a:ln>
-                          <a:noFill/>
-                        </a:ln>
-                      </wps:spPr>
-                      <wps:txbx>
-                        <w:txbxContent>
-                          <w:p>
-                            <w:pPr>
-                              <w:pStyle w:val="Sansinterligne"/>
-                              <w:rPr>
-                                <w:rFonts w:ascii="Bahnschrift SemiLight" w:hAnsi="Bahnschrift SemiLight" w:cs="Alef"/>
-                                <w:color w:val="171717" w:themeColor="background2" w:themeShade="1A"/>
-                                <w:sz w:val="25"/>
-                                <w:szCs w:val="25"/>
-                                <w14:textOutline w14:w="9525" w14:cap="flat" w14:cmpd="sng" w14:algn="ctr">
-                                  <w14:solidFill>
-                                    <w14:schemeClr w14:val="tx1">
-                                      <w14:lumMod w14:val="65000"/>
-                                      <w14:lumOff w14:val="35000"/>
-                                    </w14:schemeClr>
-                                  </w14:solidFill>
-                                  <w14:prstDash w14:val="solid"/>
-                                  <w14:round/>
-                                </w14:textOutline>
-                              </w:rPr>
-                            </w:pPr>
-                            <w:r>
-                              <w:rPr>
-                                <w:rFonts w:ascii="Butler" w:hAnsi="Butler" w:cs="Alef"/>
-                                <w:b/>
-                                <w:bCs/>
-                                <w:color w:val="171717" w:themeColor="background2" w:themeShade="1A"/>
-                                <w:sz w:val="25"/>
-                                <w:szCs w:val="25"/>
-                                <w:lang w:eastAsia="fr-FR"/>
-                              </w:rPr>
-                              <w:t>Établissement :</w:t>
-                            </w:r>
-                            <w:r>
-                              <w:rPr>
-                                <w:rFonts w:ascii="Bahnschrift SemiLight" w:hAnsi="Bahnschrift SemiLight" w:cs="Alef"/>
-                                <w:b/>
-                                <w:bCs/>
-                                <w:color w:val="171717" w:themeColor="background2" w:themeShade="1A"/>
-                                <w:sz w:val="25"/>
-                                <w:szCs w:val="25"/>
-                                <w:lang w:eastAsia="fr-FR"/>
-                              </w:rPr>
-                              <w:t xml:space="preserve"> </w:t>
-                            </w:r>
-                            <w:r>
-                              <w:rPr>
-                                <w:rFonts w:ascii="Times New Roman" w:hAnsi="Times New Roman" w:cs="Times New Roman"/>
-                                <w:color w:val="171717" w:themeColor="background2" w:themeShade="1A"/>
-                                <w:sz w:val="25"/>
-                                <w:szCs w:val="25"/>
-                                <w:lang w:eastAsia="fr-FR"/>
-                              </w:rPr>
-                              <w:t>Université Paris Cité (Diderot)</w:t>
-                            </w:r>
-                            <w:r>
-                              <w:rPr>
-                                <w:rFonts w:ascii="Times New Roman" w:hAnsi="Times New Roman" w:cs="Times New Roman"/>
-                                <w:color w:val="171717" w:themeColor="background2" w:themeShade="1A"/>
-                                <w:sz w:val="25"/>
-                                <w:szCs w:val="25"/>
-                                <w:lang w:eastAsia="fr-FR"/>
-                              </w:rPr>
-                              <w:t>/Sorbonne (Jussieu)</w:t>
-                            </w:r>
-                          </w:p>
-                        </w:txbxContent>
-                      </wps:txbx>
-                      <wps:bodyPr rot="0" spcFirstLastPara="0" vertOverflow="overflow" horzOverflow="overflow" vert="horz" wrap="square" lIns="91440" tIns="45720" rIns="91440" bIns="45720" numCol="1" spcCol="0" rtlCol="0" fromWordArt="0" anchor="t" anchorCtr="0" forceAA="0" compatLnSpc="1">
-                        <a:prstTxWarp prst="textNoShape">
-                          <a:avLst/>
-                        </a:prstTxWarp>
-                        <a:noAutofit/>
-                      </wps:bodyPr>
-                    </wps:wsp>
-                  </a:graphicData>
-                </a:graphic>
-                <wp14:sizeRelH relativeFrom="margin">
-                  <wp14:pctWidth>0</wp14:pctWidth>
-                </wp14:sizeRelH>
-              </wp:anchor>
-            </w:drawing>
-          </mc:Choice>
-          <mc:Fallback>
-            <w:pict>
-              <v:shape w14:anchorId="74079AD8" id="_x0000_s1078" type="#_x0000_t202" style="position:absolute;margin-left:47.35pt;margin-top:441.55pt;width:408.6pt;height:31pt;z-index:251727872;visibility:visible;mso-wrap-style:square;mso-width-percent:0;mso-wrap-distance-left:9pt;mso-wrap-distance-top:0;mso-wrap-distance-right:9pt;mso-wrap-distance-bottom:0;mso-position-horizontal:absolute;mso-position-horizontal-relative:text;mso-position-vertical:absolute;mso-position-vertical-relative:text;mso-width-percent:0;mso-width-relative:margin;v-text-anchor:top" o:gfxdata="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" filled="f" stroked="f">
-                <v:textbox>
-                  <w:txbxContent>
-                    <w:p>
-                      <w:pPr>
-                        <w:pStyle w:val="Sansinterligne"/>
-                        <w:rPr>
-                          <w:rFonts w:ascii="Bahnschrift SemiLight" w:hAnsi="Bahnschrift SemiLight" w:cs="Alef"/>
-                          <w:color w:val="171717" w:themeColor="background2" w:themeShade="1A"/>
-                          <w:sz w:val="25"/>
-                          <w:szCs w:val="25"/>
-                          <w14:textOutline w14:w="9525" w14:cap="flat" w14:cmpd="sng" w14:algn="ctr">
-                            <w14:solidFill>
-                              <w14:schemeClr w14:val="tx1">
-                                <w14:lumMod w14:val="65000"/>
-                                <w14:lumOff w14:val="35000"/>
-                              </w14:schemeClr>
-                            </w14:solidFill>
-                            <w14:prstDash w14:val="solid"/>
-                            <w14:round/>
-                          </w14:textOutline>
-                        </w:rPr>
-                      </w:pPr>
-                      <w:r>
-                        <w:rPr>
-                          <w:rFonts w:ascii="Butler" w:hAnsi="Butler" w:cs="Alef"/>
-                          <w:b/>
-                          <w:bCs/>
-                          <w:color w:val="171717" w:themeColor="background2" w:themeShade="1A"/>
-                          <w:sz w:val="25"/>
-                          <w:szCs w:val="25"/>
-                          <w:lang w:eastAsia="fr-FR"/>
-                        </w:rPr>
-                        <w:t>Établissement :</w:t>
-                      </w:r>
-                      <w:r>
-                        <w:rPr>
-                          <w:rFonts w:ascii="Bahnschrift SemiLight" w:hAnsi="Bahnschrift SemiLight" w:cs="Alef"/>
-                          <w:b/>
-                          <w:bCs/>
-                          <w:color w:val="171717" w:themeColor="background2" w:themeShade="1A"/>
-                          <w:sz w:val="25"/>
-                          <w:szCs w:val="25"/>
-                          <w:lang w:eastAsia="fr-FR"/>
-                        </w:rPr>
-                        <w:t xml:space="preserve"> </w:t>
-                      </w:r>
-                      <w:r>
-                        <w:rPr>
-                          <w:rFonts w:ascii="Times New Roman" w:hAnsi="Times New Roman" w:cs="Times New Roman"/>
-                          <w:color w:val="171717" w:themeColor="background2" w:themeShade="1A"/>
-                          <w:sz w:val="25"/>
-                          <w:szCs w:val="25"/>
-                          <w:lang w:eastAsia="fr-FR"/>
-                        </w:rPr>
-                        <w:t>Université Paris Cité (Diderot)</w:t>
-                      </w:r>
-                      <w:r>
-                        <w:rPr>
-                          <w:rFonts w:ascii="Times New Roman" w:hAnsi="Times New Roman" w:cs="Times New Roman"/>
-                          <w:color w:val="171717" w:themeColor="background2" w:themeShade="1A"/>
-                          <w:sz w:val="25"/>
-                          <w:szCs w:val="25"/>
-                          <w:lang w:eastAsia="fr-FR"/>
-                        </w:rPr>
-                        <w:t>/Sorbonne (Jussieu)</w:t>
-                      </w:r>
-                    </w:p>
-                  </w:txbxContent>
-                </v:textbox>
-              </v:shape>
-            </w:pict>
-          </mc:Fallback>
-        </mc:AlternateContent>
-      </w:r>
-      <w:r>
-        <w:rPr>
-          <w:noProof/>
-        </w:rPr>
-        <mc:AlternateContent>
-          <mc:Choice Requires="wps">
-            <w:drawing>
-              <wp:anchor distT="0" distB="0" distL="114300" distR="114300" simplePos="0" relativeHeight="251672576" behindDoc="0" locked="0" layoutInCell="1" allowOverlap="1" wp14:anchorId="59FA14DE" wp14:editId="10DF6B8C">
-                <wp:simplePos x="0" y="0"/>
-                <wp:positionH relativeFrom="column">
-                  <wp:posOffset>4138295</wp:posOffset>
-                </wp:positionH>
-                <wp:positionV relativeFrom="paragraph">
-                  <wp:posOffset>5372735</wp:posOffset>
-                </wp:positionV>
-                <wp:extent cx="3692525" cy="393700"/>
-                <wp:effectExtent l="0" t="0" r="0" b="6350"/>
-                <wp:wrapNone/>
-                <wp:docPr id="244097865" name="Zone de texte 1"/>
-                <wp:cNvGraphicFramePr/>
-                <a:graphic xmlns:a="http://schemas.openxmlformats.org/drawingml/2006/main">
-                  <a:graphicData uri="http://schemas.microsoft.com/office/word/2010/wordprocessingShape">
-                    <wps:wsp>
-                      <wps:cNvSpPr txBox="1"/>
-                      <wps:spPr>
-                        <a:xfrm>
-                          <a:off x="0" y="0"/>
-                          <a:ext cx="3692525" cy="393700"/>
-                        </a:xfrm>
-                        <a:prstGeom prst="rect">
-                          <a:avLst/>
-                        </a:prstGeom>
-                        <a:noFill/>
-                        <a:ln>
-                          <a:noFill/>
-                        </a:ln>
-                      </wps:spPr>
-                      <wps:txbx>
-                        <w:txbxContent>
-                          <w:p>
-                            <w:pPr>
-                              <w:pStyle w:val="Sansinterligne"/>
-                              <w:rPr>
-                                <w:rFonts w:ascii="Bahnschrift SemiLight" w:hAnsi="Bahnschrift SemiLight" w:cs="Alef"/>
-                                <w:i/>
-                                <w:iCs/>
-                                <w:color w:val="171717" w:themeColor="background2" w:themeShade="1A"/>
-                                <w:sz w:val="25"/>
-                                <w:szCs w:val="25"/>
-                                <w14:textOutline w14:w="9525" w14:cap="flat" w14:cmpd="sng" w14:algn="ctr">
-                                  <w14:solidFill>
-                                    <w14:schemeClr w14:val="tx1">
-                                      <w14:lumMod w14:val="65000"/>
-                                      <w14:lumOff w14:val="35000"/>
-                                    </w14:schemeClr>
-                                  </w14:solidFill>
-                                  <w14:prstDash w14:val="solid"/>
-                                  <w14:round/>
-                                </w14:textOutline>
-                              </w:rPr>
-                            </w:pPr>
-                            <w:r>
-                              <w:rPr>
-                                <w:rFonts w:ascii="Butler" w:hAnsi="Butler" w:cs="Alef"/>
-                                <w:b/>
-                                <w:bCs/>
-                                <w:color w:val="171717" w:themeColor="background2" w:themeShade="1A"/>
-                                <w:sz w:val="25"/>
-                                <w:szCs w:val="25"/>
-                                <w:lang w:eastAsia="fr-FR"/>
-                              </w:rPr>
-                              <w:t>Ville :</w:t>
-                            </w:r>
-                            <w:r>
-                              <w:rPr>
-                                <w:rFonts w:ascii="Bahnschrift SemiLight" w:hAnsi="Bahnschrift SemiLight" w:cs="Alef"/>
-                                <w:b/>
-                                <w:bCs/>
-                                <w:color w:val="171717" w:themeColor="background2" w:themeShade="1A"/>
-                                <w:sz w:val="25"/>
-                                <w:szCs w:val="25"/>
-                                <w:lang w:eastAsia="fr-FR"/>
-                              </w:rPr>
-                              <w:t xml:space="preserve"> </w:t>
-                            </w:r>
-                            <w:r>
-                              <w:rPr>
-                                <w:rFonts w:ascii="Times New Roman" w:hAnsi="Times New Roman" w:cs="Times New Roman"/>
-                                <w:color w:val="171717" w:themeColor="background2" w:themeShade="1A"/>
-                                <w:sz w:val="25"/>
-                                <w:szCs w:val="25"/>
-                                <w:lang w:eastAsia="fr-FR"/>
-                              </w:rPr>
-                              <w:t xml:space="preserve">Paris </w:t>
-                            </w:r>
-                            <w:r>
-                              <w:rPr>
-                                <w:rFonts w:ascii="Times New Roman" w:hAnsi="Times New Roman" w:cs="Times New Roman"/>
-                                <w:color w:val="171717" w:themeColor="background2" w:themeShade="1A"/>
-                                <w:sz w:val="25"/>
-                                <w:szCs w:val="25"/>
-                                <w:lang w:eastAsia="fr-FR"/>
-                              </w:rPr>
-                              <w:t>~</w:t>
-                            </w:r>
-                            <w:r>
-                              <w:rPr>
-                                <w:rFonts w:ascii="Times New Roman" w:hAnsi="Times New Roman" w:cs="Times New Roman"/>
-                                <w:color w:val="171717" w:themeColor="background2" w:themeShade="1A"/>
-                                <w:sz w:val="25"/>
-                                <w:szCs w:val="25"/>
-                                <w:lang w:eastAsia="fr-FR"/>
-                              </w:rPr>
-                              <w:t>1</w:t>
-                            </w:r>
-                            <w:r>
-                              <w:rPr>
-                                <w:rFonts w:ascii="Times New Roman" w:hAnsi="Times New Roman" w:cs="Times New Roman"/>
-                                <w:color w:val="171717" w:themeColor="background2" w:themeShade="1A"/>
-                                <w:sz w:val="25"/>
-                                <w:szCs w:val="25"/>
-                                <w:lang w:eastAsia="fr-FR"/>
-                              </w:rPr>
-                              <w:t>3</w:t>
-                            </w:r>
-                            <w:r>
-                              <w:rPr>
-                                <w:rFonts w:ascii="Times New Roman" w:hAnsi="Times New Roman" w:cs="Times New Roman"/>
-                                <w:color w:val="171717" w:themeColor="background2" w:themeShade="1A"/>
-                                <w:sz w:val="25"/>
-                                <w:szCs w:val="25"/>
-                                <w:vertAlign w:val="superscript"/>
-                                <w:lang w:eastAsia="fr-FR"/>
-                              </w:rPr>
-                              <w:t>e</w:t>
-                            </w:r>
-                            <w:r>
-                              <w:rPr>
-                                <w:rFonts w:ascii="Times New Roman" w:hAnsi="Times New Roman" w:cs="Times New Roman"/>
-                                <w:color w:val="171717" w:themeColor="background2" w:themeShade="1A"/>
-                                <w:sz w:val="25"/>
-                                <w:szCs w:val="25"/>
-                                <w:lang w:eastAsia="fr-FR"/>
-                              </w:rPr>
-                              <w:t>,</w:t>
-                            </w:r>
-                            <w:r>
-                              <w:rPr>
-                                <w:rFonts w:ascii="Times New Roman" w:hAnsi="Times New Roman" w:cs="Times New Roman"/>
-                                <w:color w:val="171717" w:themeColor="background2" w:themeShade="1A"/>
-                                <w:sz w:val="25"/>
-                                <w:szCs w:val="25"/>
-                                <w:lang w:eastAsia="fr-FR"/>
-                              </w:rPr>
-                              <w:t>5</w:t>
-                            </w:r>
-                            <w:r>
-                              <w:rPr>
-                                <w:rFonts w:ascii="Times New Roman" w:hAnsi="Times New Roman" w:cs="Times New Roman"/>
-                                <w:color w:val="171717" w:themeColor="background2" w:themeShade="1A"/>
-                                <w:sz w:val="25"/>
-                                <w:szCs w:val="25"/>
-                                <w:vertAlign w:val="superscript"/>
-                                <w:lang w:eastAsia="fr-FR"/>
-                              </w:rPr>
-                              <w:t>e</w:t>
-                            </w:r>
-                            <w:r>
-                              <w:rPr>
-                                <w:rFonts w:ascii="Times New Roman" w:hAnsi="Times New Roman" w:cs="Times New Roman"/>
-                                <w:color w:val="171717" w:themeColor="background2" w:themeShade="1A"/>
-                                <w:sz w:val="25"/>
-                                <w:szCs w:val="25"/>
-                                <w:lang w:eastAsia="fr-FR"/>
-                              </w:rPr>
-                              <w:t>/Limoges</w:t>
-                            </w:r>
-                          </w:p>
-                        </w:txbxContent>
-                      </wps:txbx>
-                      <wps:bodyPr rot="0" spcFirstLastPara="0" vertOverflow="overflow" horzOverflow="overflow" vert="horz" wrap="square" lIns="91440" tIns="45720" rIns="91440" bIns="45720" numCol="1" spcCol="0" rtlCol="0" fromWordArt="0" anchor="t" anchorCtr="0" forceAA="0" compatLnSpc="1">
-                        <a:prstTxWarp prst="textNoShape">
-                          <a:avLst/>
-                        </a:prstTxWarp>
-                        <a:noAutofit/>
-                      </wps:bodyPr>
-                    </wps:wsp>
-                  </a:graphicData>
-                </a:graphic>
-              </wp:anchor>
-            </w:drawing>
-          </mc:Choice>
-          <mc:Fallback>
-            <w:pict>
-              <v:shape w14:anchorId="59FA14DE" id="_x0000_s1079" type="#_x0000_t202" style="position:absolute;margin-left:325.85pt;margin-top:423.05pt;width:290.75pt;height:31pt;z-index:251672576;visibility:visible;mso-wrap-style:square;mso-wrap-distance-left:9pt;mso-wrap-distance-top:0;mso-wrap-distance-right:9pt;mso-wrap-distance-bottom:0;mso-position-horizontal:absolute;mso-position-horizontal-relative:text;mso-position-vertical:absolute;mso-position-vertical-relative:text;v-text-anchor:top" o:gfxdata="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" filled="f" stroked="f">
-                <v:textbox>
-                  <w:txbxContent>
-                    <w:p>
-                      <w:pPr>
-                        <w:pStyle w:val="Sansinterligne"/>
-                        <w:rPr>
-                          <w:rFonts w:ascii="Bahnschrift SemiLight" w:hAnsi="Bahnschrift SemiLight" w:cs="Alef"/>
-                          <w:i/>
-                          <w:iCs/>
-                          <w:color w:val="171717" w:themeColor="background2" w:themeShade="1A"/>
-                          <w:sz w:val="25"/>
-                          <w:szCs w:val="25"/>
-                          <w14:textOutline w14:w="9525" w14:cap="flat" w14:cmpd="sng" w14:algn="ctr">
-                            <w14:solidFill>
-                              <w14:schemeClr w14:val="tx1">
-                                <w14:lumMod w14:val="65000"/>
-                                <w14:lumOff w14:val="35000"/>
-                              </w14:schemeClr>
-                            </w14:solidFill>
-                            <w14:prstDash w14:val="solid"/>
-                            <w14:round/>
-                          </w14:textOutline>
-                        </w:rPr>
-                      </w:pPr>
-                      <w:r>
-                        <w:rPr>
-                          <w:rFonts w:ascii="Butler" w:hAnsi="Butler" w:cs="Alef"/>
-                          <w:b/>
-                          <w:bCs/>
-                          <w:color w:val="171717" w:themeColor="background2" w:themeShade="1A"/>
-                          <w:sz w:val="25"/>
-                          <w:szCs w:val="25"/>
-                          <w:lang w:eastAsia="fr-FR"/>
-                        </w:rPr>
-                        <w:t>Ville :</w:t>
-                      </w:r>
-                      <w:r>
-                        <w:rPr>
-                          <w:rFonts w:ascii="Bahnschrift SemiLight" w:hAnsi="Bahnschrift SemiLight" w:cs="Alef"/>
-                          <w:b/>
-                          <w:bCs/>
-                          <w:color w:val="171717" w:themeColor="background2" w:themeShade="1A"/>
-                          <w:sz w:val="25"/>
-                          <w:szCs w:val="25"/>
-                          <w:lang w:eastAsia="fr-FR"/>
-                        </w:rPr>
-                        <w:t xml:space="preserve"> </w:t>
-                      </w:r>
-                      <w:r>
-                        <w:rPr>
-                          <w:rFonts w:ascii="Times New Roman" w:hAnsi="Times New Roman" w:cs="Times New Roman"/>
-                          <w:color w:val="171717" w:themeColor="background2" w:themeShade="1A"/>
-                          <w:sz w:val="25"/>
-                          <w:szCs w:val="25"/>
-                          <w:lang w:eastAsia="fr-FR"/>
-                        </w:rPr>
-                        <w:t xml:space="preserve">Paris </w:t>
-                      </w:r>
-                      <w:r>
-                        <w:rPr>
-                          <w:rFonts w:ascii="Times New Roman" w:hAnsi="Times New Roman" w:cs="Times New Roman"/>
-                          <w:color w:val="171717" w:themeColor="background2" w:themeShade="1A"/>
-                          <w:sz w:val="25"/>
-                          <w:szCs w:val="25"/>
-                          <w:lang w:eastAsia="fr-FR"/>
-                        </w:rPr>
-                        <w:t>~</w:t>
-                      </w:r>
-                      <w:r>
-                        <w:rPr>
-                          <w:rFonts w:ascii="Times New Roman" w:hAnsi="Times New Roman" w:cs="Times New Roman"/>
-                          <w:color w:val="171717" w:themeColor="background2" w:themeShade="1A"/>
-                          <w:sz w:val="25"/>
-                          <w:szCs w:val="25"/>
-                          <w:lang w:eastAsia="fr-FR"/>
-                        </w:rPr>
-                        <w:t>1</w:t>
-                      </w:r>
-                      <w:r>
-                        <w:rPr>
-                          <w:rFonts w:ascii="Times New Roman" w:hAnsi="Times New Roman" w:cs="Times New Roman"/>
-                          <w:color w:val="171717" w:themeColor="background2" w:themeShade="1A"/>
-                          <w:sz w:val="25"/>
-                          <w:szCs w:val="25"/>
-                          <w:lang w:eastAsia="fr-FR"/>
-                        </w:rPr>
-                        <w:t>3</w:t>
-                      </w:r>
-                      <w:r>
-                        <w:rPr>
-                          <w:rFonts w:ascii="Times New Roman" w:hAnsi="Times New Roman" w:cs="Times New Roman"/>
-                          <w:color w:val="171717" w:themeColor="background2" w:themeShade="1A"/>
-                          <w:sz w:val="25"/>
-                          <w:szCs w:val="25"/>
-                          <w:vertAlign w:val="superscript"/>
-                          <w:lang w:eastAsia="fr-FR"/>
-                        </w:rPr>
-                        <w:t>e</w:t>
-                      </w:r>
-                      <w:r>
-                        <w:rPr>
-                          <w:rFonts w:ascii="Times New Roman" w:hAnsi="Times New Roman" w:cs="Times New Roman"/>
-                          <w:color w:val="171717" w:themeColor="background2" w:themeShade="1A"/>
-                          <w:sz w:val="25"/>
-                          <w:szCs w:val="25"/>
-                          <w:lang w:eastAsia="fr-FR"/>
-                        </w:rPr>
-                        <w:t>,</w:t>
-                      </w:r>
-                      <w:r>
-                        <w:rPr>
-                          <w:rFonts w:ascii="Times New Roman" w:hAnsi="Times New Roman" w:cs="Times New Roman"/>
-                          <w:color w:val="171717" w:themeColor="background2" w:themeShade="1A"/>
-                          <w:sz w:val="25"/>
-                          <w:szCs w:val="25"/>
-                          <w:lang w:eastAsia="fr-FR"/>
-                        </w:rPr>
-                        <w:t>5</w:t>
-                      </w:r>
-                      <w:r>
-                        <w:rPr>
-                          <w:rFonts w:ascii="Times New Roman" w:hAnsi="Times New Roman" w:cs="Times New Roman"/>
-                          <w:color w:val="171717" w:themeColor="background2" w:themeShade="1A"/>
-                          <w:sz w:val="25"/>
-                          <w:szCs w:val="25"/>
-                          <w:vertAlign w:val="superscript"/>
-                          <w:lang w:eastAsia="fr-FR"/>
-                        </w:rPr>
-                        <w:t>e</w:t>
-                      </w:r>
-                      <w:r>
-                        <w:rPr>
-                          <w:rFonts w:ascii="Times New Roman" w:hAnsi="Times New Roman" w:cs="Times New Roman"/>
-                          <w:color w:val="171717" w:themeColor="background2" w:themeShade="1A"/>
-                          <w:sz w:val="25"/>
-                          <w:szCs w:val="25"/>
-                          <w:lang w:eastAsia="fr-FR"/>
-                        </w:rPr>
-                        <w:t>/Limoges</w:t>
-                      </w:r>
-                    </w:p>
-                  </w:txbxContent>
-                </v:textbox>
-              </v:shape>
-            </w:pict>
-          </mc:Fallback>
-        </mc:AlternateContent>
-      </w:r>
-      <w:r>
-        <w:rPr>
-          <w:noProof/>
-        </w:rPr>
-        <mc:AlternateContent>
-          <mc:Choice Requires="wps">
-            <w:drawing>
-              <wp:anchor distT="0" distB="0" distL="114300" distR="114300" simplePos="0" relativeHeight="251671552" behindDoc="0" locked="0" layoutInCell="1" allowOverlap="1" wp14:anchorId="499389F7" wp14:editId="1580FFBB">
-                <wp:simplePos x="0" y="0"/>
-                <wp:positionH relativeFrom="column">
-                  <wp:posOffset>-46355</wp:posOffset>
-                </wp:positionH>
-                <wp:positionV relativeFrom="paragraph">
-                  <wp:posOffset>5363845</wp:posOffset>
-                </wp:positionV>
-                <wp:extent cx="4037965" cy="393700"/>
-                <wp:effectExtent l="0" t="0" r="0" b="6350"/>
-                <wp:wrapNone/>
-                <wp:docPr id="1489087581" name="Zone de texte 1"/>
-                <wp:cNvGraphicFramePr/>
-                <a:graphic xmlns:a="http://schemas.openxmlformats.org/drawingml/2006/main">
-                  <a:graphicData uri="http://schemas.microsoft.com/office/word/2010/wordprocessingShape">
-                    <wps:wsp>
-                      <wps:cNvSpPr txBox="1"/>
-                      <wps:spPr>
-                        <a:xfrm>
-                          <a:off x="0" y="0"/>
-                          <a:ext cx="4037965" cy="393700"/>
-                        </a:xfrm>
-                        <a:prstGeom prst="rect">
-                          <a:avLst/>
-                        </a:prstGeom>
-                        <a:noFill/>
-                        <a:ln>
-                          <a:noFill/>
-                        </a:ln>
-                      </wps:spPr>
-                      <wps:txbx>
-                        <w:txbxContent>
-                          <w:p>
-                            <w:pPr>
-                              <w:pStyle w:val="Sansinterligne"/>
-                              <w:rPr>
-                                <w:rFonts w:ascii="Bahnschrift SemiLight" w:hAnsi="Bahnschrift SemiLight" w:cs="Alef"/>
-                                <w:color w:val="171717" w:themeColor="background2" w:themeShade="1A"/>
-                                <w:sz w:val="25"/>
-                                <w:szCs w:val="25"/>
-                                <w14:textOutline w14:w="9525" w14:cap="flat" w14:cmpd="sng" w14:algn="ctr">
-                                  <w14:solidFill>
-                                    <w14:schemeClr w14:val="tx1">
-                                      <w14:lumMod w14:val="65000"/>
-                                      <w14:lumOff w14:val="35000"/>
-                                    </w14:schemeClr>
-                                  </w14:solidFill>
-                                  <w14:prstDash w14:val="solid"/>
-                                  <w14:round/>
-                                </w14:textOutline>
-                              </w:rPr>
-                            </w:pPr>
-                            <w:r>
-                              <w:rPr>
-                                <w:rFonts w:ascii="Butler" w:hAnsi="Butler" w:cs="Alef"/>
-                                <w:b/>
-                                <w:bCs/>
-                                <w:color w:val="171717" w:themeColor="background2" w:themeShade="1A"/>
-                                <w:sz w:val="25"/>
-                                <w:szCs w:val="25"/>
-                                <w:lang w:eastAsia="fr-FR"/>
-                              </w:rPr>
-                              <w:t>Contact :</w:t>
-                            </w:r>
-                            <w:r>
-                              <w:rPr>
-                                <w:rFonts w:ascii="Bahnschrift SemiLight" w:hAnsi="Bahnschrift SemiLight" w:cs="Alef"/>
-                                <w:b/>
-                                <w:bCs/>
-                                <w:color w:val="171717" w:themeColor="background2" w:themeShade="1A"/>
-                                <w:sz w:val="25"/>
-                                <w:szCs w:val="25"/>
-                                <w:lang w:eastAsia="fr-FR"/>
-                              </w:rPr>
-                              <w:t xml:space="preserve"> </w:t>
-                            </w:r>
-                            <w:r>
-                              <w:rPr>
-                                <w:rFonts w:ascii="Times New Roman" w:hAnsi="Times New Roman" w:cs="Times New Roman"/>
-                                <w:color w:val="171717" w:themeColor="background2" w:themeShade="1A"/>
-                                <w:sz w:val="25"/>
-                                <w:szCs w:val="25"/>
-                                <w:lang w:eastAsia="fr-FR"/>
-                              </w:rPr>
-                              <w:t>lascaud.louis.87@gmail.com</w:t>
-                            </w:r>
-                          </w:p>
-                        </w:txbxContent>
-                      </wps:txbx>
-                      <wps:bodyPr rot="0" spcFirstLastPara="0" vertOverflow="overflow" horzOverflow="overflow" vert="horz" wrap="square" lIns="91440" tIns="45720" rIns="91440" bIns="45720" numCol="1" spcCol="0" rtlCol="0" fromWordArt="0" anchor="t" anchorCtr="0" forceAA="0" compatLnSpc="1">
-                        <a:prstTxWarp prst="textNoShape">
-                          <a:avLst/>
-                        </a:prstTxWarp>
-                        <a:noAutofit/>
-                      </wps:bodyPr>
-                    </wps:wsp>
-                  </a:graphicData>
-                </a:graphic>
-              </wp:anchor>
-            </w:drawing>
-          </mc:Choice>
-          <mc:Fallback>
-            <w:pict>
-              <v:shape w14:anchorId="499389F7" id="_x0000_s1080" type="#_x0000_t202" style="position:absolute;margin-left:-3.65pt;margin-top:422.35pt;width:317.95pt;height:31pt;z-index:251671552;visibility:visible;mso-wrap-style:square;mso-wrap-distance-left:9pt;mso-wrap-distance-top:0;mso-wrap-distance-right:9pt;mso-wrap-distance-bottom:0;mso-position-horizontal:absolute;mso-position-horizontal-relative:text;mso-position-vertical:absolute;mso-position-vertical-relative:text;v-text-anchor:top" o:gfxdata="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" filled="f" stroked="f">
-                <v:textbox>
-                  <w:txbxContent>
-                    <w:p>
-                      <w:pPr>
-                        <w:pStyle w:val="Sansinterligne"/>
-                        <w:rPr>
-                          <w:rFonts w:ascii="Bahnschrift SemiLight" w:hAnsi="Bahnschrift SemiLight" w:cs="Alef"/>
-                          <w:color w:val="171717" w:themeColor="background2" w:themeShade="1A"/>
-                          <w:sz w:val="25"/>
-                          <w:szCs w:val="25"/>
-                          <w14:textOutline w14:w="9525" w14:cap="flat" w14:cmpd="sng" w14:algn="ctr">
-                            <w14:solidFill>
-                              <w14:schemeClr w14:val="tx1">
-                                <w14:lumMod w14:val="65000"/>
-                                <w14:lumOff w14:val="35000"/>
-                              </w14:schemeClr>
-                            </w14:solidFill>
-                            <w14:prstDash w14:val="solid"/>
-                            <w14:round/>
-                          </w14:textOutline>
-                        </w:rPr>
-                      </w:pPr>
-                      <w:r>
-                        <w:rPr>
-                          <w:rFonts w:ascii="Butler" w:hAnsi="Butler" w:cs="Alef"/>
-                          <w:b/>
-                          <w:bCs/>
-                          <w:color w:val="171717" w:themeColor="background2" w:themeShade="1A"/>
-                          <w:sz w:val="25"/>
-                          <w:szCs w:val="25"/>
-                          <w:lang w:eastAsia="fr-FR"/>
-                        </w:rPr>
-                        <w:t>Contact :</w:t>
-                      </w:r>
-                      <w:r>
-                        <w:rPr>
-                          <w:rFonts w:ascii="Bahnschrift SemiLight" w:hAnsi="Bahnschrift SemiLight" w:cs="Alef"/>
-                          <w:b/>
-                          <w:bCs/>
-                          <w:color w:val="171717" w:themeColor="background2" w:themeShade="1A"/>
-                          <w:sz w:val="25"/>
-                          <w:szCs w:val="25"/>
-                          <w:lang w:eastAsia="fr-FR"/>
-                        </w:rPr>
-                        <w:t xml:space="preserve"> </w:t>
-                      </w:r>
-                      <w:r>
-                        <w:rPr>
-                          <w:rFonts w:ascii="Times New Roman" w:hAnsi="Times New Roman" w:cs="Times New Roman"/>
-                          <w:color w:val="171717" w:themeColor="background2" w:themeShade="1A"/>
-                          <w:sz w:val="25"/>
-                          <w:szCs w:val="25"/>
-                          <w:lang w:eastAsia="fr-FR"/>
-                        </w:rPr>
-                        <w:t>lascaud.louis.87@gmail.com</w:t>
-                      </w:r>
-                    </w:p>
-                  </w:txbxContent>
-                </v:textbox>
-              </v:shape>
-            </w:pict>
-          </mc:Fallback>
-        </mc:AlternateContent>
-      </w:r>
-      <w:r>
-        <w:rPr>
-          <w:noProof/>
-        </w:rPr>
-        <mc:AlternateContent>
-          <mc:Choice Requires="wps">
-            <w:drawing>
-              <wp:anchor distT="0" distB="0" distL="114300" distR="114300" simplePos="0" relativeHeight="251673600" behindDoc="0" locked="0" layoutInCell="1" allowOverlap="1" wp14:anchorId="65F78DC6" wp14:editId="662D9FB1">
-                <wp:simplePos x="0" y="0"/>
-                <wp:positionH relativeFrom="column">
-                  <wp:posOffset>7140575</wp:posOffset>
+                  <wp:posOffset>6720205</wp:posOffset>
                 </wp:positionH>
                 <wp:positionV relativeFrom="paragraph">
                   <wp:posOffset>5371465</wp:posOffset>
                 </wp:positionV>
-                <wp:extent cx="1951990" cy="393700"/>
+                <wp:extent cx="2592070" cy="393700"/>
                 <wp:effectExtent l="0" t="0" r="0" b="6350"/>
                 <wp:wrapNone/>
                 <wp:docPr id="1096250906" name="Zone de texte 1"/>
@@ -8267,7 +7309,7 @@
                       <wps:spPr>
                         <a:xfrm>
                           <a:off x="0" y="0"/>
-                          <a:ext cx="1951990" cy="393700"/>
+                          <a:ext cx="2592070" cy="393700"/>
                         </a:xfrm>
                         <a:prstGeom prst="rect">
                           <a:avLst/>
@@ -8333,6 +7375,26 @@
                               </w:rPr>
                               <w:t>Étudiant</w:t>
                             </w:r>
+                            <w:r>
+                              <w:rPr>
+                                <w:rFonts w:ascii="Times New Roman" w:hAnsi="Times New Roman" w:cs="Times New Roman"/>
+                                <w:color w:val="171717" w:themeColor="background2" w:themeShade="1A"/>
+                                <w:sz w:val="25"/>
+                                <w:szCs w:val="25"/>
+                                <w:lang w:eastAsia="fr-FR"/>
+                              </w:rPr>
+                              <w:t xml:space="preserve"> </w:t>
+                            </w:r>
+                            <w:r>
+                              <w:rPr>
+                                <w:rFonts w:ascii="Times New Roman" w:hAnsi="Times New Roman" w:cs="Times New Roman"/>
+                                <w:color w:val="171717" w:themeColor="background2" w:themeShade="1A"/>
+                                <w:sz w:val="25"/>
+                                <w:szCs w:val="25"/>
+                                <w:lang w:eastAsia="fr-FR"/>
+                              </w:rPr>
+                              <w:t>doctorant</w:t>
+                            </w:r>
                           </w:p>
                         </w:txbxContent>
                       </wps:txbx>
@@ -8345,12 +7407,15 @@
                     </wps:wsp>
                   </a:graphicData>
                 </a:graphic>
+                <wp14:sizeRelH relativeFrom="margin">
+                  <wp14:pctWidth>0</wp14:pctWidth>
+                </wp14:sizeRelH>
               </wp:anchor>
             </w:drawing>
           </mc:Choice>
           <mc:Fallback>
             <w:pict>
-              <v:shape w14:anchorId="65F78DC6" id="_x0000_s1081" type="#_x0000_t202" style="position:absolute;margin-left:562.25pt;margin-top:422.95pt;width:153.7pt;height:31pt;z-index:251673600;visibility:visible;mso-wrap-style:square;mso-wrap-distance-left:9pt;mso-wrap-distance-top:0;mso-wrap-distance-right:9pt;mso-wrap-distance-bottom:0;mso-position-horizontal:absolute;mso-position-horizontal-relative:text;mso-position-vertical:absolute;mso-position-vertical-relative:text;v-text-anchor:top" o:gfxdata="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" filled="f" stroked="f">
+              <v:shape w14:anchorId="65F78DC6" id="Zone de texte 1" o:spid="_x0000_s1072" type="#_x0000_t202" style="position:absolute;margin-left:529.15pt;margin-top:422.95pt;width:204.1pt;height:31pt;z-index:251673600;visibility:visible;mso-wrap-style:square;mso-width-percent:0;mso-wrap-distance-left:9pt;mso-wrap-distance-top:0;mso-wrap-distance-right:9pt;mso-wrap-distance-bottom:0;mso-position-horizontal:absolute;mso-position-horizontal-relative:text;mso-position-vertical:absolute;mso-position-vertical-relative:text;mso-width-percent:0;mso-width-relative:margin;v-text-anchor:top" o:gfxdata="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" filled="f" stroked="f">
                 <v:textbox>
                   <w:txbxContent>
                     <w:p>
@@ -8407,10 +7472,749 @@
                         </w:rPr>
                         <w:t>Étudiant</w:t>
                       </w:r>
+                      <w:r>
+                        <w:rPr>
+                          <w:rFonts w:ascii="Times New Roman" w:hAnsi="Times New Roman" w:cs="Times New Roman"/>
+                          <w:color w:val="171717" w:themeColor="background2" w:themeShade="1A"/>
+                          <w:sz w:val="25"/>
+                          <w:szCs w:val="25"/>
+                          <w:lang w:eastAsia="fr-FR"/>
+                        </w:rPr>
+                        <w:t xml:space="preserve"> </w:t>
+                      </w:r>
+                      <w:r>
+                        <w:rPr>
+                          <w:rFonts w:ascii="Times New Roman" w:hAnsi="Times New Roman" w:cs="Times New Roman"/>
+                          <w:color w:val="171717" w:themeColor="background2" w:themeShade="1A"/>
+                          <w:sz w:val="25"/>
+                          <w:szCs w:val="25"/>
+                          <w:lang w:eastAsia="fr-FR"/>
+                        </w:rPr>
+                        <w:t>doctorant</w:t>
+                      </w:r>
                     </w:p>
                   </w:txbxContent>
                 </v:textbox>
               </v:shape>
+            </w:pict>
+          </mc:Fallback>
+        </mc:AlternateContent>
+      </w:r>
+      <w:r>
+        <w:rPr>
+          <w:noProof/>
+        </w:rPr>
+        <mc:AlternateContent>
+          <mc:Choice Requires="wps">
+            <w:drawing>
+              <wp:anchor distT="0" distB="0" distL="114300" distR="114300" simplePos="0" relativeHeight="251671552" behindDoc="0" locked="0" layoutInCell="1" allowOverlap="1" wp14:anchorId="499389F7" wp14:editId="542BEBDF">
+                <wp:simplePos x="0" y="0"/>
+                <wp:positionH relativeFrom="column">
+                  <wp:posOffset>22225</wp:posOffset>
+                </wp:positionH>
+                <wp:positionV relativeFrom="paragraph">
+                  <wp:posOffset>5363845</wp:posOffset>
+                </wp:positionV>
+                <wp:extent cx="4152265" cy="393700"/>
+                <wp:effectExtent l="0" t="0" r="0" b="6350"/>
+                <wp:wrapNone/>
+                <wp:docPr id="1489087581" name="Zone de texte 1"/>
+                <wp:cNvGraphicFramePr/>
+                <a:graphic xmlns:a="http://schemas.openxmlformats.org/drawingml/2006/main">
+                  <a:graphicData uri="http://schemas.microsoft.com/office/word/2010/wordprocessingShape">
+                    <wps:wsp>
+                      <wps:cNvSpPr txBox="1"/>
+                      <wps:spPr>
+                        <a:xfrm>
+                          <a:off x="0" y="0"/>
+                          <a:ext cx="4152265" cy="393700"/>
+                        </a:xfrm>
+                        <a:prstGeom prst="rect">
+                          <a:avLst/>
+                        </a:prstGeom>
+                        <a:noFill/>
+                        <a:ln>
+                          <a:noFill/>
+                        </a:ln>
+                      </wps:spPr>
+                      <wps:txbx>
+                        <w:txbxContent>
+                          <w:p>
+                            <w:pPr>
+                              <w:pStyle w:val="Sansinterligne"/>
+                              <w:rPr>
+                                <w:rFonts w:ascii="Bahnschrift SemiLight" w:hAnsi="Bahnschrift SemiLight" w:cs="Alef"/>
+                                <w:color w:val="171717" w:themeColor="background2" w:themeShade="1A"/>
+                                <w:sz w:val="25"/>
+                                <w:szCs w:val="25"/>
+                                <w14:textOutline w14:w="9525" w14:cap="flat" w14:cmpd="sng" w14:algn="ctr">
+                                  <w14:solidFill>
+                                    <w14:schemeClr w14:val="tx1">
+                                      <w14:lumMod w14:val="65000"/>
+                                      <w14:lumOff w14:val="35000"/>
+                                    </w14:schemeClr>
+                                  </w14:solidFill>
+                                  <w14:prstDash w14:val="solid"/>
+                                  <w14:round/>
+                                </w14:textOutline>
+                              </w:rPr>
+                            </w:pPr>
+                            <w:r>
+                              <w:rPr>
+                                <w:rFonts w:ascii="Butler" w:hAnsi="Butler" w:cs="Alef"/>
+                                <w:b/>
+                                <w:bCs/>
+                                <w:color w:val="171717" w:themeColor="background2" w:themeShade="1A"/>
+                                <w:sz w:val="25"/>
+                                <w:szCs w:val="25"/>
+                                <w:lang w:eastAsia="fr-FR"/>
+                              </w:rPr>
+                              <w:t>Contact :</w:t>
+                            </w:r>
+                            <w:r>
+                              <w:rPr>
+                                <w:rFonts w:ascii="Bahnschrift SemiLight" w:hAnsi="Bahnschrift SemiLight" w:cs="Alef"/>
+                                <w:b/>
+                                <w:bCs/>
+                                <w:color w:val="171717" w:themeColor="background2" w:themeShade="1A"/>
+                                <w:sz w:val="25"/>
+                                <w:szCs w:val="25"/>
+                                <w:lang w:eastAsia="fr-FR"/>
+                              </w:rPr>
+                              <w:t xml:space="preserve"> </w:t>
+                            </w:r>
+                            <w:proofErr w:type="spellStart"/>
+                            <w:r>
+                              <w:rPr>
+                                <w:rFonts w:ascii="Times New Roman" w:hAnsi="Times New Roman" w:cs="Times New Roman"/>
+                                <w:color w:val="171717" w:themeColor="background2" w:themeShade="1A"/>
+                                <w:sz w:val="25"/>
+                                <w:szCs w:val="25"/>
+                                <w:lang w:eastAsia="fr-FR"/>
+                              </w:rPr>
+                              <w:t>cf</w:t>
+                            </w:r>
+                            <w:proofErr w:type="spellEnd"/>
+                            <w:r>
+                              <w:rPr>
+                                <w:rFonts w:ascii="Times New Roman" w:hAnsi="Times New Roman" w:cs="Times New Roman"/>
+                                <w:color w:val="171717" w:themeColor="background2" w:themeShade="1A"/>
+                                <w:sz w:val="25"/>
+                                <w:szCs w:val="25"/>
+                                <w:lang w:eastAsia="fr-FR"/>
+                              </w:rPr>
+                              <w:t xml:space="preserve"> </w:t>
+                            </w:r>
+                            <w:r>
+                              <w:rPr>
+                                <w:rFonts w:ascii="Times New Roman" w:hAnsi="Times New Roman" w:cs="Times New Roman"/>
+                                <w:i/>
+                                <w:iCs/>
+                                <w:color w:val="171717" w:themeColor="background2" w:themeShade="1A"/>
+                                <w:sz w:val="25"/>
+                                <w:szCs w:val="25"/>
+                                <w:lang w:eastAsia="fr-FR"/>
+                              </w:rPr>
+                              <w:t>Curriculum vitae</w:t>
+                            </w:r>
+                            <w:r>
+                              <w:rPr>
+                                <w:rFonts w:ascii="Times New Roman" w:hAnsi="Times New Roman" w:cs="Times New Roman"/>
+                                <w:color w:val="171717" w:themeColor="background2" w:themeShade="1A"/>
+                                <w:sz w:val="25"/>
+                                <w:szCs w:val="25"/>
+                                <w:lang w:eastAsia="fr-FR"/>
+                              </w:rPr>
+                              <w:t xml:space="preserve"> à jour</w:t>
+                            </w:r>
+                          </w:p>
+                        </w:txbxContent>
+                      </wps:txbx>
+                      <wps:bodyPr rot="0" spcFirstLastPara="0" vertOverflow="overflow" horzOverflow="overflow" vert="horz" wrap="square" lIns="91440" tIns="45720" rIns="91440" bIns="45720" numCol="1" spcCol="0" rtlCol="0" fromWordArt="0" anchor="t" anchorCtr="0" forceAA="0" compatLnSpc="1">
+                        <a:prstTxWarp prst="textNoShape">
+                          <a:avLst/>
+                        </a:prstTxWarp>
+                        <a:noAutofit/>
+                      </wps:bodyPr>
+                    </wps:wsp>
+                  </a:graphicData>
+                </a:graphic>
+                <wp14:sizeRelH relativeFrom="margin">
+                  <wp14:pctWidth>0</wp14:pctWidth>
+                </wp14:sizeRelH>
+              </wp:anchor>
+            </w:drawing>
+          </mc:Choice>
+          <mc:Fallback>
+            <w:pict>
+              <v:shape w14:anchorId="499389F7" id="_x0000_s1073" type="#_x0000_t202" style="position:absolute;margin-left:1.75pt;margin-top:422.35pt;width:326.95pt;height:31pt;z-index:251671552;visibility:visible;mso-wrap-style:square;mso-width-percent:0;mso-wrap-distance-left:9pt;mso-wrap-distance-top:0;mso-wrap-distance-right:9pt;mso-wrap-distance-bottom:0;mso-position-horizontal:absolute;mso-position-horizontal-relative:text;mso-position-vertical:absolute;mso-position-vertical-relative:text;mso-width-percent:0;mso-width-relative:margin;v-text-anchor:top" o:gfxdata="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" filled="f" stroked="f">
+                <v:textbox>
+                  <w:txbxContent>
+                    <w:p>
+                      <w:pPr>
+                        <w:pStyle w:val="Sansinterligne"/>
+                        <w:rPr>
+                          <w:rFonts w:ascii="Bahnschrift SemiLight" w:hAnsi="Bahnschrift SemiLight" w:cs="Alef"/>
+                          <w:color w:val="171717" w:themeColor="background2" w:themeShade="1A"/>
+                          <w:sz w:val="25"/>
+                          <w:szCs w:val="25"/>
+                          <w14:textOutline w14:w="9525" w14:cap="flat" w14:cmpd="sng" w14:algn="ctr">
+                            <w14:solidFill>
+                              <w14:schemeClr w14:val="tx1">
+                                <w14:lumMod w14:val="65000"/>
+                                <w14:lumOff w14:val="35000"/>
+                              </w14:schemeClr>
+                            </w14:solidFill>
+                            <w14:prstDash w14:val="solid"/>
+                            <w14:round/>
+                          </w14:textOutline>
+                        </w:rPr>
+                      </w:pPr>
+                      <w:r>
+                        <w:rPr>
+                          <w:rFonts w:ascii="Butler" w:hAnsi="Butler" w:cs="Alef"/>
+                          <w:b/>
+                          <w:bCs/>
+                          <w:color w:val="171717" w:themeColor="background2" w:themeShade="1A"/>
+                          <w:sz w:val="25"/>
+                          <w:szCs w:val="25"/>
+                          <w:lang w:eastAsia="fr-FR"/>
+                        </w:rPr>
+                        <w:t>Contact :</w:t>
+                      </w:r>
+                      <w:r>
+                        <w:rPr>
+                          <w:rFonts w:ascii="Bahnschrift SemiLight" w:hAnsi="Bahnschrift SemiLight" w:cs="Alef"/>
+                          <w:b/>
+                          <w:bCs/>
+                          <w:color w:val="171717" w:themeColor="background2" w:themeShade="1A"/>
+                          <w:sz w:val="25"/>
+                          <w:szCs w:val="25"/>
+                          <w:lang w:eastAsia="fr-FR"/>
+                        </w:rPr>
+                        <w:t xml:space="preserve"> </w:t>
+                      </w:r>
+                      <w:proofErr w:type="spellStart"/>
+                      <w:r>
+                        <w:rPr>
+                          <w:rFonts w:ascii="Times New Roman" w:hAnsi="Times New Roman" w:cs="Times New Roman"/>
+                          <w:color w:val="171717" w:themeColor="background2" w:themeShade="1A"/>
+                          <w:sz w:val="25"/>
+                          <w:szCs w:val="25"/>
+                          <w:lang w:eastAsia="fr-FR"/>
+                        </w:rPr>
+                        <w:t>cf</w:t>
+                      </w:r>
+                      <w:proofErr w:type="spellEnd"/>
+                      <w:r>
+                        <w:rPr>
+                          <w:rFonts w:ascii="Times New Roman" w:hAnsi="Times New Roman" w:cs="Times New Roman"/>
+                          <w:color w:val="171717" w:themeColor="background2" w:themeShade="1A"/>
+                          <w:sz w:val="25"/>
+                          <w:szCs w:val="25"/>
+                          <w:lang w:eastAsia="fr-FR"/>
+                        </w:rPr>
+                        <w:t xml:space="preserve"> </w:t>
+                      </w:r>
+                      <w:r>
+                        <w:rPr>
+                          <w:rFonts w:ascii="Times New Roman" w:hAnsi="Times New Roman" w:cs="Times New Roman"/>
+                          <w:i/>
+                          <w:iCs/>
+                          <w:color w:val="171717" w:themeColor="background2" w:themeShade="1A"/>
+                          <w:sz w:val="25"/>
+                          <w:szCs w:val="25"/>
+                          <w:lang w:eastAsia="fr-FR"/>
+                        </w:rPr>
+                        <w:t>Curriculum vitae</w:t>
+                      </w:r>
+                      <w:r>
+                        <w:rPr>
+                          <w:rFonts w:ascii="Times New Roman" w:hAnsi="Times New Roman" w:cs="Times New Roman"/>
+                          <w:color w:val="171717" w:themeColor="background2" w:themeShade="1A"/>
+                          <w:sz w:val="25"/>
+                          <w:szCs w:val="25"/>
+                          <w:lang w:eastAsia="fr-FR"/>
+                        </w:rPr>
+                        <w:t xml:space="preserve"> à jour</w:t>
+                      </w:r>
+                    </w:p>
+                  </w:txbxContent>
+                </v:textbox>
+              </v:shape>
+            </w:pict>
+          </mc:Fallback>
+        </mc:AlternateContent>
+      </w:r>
+      <w:r>
+        <w:rPr>
+          <w:noProof/>
+        </w:rPr>
+        <mc:AlternateContent>
+          <mc:Choice Requires="wps">
+            <w:drawing>
+              <wp:anchor distT="0" distB="0" distL="114300" distR="114300" simplePos="0" relativeHeight="251672576" behindDoc="0" locked="0" layoutInCell="1" allowOverlap="1" wp14:anchorId="59FA14DE" wp14:editId="0A07873D">
+                <wp:simplePos x="0" y="0"/>
+                <wp:positionH relativeFrom="column">
+                  <wp:posOffset>3778885</wp:posOffset>
+                </wp:positionH>
+                <wp:positionV relativeFrom="paragraph">
+                  <wp:posOffset>5371465</wp:posOffset>
+                </wp:positionV>
+                <wp:extent cx="4233545" cy="393700"/>
+                <wp:effectExtent l="0" t="0" r="0" b="6350"/>
+                <wp:wrapNone/>
+                <wp:docPr id="244097865" name="Zone de texte 1"/>
+                <wp:cNvGraphicFramePr/>
+                <a:graphic xmlns:a="http://schemas.openxmlformats.org/drawingml/2006/main">
+                  <a:graphicData uri="http://schemas.microsoft.com/office/word/2010/wordprocessingShape">
+                    <wps:wsp>
+                      <wps:cNvSpPr txBox="1"/>
+                      <wps:spPr>
+                        <a:xfrm>
+                          <a:off x="0" y="0"/>
+                          <a:ext cx="4233545" cy="393700"/>
+                        </a:xfrm>
+                        <a:prstGeom prst="rect">
+                          <a:avLst/>
+                        </a:prstGeom>
+                        <a:noFill/>
+                        <a:ln>
+                          <a:noFill/>
+                        </a:ln>
+                      </wps:spPr>
+                      <wps:txbx>
+                        <w:txbxContent>
+                          <w:p>
+                            <w:pPr>
+                              <w:pStyle w:val="Sansinterligne"/>
+                              <w:rPr>
+                                <w:rFonts w:ascii="Bahnschrift SemiLight" w:hAnsi="Bahnschrift SemiLight" w:cs="Alef"/>
+                                <w:i/>
+                                <w:iCs/>
+                                <w:color w:val="171717" w:themeColor="background2" w:themeShade="1A"/>
+                                <w:sz w:val="25"/>
+                                <w:szCs w:val="25"/>
+                                <w14:textOutline w14:w="9525" w14:cap="flat" w14:cmpd="sng" w14:algn="ctr">
+                                  <w14:solidFill>
+                                    <w14:schemeClr w14:val="tx1">
+                                      <w14:lumMod w14:val="65000"/>
+                                      <w14:lumOff w14:val="35000"/>
+                                    </w14:schemeClr>
+                                  </w14:solidFill>
+                                  <w14:prstDash w14:val="solid"/>
+                                  <w14:round/>
+                                </w14:textOutline>
+                              </w:rPr>
+                            </w:pPr>
+                            <w:r>
+                              <w:rPr>
+                                <w:rFonts w:ascii="Butler" w:hAnsi="Butler" w:cs="Alef"/>
+                                <w:b/>
+                                <w:bCs/>
+                                <w:color w:val="171717" w:themeColor="background2" w:themeShade="1A"/>
+                                <w:sz w:val="25"/>
+                                <w:szCs w:val="25"/>
+                                <w:lang w:eastAsia="fr-FR"/>
+                              </w:rPr>
+                              <w:t>Ville</w:t>
+                            </w:r>
+                            <w:r>
+                              <w:rPr>
+                                <w:rFonts w:ascii="Butler" w:hAnsi="Butler" w:cs="Alef"/>
+                                <w:b/>
+                                <w:bCs/>
+                                <w:color w:val="171717" w:themeColor="background2" w:themeShade="1A"/>
+                                <w:sz w:val="25"/>
+                                <w:szCs w:val="25"/>
+                                <w:lang w:eastAsia="fr-FR"/>
+                              </w:rPr>
+                              <w:t>s</w:t>
+                            </w:r>
+                            <w:r>
+                              <w:rPr>
+                                <w:rFonts w:ascii="Butler" w:hAnsi="Butler" w:cs="Alef"/>
+                                <w:b/>
+                                <w:bCs/>
+                                <w:color w:val="171717" w:themeColor="background2" w:themeShade="1A"/>
+                                <w:sz w:val="25"/>
+                                <w:szCs w:val="25"/>
+                                <w:lang w:eastAsia="fr-FR"/>
+                              </w:rPr>
+                              <w:t> :</w:t>
+                            </w:r>
+                            <w:r>
+                              <w:rPr>
+                                <w:rFonts w:ascii="Bahnschrift SemiLight" w:hAnsi="Bahnschrift SemiLight" w:cs="Alef"/>
+                                <w:b/>
+                                <w:bCs/>
+                                <w:color w:val="171717" w:themeColor="background2" w:themeShade="1A"/>
+                                <w:sz w:val="25"/>
+                                <w:szCs w:val="25"/>
+                                <w:lang w:eastAsia="fr-FR"/>
+                              </w:rPr>
+                              <w:t xml:space="preserve"> </w:t>
+                            </w:r>
+                            <w:r>
+                              <w:rPr>
+                                <w:rFonts w:ascii="Times New Roman" w:hAnsi="Times New Roman" w:cs="Times New Roman"/>
+                                <w:color w:val="171717" w:themeColor="background2" w:themeShade="1A"/>
+                                <w:sz w:val="25"/>
+                                <w:szCs w:val="25"/>
+                                <w:lang w:eastAsia="fr-FR"/>
+                              </w:rPr>
+                              <w:t>Paris/Limoges</w:t>
+                            </w:r>
+                          </w:p>
+                        </w:txbxContent>
+                      </wps:txbx>
+                      <wps:bodyPr rot="0" spcFirstLastPara="0" vertOverflow="overflow" horzOverflow="overflow" vert="horz" wrap="square" lIns="91440" tIns="45720" rIns="91440" bIns="45720" numCol="1" spcCol="0" rtlCol="0" fromWordArt="0" anchor="t" anchorCtr="0" forceAA="0" compatLnSpc="1">
+                        <a:prstTxWarp prst="textNoShape">
+                          <a:avLst/>
+                        </a:prstTxWarp>
+                        <a:noAutofit/>
+                      </wps:bodyPr>
+                    </wps:wsp>
+                  </a:graphicData>
+                </a:graphic>
+                <wp14:sizeRelH relativeFrom="margin">
+                  <wp14:pctWidth>0</wp14:pctWidth>
+                </wp14:sizeRelH>
+              </wp:anchor>
+            </w:drawing>
+          </mc:Choice>
+          <mc:Fallback>
+            <w:pict>
+              <v:shape w14:anchorId="59FA14DE" id="_x0000_s1074" type="#_x0000_t202" style="position:absolute;margin-left:297.55pt;margin-top:422.95pt;width:333.35pt;height:31pt;z-index:251672576;visibility:visible;mso-wrap-style:square;mso-width-percent:0;mso-wrap-distance-left:9pt;mso-wrap-distance-top:0;mso-wrap-distance-right:9pt;mso-wrap-distance-bottom:0;mso-position-horizontal:absolute;mso-position-horizontal-relative:text;mso-position-vertical:absolute;mso-position-vertical-relative:text;mso-width-percent:0;mso-width-relative:margin;v-text-anchor:top" o:gfxdata="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" filled="f" stroked="f">
+                <v:textbox>
+                  <w:txbxContent>
+                    <w:p>
+                      <w:pPr>
+                        <w:pStyle w:val="Sansinterligne"/>
+                        <w:rPr>
+                          <w:rFonts w:ascii="Bahnschrift SemiLight" w:hAnsi="Bahnschrift SemiLight" w:cs="Alef"/>
+                          <w:i/>
+                          <w:iCs/>
+                          <w:color w:val="171717" w:themeColor="background2" w:themeShade="1A"/>
+                          <w:sz w:val="25"/>
+                          <w:szCs w:val="25"/>
+                          <w14:textOutline w14:w="9525" w14:cap="flat" w14:cmpd="sng" w14:algn="ctr">
+                            <w14:solidFill>
+                              <w14:schemeClr w14:val="tx1">
+                                <w14:lumMod w14:val="65000"/>
+                                <w14:lumOff w14:val="35000"/>
+                              </w14:schemeClr>
+                            </w14:solidFill>
+                            <w14:prstDash w14:val="solid"/>
+                            <w14:round/>
+                          </w14:textOutline>
+                        </w:rPr>
+                      </w:pPr>
+                      <w:r>
+                        <w:rPr>
+                          <w:rFonts w:ascii="Butler" w:hAnsi="Butler" w:cs="Alef"/>
+                          <w:b/>
+                          <w:bCs/>
+                          <w:color w:val="171717" w:themeColor="background2" w:themeShade="1A"/>
+                          <w:sz w:val="25"/>
+                          <w:szCs w:val="25"/>
+                          <w:lang w:eastAsia="fr-FR"/>
+                        </w:rPr>
+                        <w:t>Ville</w:t>
+                      </w:r>
+                      <w:r>
+                        <w:rPr>
+                          <w:rFonts w:ascii="Butler" w:hAnsi="Butler" w:cs="Alef"/>
+                          <w:b/>
+                          <w:bCs/>
+                          <w:color w:val="171717" w:themeColor="background2" w:themeShade="1A"/>
+                          <w:sz w:val="25"/>
+                          <w:szCs w:val="25"/>
+                          <w:lang w:eastAsia="fr-FR"/>
+                        </w:rPr>
+                        <w:t>s</w:t>
+                      </w:r>
+                      <w:r>
+                        <w:rPr>
+                          <w:rFonts w:ascii="Butler" w:hAnsi="Butler" w:cs="Alef"/>
+                          <w:b/>
+                          <w:bCs/>
+                          <w:color w:val="171717" w:themeColor="background2" w:themeShade="1A"/>
+                          <w:sz w:val="25"/>
+                          <w:szCs w:val="25"/>
+                          <w:lang w:eastAsia="fr-FR"/>
+                        </w:rPr>
+                        <w:t> :</w:t>
+                      </w:r>
+                      <w:r>
+                        <w:rPr>
+                          <w:rFonts w:ascii="Bahnschrift SemiLight" w:hAnsi="Bahnschrift SemiLight" w:cs="Alef"/>
+                          <w:b/>
+                          <w:bCs/>
+                          <w:color w:val="171717" w:themeColor="background2" w:themeShade="1A"/>
+                          <w:sz w:val="25"/>
+                          <w:szCs w:val="25"/>
+                          <w:lang w:eastAsia="fr-FR"/>
+                        </w:rPr>
+                        <w:t xml:space="preserve"> </w:t>
+                      </w:r>
+                      <w:r>
+                        <w:rPr>
+                          <w:rFonts w:ascii="Times New Roman" w:hAnsi="Times New Roman" w:cs="Times New Roman"/>
+                          <w:color w:val="171717" w:themeColor="background2" w:themeShade="1A"/>
+                          <w:sz w:val="25"/>
+                          <w:szCs w:val="25"/>
+                          <w:lang w:eastAsia="fr-FR"/>
+                        </w:rPr>
+                        <w:t>Paris/Limoges</w:t>
+                      </w:r>
+                    </w:p>
+                  </w:txbxContent>
+                </v:textbox>
+              </v:shape>
+            </w:pict>
+          </mc:Fallback>
+        </mc:AlternateContent>
+      </w:r>
+      <w:r>
+        <w:rPr>
+          <w:noProof/>
+        </w:rPr>
+        <mc:AlternateContent>
+          <mc:Choice Requires="wpg">
+            <w:drawing>
+              <wp:anchor distT="0" distB="0" distL="114300" distR="114300" simplePos="0" relativeHeight="251732992" behindDoc="0" locked="0" layoutInCell="1" allowOverlap="1" wp14:anchorId="16F601FA" wp14:editId="7207D4D7">
+                <wp:simplePos x="0" y="0"/>
+                <wp:positionH relativeFrom="column">
+                  <wp:posOffset>151765</wp:posOffset>
+                </wp:positionH>
+                <wp:positionV relativeFrom="paragraph">
+                  <wp:posOffset>2887345</wp:posOffset>
+                </wp:positionV>
+                <wp:extent cx="8724900" cy="2302510"/>
+                <wp:effectExtent l="0" t="0" r="0" b="2540"/>
+                <wp:wrapNone/>
+                <wp:docPr id="23541777" name="Groupe 45"/>
+                <wp:cNvGraphicFramePr/>
+                <a:graphic xmlns:a="http://schemas.openxmlformats.org/drawingml/2006/main">
+                  <a:graphicData uri="http://schemas.microsoft.com/office/word/2010/wordprocessingGroup">
+                    <wpg:wgp>
+                      <wpg:cNvGrpSpPr/>
+                      <wpg:grpSpPr>
+                        <a:xfrm>
+                          <a:off x="0" y="0"/>
+                          <a:ext cx="8724900" cy="2302510"/>
+                          <a:chOff x="0" y="0"/>
+                          <a:chExt cx="8724900" cy="2302510"/>
+                        </a:xfrm>
+                      </wpg:grpSpPr>
+                      <wpg:grpSp>
+                        <wpg:cNvPr id="1721496618" name="Groupe 16"/>
+                        <wpg:cNvGrpSpPr/>
+                        <wpg:grpSpPr>
+                          <a:xfrm>
+                            <a:off x="0" y="0"/>
+                            <a:ext cx="8430260" cy="2302510"/>
+                            <a:chOff x="0" y="0"/>
+                            <a:chExt cx="8658860" cy="2768600"/>
+                          </a:xfrm>
+                        </wpg:grpSpPr>
+                        <pic:pic xmlns:pic="http://schemas.openxmlformats.org/drawingml/2006/picture">
+                          <pic:nvPicPr>
+                            <pic:cNvPr id="1461809690" name="Image 13" descr="My Favorite Math Comic Strip – Comics, The Universe and Everything"/>
+                            <pic:cNvPicPr>
+                              <a:picLocks noChangeAspect="1"/>
+                            </pic:cNvPicPr>
+                          </pic:nvPicPr>
+                          <pic:blipFill rotWithShape="1">
+                            <a:blip r:embed="rId18">
+                              <a:extLst>
+                                <a:ext uri="{BEBA8EAE-BF5A-486C-A8C5-ECC9F3942E4B}">
+                                  <a14:imgProps xmlns:a14="http://schemas.microsoft.com/office/drawing/2010/main">
+                                    <a14:imgLayer r:embed="rId19">
+                                      <a14:imgEffect>
+                                        <a14:sharpenSoften amount="25000"/>
+                                      </a14:imgEffect>
+                                    </a14:imgLayer>
+                                  </a14:imgProps>
+                                </a:ext>
+                                <a:ext uri="{28A0092B-C50C-407E-A947-70E740481C1C}">
+                                  <a14:useLocalDpi xmlns:a14="http://schemas.microsoft.com/office/drawing/2010/main" val="0"/>
+                                </a:ext>
+                              </a:extLst>
+                            </a:blip>
+                            <a:srcRect l="385" t="903" r="226" b="1095"/>
+                            <a:stretch/>
+                          </pic:blipFill>
+                          <pic:spPr bwMode="auto">
+                            <a:xfrm>
+                              <a:off x="0" y="0"/>
+                              <a:ext cx="8658860" cy="2768600"/>
+                            </a:xfrm>
+                            <a:prstGeom prst="rect">
+                              <a:avLst/>
+                            </a:prstGeom>
+                            <a:noFill/>
+                            <a:ln>
+                              <a:noFill/>
+                            </a:ln>
+                            <a:extLst>
+                              <a:ext uri="{53640926-AAD7-44D8-BBD7-CCE9431645EC}">
+                                <a14:shadowObscured xmlns:a14="http://schemas.microsoft.com/office/drawing/2010/main"/>
+                              </a:ext>
+                            </a:extLst>
+                          </pic:spPr>
+                        </pic:pic>
+                        <pic:pic xmlns:pic="http://schemas.openxmlformats.org/drawingml/2006/picture">
+                          <pic:nvPicPr>
+                            <pic:cNvPr id="400741504" name="Image 400741504" descr="My Favorite Math Comic Strip – Comics, The Universe and Everything"/>
+                            <pic:cNvPicPr>
+                              <a:picLocks noChangeAspect="1"/>
+                            </pic:cNvPicPr>
+                          </pic:nvPicPr>
+                          <pic:blipFill rotWithShape="1">
+                            <a:blip r:embed="rId20">
+                              <a:extLst>
+                                <a:ext uri="{BEBA8EAE-BF5A-486C-A8C5-ECC9F3942E4B}">
+                                  <a14:imgProps xmlns:a14="http://schemas.microsoft.com/office/drawing/2010/main">
+                                    <a14:imgLayer r:embed="rId19">
+                                      <a14:imgEffect>
+                                        <a14:sharpenSoften amount="50000"/>
+                                      </a14:imgEffect>
+                                    </a14:imgLayer>
+                                  </a14:imgProps>
+                                </a:ext>
+                                <a:ext uri="{28A0092B-C50C-407E-A947-70E740481C1C}">
+                                  <a14:useLocalDpi xmlns:a14="http://schemas.microsoft.com/office/drawing/2010/main" val="0"/>
+                                </a:ext>
+                              </a:extLst>
+                            </a:blip>
+                            <a:srcRect l="1924" t="3169" r="2317" b="68994"/>
+                            <a:stretch/>
+                          </pic:blipFill>
+                          <pic:spPr bwMode="auto">
+                            <a:xfrm>
+                              <a:off x="539496" y="73152"/>
+                              <a:ext cx="7397115" cy="785495"/>
+                            </a:xfrm>
+                            <a:prstGeom prst="rect">
+                              <a:avLst/>
+                            </a:prstGeom>
+                            <a:noFill/>
+                            <a:ln>
+                              <a:noFill/>
+                            </a:ln>
+                            <a:extLst>
+                              <a:ext uri="{53640926-AAD7-44D8-BBD7-CCE9431645EC}">
+                                <a14:shadowObscured xmlns:a14="http://schemas.microsoft.com/office/drawing/2010/main"/>
+                              </a:ext>
+                            </a:extLst>
+                          </pic:spPr>
+                        </pic:pic>
+                      </wpg:grpSp>
+                      <wps:wsp>
+                        <wps:cNvPr id="49034126" name="Zone de texte 4"/>
+                        <wps:cNvSpPr txBox="1"/>
+                        <wps:spPr>
+                          <a:xfrm>
+                            <a:off x="7139940" y="15240"/>
+                            <a:ext cx="1584960" cy="662940"/>
+                          </a:xfrm>
+                          <a:prstGeom prst="rect">
+                            <a:avLst/>
+                          </a:prstGeom>
+                          <a:noFill/>
+                          <a:ln w="6350">
+                            <a:noFill/>
+                          </a:ln>
+                        </wps:spPr>
+                        <wps:txbx>
+                          <w:txbxContent>
+                            <w:p>
+                              <w:pPr>
+                                <w:pStyle w:val="Sansinterligne"/>
+                                <w:rPr>
+                                  <w:rFonts w:ascii="Courier New" w:hAnsi="Courier New" w:cs="Courier New"/>
+                                  <w:sz w:val="18"/>
+                                  <w:szCs w:val="18"/>
+                                </w:rPr>
+                              </w:pPr>
+                              <w:r>
+                                <w:rPr>
+                                  <w:rFonts w:ascii="Courier New" w:hAnsi="Courier New" w:cs="Courier New"/>
+                                  <w:sz w:val="18"/>
+                                  <w:szCs w:val="18"/>
+                                </w:rPr>
+                                <w:t xml:space="preserve">© </w:t>
+                              </w:r>
+                              <w:r>
+                                <w:rPr>
+                                  <w:rFonts w:ascii="Courier New" w:hAnsi="Courier New" w:cs="Courier New"/>
+                                  <w:sz w:val="18"/>
+                                  <w:szCs w:val="18"/>
+                                </w:rPr>
+                                <w:t>Randall Munroe</w:t>
+                              </w:r>
+                            </w:p>
+                          </w:txbxContent>
+                        </wps:txbx>
+                        <wps:bodyPr rot="0" spcFirstLastPara="0" vertOverflow="overflow" horzOverflow="overflow" vert="horz" wrap="square" lIns="91440" tIns="45720" rIns="91440" bIns="45720" numCol="1" spcCol="0" rtlCol="0" fromWordArt="0" anchor="t" anchorCtr="0" forceAA="0" compatLnSpc="1">
+                          <a:prstTxWarp prst="textNoShape">
+                            <a:avLst/>
+                          </a:prstTxWarp>
+                          <a:noAutofit/>
+                        </wps:bodyPr>
+                      </wps:wsp>
+                    </wpg:wgp>
+                  </a:graphicData>
+                </a:graphic>
+              </wp:anchor>
+            </w:drawing>
+          </mc:Choice>
+          <mc:Fallback>
+            <w:pict>
+              <v:group w14:anchorId="16F601FA" id="Groupe 45" o:spid="_x0000_s1075" style="position:absolute;margin-left:11.95pt;margin-top:227.35pt;width:687pt;height:181.3pt;z-index:251732992" coordsize="87249,23025" o:gfxdata="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">
+                <v:group id="Groupe 16" o:spid="_x0000_s1076" style="position:absolute;width:84302;height:23025" coordsize="86588,27686" o:gfxdata="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">
+                  <v:shape id="Image 13" o:spid="_x0000_s1077" type="#_x0000_t75" alt="My Favorite Math Comic Strip – Comics, The Universe and Everything" style="position:absolute;width:86588;height:27686;visibility:visible;mso-wrap-style:square" o:gfxdata="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">
+                    <v:imagedata r:id="rId21" o:title="My Favorite Math Comic Strip – Comics, The Universe and Everything" croptop="592f" cropbottom="718f" cropleft="252f" cropright="148f"/>
+                  </v:shape>
+                  <v:shape id="Image 400741504" o:spid="_x0000_s1078" type="#_x0000_t75" alt="My Favorite Math Comic Strip – Comics, The Universe and Everything" style="position:absolute;left:5394;top:731;width:73972;height:7855;visibility:visible;mso-wrap-style:square" o:gfxdata="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">
+                    <v:imagedata r:id="rId22" o:title="My Favorite Math Comic Strip – Comics, The Universe and Everything" croptop="2077f" cropbottom="45216f" cropleft="1261f" cropright="1518f"/>
+                  </v:shape>
+                </v:group>
+                <v:shape id="Zone de texte 4" o:spid="_x0000_s1079" type="#_x0000_t202" style="position:absolute;left:71399;top:152;width:15850;height:6629;visibility:visible;mso-wrap-style:square;v-text-anchor:top" o:gfxdata="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" filled="f" stroked="f" strokeweight=".5pt">
+                  <v:textbox>
+                    <w:txbxContent>
+                      <w:p>
+                        <w:pPr>
+                          <w:pStyle w:val="Sansinterligne"/>
+                          <w:rPr>
+                            <w:rFonts w:ascii="Courier New" w:hAnsi="Courier New" w:cs="Courier New"/>
+                            <w:sz w:val="18"/>
+                            <w:szCs w:val="18"/>
+                          </w:rPr>
+                        </w:pPr>
+                        <w:r>
+                          <w:rPr>
+                            <w:rFonts w:ascii="Courier New" w:hAnsi="Courier New" w:cs="Courier New"/>
+                            <w:sz w:val="18"/>
+                            <w:szCs w:val="18"/>
+                          </w:rPr>
+                          <w:t xml:space="preserve">© </w:t>
+                        </w:r>
+                        <w:r>
+                          <w:rPr>
+                            <w:rFonts w:ascii="Courier New" w:hAnsi="Courier New" w:cs="Courier New"/>
+                            <w:sz w:val="18"/>
+                            <w:szCs w:val="18"/>
+                          </w:rPr>
+                          <w:t>Randall Munroe</w:t>
+                        </w:r>
+                      </w:p>
+                    </w:txbxContent>
+                  </v:textbox>
+                </v:shape>
+              </v:group>
             </w:pict>
           </mc:Fallback>
         </mc:AlternateContent>

--- a/Images/Page d'accueil.docx
+++ b/Images/Page d'accueil.docx
@@ -69,19 +69,22 @@
                               <w:jc w:val="both"/>
                               <w:rPr>
                                 <w:rFonts w:ascii="CMU Sans Serif" w:hAnsi="CMU Sans Serif" w:cs="CMU Sans Serif"/>
-                                <w:i/>
-                                <w:iCs/>
                                 <w:color w:val="C00000"/>
                               </w:rPr>
                             </w:pPr>
                             <w:r>
                               <w:rPr>
                                 <w:rFonts w:ascii="CMU Sans Serif" w:hAnsi="CMU Sans Serif" w:cs="CMU Sans Serif"/>
-                                <w:i/>
-                                <w:iCs/>
                                 <w:color w:val="C00000"/>
                               </w:rPr>
-                              <w:t>Site en construction.</w:t>
+                              <w:t>Site en construction</w:t>
+                            </w:r>
+                            <w:r>
+                              <w:rPr>
+                                <w:rFonts w:ascii="CMU Sans Serif" w:hAnsi="CMU Sans Serif" w:cs="CMU Sans Serif"/>
+                                <w:color w:val="C00000"/>
+                              </w:rPr>
+                              <w:t>, soyez indulgents !</w:t>
                             </w:r>
                           </w:p>
                         </w:txbxContent>
@@ -115,19 +118,22 @@
                         <w:jc w:val="both"/>
                         <w:rPr>
                           <w:rFonts w:ascii="CMU Sans Serif" w:hAnsi="CMU Sans Serif" w:cs="CMU Sans Serif"/>
-                          <w:i/>
-                          <w:iCs/>
                           <w:color w:val="C00000"/>
                         </w:rPr>
                       </w:pPr>
                       <w:r>
                         <w:rPr>
                           <w:rFonts w:ascii="CMU Sans Serif" w:hAnsi="CMU Sans Serif" w:cs="CMU Sans Serif"/>
-                          <w:i/>
-                          <w:iCs/>
                           <w:color w:val="C00000"/>
                         </w:rPr>
-                        <w:t>Site en construction.</w:t>
+                        <w:t>Site en construction</w:t>
+                      </w:r>
+                      <w:r>
+                        <w:rPr>
+                          <w:rFonts w:ascii="CMU Sans Serif" w:hAnsi="CMU Sans Serif" w:cs="CMU Sans Serif"/>
+                          <w:color w:val="C00000"/>
+                        </w:rPr>
+                        <w:t>, soyez indulgents !</w:t>
                       </w:r>
                     </w:p>
                   </w:txbxContent>
@@ -339,7 +345,7 @@
                                     <w14:round/>
                                   </w14:textOutline>
                                 </w:rPr>
-                                <w:t>Enseignement &amp; documents</w:t>
+                                <w:t>Enseignement &amp; document</w:t>
                               </w:r>
                               <w:r>
                                 <w:rPr>
@@ -365,7 +371,7 @@
                                     <w14:round/>
                                   </w14:textOutline>
                                 </w:rPr>
-                                <w:t xml:space="preserve"> divers</w:t>
+                                <w:t>ation</w:t>
                               </w:r>
                             </w:p>
                           </w:txbxContent>
@@ -398,6 +404,31 @@
                             <w:p>
                               <w:pPr>
                                 <w:rPr>
+                                  <w:rFonts w:ascii="Segoe UI Symbol" w:hAnsi="Segoe UI Symbol" w:cs="CMU Sans Serif Demi Condensed"/>
+                                  <w:b/>
+                                  <w:color w:val="262626" w:themeColor="text1" w:themeTint="D9"/>
+                                  <w:spacing w:val="20"/>
+                                  <w:sz w:val="36"/>
+                                  <w:szCs w:val="36"/>
+                                  <w14:shadow w14:blurRad="63500" w14:dist="50800" w14:dir="8100000" w14:sx="0" w14:sy="0" w14:kx="0" w14:ky="0" w14:algn="none">
+                                    <w14:srgbClr w14:val="000000">
+                                      <w14:alpha w14:val="50000"/>
+                                    </w14:srgbClr>
+                                  </w14:shadow>
+                                  <w14:textOutline w14:w="9525" w14:cap="flat" w14:cmpd="sng" w14:algn="ctr">
+                                    <w14:solidFill>
+                                      <w14:schemeClr w14:val="tx1">
+                                        <w14:lumMod w14:val="75000"/>
+                                        <w14:lumOff w14:val="25000"/>
+                                      </w14:schemeClr>
+                                    </w14:solidFill>
+                                    <w14:prstDash w14:val="solid"/>
+                                    <w14:round/>
+                                  </w14:textOutline>
+                                </w:rPr>
+                              </w:pPr>
+                              <w:r>
+                                <w:rPr>
                                   <w:rFonts w:ascii="Avenir Next LT Pro" w:hAnsi="Avenir Next LT Pro" w:cs="CMU Sans Serif Demi Condensed"/>
                                   <w:b/>
                                   <w:color w:val="262626" w:themeColor="text1" w:themeTint="D9"/>
@@ -420,8 +451,34 @@
                                     <w14:round/>
                                   </w14:textOutline>
                                 </w:rPr>
-                              </w:pPr>
-                              <w:proofErr w:type="gramStart"/>
+                                <w:t>Louis</w:t>
+                              </w:r>
+                              <w:r>
+                                <w:rPr>
+                                  <w:rFonts w:ascii="Avenir Next LT Pro" w:hAnsi="Avenir Next LT Pro" w:cs="CMU Sans Serif Demi Condensed"/>
+                                  <w:b/>
+                                  <w:color w:val="262626" w:themeColor="text1" w:themeTint="D9"/>
+                                  <w:spacing w:val="20"/>
+                                  <w:sz w:val="24"/>
+                                  <w:szCs w:val="24"/>
+                                  <w14:shadow w14:blurRad="63500" w14:dist="50800" w14:dir="8100000" w14:sx="0" w14:sy="0" w14:kx="0" w14:ky="0" w14:algn="none">
+                                    <w14:srgbClr w14:val="000000">
+                                      <w14:alpha w14:val="50000"/>
+                                    </w14:srgbClr>
+                                  </w14:shadow>
+                                  <w14:textOutline w14:w="9525" w14:cap="flat" w14:cmpd="sng" w14:algn="ctr">
+                                    <w14:solidFill>
+                                      <w14:schemeClr w14:val="tx1">
+                                        <w14:lumMod w14:val="75000"/>
+                                        <w14:lumOff w14:val="25000"/>
+                                      </w14:schemeClr>
+                                    </w14:solidFill>
+                                    <w14:prstDash w14:val="solid"/>
+                                    <w14:round/>
+                                  </w14:textOutline>
+                                </w:rPr>
+                                <w:t xml:space="preserve"> </w:t>
+                              </w:r>
                               <w:r>
                                 <w:rPr>
                                   <w:rFonts w:ascii="Avenir Next LT Pro" w:hAnsi="Avenir Next LT Pro" w:cs="CMU Sans Serif Demi Condensed"/>
@@ -446,87 +503,8 @@
                                     <w14:round/>
                                   </w14:textOutline>
                                 </w:rPr>
-                                <w:t>Louis</w:t>
-                              </w:r>
-                              <w:r>
-                                <w:rPr>
-                                  <w:rFonts w:ascii="Avenir Next LT Pro" w:hAnsi="Avenir Next LT Pro" w:cs="CMU Sans Serif Demi Condensed"/>
-                                  <w:b/>
-                                  <w:color w:val="262626" w:themeColor="text1" w:themeTint="D9"/>
-                                  <w:spacing w:val="20"/>
-                                  <w:sz w:val="24"/>
-                                  <w:szCs w:val="24"/>
-                                  <w14:shadow w14:blurRad="63500" w14:dist="50800" w14:dir="8100000" w14:sx="0" w14:sy="0" w14:kx="0" w14:ky="0" w14:algn="none">
-                                    <w14:srgbClr w14:val="000000">
-                                      <w14:alpha w14:val="50000"/>
-                                    </w14:srgbClr>
-                                  </w14:shadow>
-                                  <w14:textOutline w14:w="9525" w14:cap="flat" w14:cmpd="sng" w14:algn="ctr">
-                                    <w14:solidFill>
-                                      <w14:schemeClr w14:val="tx1">
-                                        <w14:lumMod w14:val="75000"/>
-                                        <w14:lumOff w14:val="25000"/>
-                                      </w14:schemeClr>
-                                    </w14:solidFill>
-                                    <w14:prstDash w14:val="solid"/>
-                                    <w14:round/>
-                                  </w14:textOutline>
-                                </w:rPr>
-                                <w:t xml:space="preserve"> </w:t>
-                              </w:r>
-                              <w:r>
-                                <w:rPr>
-                                  <w:rFonts w:ascii="Avenir Next LT Pro" w:hAnsi="Avenir Next LT Pro" w:cs="CMU Sans Serif Demi Condensed"/>
-                                  <w:b/>
-                                  <w:color w:val="262626" w:themeColor="text1" w:themeTint="D9"/>
-                                  <w:spacing w:val="20"/>
-                                  <w:sz w:val="24"/>
-                                  <w:szCs w:val="24"/>
-                                  <w14:shadow w14:blurRad="63500" w14:dist="50800" w14:dir="8100000" w14:sx="0" w14:sy="0" w14:kx="0" w14:ky="0" w14:algn="none">
-                                    <w14:srgbClr w14:val="000000">
-                                      <w14:alpha w14:val="50000"/>
-                                    </w14:srgbClr>
-                                  </w14:shadow>
-                                  <w14:textOutline w14:w="9525" w14:cap="flat" w14:cmpd="sng" w14:algn="ctr">
-                                    <w14:solidFill>
-                                      <w14:schemeClr w14:val="tx1">
-                                        <w14:lumMod w14:val="75000"/>
-                                        <w14:lumOff w14:val="25000"/>
-                                      </w14:schemeClr>
-                                    </w14:solidFill>
-                                    <w14:prstDash w14:val="solid"/>
-                                    <w14:round/>
-                                  </w14:textOutline>
-                                </w:rPr>
-                                <w:t xml:space="preserve"> </w:t>
-                              </w:r>
-                              <w:r>
-                                <w:rPr>
-                                  <w:rFonts w:ascii="Avenir Next LT Pro" w:hAnsi="Avenir Next LT Pro" w:cs="CMU Sans Serif Demi Condensed"/>
-                                  <w:b/>
-                                  <w:color w:val="262626" w:themeColor="text1" w:themeTint="D9"/>
-                                  <w:spacing w:val="20"/>
-                                  <w:sz w:val="36"/>
-                                  <w:szCs w:val="36"/>
-                                  <w14:shadow w14:blurRad="63500" w14:dist="50800" w14:dir="8100000" w14:sx="0" w14:sy="0" w14:kx="0" w14:ky="0" w14:algn="none">
-                                    <w14:srgbClr w14:val="000000">
-                                      <w14:alpha w14:val="50000"/>
-                                    </w14:srgbClr>
-                                  </w14:shadow>
-                                  <w14:textOutline w14:w="9525" w14:cap="flat" w14:cmpd="sng" w14:algn="ctr">
-                                    <w14:solidFill>
-                                      <w14:schemeClr w14:val="tx1">
-                                        <w14:lumMod w14:val="75000"/>
-                                        <w14:lumOff w14:val="25000"/>
-                                      </w14:schemeClr>
-                                    </w14:solidFill>
-                                    <w14:prstDash w14:val="solid"/>
-                                    <w14:round/>
-                                  </w14:textOutline>
-                                </w:rPr>
                                 <w:t>Lascaud</w:t>
                               </w:r>
-                              <w:proofErr w:type="gramEnd"/>
                             </w:p>
                           </w:txbxContent>
                         </wps:txbx>
@@ -876,6 +854,8 @@
                                 <w:jc w:val="right"/>
                                 <w:rPr>
                                   <w:rFonts w:ascii="Garamond" w:hAnsi="Garamond" w:cs="Times New Roman"/>
+                                  <w:i/>
+                                  <w:iCs/>
                                   <w:color w:val="808080" w:themeColor="background1" w:themeShade="80"/>
                                   <w:sz w:val="20"/>
                                   <w:szCs w:val="20"/>
@@ -883,93 +863,6 @@
                                 </w:rPr>
                               </w:pPr>
                               <w:proofErr w:type="gramStart"/>
-                              <w:r>
-                                <w:rPr>
-                                  <w:rFonts w:ascii="Garamond" w:hAnsi="Garamond" w:cs="Times New Roman"/>
-                                  <w:color w:val="808080" w:themeColor="background1" w:themeShade="80"/>
-                                  <w:sz w:val="20"/>
-                                  <w:szCs w:val="20"/>
-                                  <w:lang w:eastAsia="fr-FR"/>
-                                </w:rPr>
-                                <w:t>à</w:t>
-                              </w:r>
-                              <w:proofErr w:type="gramEnd"/>
-                              <w:r>
-                                <w:rPr>
-                                  <w:rFonts w:ascii="Garamond" w:hAnsi="Garamond" w:cs="Times New Roman"/>
-                                  <w:color w:val="808080" w:themeColor="background1" w:themeShade="80"/>
-                                  <w:sz w:val="20"/>
-                                  <w:szCs w:val="20"/>
-                                  <w:lang w:eastAsia="fr-FR"/>
-                                </w:rPr>
-                                <w:t xml:space="preserve"> Ptolémée</w:t>
-                              </w:r>
-                              <w:r>
-                                <w:rPr>
-                                  <w:rFonts w:ascii="Garamond" w:hAnsi="Garamond" w:cs="Times New Roman"/>
-                                  <w:color w:val="808080" w:themeColor="background1" w:themeShade="80"/>
-                                  <w:sz w:val="20"/>
-                                  <w:szCs w:val="20"/>
-                                  <w:lang w:eastAsia="fr-FR"/>
-                                </w:rPr>
-                                <w:t xml:space="preserve"> I</w:t>
-                              </w:r>
-                              <w:r>
-                                <w:rPr>
-                                  <w:rFonts w:ascii="Garamond" w:hAnsi="Garamond" w:cs="Times New Roman"/>
-                                  <w:color w:val="808080" w:themeColor="background1" w:themeShade="80"/>
-                                  <w:sz w:val="20"/>
-                                  <w:szCs w:val="20"/>
-                                  <w:vertAlign w:val="superscript"/>
-                                  <w:lang w:eastAsia="fr-FR"/>
-                                </w:rPr>
-                                <w:t>er</w:t>
-                              </w:r>
-                              <w:r>
-                                <w:rPr>
-                                  <w:rFonts w:ascii="Garamond" w:hAnsi="Garamond" w:cs="Times New Roman"/>
-                                  <w:color w:val="808080" w:themeColor="background1" w:themeShade="80"/>
-                                  <w:sz w:val="20"/>
-                                  <w:szCs w:val="20"/>
-                                  <w:lang w:eastAsia="fr-FR"/>
-                                </w:rPr>
-                                <w:t xml:space="preserve">, qui lui demandait s’il existait une voie </w:t>
-                              </w:r>
-                            </w:p>
-                            <w:p>
-                              <w:pPr>
-                                <w:pStyle w:val="Sansinterligne"/>
-                                <w:jc w:val="right"/>
-                                <w:rPr>
-                                  <w:rFonts w:ascii="Garamond" w:hAnsi="Garamond" w:cs="Times New Roman"/>
-                                  <w:color w:val="808080" w:themeColor="background1" w:themeShade="80"/>
-                                  <w:sz w:val="20"/>
-                                  <w:szCs w:val="20"/>
-                                  <w:lang w:eastAsia="fr-FR"/>
-                                </w:rPr>
-                              </w:pPr>
-                              <w:proofErr w:type="gramStart"/>
-                              <w:r>
-                                <w:rPr>
-                                  <w:rFonts w:ascii="Garamond" w:hAnsi="Garamond" w:cs="Times New Roman"/>
-                                  <w:color w:val="808080" w:themeColor="background1" w:themeShade="80"/>
-                                  <w:sz w:val="20"/>
-                                  <w:szCs w:val="20"/>
-                                  <w:lang w:eastAsia="fr-FR"/>
-                                </w:rPr>
-                                <w:t>plus</w:t>
-                              </w:r>
-                              <w:proofErr w:type="gramEnd"/>
-                              <w:r>
-                                <w:rPr>
-                                  <w:rFonts w:ascii="Garamond" w:hAnsi="Garamond" w:cs="Times New Roman"/>
-                                  <w:color w:val="808080" w:themeColor="background1" w:themeShade="80"/>
-                                  <w:sz w:val="20"/>
-                                  <w:szCs w:val="20"/>
-                                  <w:lang w:eastAsia="fr-FR"/>
-                                </w:rPr>
-                                <w:t xml:space="preserve"> courte que les </w:t>
-                              </w:r>
                               <w:r>
                                 <w:rPr>
                                   <w:rFonts w:ascii="Garamond" w:hAnsi="Garamond" w:cs="Times New Roman"/>
@@ -980,27 +873,57 @@
                                   <w:szCs w:val="20"/>
                                   <w:lang w:eastAsia="fr-FR"/>
                                 </w:rPr>
-                                <w:t>Éléments</w:t>
-                              </w:r>
+                                <w:t>à</w:t>
+                              </w:r>
+                              <w:proofErr w:type="gramEnd"/>
                               <w:r>
                                 <w:rPr>
                                   <w:rFonts w:ascii="Garamond" w:hAnsi="Garamond" w:cs="Times New Roman"/>
+                                  <w:i/>
+                                  <w:iCs/>
                                   <w:color w:val="808080" w:themeColor="background1" w:themeShade="80"/>
                                   <w:sz w:val="20"/>
                                   <w:szCs w:val="20"/>
                                   <w:lang w:eastAsia="fr-FR"/>
                                 </w:rPr>
-                                <w:t xml:space="preserve"> pour apprendre les mathématiques</w:t>
+                                <w:t xml:space="preserve"> Ptolémée</w:t>
                               </w:r>
                               <w:r>
                                 <w:rPr>
                                   <w:rFonts w:ascii="Garamond" w:hAnsi="Garamond" w:cs="Times New Roman"/>
+                                  <w:i/>
+                                  <w:iCs/>
                                   <w:color w:val="808080" w:themeColor="background1" w:themeShade="80"/>
                                   <w:sz w:val="20"/>
                                   <w:szCs w:val="20"/>
                                   <w:lang w:eastAsia="fr-FR"/>
                                 </w:rPr>
-                                <w:t>,</w:t>
+                                <w:t xml:space="preserve"> I</w:t>
+                              </w:r>
+                              <w:r>
+                                <w:rPr>
+                                  <w:rFonts w:ascii="Garamond" w:hAnsi="Garamond" w:cs="Times New Roman"/>
+                                  <w:i/>
+                                  <w:iCs/>
+                                  <w:color w:val="808080" w:themeColor="background1" w:themeShade="80"/>
+                                  <w:sz w:val="20"/>
+                                  <w:szCs w:val="20"/>
+                                  <w:vertAlign w:val="superscript"/>
+                                  <w:lang w:eastAsia="fr-FR"/>
+                                </w:rPr>
+                                <w:t>er</w:t>
+                              </w:r>
+                              <w:r>
+                                <w:rPr>
+                                  <w:rFonts w:ascii="Garamond" w:hAnsi="Garamond" w:cs="Times New Roman"/>
+                                  <w:i/>
+                                  <w:iCs/>
+                                  <w:color w:val="808080" w:themeColor="background1" w:themeShade="80"/>
+                                  <w:sz w:val="20"/>
+                                  <w:szCs w:val="20"/>
+                                  <w:lang w:eastAsia="fr-FR"/>
+                                </w:rPr>
+                                <w:t xml:space="preserve">, qui lui demandait s’il existait une voie </w:t>
                               </w:r>
                             </w:p>
                             <w:p>
@@ -1009,9 +932,11 @@
                                 <w:jc w:val="right"/>
                                 <w:rPr>
                                   <w:rFonts w:ascii="Garamond" w:hAnsi="Garamond" w:cs="Times New Roman"/>
+                                  <w:i/>
+                                  <w:iCs/>
                                   <w:color w:val="808080" w:themeColor="background1" w:themeShade="80"/>
-                                  <w:sz w:val="18"/>
-                                  <w:szCs w:val="18"/>
+                                  <w:sz w:val="20"/>
+                                  <w:szCs w:val="20"/>
                                   <w:lang w:eastAsia="fr-FR"/>
                                 </w:rPr>
                               </w:pPr>
@@ -1019,110 +944,57 @@
                               <w:r>
                                 <w:rPr>
                                   <w:rFonts w:ascii="Garamond" w:hAnsi="Garamond" w:cs="Times New Roman"/>
+                                  <w:i/>
+                                  <w:iCs/>
                                   <w:color w:val="808080" w:themeColor="background1" w:themeShade="80"/>
-                                  <w:sz w:val="18"/>
-                                  <w:szCs w:val="18"/>
-                                  <w:lang w:eastAsia="fr-FR"/>
-                                </w:rPr>
-                                <w:t>rapporté</w:t>
+                                  <w:sz w:val="20"/>
+                                  <w:szCs w:val="20"/>
+                                  <w:lang w:eastAsia="fr-FR"/>
+                                </w:rPr>
+                                <w:t>plus</w:t>
                               </w:r>
                               <w:proofErr w:type="gramEnd"/>
                               <w:r>
                                 <w:rPr>
                                   <w:rFonts w:ascii="Garamond" w:hAnsi="Garamond" w:cs="Times New Roman"/>
+                                  <w:i/>
+                                  <w:iCs/>
                                   <w:color w:val="808080" w:themeColor="background1" w:themeShade="80"/>
-                                  <w:sz w:val="18"/>
-                                  <w:szCs w:val="18"/>
-                                  <w:lang w:eastAsia="fr-FR"/>
-                                </w:rPr>
-                                <w:t xml:space="preserve"> par Proclus </w:t>
+                                  <w:sz w:val="20"/>
+                                  <w:szCs w:val="20"/>
+                                  <w:lang w:eastAsia="fr-FR"/>
+                                </w:rPr>
+                                <w:t xml:space="preserve"> courte que les Éléments</w:t>
                               </w:r>
                               <w:r>
                                 <w:rPr>
                                   <w:rFonts w:ascii="Garamond" w:hAnsi="Garamond" w:cs="Times New Roman"/>
+                                  <w:i/>
+                                  <w:iCs/>
                                   <w:color w:val="808080" w:themeColor="background1" w:themeShade="80"/>
-                                  <w:sz w:val="18"/>
-                                  <w:szCs w:val="18"/>
-                                  <w:lang w:eastAsia="fr-FR"/>
-                                </w:rPr>
-                                <w:t xml:space="preserve">de Lycie </w:t>
+                                  <w:sz w:val="20"/>
+                                  <w:szCs w:val="20"/>
+                                  <w:lang w:eastAsia="fr-FR"/>
+                                </w:rPr>
+                                <w:t xml:space="preserve"> pour apprendre les mathématiques</w:t>
                               </w:r>
                               <w:r>
                                 <w:rPr>
                                   <w:rFonts w:ascii="Garamond" w:hAnsi="Garamond" w:cs="Times New Roman"/>
+                                  <w:i/>
+                                  <w:iCs/>
                                   <w:color w:val="808080" w:themeColor="background1" w:themeShade="80"/>
-                                  <w:sz w:val="18"/>
-                                  <w:szCs w:val="18"/>
-                                  <w:lang w:eastAsia="fr-FR"/>
-                                </w:rPr>
-                                <w:t xml:space="preserve">dans </w:t>
-                              </w:r>
-                              <w:r>
-                                <w:rPr>
-                                  <w:rFonts w:ascii="Garamond" w:hAnsi="Garamond" w:cs="Times New Roman"/>
-                                  <w:color w:val="808080" w:themeColor="background1" w:themeShade="80"/>
-                                  <w:sz w:val="18"/>
-                                  <w:szCs w:val="18"/>
-                                  <w:lang w:eastAsia="fr-FR"/>
-                                </w:rPr>
-                                <w:t>le</w:t>
-                              </w:r>
-                              <w:r>
-                                <w:rPr>
-                                  <w:rFonts w:ascii="Garamond" w:hAnsi="Garamond" w:cs="Times New Roman"/>
-                                  <w:color w:val="808080" w:themeColor="background1" w:themeShade="80"/>
-                                  <w:sz w:val="18"/>
-                                  <w:szCs w:val="18"/>
-                                  <w:lang w:eastAsia="fr-FR"/>
-                                </w:rPr>
-                                <w:t xml:space="preserve"> commentaire </w:t>
+                                  <w:sz w:val="20"/>
+                                  <w:szCs w:val="20"/>
+                                  <w:lang w:eastAsia="fr-FR"/>
+                                </w:rPr>
+                                <w:t>,</w:t>
                               </w:r>
                             </w:p>
                             <w:p>
                               <w:pPr>
                                 <w:pStyle w:val="Sansinterligne"/>
                                 <w:jc w:val="right"/>
-                                <w:rPr>
-                                  <w:rFonts w:ascii="Garamond" w:hAnsi="Garamond" w:cs="Times New Roman"/>
-                                  <w:color w:val="808080" w:themeColor="background1" w:themeShade="80"/>
-                                  <w:sz w:val="18"/>
-                                  <w:szCs w:val="18"/>
-                                  <w:lang w:eastAsia="fr-FR"/>
-                                </w:rPr>
-                              </w:pPr>
-                              <w:proofErr w:type="gramStart"/>
-                              <w:r>
-                                <w:rPr>
-                                  <w:rFonts w:ascii="Garamond" w:hAnsi="Garamond" w:cs="Times New Roman"/>
-                                  <w:color w:val="808080" w:themeColor="background1" w:themeShade="80"/>
-                                  <w:sz w:val="18"/>
-                                  <w:szCs w:val="18"/>
-                                  <w:lang w:eastAsia="fr-FR"/>
-                                </w:rPr>
-                                <w:t>du</w:t>
-                              </w:r>
-                              <w:proofErr w:type="gramEnd"/>
-                              <w:r>
-                                <w:rPr>
-                                  <w:rFonts w:ascii="Garamond" w:hAnsi="Garamond" w:cs="Times New Roman"/>
-                                  <w:color w:val="808080" w:themeColor="background1" w:themeShade="80"/>
-                                  <w:sz w:val="18"/>
-                                  <w:szCs w:val="18"/>
-                                  <w:lang w:eastAsia="fr-FR"/>
-                                </w:rPr>
-                                <w:t xml:space="preserve"> premier livre </w:t>
-                              </w:r>
-                              <w:r>
-                                <w:rPr>
-                                  <w:rFonts w:ascii="Garamond" w:hAnsi="Garamond" w:cs="Times New Roman"/>
-                                  <w:color w:val="808080" w:themeColor="background1" w:themeShade="80"/>
-                                  <w:sz w:val="18"/>
-                                  <w:szCs w:val="18"/>
-                                  <w:lang w:eastAsia="fr-FR"/>
-                                </w:rPr>
-                                <w:t xml:space="preserve">des </w:t>
-                              </w:r>
-                              <w:r>
                                 <w:rPr>
                                   <w:rFonts w:ascii="Garamond" w:hAnsi="Garamond" w:cs="Times New Roman"/>
                                   <w:i/>
@@ -1132,21 +1004,139 @@
                                   <w:szCs w:val="18"/>
                                   <w:lang w:eastAsia="fr-FR"/>
                                 </w:rPr>
-                                <w:t>Éléments</w:t>
-                              </w:r>
+                              </w:pPr>
+                              <w:proofErr w:type="gramStart"/>
                               <w:r>
                                 <w:rPr>
                                   <w:rFonts w:ascii="Garamond" w:hAnsi="Garamond" w:cs="Times New Roman"/>
+                                  <w:i/>
+                                  <w:iCs/>
                                   <w:color w:val="808080" w:themeColor="background1" w:themeShade="80"/>
                                   <w:sz w:val="18"/>
                                   <w:szCs w:val="18"/>
                                   <w:lang w:eastAsia="fr-FR"/>
                                 </w:rPr>
-                                <w:t>, V</w:t>
-                              </w:r>
+                                <w:t>rapporté</w:t>
+                              </w:r>
+                              <w:proofErr w:type="gramEnd"/>
                               <w:r>
                                 <w:rPr>
                                   <w:rFonts w:ascii="Garamond" w:hAnsi="Garamond" w:cs="Times New Roman"/>
+                                  <w:i/>
+                                  <w:iCs/>
+                                  <w:color w:val="808080" w:themeColor="background1" w:themeShade="80"/>
+                                  <w:sz w:val="18"/>
+                                  <w:szCs w:val="18"/>
+                                  <w:lang w:eastAsia="fr-FR"/>
+                                </w:rPr>
+                                <w:t xml:space="preserve"> par Proclus </w:t>
+                              </w:r>
+                              <w:r>
+                                <w:rPr>
+                                  <w:rFonts w:ascii="Garamond" w:hAnsi="Garamond" w:cs="Times New Roman"/>
+                                  <w:i/>
+                                  <w:iCs/>
+                                  <w:color w:val="808080" w:themeColor="background1" w:themeShade="80"/>
+                                  <w:sz w:val="18"/>
+                                  <w:szCs w:val="18"/>
+                                  <w:lang w:eastAsia="fr-FR"/>
+                                </w:rPr>
+                                <w:t xml:space="preserve">de Lycie </w:t>
+                              </w:r>
+                              <w:r>
+                                <w:rPr>
+                                  <w:rFonts w:ascii="Garamond" w:hAnsi="Garamond" w:cs="Times New Roman"/>
+                                  <w:i/>
+                                  <w:iCs/>
+                                  <w:color w:val="808080" w:themeColor="background1" w:themeShade="80"/>
+                                  <w:sz w:val="18"/>
+                                  <w:szCs w:val="18"/>
+                                  <w:lang w:eastAsia="fr-FR"/>
+                                </w:rPr>
+                                <w:t xml:space="preserve">dans </w:t>
+                              </w:r>
+                              <w:r>
+                                <w:rPr>
+                                  <w:rFonts w:ascii="Garamond" w:hAnsi="Garamond" w:cs="Times New Roman"/>
+                                  <w:i/>
+                                  <w:iCs/>
+                                  <w:color w:val="808080" w:themeColor="background1" w:themeShade="80"/>
+                                  <w:sz w:val="18"/>
+                                  <w:szCs w:val="18"/>
+                                  <w:lang w:eastAsia="fr-FR"/>
+                                </w:rPr>
+                                <w:t>le</w:t>
+                              </w:r>
+                              <w:r>
+                                <w:rPr>
+                                  <w:rFonts w:ascii="Garamond" w:hAnsi="Garamond" w:cs="Times New Roman"/>
+                                  <w:i/>
+                                  <w:iCs/>
+                                  <w:color w:val="808080" w:themeColor="background1" w:themeShade="80"/>
+                                  <w:sz w:val="18"/>
+                                  <w:szCs w:val="18"/>
+                                  <w:lang w:eastAsia="fr-FR"/>
+                                </w:rPr>
+                                <w:t xml:space="preserve"> commentaire </w:t>
+                              </w:r>
+                            </w:p>
+                            <w:p>
+                              <w:pPr>
+                                <w:pStyle w:val="Sansinterligne"/>
+                                <w:jc w:val="right"/>
+                                <w:rPr>
+                                  <w:rFonts w:ascii="Garamond" w:hAnsi="Garamond" w:cs="Times New Roman"/>
+                                  <w:i/>
+                                  <w:iCs/>
+                                  <w:color w:val="808080" w:themeColor="background1" w:themeShade="80"/>
+                                  <w:sz w:val="18"/>
+                                  <w:szCs w:val="18"/>
+                                  <w:lang w:eastAsia="fr-FR"/>
+                                </w:rPr>
+                              </w:pPr>
+                              <w:proofErr w:type="gramStart"/>
+                              <w:r>
+                                <w:rPr>
+                                  <w:rFonts w:ascii="Garamond" w:hAnsi="Garamond" w:cs="Times New Roman"/>
+                                  <w:i/>
+                                  <w:iCs/>
+                                  <w:color w:val="808080" w:themeColor="background1" w:themeShade="80"/>
+                                  <w:sz w:val="18"/>
+                                  <w:szCs w:val="18"/>
+                                  <w:lang w:eastAsia="fr-FR"/>
+                                </w:rPr>
+                                <w:t>du</w:t>
+                              </w:r>
+                              <w:proofErr w:type="gramEnd"/>
+                              <w:r>
+                                <w:rPr>
+                                  <w:rFonts w:ascii="Garamond" w:hAnsi="Garamond" w:cs="Times New Roman"/>
+                                  <w:i/>
+                                  <w:iCs/>
+                                  <w:color w:val="808080" w:themeColor="background1" w:themeShade="80"/>
+                                  <w:sz w:val="18"/>
+                                  <w:szCs w:val="18"/>
+                                  <w:lang w:eastAsia="fr-FR"/>
+                                </w:rPr>
+                                <w:t xml:space="preserve"> premier livre </w:t>
+                              </w:r>
+                              <w:r>
+                                <w:rPr>
+                                  <w:rFonts w:ascii="Garamond" w:hAnsi="Garamond" w:cs="Times New Roman"/>
+                                  <w:i/>
+                                  <w:iCs/>
+                                  <w:color w:val="808080" w:themeColor="background1" w:themeShade="80"/>
+                                  <w:sz w:val="18"/>
+                                  <w:szCs w:val="18"/>
+                                  <w:lang w:eastAsia="fr-FR"/>
+                                </w:rPr>
+                                <w:t>des Éléments, V</w:t>
+                              </w:r>
+                              <w:r>
+                                <w:rPr>
+                                  <w:rFonts w:ascii="Garamond" w:hAnsi="Garamond" w:cs="Times New Roman"/>
+                                  <w:i/>
+                                  <w:iCs/>
                                   <w:color w:val="808080" w:themeColor="background1" w:themeShade="80"/>
                                   <w:sz w:val="18"/>
                                   <w:szCs w:val="18"/>
@@ -1158,6 +1148,8 @@
                               <w:r>
                                 <w:rPr>
                                   <w:rFonts w:ascii="Garamond" w:hAnsi="Garamond" w:cs="Times New Roman"/>
+                                  <w:i/>
+                                  <w:iCs/>
                                   <w:color w:val="808080" w:themeColor="background1" w:themeShade="80"/>
                                   <w:sz w:val="18"/>
                                   <w:szCs w:val="18"/>
@@ -1169,6 +1161,8 @@
                               <w:r>
                                 <w:rPr>
                                   <w:rFonts w:ascii="Garamond" w:hAnsi="Garamond" w:cs="Times New Roman"/>
+                                  <w:i/>
+                                  <w:iCs/>
                                   <w:color w:val="808080" w:themeColor="background1" w:themeShade="80"/>
                                   <w:sz w:val="18"/>
                                   <w:szCs w:val="18"/>
@@ -1180,6 +1174,8 @@
                               <w:r>
                                 <w:rPr>
                                   <w:rFonts w:ascii="Garamond" w:hAnsi="Garamond" w:cs="Times New Roman"/>
+                                  <w:i/>
+                                  <w:iCs/>
                                   <w:color w:val="808080" w:themeColor="background1" w:themeShade="80"/>
                                   <w:sz w:val="18"/>
                                   <w:szCs w:val="18"/>
@@ -1321,7 +1317,7 @@
                   <v:stroke joinstyle="miter"/>
                   <v:path gradientshapeok="t" o:connecttype="rect"/>
                 </v:shapetype>
-                <v:shape id="_x0000_s1028" type="#_x0000_t202" style="position:absolute;left:19939;top:3955;width:65008;height:14716;visibility:visible;mso-wrap-style:square;v-text-anchor:top" o:gfxdata="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" filled="f" stroked="f">
+                <v:shape id="Zone de texte 1" o:spid="_x0000_s1028" type="#_x0000_t202" style="position:absolute;left:19939;top:3955;width:65008;height:14716;visibility:visible;mso-wrap-style:square;v-text-anchor:top" o:gfxdata="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" filled="f" stroked="f">
                   <v:textbox style="mso-fit-shape-to-text:t">
                     <w:txbxContent>
                       <w:p>
@@ -1384,7 +1380,7 @@
                     </w:txbxContent>
                   </v:textbox>
                 </v:shape>
-                <v:shape id="_x0000_s1029" type="#_x0000_t202" style="position:absolute;left:19939;top:13527;width:69726;height:7006;visibility:visible;mso-wrap-style:square;v-text-anchor:top" o:gfxdata="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" filled="f" stroked="f">
+                <v:shape id="Zone de texte 1" o:spid="_x0000_s1029" type="#_x0000_t202" style="position:absolute;left:19939;top:13527;width:69726;height:7006;visibility:visible;mso-wrap-style:square;v-text-anchor:top" o:gfxdata="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" filled="f" stroked="f">
                   <v:textbox style="mso-fit-shape-to-text:t">
                     <w:txbxContent>
                       <w:p>
@@ -1437,7 +1433,7 @@
                               <w14:round/>
                             </w14:textOutline>
                           </w:rPr>
-                          <w:t>Enseignement &amp; documents</w:t>
+                          <w:t>Enseignement &amp; document</w:t>
                         </w:r>
                         <w:r>
                           <w:rPr>
@@ -1463,17 +1459,42 @@
                               <w14:round/>
                             </w14:textOutline>
                           </w:rPr>
-                          <w:t xml:space="preserve"> divers</w:t>
+                          <w:t>ation</w:t>
                         </w:r>
                       </w:p>
                     </w:txbxContent>
                   </v:textbox>
                 </v:shape>
-                <v:shape id="_x0000_s1030" type="#_x0000_t202" style="position:absolute;left:20365;top:980;width:37829;height:7891;visibility:visible;mso-wrap-style:square;v-text-anchor:top" o:gfxdata="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" filled="f" stroked="f">
+                <v:shape id="Zone de texte 1" o:spid="_x0000_s1030" type="#_x0000_t202" style="position:absolute;left:20365;top:980;width:37829;height:7891;visibility:visible;mso-wrap-style:square;v-text-anchor:top" o:gfxdata="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" filled="f" stroked="f">
                   <v:textbox>
                     <w:txbxContent>
                       <w:p>
                         <w:pPr>
+                          <w:rPr>
+                            <w:rFonts w:ascii="Segoe UI Symbol" w:hAnsi="Segoe UI Symbol" w:cs="CMU Sans Serif Demi Condensed"/>
+                            <w:b/>
+                            <w:color w:val="262626" w:themeColor="text1" w:themeTint="D9"/>
+                            <w:spacing w:val="20"/>
+                            <w:sz w:val="36"/>
+                            <w:szCs w:val="36"/>
+                            <w14:shadow w14:blurRad="63500" w14:dist="50800" w14:dir="8100000" w14:sx="0" w14:sy="0" w14:kx="0" w14:ky="0" w14:algn="none">
+                              <w14:srgbClr w14:val="000000">
+                                <w14:alpha w14:val="50000"/>
+                              </w14:srgbClr>
+                            </w14:shadow>
+                            <w14:textOutline w14:w="9525" w14:cap="flat" w14:cmpd="sng" w14:algn="ctr">
+                              <w14:solidFill>
+                                <w14:schemeClr w14:val="tx1">
+                                  <w14:lumMod w14:val="75000"/>
+                                  <w14:lumOff w14:val="25000"/>
+                                </w14:schemeClr>
+                              </w14:solidFill>
+                              <w14:prstDash w14:val="solid"/>
+                              <w14:round/>
+                            </w14:textOutline>
+                          </w:rPr>
+                        </w:pPr>
+                        <w:r>
                           <w:rPr>
                             <w:rFonts w:ascii="Avenir Next LT Pro" w:hAnsi="Avenir Next LT Pro" w:cs="CMU Sans Serif Demi Condensed"/>
                             <w:b/>
@@ -1497,8 +1518,34 @@
                               <w14:round/>
                             </w14:textOutline>
                           </w:rPr>
-                        </w:pPr>
-                        <w:proofErr w:type="gramStart"/>
+                          <w:t>Louis</w:t>
+                        </w:r>
+                        <w:r>
+                          <w:rPr>
+                            <w:rFonts w:ascii="Avenir Next LT Pro" w:hAnsi="Avenir Next LT Pro" w:cs="CMU Sans Serif Demi Condensed"/>
+                            <w:b/>
+                            <w:color w:val="262626" w:themeColor="text1" w:themeTint="D9"/>
+                            <w:spacing w:val="20"/>
+                            <w:sz w:val="24"/>
+                            <w:szCs w:val="24"/>
+                            <w14:shadow w14:blurRad="63500" w14:dist="50800" w14:dir="8100000" w14:sx="0" w14:sy="0" w14:kx="0" w14:ky="0" w14:algn="none">
+                              <w14:srgbClr w14:val="000000">
+                                <w14:alpha w14:val="50000"/>
+                              </w14:srgbClr>
+                            </w14:shadow>
+                            <w14:textOutline w14:w="9525" w14:cap="flat" w14:cmpd="sng" w14:algn="ctr">
+                              <w14:solidFill>
+                                <w14:schemeClr w14:val="tx1">
+                                  <w14:lumMod w14:val="75000"/>
+                                  <w14:lumOff w14:val="25000"/>
+                                </w14:schemeClr>
+                              </w14:solidFill>
+                              <w14:prstDash w14:val="solid"/>
+                              <w14:round/>
+                            </w14:textOutline>
+                          </w:rPr>
+                          <w:t xml:space="preserve"> </w:t>
+                        </w:r>
                         <w:r>
                           <w:rPr>
                             <w:rFonts w:ascii="Avenir Next LT Pro" w:hAnsi="Avenir Next LT Pro" w:cs="CMU Sans Serif Demi Condensed"/>
@@ -1523,92 +1570,13 @@
                               <w14:round/>
                             </w14:textOutline>
                           </w:rPr>
-                          <w:t>Louis</w:t>
-                        </w:r>
-                        <w:r>
-                          <w:rPr>
-                            <w:rFonts w:ascii="Avenir Next LT Pro" w:hAnsi="Avenir Next LT Pro" w:cs="CMU Sans Serif Demi Condensed"/>
-                            <w:b/>
-                            <w:color w:val="262626" w:themeColor="text1" w:themeTint="D9"/>
-                            <w:spacing w:val="20"/>
-                            <w:sz w:val="24"/>
-                            <w:szCs w:val="24"/>
-                            <w14:shadow w14:blurRad="63500" w14:dist="50800" w14:dir="8100000" w14:sx="0" w14:sy="0" w14:kx="0" w14:ky="0" w14:algn="none">
-                              <w14:srgbClr w14:val="000000">
-                                <w14:alpha w14:val="50000"/>
-                              </w14:srgbClr>
-                            </w14:shadow>
-                            <w14:textOutline w14:w="9525" w14:cap="flat" w14:cmpd="sng" w14:algn="ctr">
-                              <w14:solidFill>
-                                <w14:schemeClr w14:val="tx1">
-                                  <w14:lumMod w14:val="75000"/>
-                                  <w14:lumOff w14:val="25000"/>
-                                </w14:schemeClr>
-                              </w14:solidFill>
-                              <w14:prstDash w14:val="solid"/>
-                              <w14:round/>
-                            </w14:textOutline>
-                          </w:rPr>
-                          <w:t xml:space="preserve"> </w:t>
-                        </w:r>
-                        <w:r>
-                          <w:rPr>
-                            <w:rFonts w:ascii="Avenir Next LT Pro" w:hAnsi="Avenir Next LT Pro" w:cs="CMU Sans Serif Demi Condensed"/>
-                            <w:b/>
-                            <w:color w:val="262626" w:themeColor="text1" w:themeTint="D9"/>
-                            <w:spacing w:val="20"/>
-                            <w:sz w:val="24"/>
-                            <w:szCs w:val="24"/>
-                            <w14:shadow w14:blurRad="63500" w14:dist="50800" w14:dir="8100000" w14:sx="0" w14:sy="0" w14:kx="0" w14:ky="0" w14:algn="none">
-                              <w14:srgbClr w14:val="000000">
-                                <w14:alpha w14:val="50000"/>
-                              </w14:srgbClr>
-                            </w14:shadow>
-                            <w14:textOutline w14:w="9525" w14:cap="flat" w14:cmpd="sng" w14:algn="ctr">
-                              <w14:solidFill>
-                                <w14:schemeClr w14:val="tx1">
-                                  <w14:lumMod w14:val="75000"/>
-                                  <w14:lumOff w14:val="25000"/>
-                                </w14:schemeClr>
-                              </w14:solidFill>
-                              <w14:prstDash w14:val="solid"/>
-                              <w14:round/>
-                            </w14:textOutline>
-                          </w:rPr>
-                          <w:t xml:space="preserve"> </w:t>
-                        </w:r>
-                        <w:r>
-                          <w:rPr>
-                            <w:rFonts w:ascii="Avenir Next LT Pro" w:hAnsi="Avenir Next LT Pro" w:cs="CMU Sans Serif Demi Condensed"/>
-                            <w:b/>
-                            <w:color w:val="262626" w:themeColor="text1" w:themeTint="D9"/>
-                            <w:spacing w:val="20"/>
-                            <w:sz w:val="36"/>
-                            <w:szCs w:val="36"/>
-                            <w14:shadow w14:blurRad="63500" w14:dist="50800" w14:dir="8100000" w14:sx="0" w14:sy="0" w14:kx="0" w14:ky="0" w14:algn="none">
-                              <w14:srgbClr w14:val="000000">
-                                <w14:alpha w14:val="50000"/>
-                              </w14:srgbClr>
-                            </w14:shadow>
-                            <w14:textOutline w14:w="9525" w14:cap="flat" w14:cmpd="sng" w14:algn="ctr">
-                              <w14:solidFill>
-                                <w14:schemeClr w14:val="tx1">
-                                  <w14:lumMod w14:val="75000"/>
-                                  <w14:lumOff w14:val="25000"/>
-                                </w14:schemeClr>
-                              </w14:solidFill>
-                              <w14:prstDash w14:val="solid"/>
-                              <w14:round/>
-                            </w14:textOutline>
-                          </w:rPr>
                           <w:t>Lascaud</w:t>
                         </w:r>
-                        <w:proofErr w:type="gramEnd"/>
                       </w:p>
                     </w:txbxContent>
                   </v:textbox>
                 </v:shape>
-                <v:shape id="_x0000_s1031" type="#_x0000_t202" style="position:absolute;left:40249;top:24849;width:52547;height:14240;visibility:visible;mso-wrap-style:square;v-text-anchor:top" o:gfxdata="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" filled="f" stroked="f">
+                <v:shape id="Zone de texte 1" o:spid="_x0000_s1031" type="#_x0000_t202" style="position:absolute;left:40249;top:24849;width:52547;height:14240;visibility:visible;mso-wrap-style:square;v-text-anchor:top" o:gfxdata="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" filled="f" stroked="f">
                   <v:textbox>
                     <w:txbxContent>
                       <w:p>
@@ -1877,7 +1845,7 @@
                     </w:txbxContent>
                   </v:textbox>
                 </v:shape>
-                <v:shape id="_x0000_s1032" type="#_x0000_t202" style="position:absolute;left:44552;top:28751;width:46390;height:31375;visibility:visible;mso-wrap-style:square;v-text-anchor:top" o:gfxdata="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" filled="f" stroked="f">
+                <v:shape id="Zone de texte 1" o:spid="_x0000_s1032" type="#_x0000_t202" style="position:absolute;left:44552;top:28751;width:46390;height:31375;visibility:visible;mso-wrap-style:square;v-text-anchor:top" o:gfxdata="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" filled="f" stroked="f">
                   <v:textbox>
                     <w:txbxContent>
                       <w:p>
@@ -1911,6 +1879,8 @@
                           <w:jc w:val="right"/>
                           <w:rPr>
                             <w:rFonts w:ascii="Garamond" w:hAnsi="Garamond" w:cs="Times New Roman"/>
+                            <w:i/>
+                            <w:iCs/>
                             <w:color w:val="808080" w:themeColor="background1" w:themeShade="80"/>
                             <w:sz w:val="20"/>
                             <w:szCs w:val="20"/>
@@ -1918,93 +1888,6 @@
                           </w:rPr>
                         </w:pPr>
                         <w:proofErr w:type="gramStart"/>
-                        <w:r>
-                          <w:rPr>
-                            <w:rFonts w:ascii="Garamond" w:hAnsi="Garamond" w:cs="Times New Roman"/>
-                            <w:color w:val="808080" w:themeColor="background1" w:themeShade="80"/>
-                            <w:sz w:val="20"/>
-                            <w:szCs w:val="20"/>
-                            <w:lang w:eastAsia="fr-FR"/>
-                          </w:rPr>
-                          <w:t>à</w:t>
-                        </w:r>
-                        <w:proofErr w:type="gramEnd"/>
-                        <w:r>
-                          <w:rPr>
-                            <w:rFonts w:ascii="Garamond" w:hAnsi="Garamond" w:cs="Times New Roman"/>
-                            <w:color w:val="808080" w:themeColor="background1" w:themeShade="80"/>
-                            <w:sz w:val="20"/>
-                            <w:szCs w:val="20"/>
-                            <w:lang w:eastAsia="fr-FR"/>
-                          </w:rPr>
-                          <w:t xml:space="preserve"> Ptolémée</w:t>
-                        </w:r>
-                        <w:r>
-                          <w:rPr>
-                            <w:rFonts w:ascii="Garamond" w:hAnsi="Garamond" w:cs="Times New Roman"/>
-                            <w:color w:val="808080" w:themeColor="background1" w:themeShade="80"/>
-                            <w:sz w:val="20"/>
-                            <w:szCs w:val="20"/>
-                            <w:lang w:eastAsia="fr-FR"/>
-                          </w:rPr>
-                          <w:t xml:space="preserve"> I</w:t>
-                        </w:r>
-                        <w:r>
-                          <w:rPr>
-                            <w:rFonts w:ascii="Garamond" w:hAnsi="Garamond" w:cs="Times New Roman"/>
-                            <w:color w:val="808080" w:themeColor="background1" w:themeShade="80"/>
-                            <w:sz w:val="20"/>
-                            <w:szCs w:val="20"/>
-                            <w:vertAlign w:val="superscript"/>
-                            <w:lang w:eastAsia="fr-FR"/>
-                          </w:rPr>
-                          <w:t>er</w:t>
-                        </w:r>
-                        <w:r>
-                          <w:rPr>
-                            <w:rFonts w:ascii="Garamond" w:hAnsi="Garamond" w:cs="Times New Roman"/>
-                            <w:color w:val="808080" w:themeColor="background1" w:themeShade="80"/>
-                            <w:sz w:val="20"/>
-                            <w:szCs w:val="20"/>
-                            <w:lang w:eastAsia="fr-FR"/>
-                          </w:rPr>
-                          <w:t xml:space="preserve">, qui lui demandait s’il existait une voie </w:t>
-                        </w:r>
-                      </w:p>
-                      <w:p>
-                        <w:pPr>
-                          <w:pStyle w:val="Sansinterligne"/>
-                          <w:jc w:val="right"/>
-                          <w:rPr>
-                            <w:rFonts w:ascii="Garamond" w:hAnsi="Garamond" w:cs="Times New Roman"/>
-                            <w:color w:val="808080" w:themeColor="background1" w:themeShade="80"/>
-                            <w:sz w:val="20"/>
-                            <w:szCs w:val="20"/>
-                            <w:lang w:eastAsia="fr-FR"/>
-                          </w:rPr>
-                        </w:pPr>
-                        <w:proofErr w:type="gramStart"/>
-                        <w:r>
-                          <w:rPr>
-                            <w:rFonts w:ascii="Garamond" w:hAnsi="Garamond" w:cs="Times New Roman"/>
-                            <w:color w:val="808080" w:themeColor="background1" w:themeShade="80"/>
-                            <w:sz w:val="20"/>
-                            <w:szCs w:val="20"/>
-                            <w:lang w:eastAsia="fr-FR"/>
-                          </w:rPr>
-                          <w:t>plus</w:t>
-                        </w:r>
-                        <w:proofErr w:type="gramEnd"/>
-                        <w:r>
-                          <w:rPr>
-                            <w:rFonts w:ascii="Garamond" w:hAnsi="Garamond" w:cs="Times New Roman"/>
-                            <w:color w:val="808080" w:themeColor="background1" w:themeShade="80"/>
-                            <w:sz w:val="20"/>
-                            <w:szCs w:val="20"/>
-                            <w:lang w:eastAsia="fr-FR"/>
-                          </w:rPr>
-                          <w:t xml:space="preserve"> courte que les </w:t>
-                        </w:r>
                         <w:r>
                           <w:rPr>
                             <w:rFonts w:ascii="Garamond" w:hAnsi="Garamond" w:cs="Times New Roman"/>
@@ -2015,27 +1898,57 @@
                             <w:szCs w:val="20"/>
                             <w:lang w:eastAsia="fr-FR"/>
                           </w:rPr>
-                          <w:t>Éléments</w:t>
-                        </w:r>
+                          <w:t>à</w:t>
+                        </w:r>
+                        <w:proofErr w:type="gramEnd"/>
                         <w:r>
                           <w:rPr>
                             <w:rFonts w:ascii="Garamond" w:hAnsi="Garamond" w:cs="Times New Roman"/>
+                            <w:i/>
+                            <w:iCs/>
                             <w:color w:val="808080" w:themeColor="background1" w:themeShade="80"/>
                             <w:sz w:val="20"/>
                             <w:szCs w:val="20"/>
                             <w:lang w:eastAsia="fr-FR"/>
                           </w:rPr>
-                          <w:t xml:space="preserve"> pour apprendre les mathématiques</w:t>
+                          <w:t xml:space="preserve"> Ptolémée</w:t>
                         </w:r>
                         <w:r>
                           <w:rPr>
                             <w:rFonts w:ascii="Garamond" w:hAnsi="Garamond" w:cs="Times New Roman"/>
+                            <w:i/>
+                            <w:iCs/>
                             <w:color w:val="808080" w:themeColor="background1" w:themeShade="80"/>
                             <w:sz w:val="20"/>
                             <w:szCs w:val="20"/>
                             <w:lang w:eastAsia="fr-FR"/>
                           </w:rPr>
-                          <w:t>,</w:t>
+                          <w:t xml:space="preserve"> I</w:t>
+                        </w:r>
+                        <w:r>
+                          <w:rPr>
+                            <w:rFonts w:ascii="Garamond" w:hAnsi="Garamond" w:cs="Times New Roman"/>
+                            <w:i/>
+                            <w:iCs/>
+                            <w:color w:val="808080" w:themeColor="background1" w:themeShade="80"/>
+                            <w:sz w:val="20"/>
+                            <w:szCs w:val="20"/>
+                            <w:vertAlign w:val="superscript"/>
+                            <w:lang w:eastAsia="fr-FR"/>
+                          </w:rPr>
+                          <w:t>er</w:t>
+                        </w:r>
+                        <w:r>
+                          <w:rPr>
+                            <w:rFonts w:ascii="Garamond" w:hAnsi="Garamond" w:cs="Times New Roman"/>
+                            <w:i/>
+                            <w:iCs/>
+                            <w:color w:val="808080" w:themeColor="background1" w:themeShade="80"/>
+                            <w:sz w:val="20"/>
+                            <w:szCs w:val="20"/>
+                            <w:lang w:eastAsia="fr-FR"/>
+                          </w:rPr>
+                          <w:t xml:space="preserve">, qui lui demandait s’il existait une voie </w:t>
                         </w:r>
                       </w:p>
                       <w:p>
@@ -2044,9 +1957,11 @@
                           <w:jc w:val="right"/>
                           <w:rPr>
                             <w:rFonts w:ascii="Garamond" w:hAnsi="Garamond" w:cs="Times New Roman"/>
+                            <w:i/>
+                            <w:iCs/>
                             <w:color w:val="808080" w:themeColor="background1" w:themeShade="80"/>
-                            <w:sz w:val="18"/>
-                            <w:szCs w:val="18"/>
+                            <w:sz w:val="20"/>
+                            <w:szCs w:val="20"/>
                             <w:lang w:eastAsia="fr-FR"/>
                           </w:rPr>
                         </w:pPr>
@@ -2054,110 +1969,57 @@
                         <w:r>
                           <w:rPr>
                             <w:rFonts w:ascii="Garamond" w:hAnsi="Garamond" w:cs="Times New Roman"/>
+                            <w:i/>
+                            <w:iCs/>
                             <w:color w:val="808080" w:themeColor="background1" w:themeShade="80"/>
-                            <w:sz w:val="18"/>
-                            <w:szCs w:val="18"/>
-                            <w:lang w:eastAsia="fr-FR"/>
-                          </w:rPr>
-                          <w:t>rapporté</w:t>
+                            <w:sz w:val="20"/>
+                            <w:szCs w:val="20"/>
+                            <w:lang w:eastAsia="fr-FR"/>
+                          </w:rPr>
+                          <w:t>plus</w:t>
                         </w:r>
                         <w:proofErr w:type="gramEnd"/>
                         <w:r>
                           <w:rPr>
                             <w:rFonts w:ascii="Garamond" w:hAnsi="Garamond" w:cs="Times New Roman"/>
+                            <w:i/>
+                            <w:iCs/>
                             <w:color w:val="808080" w:themeColor="background1" w:themeShade="80"/>
-                            <w:sz w:val="18"/>
-                            <w:szCs w:val="18"/>
-                            <w:lang w:eastAsia="fr-FR"/>
-                          </w:rPr>
-                          <w:t xml:space="preserve"> par Proclus </w:t>
+                            <w:sz w:val="20"/>
+                            <w:szCs w:val="20"/>
+                            <w:lang w:eastAsia="fr-FR"/>
+                          </w:rPr>
+                          <w:t xml:space="preserve"> courte que les Éléments</w:t>
                         </w:r>
                         <w:r>
                           <w:rPr>
                             <w:rFonts w:ascii="Garamond" w:hAnsi="Garamond" w:cs="Times New Roman"/>
+                            <w:i/>
+                            <w:iCs/>
                             <w:color w:val="808080" w:themeColor="background1" w:themeShade="80"/>
-                            <w:sz w:val="18"/>
-                            <w:szCs w:val="18"/>
-                            <w:lang w:eastAsia="fr-FR"/>
-                          </w:rPr>
-                          <w:t xml:space="preserve">de Lycie </w:t>
+                            <w:sz w:val="20"/>
+                            <w:szCs w:val="20"/>
+                            <w:lang w:eastAsia="fr-FR"/>
+                          </w:rPr>
+                          <w:t xml:space="preserve"> pour apprendre les mathématiques</w:t>
                         </w:r>
                         <w:r>
                           <w:rPr>
                             <w:rFonts w:ascii="Garamond" w:hAnsi="Garamond" w:cs="Times New Roman"/>
+                            <w:i/>
+                            <w:iCs/>
                             <w:color w:val="808080" w:themeColor="background1" w:themeShade="80"/>
-                            <w:sz w:val="18"/>
-                            <w:szCs w:val="18"/>
-                            <w:lang w:eastAsia="fr-FR"/>
-                          </w:rPr>
-                          <w:t xml:space="preserve">dans </w:t>
-                        </w:r>
-                        <w:r>
-                          <w:rPr>
-                            <w:rFonts w:ascii="Garamond" w:hAnsi="Garamond" w:cs="Times New Roman"/>
-                            <w:color w:val="808080" w:themeColor="background1" w:themeShade="80"/>
-                            <w:sz w:val="18"/>
-                            <w:szCs w:val="18"/>
-                            <w:lang w:eastAsia="fr-FR"/>
-                          </w:rPr>
-                          <w:t>le</w:t>
-                        </w:r>
-                        <w:r>
-                          <w:rPr>
-                            <w:rFonts w:ascii="Garamond" w:hAnsi="Garamond" w:cs="Times New Roman"/>
-                            <w:color w:val="808080" w:themeColor="background1" w:themeShade="80"/>
-                            <w:sz w:val="18"/>
-                            <w:szCs w:val="18"/>
-                            <w:lang w:eastAsia="fr-FR"/>
-                          </w:rPr>
-                          <w:t xml:space="preserve"> commentaire </w:t>
+                            <w:sz w:val="20"/>
+                            <w:szCs w:val="20"/>
+                            <w:lang w:eastAsia="fr-FR"/>
+                          </w:rPr>
+                          <w:t>,</w:t>
                         </w:r>
                       </w:p>
                       <w:p>
                         <w:pPr>
                           <w:pStyle w:val="Sansinterligne"/>
                           <w:jc w:val="right"/>
-                          <w:rPr>
-                            <w:rFonts w:ascii="Garamond" w:hAnsi="Garamond" w:cs="Times New Roman"/>
-                            <w:color w:val="808080" w:themeColor="background1" w:themeShade="80"/>
-                            <w:sz w:val="18"/>
-                            <w:szCs w:val="18"/>
-                            <w:lang w:eastAsia="fr-FR"/>
-                          </w:rPr>
-                        </w:pPr>
-                        <w:proofErr w:type="gramStart"/>
-                        <w:r>
-                          <w:rPr>
-                            <w:rFonts w:ascii="Garamond" w:hAnsi="Garamond" w:cs="Times New Roman"/>
-                            <w:color w:val="808080" w:themeColor="background1" w:themeShade="80"/>
-                            <w:sz w:val="18"/>
-                            <w:szCs w:val="18"/>
-                            <w:lang w:eastAsia="fr-FR"/>
-                          </w:rPr>
-                          <w:t>du</w:t>
-                        </w:r>
-                        <w:proofErr w:type="gramEnd"/>
-                        <w:r>
-                          <w:rPr>
-                            <w:rFonts w:ascii="Garamond" w:hAnsi="Garamond" w:cs="Times New Roman"/>
-                            <w:color w:val="808080" w:themeColor="background1" w:themeShade="80"/>
-                            <w:sz w:val="18"/>
-                            <w:szCs w:val="18"/>
-                            <w:lang w:eastAsia="fr-FR"/>
-                          </w:rPr>
-                          <w:t xml:space="preserve"> premier livre </w:t>
-                        </w:r>
-                        <w:r>
-                          <w:rPr>
-                            <w:rFonts w:ascii="Garamond" w:hAnsi="Garamond" w:cs="Times New Roman"/>
-                            <w:color w:val="808080" w:themeColor="background1" w:themeShade="80"/>
-                            <w:sz w:val="18"/>
-                            <w:szCs w:val="18"/>
-                            <w:lang w:eastAsia="fr-FR"/>
-                          </w:rPr>
-                          <w:t xml:space="preserve">des </w:t>
-                        </w:r>
-                        <w:r>
                           <w:rPr>
                             <w:rFonts w:ascii="Garamond" w:hAnsi="Garamond" w:cs="Times New Roman"/>
                             <w:i/>
@@ -2167,21 +2029,139 @@
                             <w:szCs w:val="18"/>
                             <w:lang w:eastAsia="fr-FR"/>
                           </w:rPr>
-                          <w:t>Éléments</w:t>
-                        </w:r>
+                        </w:pPr>
+                        <w:proofErr w:type="gramStart"/>
                         <w:r>
                           <w:rPr>
                             <w:rFonts w:ascii="Garamond" w:hAnsi="Garamond" w:cs="Times New Roman"/>
+                            <w:i/>
+                            <w:iCs/>
                             <w:color w:val="808080" w:themeColor="background1" w:themeShade="80"/>
                             <w:sz w:val="18"/>
                             <w:szCs w:val="18"/>
                             <w:lang w:eastAsia="fr-FR"/>
                           </w:rPr>
-                          <w:t>, V</w:t>
-                        </w:r>
+                          <w:t>rapporté</w:t>
+                        </w:r>
+                        <w:proofErr w:type="gramEnd"/>
                         <w:r>
                           <w:rPr>
                             <w:rFonts w:ascii="Garamond" w:hAnsi="Garamond" w:cs="Times New Roman"/>
+                            <w:i/>
+                            <w:iCs/>
+                            <w:color w:val="808080" w:themeColor="background1" w:themeShade="80"/>
+                            <w:sz w:val="18"/>
+                            <w:szCs w:val="18"/>
+                            <w:lang w:eastAsia="fr-FR"/>
+                          </w:rPr>
+                          <w:t xml:space="preserve"> par Proclus </w:t>
+                        </w:r>
+                        <w:r>
+                          <w:rPr>
+                            <w:rFonts w:ascii="Garamond" w:hAnsi="Garamond" w:cs="Times New Roman"/>
+                            <w:i/>
+                            <w:iCs/>
+                            <w:color w:val="808080" w:themeColor="background1" w:themeShade="80"/>
+                            <w:sz w:val="18"/>
+                            <w:szCs w:val="18"/>
+                            <w:lang w:eastAsia="fr-FR"/>
+                          </w:rPr>
+                          <w:t xml:space="preserve">de Lycie </w:t>
+                        </w:r>
+                        <w:r>
+                          <w:rPr>
+                            <w:rFonts w:ascii="Garamond" w:hAnsi="Garamond" w:cs="Times New Roman"/>
+                            <w:i/>
+                            <w:iCs/>
+                            <w:color w:val="808080" w:themeColor="background1" w:themeShade="80"/>
+                            <w:sz w:val="18"/>
+                            <w:szCs w:val="18"/>
+                            <w:lang w:eastAsia="fr-FR"/>
+                          </w:rPr>
+                          <w:t xml:space="preserve">dans </w:t>
+                        </w:r>
+                        <w:r>
+                          <w:rPr>
+                            <w:rFonts w:ascii="Garamond" w:hAnsi="Garamond" w:cs="Times New Roman"/>
+                            <w:i/>
+                            <w:iCs/>
+                            <w:color w:val="808080" w:themeColor="background1" w:themeShade="80"/>
+                            <w:sz w:val="18"/>
+                            <w:szCs w:val="18"/>
+                            <w:lang w:eastAsia="fr-FR"/>
+                          </w:rPr>
+                          <w:t>le</w:t>
+                        </w:r>
+                        <w:r>
+                          <w:rPr>
+                            <w:rFonts w:ascii="Garamond" w:hAnsi="Garamond" w:cs="Times New Roman"/>
+                            <w:i/>
+                            <w:iCs/>
+                            <w:color w:val="808080" w:themeColor="background1" w:themeShade="80"/>
+                            <w:sz w:val="18"/>
+                            <w:szCs w:val="18"/>
+                            <w:lang w:eastAsia="fr-FR"/>
+                          </w:rPr>
+                          <w:t xml:space="preserve"> commentaire </w:t>
+                        </w:r>
+                      </w:p>
+                      <w:p>
+                        <w:pPr>
+                          <w:pStyle w:val="Sansinterligne"/>
+                          <w:jc w:val="right"/>
+                          <w:rPr>
+                            <w:rFonts w:ascii="Garamond" w:hAnsi="Garamond" w:cs="Times New Roman"/>
+                            <w:i/>
+                            <w:iCs/>
+                            <w:color w:val="808080" w:themeColor="background1" w:themeShade="80"/>
+                            <w:sz w:val="18"/>
+                            <w:szCs w:val="18"/>
+                            <w:lang w:eastAsia="fr-FR"/>
+                          </w:rPr>
+                        </w:pPr>
+                        <w:proofErr w:type="gramStart"/>
+                        <w:r>
+                          <w:rPr>
+                            <w:rFonts w:ascii="Garamond" w:hAnsi="Garamond" w:cs="Times New Roman"/>
+                            <w:i/>
+                            <w:iCs/>
+                            <w:color w:val="808080" w:themeColor="background1" w:themeShade="80"/>
+                            <w:sz w:val="18"/>
+                            <w:szCs w:val="18"/>
+                            <w:lang w:eastAsia="fr-FR"/>
+                          </w:rPr>
+                          <w:t>du</w:t>
+                        </w:r>
+                        <w:proofErr w:type="gramEnd"/>
+                        <w:r>
+                          <w:rPr>
+                            <w:rFonts w:ascii="Garamond" w:hAnsi="Garamond" w:cs="Times New Roman"/>
+                            <w:i/>
+                            <w:iCs/>
+                            <w:color w:val="808080" w:themeColor="background1" w:themeShade="80"/>
+                            <w:sz w:val="18"/>
+                            <w:szCs w:val="18"/>
+                            <w:lang w:eastAsia="fr-FR"/>
+                          </w:rPr>
+                          <w:t xml:space="preserve"> premier livre </w:t>
+                        </w:r>
+                        <w:r>
+                          <w:rPr>
+                            <w:rFonts w:ascii="Garamond" w:hAnsi="Garamond" w:cs="Times New Roman"/>
+                            <w:i/>
+                            <w:iCs/>
+                            <w:color w:val="808080" w:themeColor="background1" w:themeShade="80"/>
+                            <w:sz w:val="18"/>
+                            <w:szCs w:val="18"/>
+                            <w:lang w:eastAsia="fr-FR"/>
+                          </w:rPr>
+                          <w:t>des Éléments, V</w:t>
+                        </w:r>
+                        <w:r>
+                          <w:rPr>
+                            <w:rFonts w:ascii="Garamond" w:hAnsi="Garamond" w:cs="Times New Roman"/>
+                            <w:i/>
+                            <w:iCs/>
                             <w:color w:val="808080" w:themeColor="background1" w:themeShade="80"/>
                             <w:sz w:val="18"/>
                             <w:szCs w:val="18"/>
@@ -2193,6 +2173,8 @@
                         <w:r>
                           <w:rPr>
                             <w:rFonts w:ascii="Garamond" w:hAnsi="Garamond" w:cs="Times New Roman"/>
+                            <w:i/>
+                            <w:iCs/>
                             <w:color w:val="808080" w:themeColor="background1" w:themeShade="80"/>
                             <w:sz w:val="18"/>
                             <w:szCs w:val="18"/>
@@ -2204,6 +2186,8 @@
                         <w:r>
                           <w:rPr>
                             <w:rFonts w:ascii="Garamond" w:hAnsi="Garamond" w:cs="Times New Roman"/>
+                            <w:i/>
+                            <w:iCs/>
                             <w:color w:val="808080" w:themeColor="background1" w:themeShade="80"/>
                             <w:sz w:val="18"/>
                             <w:szCs w:val="18"/>
@@ -2215,6 +2199,8 @@
                         <w:r>
                           <w:rPr>
                             <w:rFonts w:ascii="Garamond" w:hAnsi="Garamond" w:cs="Times New Roman"/>
+                            <w:i/>
+                            <w:iCs/>
                             <w:color w:val="808080" w:themeColor="background1" w:themeShade="80"/>
                             <w:sz w:val="18"/>
                             <w:szCs w:val="18"/>
@@ -2341,244 +2327,7 @@
           <w:noProof/>
         </w:rPr>
         <w:drawing>
-          <wp:anchor distT="0" distB="0" distL="114300" distR="114300" simplePos="0" relativeHeight="251726335" behindDoc="1" locked="0" layoutInCell="1" allowOverlap="1" wp14:anchorId="1A5E35C4" wp14:editId="2F2998C5">
-            <wp:simplePos x="0" y="0"/>
-            <wp:positionH relativeFrom="column">
-              <wp:posOffset>7124065</wp:posOffset>
-            </wp:positionH>
-            <wp:positionV relativeFrom="paragraph">
-              <wp:posOffset>6985</wp:posOffset>
-            </wp:positionV>
-            <wp:extent cx="511175" cy="670811"/>
-            <wp:effectExtent l="0" t="0" r="3175" b="0"/>
-            <wp:wrapNone/>
-            <wp:docPr id="191810248" name="Image 1" descr="Rail Art vectoriel, icônes et graphiques à télécharger gratuitement"/>
-            <wp:cNvGraphicFramePr>
-              <a:graphicFrameLocks xmlns:a="http://schemas.openxmlformats.org/drawingml/2006/main" noChangeAspect="1"/>
-            </wp:cNvGraphicFramePr>
-            <a:graphic xmlns:a="http://schemas.openxmlformats.org/drawingml/2006/main">
-              <a:graphicData uri="http://schemas.openxmlformats.org/drawingml/2006/picture">
-                <pic:pic xmlns:pic="http://schemas.openxmlformats.org/drawingml/2006/picture">
-                  <pic:nvPicPr>
-                    <pic:cNvPr id="0" name="Picture 1" descr="Rail Art vectoriel, icônes et graphiques à télécharger gratuitement"/>
-                    <pic:cNvPicPr>
-                      <a:picLocks noChangeAspect="1" noChangeArrowheads="1"/>
-                    </pic:cNvPicPr>
-                  </pic:nvPicPr>
-                  <pic:blipFill>
-                    <a:blip r:embed="rId6" cstate="print">
-                      <a:clrChange>
-                        <a:clrFrom>
-                          <a:srgbClr val="E6E6E6"/>
-                        </a:clrFrom>
-                        <a:clrTo>
-                          <a:srgbClr val="E6E6E6">
-                            <a:alpha val="0"/>
-                          </a:srgbClr>
-                        </a:clrTo>
-                      </a:clrChange>
-                      <a:duotone>
-                        <a:schemeClr val="accent1">
-                          <a:shade val="45000"/>
-                          <a:satMod val="135000"/>
-                        </a:schemeClr>
-                        <a:prstClr val="white"/>
-                      </a:duotone>
-                      <a:extLst>
-                        <a:ext uri="{BEBA8EAE-BF5A-486C-A8C5-ECC9F3942E4B}">
-                          <a14:imgProps xmlns:a14="http://schemas.microsoft.com/office/drawing/2010/main">
-                            <a14:imgLayer r:embed="rId7">
-                              <a14:imgEffect>
-                                <a14:brightnessContrast bright="-20000" contrast="40000"/>
-                              </a14:imgEffect>
-                            </a14:imgLayer>
-                          </a14:imgProps>
-                        </a:ext>
-                        <a:ext uri="{28A0092B-C50C-407E-A947-70E740481C1C}">
-                          <a14:useLocalDpi xmlns:a14="http://schemas.microsoft.com/office/drawing/2010/main" val="0"/>
-                        </a:ext>
-                      </a:extLst>
-                    </a:blip>
-                    <a:srcRect/>
-                    <a:stretch>
-                      <a:fillRect/>
-                    </a:stretch>
-                  </pic:blipFill>
-                  <pic:spPr bwMode="auto">
-                    <a:xfrm>
-                      <a:off x="0" y="0"/>
-                      <a:ext cx="511175" cy="670811"/>
-                    </a:xfrm>
-                    <a:prstGeom prst="rect">
-                      <a:avLst/>
-                    </a:prstGeom>
-                    <a:noFill/>
-                    <a:ln>
-                      <a:noFill/>
-                    </a:ln>
-                    <a:effectLst>
-                      <a:softEdge rad="12700"/>
-                    </a:effectLst>
-                  </pic:spPr>
-                </pic:pic>
-              </a:graphicData>
-            </a:graphic>
-            <wp14:sizeRelH relativeFrom="page">
-              <wp14:pctWidth>0</wp14:pctWidth>
-            </wp14:sizeRelH>
-            <wp14:sizeRelV relativeFrom="page">
-              <wp14:pctHeight>0</wp14:pctHeight>
-            </wp14:sizeRelV>
-          </wp:anchor>
-        </w:drawing>
-      </w:r>
-      <w:r>
-        <w:rPr>
-          <w:noProof/>
-        </w:rPr>
-        <w:drawing>
-          <wp:anchor distT="0" distB="0" distL="114300" distR="114300" simplePos="0" relativeHeight="251727103" behindDoc="0" locked="0" layoutInCell="1" allowOverlap="1" wp14:anchorId="01ECB9F9" wp14:editId="69D68AAA">
-            <wp:simplePos x="0" y="0"/>
-            <wp:positionH relativeFrom="margin">
-              <wp:posOffset>7302500</wp:posOffset>
-            </wp:positionH>
-            <wp:positionV relativeFrom="paragraph">
-              <wp:posOffset>142240</wp:posOffset>
-            </wp:positionV>
-            <wp:extent cx="908050" cy="908050"/>
-            <wp:effectExtent l="0" t="0" r="0" b="6350"/>
-            <wp:wrapNone/>
-            <wp:docPr id="1586892345" name="Image 1" descr="Gâteau d'Anniversaire Layer Cake Bleu - Élégance en Superposition"/>
-            <wp:cNvGraphicFramePr>
-              <a:graphicFrameLocks xmlns:a="http://schemas.openxmlformats.org/drawingml/2006/main" noChangeAspect="1"/>
-            </wp:cNvGraphicFramePr>
-            <a:graphic xmlns:a="http://schemas.openxmlformats.org/drawingml/2006/main">
-              <a:graphicData uri="http://schemas.openxmlformats.org/drawingml/2006/picture">
-                <pic:pic xmlns:pic="http://schemas.openxmlformats.org/drawingml/2006/picture">
-                  <pic:nvPicPr>
-                    <pic:cNvPr id="0" name="Picture 1" descr="Gâteau d'Anniversaire Layer Cake Bleu - Élégance en Superposition"/>
-                    <pic:cNvPicPr>
-                      <a:picLocks noChangeAspect="1" noChangeArrowheads="1"/>
-                    </pic:cNvPicPr>
-                  </pic:nvPicPr>
-                  <pic:blipFill>
-                    <a:blip r:embed="rId8" cstate="print">
-                      <a:extLst>
-                        <a:ext uri="{28A0092B-C50C-407E-A947-70E740481C1C}">
-                          <a14:useLocalDpi xmlns:a14="http://schemas.microsoft.com/office/drawing/2010/main" val="0"/>
-                        </a:ext>
-                      </a:extLst>
-                    </a:blip>
-                    <a:srcRect/>
-                    <a:stretch>
-                      <a:fillRect/>
-                    </a:stretch>
-                  </pic:blipFill>
-                  <pic:spPr bwMode="auto">
-                    <a:xfrm>
-                      <a:off x="0" y="0"/>
-                      <a:ext cx="908050" cy="908050"/>
-                    </a:xfrm>
-                    <a:prstGeom prst="rect">
-                      <a:avLst/>
-                    </a:prstGeom>
-                    <a:noFill/>
-                    <a:ln>
-                      <a:noFill/>
-                    </a:ln>
-                  </pic:spPr>
-                </pic:pic>
-              </a:graphicData>
-            </a:graphic>
-            <wp14:sizeRelH relativeFrom="page">
-              <wp14:pctWidth>0</wp14:pctWidth>
-            </wp14:sizeRelH>
-            <wp14:sizeRelV relativeFrom="page">
-              <wp14:pctHeight>0</wp14:pctHeight>
-            </wp14:sizeRelV>
-          </wp:anchor>
-        </w:drawing>
-      </w:r>
-      <w:r>
-        <w:rPr>
-          <w:noProof/>
-        </w:rPr>
-        <w:drawing>
-          <wp:anchor distT="0" distB="0" distL="114300" distR="114300" simplePos="0" relativeHeight="251730431" behindDoc="0" locked="0" layoutInCell="1" allowOverlap="1" wp14:anchorId="16CC8777" wp14:editId="07B22E2A">
-            <wp:simplePos x="0" y="0"/>
-            <wp:positionH relativeFrom="column">
-              <wp:posOffset>7843520</wp:posOffset>
-            </wp:positionH>
-            <wp:positionV relativeFrom="paragraph">
-              <wp:posOffset>22225</wp:posOffset>
-            </wp:positionV>
-            <wp:extent cx="457200" cy="457200"/>
-            <wp:effectExtent l="0" t="0" r="0" b="0"/>
-            <wp:wrapNone/>
-            <wp:docPr id="2045549554" name="Image 17" descr="Spiral shader | Markus Lerner"/>
-            <wp:cNvGraphicFramePr>
-              <a:graphicFrameLocks xmlns:a="http://schemas.openxmlformats.org/drawingml/2006/main" noChangeAspect="1"/>
-            </wp:cNvGraphicFramePr>
-            <a:graphic xmlns:a="http://schemas.openxmlformats.org/drawingml/2006/main">
-              <a:graphicData uri="http://schemas.openxmlformats.org/drawingml/2006/picture">
-                <pic:pic xmlns:pic="http://schemas.openxmlformats.org/drawingml/2006/picture">
-                  <pic:nvPicPr>
-                    <pic:cNvPr id="0" name="Picture 40" descr="Spiral shader | Markus Lerner"/>
-                    <pic:cNvPicPr>
-                      <a:picLocks noChangeAspect="1" noChangeArrowheads="1"/>
-                    </pic:cNvPicPr>
-                  </pic:nvPicPr>
-                  <pic:blipFill>
-                    <a:blip r:embed="rId9" cstate="print">
-                      <a:duotone>
-                        <a:schemeClr val="accent1">
-                          <a:shade val="45000"/>
-                          <a:satMod val="135000"/>
-                        </a:schemeClr>
-                        <a:prstClr val="white"/>
-                      </a:duotone>
-                      <a:extLst>
-                        <a:ext uri="{28A0092B-C50C-407E-A947-70E740481C1C}">
-                          <a14:useLocalDpi xmlns:a14="http://schemas.microsoft.com/office/drawing/2010/main" val="0"/>
-                        </a:ext>
-                      </a:extLst>
-                    </a:blip>
-                    <a:srcRect/>
-                    <a:stretch>
-                      <a:fillRect/>
-                    </a:stretch>
-                  </pic:blipFill>
-                  <pic:spPr bwMode="auto">
-                    <a:xfrm>
-                      <a:off x="0" y="0"/>
-                      <a:ext cx="457200" cy="457200"/>
-                    </a:xfrm>
-                    <a:prstGeom prst="ellipse">
-                      <a:avLst/>
-                    </a:prstGeom>
-                    <a:noFill/>
-                    <a:ln>
-                      <a:noFill/>
-                    </a:ln>
-                  </pic:spPr>
-                </pic:pic>
-              </a:graphicData>
-            </a:graphic>
-            <wp14:sizeRelH relativeFrom="page">
-              <wp14:pctWidth>0</wp14:pctWidth>
-            </wp14:sizeRelH>
-            <wp14:sizeRelV relativeFrom="page">
-              <wp14:pctHeight>0</wp14:pctHeight>
-            </wp14:sizeRelV>
-          </wp:anchor>
-        </w:drawing>
-      </w:r>
-      <w:r>
-        <w:rPr>
-          <w:noProof/>
-        </w:rPr>
-        <w:drawing>
-          <wp:anchor distT="0" distB="0" distL="114300" distR="114300" simplePos="0" relativeHeight="251721728" behindDoc="0" locked="0" layoutInCell="1" allowOverlap="1" wp14:anchorId="3BC03436" wp14:editId="2885C6D5">
+          <wp:anchor distT="0" distB="0" distL="114300" distR="114300" simplePos="0" relativeHeight="251721728" behindDoc="0" locked="0" layoutInCell="1" allowOverlap="1" wp14:anchorId="3BC03436" wp14:editId="7CFB49BE">
             <wp:simplePos x="0" y="0"/>
             <wp:positionH relativeFrom="margin">
               <wp:posOffset>7882255</wp:posOffset>
@@ -2603,7 +2352,7 @@
                     </pic:cNvPicPr>
                   </pic:nvPicPr>
                   <pic:blipFill>
-                    <a:blip r:embed="rId10" cstate="print">
+                    <a:blip r:embed="rId6" cstate="print">
                       <a:clrChange>
                         <a:clrFrom>
                           <a:srgbClr val="FEFEFE"/>
@@ -2650,81 +2399,6 @@
           </wp:anchor>
         </w:drawing>
       </w:r>
-      <w:r>
-        <w:rPr>
-          <w:noProof/>
-        </w:rPr>
-        <w:drawing>
-          <wp:anchor distT="0" distB="0" distL="114300" distR="114300" simplePos="0" relativeHeight="251695615" behindDoc="1" locked="0" layoutInCell="1" allowOverlap="1" wp14:anchorId="11A2BBA0" wp14:editId="1D16290E">
-            <wp:simplePos x="0" y="0"/>
-            <wp:positionH relativeFrom="margin">
-              <wp:posOffset>-38735</wp:posOffset>
-            </wp:positionH>
-            <wp:positionV relativeFrom="paragraph">
-              <wp:posOffset>171450</wp:posOffset>
-            </wp:positionV>
-            <wp:extent cx="1758315" cy="2688590"/>
-            <wp:effectExtent l="19050" t="19050" r="13335" b="16510"/>
-            <wp:wrapNone/>
-            <wp:docPr id="144676556" name="Image 1"/>
-            <wp:cNvGraphicFramePr>
-              <a:graphicFrameLocks xmlns:a="http://schemas.openxmlformats.org/drawingml/2006/main" noChangeAspect="1"/>
-            </wp:cNvGraphicFramePr>
-            <a:graphic xmlns:a="http://schemas.openxmlformats.org/drawingml/2006/main">
-              <a:graphicData uri="http://schemas.openxmlformats.org/drawingml/2006/picture">
-                <pic:pic xmlns:pic="http://schemas.openxmlformats.org/drawingml/2006/picture">
-                  <pic:nvPicPr>
-                    <pic:cNvPr id="0" name="Picture 1"/>
-                    <pic:cNvPicPr>
-                      <a:picLocks noChangeAspect="1" noChangeArrowheads="1"/>
-                    </pic:cNvPicPr>
-                  </pic:nvPicPr>
-                  <pic:blipFill rotWithShape="1">
-                    <a:blip r:embed="rId11" cstate="print">
-                      <a:extLst>
-                        <a:ext uri="{28A0092B-C50C-407E-A947-70E740481C1C}">
-                          <a14:useLocalDpi xmlns:a14="http://schemas.microsoft.com/office/drawing/2010/main" val="0"/>
-                        </a:ext>
-                      </a:extLst>
-                    </a:blip>
-                    <a:srcRect t="13355" b="712"/>
-                    <a:stretch/>
-                  </pic:blipFill>
-                  <pic:spPr bwMode="auto">
-                    <a:xfrm>
-                      <a:off x="0" y="0"/>
-                      <a:ext cx="1758315" cy="2688590"/>
-                    </a:xfrm>
-                    <a:prstGeom prst="rect">
-                      <a:avLst/>
-                    </a:prstGeom>
-                    <a:noFill/>
-                    <a:ln>
-                      <a:solidFill>
-                        <a:schemeClr val="accent1">
-                          <a:lumMod val="40000"/>
-                          <a:lumOff val="60000"/>
-                        </a:schemeClr>
-                      </a:solidFill>
-                    </a:ln>
-                    <a:extLst>
-                      <a:ext uri="{53640926-AAD7-44D8-BBD7-CCE9431645EC}">
-                        <a14:shadowObscured xmlns:a14="http://schemas.microsoft.com/office/drawing/2010/main"/>
-                      </a:ext>
-                    </a:extLst>
-                  </pic:spPr>
-                </pic:pic>
-              </a:graphicData>
-            </a:graphic>
-            <wp14:sizeRelH relativeFrom="page">
-              <wp14:pctWidth>0</wp14:pctWidth>
-            </wp14:sizeRelH>
-            <wp14:sizeRelV relativeFrom="page">
-              <wp14:pctHeight>0</wp14:pctHeight>
-            </wp14:sizeRelV>
-          </wp:anchor>
-        </w:drawing>
-      </w:r>
     </w:p>
     <w:p>
       <w:pPr>
@@ -2738,16 +2412,16 @@
           <w:lang w:val="el-GR"/>
         </w:rPr>
         <w:drawing>
-          <wp:anchor distT="0" distB="0" distL="114300" distR="114300" simplePos="0" relativeHeight="251740160" behindDoc="0" locked="0" layoutInCell="1" allowOverlap="1" wp14:anchorId="3F86E6DB" wp14:editId="7FE582A6">
+          <wp:anchor distT="0" distB="0" distL="114300" distR="114300" simplePos="0" relativeHeight="251740160" behindDoc="0" locked="0" layoutInCell="1" allowOverlap="1" wp14:anchorId="3F86E6DB" wp14:editId="1826F66F">
             <wp:simplePos x="0" y="0"/>
             <wp:positionH relativeFrom="column">
-              <wp:posOffset>-529907</wp:posOffset>
+              <wp:posOffset>-514411</wp:posOffset>
             </wp:positionH>
             <wp:positionV relativeFrom="paragraph">
-              <wp:posOffset>289877</wp:posOffset>
+              <wp:posOffset>280259</wp:posOffset>
             </wp:positionV>
-            <wp:extent cx="2741930" cy="1898017"/>
-            <wp:effectExtent l="60007" t="73343" r="61278" b="80327"/>
+            <wp:extent cx="2639094" cy="1826832"/>
+            <wp:effectExtent l="63500" t="69850" r="53340" b="72390"/>
             <wp:wrapNone/>
             <wp:docPr id="1079594688" name="Image 45"/>
             <wp:cNvGraphicFramePr>
@@ -2763,7 +2437,7 @@
                     </pic:cNvPicPr>
                   </pic:nvPicPr>
                   <pic:blipFill rotWithShape="1">
-                    <a:blip r:embed="rId12" cstate="print">
+                    <a:blip r:embed="rId7" cstate="print">
                       <a:extLst>
                         <a:ext uri="{28A0092B-C50C-407E-A947-70E740481C1C}">
                           <a14:useLocalDpi xmlns:a14="http://schemas.microsoft.com/office/drawing/2010/main" val="0"/>
@@ -2778,7 +2452,7 @@
                   <pic:spPr bwMode="auto">
                     <a:xfrm rot="16200000">
                       <a:off x="0" y="0"/>
-                      <a:ext cx="2741930" cy="1898017"/>
+                      <a:ext cx="2642090" cy="1828906"/>
                     </a:xfrm>
                     <a:prstGeom prst="rect">
                       <a:avLst/>
@@ -2847,86 +2521,6 @@
           <w:lang w:val="el-GR"/>
         </w:rPr>
       </w:pPr>
-      <w:r>
-        <w:rPr>
-          <w:noProof/>
-        </w:rPr>
-        <w:drawing>
-          <wp:anchor distT="0" distB="0" distL="114300" distR="114300" simplePos="0" relativeHeight="251714559" behindDoc="0" locked="0" layoutInCell="1" allowOverlap="1" wp14:anchorId="0CC1ADD4" wp14:editId="332057F6">
-            <wp:simplePos x="0" y="0"/>
-            <wp:positionH relativeFrom="margin">
-              <wp:posOffset>1898477</wp:posOffset>
-            </wp:positionH>
-            <wp:positionV relativeFrom="paragraph">
-              <wp:posOffset>228485</wp:posOffset>
-            </wp:positionV>
-            <wp:extent cx="1609904" cy="1073727"/>
-            <wp:effectExtent l="0" t="0" r="0" b="0"/>
-            <wp:wrapNone/>
-            <wp:docPr id="1628709391" name="Image 14" descr="Lissage (mathématiques) — Wikipédia"/>
-            <wp:cNvGraphicFramePr>
-              <a:graphicFrameLocks xmlns:a="http://schemas.openxmlformats.org/drawingml/2006/main" noChangeAspect="1"/>
-            </wp:cNvGraphicFramePr>
-            <a:graphic xmlns:a="http://schemas.openxmlformats.org/drawingml/2006/main">
-              <a:graphicData uri="http://schemas.openxmlformats.org/drawingml/2006/picture">
-                <pic:pic xmlns:pic="http://schemas.openxmlformats.org/drawingml/2006/picture">
-                  <pic:nvPicPr>
-                    <pic:cNvPr id="0" name="Picture 33" descr="Lissage (mathématiques) — Wikipédia"/>
-                    <pic:cNvPicPr>
-                      <a:picLocks noChangeAspect="1" noChangeArrowheads="1"/>
-                    </pic:cNvPicPr>
-                  </pic:nvPicPr>
-                  <pic:blipFill rotWithShape="1">
-                    <a:blip r:embed="rId13" cstate="print">
-                      <a:clrChange>
-                        <a:clrFrom>
-                          <a:srgbClr val="FFFFFF"/>
-                        </a:clrFrom>
-                        <a:clrTo>
-                          <a:srgbClr val="FFFFFF">
-                            <a:alpha val="0"/>
-                          </a:srgbClr>
-                        </a:clrTo>
-                      </a:clrChange>
-                      <a:extLst>
-                        <a:ext uri="{28A0092B-C50C-407E-A947-70E740481C1C}">
-                          <a14:useLocalDpi xmlns:a14="http://schemas.microsoft.com/office/drawing/2010/main" val="0"/>
-                        </a:ext>
-                      </a:extLst>
-                    </a:blip>
-                    <a:srcRect l="6438" b="13153"/>
-                    <a:stretch/>
-                  </pic:blipFill>
-                  <pic:spPr bwMode="auto">
-                    <a:xfrm>
-                      <a:off x="0" y="0"/>
-                      <a:ext cx="1609904" cy="1073727"/>
-                    </a:xfrm>
-                    <a:prstGeom prst="rect">
-                      <a:avLst/>
-                    </a:prstGeom>
-                    <a:noFill/>
-                    <a:ln>
-                      <a:noFill/>
-                    </a:ln>
-                    <a:extLst>
-                      <a:ext uri="{53640926-AAD7-44D8-BBD7-CCE9431645EC}">
-                        <a14:shadowObscured xmlns:a14="http://schemas.microsoft.com/office/drawing/2010/main"/>
-                      </a:ext>
-                    </a:extLst>
-                  </pic:spPr>
-                </pic:pic>
-              </a:graphicData>
-            </a:graphic>
-            <wp14:sizeRelH relativeFrom="page">
-              <wp14:pctWidth>0</wp14:pctWidth>
-            </wp14:sizeRelH>
-            <wp14:sizeRelV relativeFrom="page">
-              <wp14:pctHeight>0</wp14:pctHeight>
-            </wp14:sizeRelV>
-          </wp:anchor>
-        </w:drawing>
-      </w:r>
     </w:p>
     <w:p>
       <w:pPr>
@@ -2940,643 +2534,68 @@
           <w:lang w:val="el-GR"/>
         </w:rPr>
         <mc:AlternateContent>
-          <mc:Choice Requires="wpg">
+          <mc:Choice Requires="wps">
             <w:drawing>
-              <wp:anchor distT="0" distB="0" distL="114300" distR="114300" simplePos="0" relativeHeight="251718656" behindDoc="0" locked="0" layoutInCell="1" allowOverlap="1" wp14:anchorId="10DE349F" wp14:editId="02AC94B5">
+              <wp:anchor distT="0" distB="0" distL="114300" distR="114300" simplePos="0" relativeHeight="251741184" behindDoc="0" locked="0" layoutInCell="1" allowOverlap="1" wp14:anchorId="539FCDD7" wp14:editId="4E4F2A4C">
                 <wp:simplePos x="0" y="0"/>
                 <wp:positionH relativeFrom="column">
-                  <wp:posOffset>2337493</wp:posOffset>
+                  <wp:posOffset>2023616</wp:posOffset>
                 </wp:positionH>
                 <wp:positionV relativeFrom="paragraph">
-                  <wp:posOffset>230505</wp:posOffset>
+                  <wp:posOffset>39514</wp:posOffset>
                 </wp:positionV>
-                <wp:extent cx="1232535" cy="1232535"/>
-                <wp:effectExtent l="133350" t="0" r="0" b="43815"/>
+                <wp:extent cx="7013210" cy="0"/>
+                <wp:effectExtent l="0" t="19050" r="54610" b="38100"/>
                 <wp:wrapNone/>
-                <wp:docPr id="1963186934" name="Groupe 9"/>
+                <wp:docPr id="2078849156" name="Connecteur droit 43"/>
                 <wp:cNvGraphicFramePr/>
                 <a:graphic xmlns:a="http://schemas.openxmlformats.org/drawingml/2006/main">
-                  <a:graphicData uri="http://schemas.microsoft.com/office/word/2010/wordprocessingGroup">
-                    <wpg:wgp>
-                      <wpg:cNvGrpSpPr/>
-                      <wpg:grpSpPr>
+                  <a:graphicData uri="http://schemas.microsoft.com/office/word/2010/wordprocessingShape">
+                    <wps:wsp>
+                      <wps:cNvCnPr/>
+                      <wps:spPr>
                         <a:xfrm>
                           <a:off x="0" y="0"/>
-                          <a:ext cx="1232535" cy="1232535"/>
-                          <a:chOff x="0" y="0"/>
-                          <a:chExt cx="1232535" cy="1232535"/>
+                          <a:ext cx="7013210" cy="0"/>
                         </a:xfrm>
-                        <a:effectLst>
-                          <a:outerShdw blurRad="76200" dir="13500000" sy="23000" kx="1200000" algn="br" rotWithShape="0">
-                            <a:prstClr val="black">
-                              <a:alpha val="20000"/>
-                            </a:prstClr>
-                          </a:outerShdw>
-                        </a:effectLst>
-                      </wpg:grpSpPr>
-                      <wps:wsp>
-                        <wps:cNvPr id="1130234752" name="Forme libre : forme 8"/>
-                        <wps:cNvSpPr/>
-                        <wps:spPr>
-                          <a:xfrm>
-                            <a:off x="218661" y="258417"/>
-                            <a:ext cx="719259" cy="718687"/>
-                          </a:xfrm>
-                          <a:custGeom>
-                            <a:avLst/>
-                            <a:gdLst>
-                              <a:gd name="connsiteX0" fmla="*/ 278625 w 719259"/>
-                              <a:gd name="connsiteY0" fmla="*/ 29574 h 718687"/>
-                              <a:gd name="connsiteX1" fmla="*/ 86468 w 719259"/>
-                              <a:gd name="connsiteY1" fmla="*/ 102461 h 718687"/>
-                              <a:gd name="connsiteX2" fmla="*/ 13581 w 719259"/>
-                              <a:gd name="connsiteY2" fmla="*/ 195226 h 718687"/>
-                              <a:gd name="connsiteX3" fmla="*/ 3642 w 719259"/>
-                              <a:gd name="connsiteY3" fmla="*/ 278052 h 718687"/>
-                              <a:gd name="connsiteX4" fmla="*/ 329 w 719259"/>
-                              <a:gd name="connsiteY4" fmla="*/ 341000 h 718687"/>
-                              <a:gd name="connsiteX5" fmla="*/ 329 w 719259"/>
-                              <a:gd name="connsiteY5" fmla="*/ 341000 h 718687"/>
-                              <a:gd name="connsiteX6" fmla="*/ 6955 w 719259"/>
-                              <a:gd name="connsiteY6" fmla="*/ 430452 h 718687"/>
-                              <a:gd name="connsiteX7" fmla="*/ 13581 w 719259"/>
-                              <a:gd name="connsiteY7" fmla="*/ 460270 h 718687"/>
-                              <a:gd name="connsiteX8" fmla="*/ 13581 w 719259"/>
-                              <a:gd name="connsiteY8" fmla="*/ 460270 h 718687"/>
-                              <a:gd name="connsiteX9" fmla="*/ 33459 w 719259"/>
-                              <a:gd name="connsiteY9" fmla="*/ 519904 h 718687"/>
-                              <a:gd name="connsiteX10" fmla="*/ 53338 w 719259"/>
-                              <a:gd name="connsiteY10" fmla="*/ 559661 h 718687"/>
-                              <a:gd name="connsiteX11" fmla="*/ 56651 w 719259"/>
-                              <a:gd name="connsiteY11" fmla="*/ 586165 h 718687"/>
-                              <a:gd name="connsiteX12" fmla="*/ 63277 w 719259"/>
-                              <a:gd name="connsiteY12" fmla="*/ 596104 h 718687"/>
-                              <a:gd name="connsiteX13" fmla="*/ 63277 w 719259"/>
-                              <a:gd name="connsiteY13" fmla="*/ 596104 h 718687"/>
-                              <a:gd name="connsiteX14" fmla="*/ 96407 w 719259"/>
-                              <a:gd name="connsiteY14" fmla="*/ 622609 h 718687"/>
-                              <a:gd name="connsiteX15" fmla="*/ 142790 w 719259"/>
-                              <a:gd name="connsiteY15" fmla="*/ 662365 h 718687"/>
-                              <a:gd name="connsiteX16" fmla="*/ 146103 w 719259"/>
-                              <a:gd name="connsiteY16" fmla="*/ 672304 h 718687"/>
-                              <a:gd name="connsiteX17" fmla="*/ 146103 w 719259"/>
-                              <a:gd name="connsiteY17" fmla="*/ 672304 h 718687"/>
-                              <a:gd name="connsiteX18" fmla="*/ 209051 w 719259"/>
-                              <a:gd name="connsiteY18" fmla="*/ 692183 h 718687"/>
-                              <a:gd name="connsiteX19" fmla="*/ 209051 w 719259"/>
-                              <a:gd name="connsiteY19" fmla="*/ 692183 h 718687"/>
-                              <a:gd name="connsiteX20" fmla="*/ 394581 w 719259"/>
-                              <a:gd name="connsiteY20" fmla="*/ 718687 h 718687"/>
-                              <a:gd name="connsiteX21" fmla="*/ 517164 w 719259"/>
-                              <a:gd name="connsiteY21" fmla="*/ 639174 h 718687"/>
-                              <a:gd name="connsiteX22" fmla="*/ 537042 w 719259"/>
-                              <a:gd name="connsiteY22" fmla="*/ 619296 h 718687"/>
-                              <a:gd name="connsiteX23" fmla="*/ 563546 w 719259"/>
-                              <a:gd name="connsiteY23" fmla="*/ 596104 h 718687"/>
-                              <a:gd name="connsiteX24" fmla="*/ 563546 w 719259"/>
-                              <a:gd name="connsiteY24" fmla="*/ 596104 h 718687"/>
-                              <a:gd name="connsiteX25" fmla="*/ 699381 w 719259"/>
-                              <a:gd name="connsiteY25" fmla="*/ 513278 h 718687"/>
-                              <a:gd name="connsiteX26" fmla="*/ 712633 w 719259"/>
-                              <a:gd name="connsiteY26" fmla="*/ 486774 h 718687"/>
-                              <a:gd name="connsiteX27" fmla="*/ 715946 w 719259"/>
-                              <a:gd name="connsiteY27" fmla="*/ 450330 h 718687"/>
-                              <a:gd name="connsiteX28" fmla="*/ 719259 w 719259"/>
-                              <a:gd name="connsiteY28" fmla="*/ 370817 h 718687"/>
-                              <a:gd name="connsiteX29" fmla="*/ 719259 w 719259"/>
-                              <a:gd name="connsiteY29" fmla="*/ 370817 h 718687"/>
-                              <a:gd name="connsiteX30" fmla="*/ 692755 w 719259"/>
-                              <a:gd name="connsiteY30" fmla="*/ 284678 h 718687"/>
-                              <a:gd name="connsiteX31" fmla="*/ 652999 w 719259"/>
-                              <a:gd name="connsiteY31" fmla="*/ 218417 h 718687"/>
-                              <a:gd name="connsiteX32" fmla="*/ 643059 w 719259"/>
-                              <a:gd name="connsiteY32" fmla="*/ 188600 h 718687"/>
-                              <a:gd name="connsiteX33" fmla="*/ 639746 w 719259"/>
-                              <a:gd name="connsiteY33" fmla="*/ 148843 h 718687"/>
-                              <a:gd name="connsiteX34" fmla="*/ 639746 w 719259"/>
-                              <a:gd name="connsiteY34" fmla="*/ 148843 h 718687"/>
-                              <a:gd name="connsiteX35" fmla="*/ 596677 w 719259"/>
-                              <a:gd name="connsiteY35" fmla="*/ 102461 h 718687"/>
-                              <a:gd name="connsiteX36" fmla="*/ 590051 w 719259"/>
-                              <a:gd name="connsiteY36" fmla="*/ 92522 h 718687"/>
-                              <a:gd name="connsiteX37" fmla="*/ 580112 w 719259"/>
-                              <a:gd name="connsiteY37" fmla="*/ 89209 h 718687"/>
-                              <a:gd name="connsiteX38" fmla="*/ 570172 w 719259"/>
-                              <a:gd name="connsiteY38" fmla="*/ 82583 h 718687"/>
-                              <a:gd name="connsiteX39" fmla="*/ 553607 w 719259"/>
-                              <a:gd name="connsiteY39" fmla="*/ 62704 h 718687"/>
-                              <a:gd name="connsiteX40" fmla="*/ 553607 w 719259"/>
-                              <a:gd name="connsiteY40" fmla="*/ 62704 h 718687"/>
-                              <a:gd name="connsiteX41" fmla="*/ 507225 w 719259"/>
-                              <a:gd name="connsiteY41" fmla="*/ 26261 h 718687"/>
-                              <a:gd name="connsiteX42" fmla="*/ 497285 w 719259"/>
-                              <a:gd name="connsiteY42" fmla="*/ 19635 h 718687"/>
-                              <a:gd name="connsiteX43" fmla="*/ 480720 w 719259"/>
-                              <a:gd name="connsiteY43" fmla="*/ 13009 h 718687"/>
-                              <a:gd name="connsiteX44" fmla="*/ 480720 w 719259"/>
-                              <a:gd name="connsiteY44" fmla="*/ 13009 h 718687"/>
-                              <a:gd name="connsiteX45" fmla="*/ 328320 w 719259"/>
-                              <a:gd name="connsiteY45" fmla="*/ 6383 h 718687"/>
-                              <a:gd name="connsiteX46" fmla="*/ 301816 w 719259"/>
-                              <a:gd name="connsiteY46" fmla="*/ 19635 h 718687"/>
-                              <a:gd name="connsiteX47" fmla="*/ 288564 w 719259"/>
-                              <a:gd name="connsiteY47" fmla="*/ 36200 h 718687"/>
-                              <a:gd name="connsiteX48" fmla="*/ 275312 w 719259"/>
-                              <a:gd name="connsiteY48" fmla="*/ 49452 h 718687"/>
-                              <a:gd name="connsiteX49" fmla="*/ 278625 w 719259"/>
-                              <a:gd name="connsiteY49" fmla="*/ 29574 h 718687"/>
-                            </a:gdLst>
-                            <a:ahLst/>
-                            <a:cxnLst>
-                              <a:cxn ang="0">
-                                <a:pos x="connsiteX0" y="connsiteY0"/>
-                              </a:cxn>
-                              <a:cxn ang="0">
-                                <a:pos x="connsiteX1" y="connsiteY1"/>
-                              </a:cxn>
-                              <a:cxn ang="0">
-                                <a:pos x="connsiteX2" y="connsiteY2"/>
-                              </a:cxn>
-                              <a:cxn ang="0">
-                                <a:pos x="connsiteX3" y="connsiteY3"/>
-                              </a:cxn>
-                              <a:cxn ang="0">
-                                <a:pos x="connsiteX4" y="connsiteY4"/>
-                              </a:cxn>
-                              <a:cxn ang="0">
-                                <a:pos x="connsiteX5" y="connsiteY5"/>
-                              </a:cxn>
-                              <a:cxn ang="0">
-                                <a:pos x="connsiteX6" y="connsiteY6"/>
-                              </a:cxn>
-                              <a:cxn ang="0">
-                                <a:pos x="connsiteX7" y="connsiteY7"/>
-                              </a:cxn>
-                              <a:cxn ang="0">
-                                <a:pos x="connsiteX8" y="connsiteY8"/>
-                              </a:cxn>
-                              <a:cxn ang="0">
-                                <a:pos x="connsiteX9" y="connsiteY9"/>
-                              </a:cxn>
-                              <a:cxn ang="0">
-                                <a:pos x="connsiteX10" y="connsiteY10"/>
-                              </a:cxn>
-                              <a:cxn ang="0">
-                                <a:pos x="connsiteX11" y="connsiteY11"/>
-                              </a:cxn>
-                              <a:cxn ang="0">
-                                <a:pos x="connsiteX12" y="connsiteY12"/>
-                              </a:cxn>
-                              <a:cxn ang="0">
-                                <a:pos x="connsiteX13" y="connsiteY13"/>
-                              </a:cxn>
-                              <a:cxn ang="0">
-                                <a:pos x="connsiteX14" y="connsiteY14"/>
-                              </a:cxn>
-                              <a:cxn ang="0">
-                                <a:pos x="connsiteX15" y="connsiteY15"/>
-                              </a:cxn>
-                              <a:cxn ang="0">
-                                <a:pos x="connsiteX16" y="connsiteY16"/>
-                              </a:cxn>
-                              <a:cxn ang="0">
-                                <a:pos x="connsiteX17" y="connsiteY17"/>
-                              </a:cxn>
-                              <a:cxn ang="0">
-                                <a:pos x="connsiteX18" y="connsiteY18"/>
-                              </a:cxn>
-                              <a:cxn ang="0">
-                                <a:pos x="connsiteX19" y="connsiteY19"/>
-                              </a:cxn>
-                              <a:cxn ang="0">
-                                <a:pos x="connsiteX20" y="connsiteY20"/>
-                              </a:cxn>
-                              <a:cxn ang="0">
-                                <a:pos x="connsiteX21" y="connsiteY21"/>
-                              </a:cxn>
-                              <a:cxn ang="0">
-                                <a:pos x="connsiteX22" y="connsiteY22"/>
-                              </a:cxn>
-                              <a:cxn ang="0">
-                                <a:pos x="connsiteX23" y="connsiteY23"/>
-                              </a:cxn>
-                              <a:cxn ang="0">
-                                <a:pos x="connsiteX24" y="connsiteY24"/>
-                              </a:cxn>
-                              <a:cxn ang="0">
-                                <a:pos x="connsiteX25" y="connsiteY25"/>
-                              </a:cxn>
-                              <a:cxn ang="0">
-                                <a:pos x="connsiteX26" y="connsiteY26"/>
-                              </a:cxn>
-                              <a:cxn ang="0">
-                                <a:pos x="connsiteX27" y="connsiteY27"/>
-                              </a:cxn>
-                              <a:cxn ang="0">
-                                <a:pos x="connsiteX28" y="connsiteY28"/>
-                              </a:cxn>
-                              <a:cxn ang="0">
-                                <a:pos x="connsiteX29" y="connsiteY29"/>
-                              </a:cxn>
-                              <a:cxn ang="0">
-                                <a:pos x="connsiteX30" y="connsiteY30"/>
-                              </a:cxn>
-                              <a:cxn ang="0">
-                                <a:pos x="connsiteX31" y="connsiteY31"/>
-                              </a:cxn>
-                              <a:cxn ang="0">
-                                <a:pos x="connsiteX32" y="connsiteY32"/>
-                              </a:cxn>
-                              <a:cxn ang="0">
-                                <a:pos x="connsiteX33" y="connsiteY33"/>
-                              </a:cxn>
-                              <a:cxn ang="0">
-                                <a:pos x="connsiteX34" y="connsiteY34"/>
-                              </a:cxn>
-                              <a:cxn ang="0">
-                                <a:pos x="connsiteX35" y="connsiteY35"/>
-                              </a:cxn>
-                              <a:cxn ang="0">
-                                <a:pos x="connsiteX36" y="connsiteY36"/>
-                              </a:cxn>
-                              <a:cxn ang="0">
-                                <a:pos x="connsiteX37" y="connsiteY37"/>
-                              </a:cxn>
-                              <a:cxn ang="0">
-                                <a:pos x="connsiteX38" y="connsiteY38"/>
-                              </a:cxn>
-                              <a:cxn ang="0">
-                                <a:pos x="connsiteX39" y="connsiteY39"/>
-                              </a:cxn>
-                              <a:cxn ang="0">
-                                <a:pos x="connsiteX40" y="connsiteY40"/>
-                              </a:cxn>
-                              <a:cxn ang="0">
-                                <a:pos x="connsiteX41" y="connsiteY41"/>
-                              </a:cxn>
-                              <a:cxn ang="0">
-                                <a:pos x="connsiteX42" y="connsiteY42"/>
-                              </a:cxn>
-                              <a:cxn ang="0">
-                                <a:pos x="connsiteX43" y="connsiteY43"/>
-                              </a:cxn>
-                              <a:cxn ang="0">
-                                <a:pos x="connsiteX44" y="connsiteY44"/>
-                              </a:cxn>
-                              <a:cxn ang="0">
-                                <a:pos x="connsiteX45" y="connsiteY45"/>
-                              </a:cxn>
-                              <a:cxn ang="0">
-                                <a:pos x="connsiteX46" y="connsiteY46"/>
-                              </a:cxn>
-                              <a:cxn ang="0">
-                                <a:pos x="connsiteX47" y="connsiteY47"/>
-                              </a:cxn>
-                              <a:cxn ang="0">
-                                <a:pos x="connsiteX48" y="connsiteY48"/>
-                              </a:cxn>
-                              <a:cxn ang="0">
-                                <a:pos x="connsiteX49" y="connsiteY49"/>
-                              </a:cxn>
-                            </a:cxnLst>
-                            <a:rect l="l" t="t" r="r" b="b"/>
-                            <a:pathLst>
-                              <a:path w="719259" h="718687">
-                                <a:moveTo>
-                                  <a:pt x="278625" y="29574"/>
-                                </a:moveTo>
-                                <a:lnTo>
-                                  <a:pt x="86468" y="102461"/>
-                                </a:lnTo>
-                                <a:lnTo>
-                                  <a:pt x="13581" y="195226"/>
-                                </a:lnTo>
-                                <a:cubicBezTo>
-                                  <a:pt x="1862" y="253821"/>
-                                  <a:pt x="10412" y="203578"/>
-                                  <a:pt x="3642" y="278052"/>
-                                </a:cubicBezTo>
-                                <a:cubicBezTo>
-                                  <a:pt x="-1545" y="335112"/>
-                                  <a:pt x="329" y="258220"/>
-                                  <a:pt x="329" y="341000"/>
-                                </a:cubicBezTo>
-                                <a:lnTo>
-                                  <a:pt x="329" y="341000"/>
-                                </a:lnTo>
-                                <a:cubicBezTo>
-                                  <a:pt x="631" y="346429"/>
-                                  <a:pt x="3235" y="413090"/>
-                                  <a:pt x="6955" y="430452"/>
-                                </a:cubicBezTo>
-                                <a:cubicBezTo>
-                                  <a:pt x="15222" y="469030"/>
-                                  <a:pt x="13581" y="427765"/>
-                                  <a:pt x="13581" y="460270"/>
-                                </a:cubicBezTo>
-                                <a:lnTo>
-                                  <a:pt x="13581" y="460270"/>
-                                </a:lnTo>
-                                <a:cubicBezTo>
-                                  <a:pt x="20207" y="480148"/>
-                                  <a:pt x="24088" y="501163"/>
-                                  <a:pt x="33459" y="519904"/>
-                                </a:cubicBezTo>
-                                <a:lnTo>
-                                  <a:pt x="53338" y="559661"/>
-                                </a:lnTo>
-                                <a:cubicBezTo>
-                                  <a:pt x="54442" y="568496"/>
-                                  <a:pt x="54308" y="577575"/>
-                                  <a:pt x="56651" y="586165"/>
-                                </a:cubicBezTo>
-                                <a:cubicBezTo>
-                                  <a:pt x="57699" y="590006"/>
-                                  <a:pt x="63277" y="596104"/>
-                                  <a:pt x="63277" y="596104"/>
-                                </a:cubicBezTo>
-                                <a:lnTo>
-                                  <a:pt x="63277" y="596104"/>
-                                </a:lnTo>
-                                <a:cubicBezTo>
-                                  <a:pt x="74320" y="604939"/>
-                                  <a:pt x="85173" y="614018"/>
-                                  <a:pt x="96407" y="622609"/>
-                                </a:cubicBezTo>
-                                <a:cubicBezTo>
-                                  <a:pt x="105965" y="629918"/>
-                                  <a:pt x="138808" y="650420"/>
-                                  <a:pt x="142790" y="662365"/>
-                                </a:cubicBezTo>
-                                <a:lnTo>
-                                  <a:pt x="146103" y="672304"/>
-                                </a:lnTo>
-                                <a:lnTo>
-                                  <a:pt x="146103" y="672304"/>
-                                </a:lnTo>
-                                <a:cubicBezTo>
-                                  <a:pt x="202445" y="689912"/>
-                                  <a:pt x="181550" y="683016"/>
-                                  <a:pt x="209051" y="692183"/>
-                                </a:cubicBezTo>
-                                <a:lnTo>
-                                  <a:pt x="209051" y="692183"/>
-                                </a:lnTo>
-                                <a:lnTo>
-                                  <a:pt x="394581" y="718687"/>
-                                </a:lnTo>
-                                <a:cubicBezTo>
-                                  <a:pt x="454545" y="692037"/>
-                                  <a:pt x="431545" y="704648"/>
-                                  <a:pt x="517164" y="639174"/>
-                                </a:cubicBezTo>
-                                <a:cubicBezTo>
-                                  <a:pt x="524608" y="633482"/>
-                                  <a:pt x="530077" y="625565"/>
-                                  <a:pt x="537042" y="619296"/>
-                                </a:cubicBezTo>
-                                <a:cubicBezTo>
-                                  <a:pt x="582666" y="578233"/>
-                                  <a:pt x="515420" y="644230"/>
-                                  <a:pt x="563546" y="596104"/>
-                                </a:cubicBezTo>
-                                <a:lnTo>
-                                  <a:pt x="563546" y="596104"/>
-                                </a:lnTo>
-                                <a:lnTo>
-                                  <a:pt x="699381" y="513278"/>
-                                </a:lnTo>
-                                <a:cubicBezTo>
-                                  <a:pt x="703798" y="504443"/>
-                                  <a:pt x="710119" y="496326"/>
-                                  <a:pt x="712633" y="486774"/>
-                                </a:cubicBezTo>
-                                <a:cubicBezTo>
-                                  <a:pt x="715737" y="474978"/>
-                                  <a:pt x="715250" y="462508"/>
-                                  <a:pt x="715946" y="450330"/>
-                                </a:cubicBezTo>
-                                <a:cubicBezTo>
-                                  <a:pt x="717459" y="423846"/>
-                                  <a:pt x="718155" y="397321"/>
-                                  <a:pt x="719259" y="370817"/>
-                                </a:cubicBezTo>
-                                <a:lnTo>
-                                  <a:pt x="719259" y="370817"/>
-                                </a:lnTo>
-                                <a:cubicBezTo>
-                                  <a:pt x="710424" y="342104"/>
-                                  <a:pt x="704733" y="312228"/>
-                                  <a:pt x="692755" y="284678"/>
-                                </a:cubicBezTo>
-                                <a:cubicBezTo>
-                                  <a:pt x="682485" y="261056"/>
-                                  <a:pt x="661145" y="242853"/>
-                                  <a:pt x="652999" y="218417"/>
-                                </a:cubicBezTo>
-                                <a:lnTo>
-                                  <a:pt x="643059" y="188600"/>
-                                </a:lnTo>
-                                <a:cubicBezTo>
-                                  <a:pt x="639646" y="151056"/>
-                                  <a:pt x="639746" y="164354"/>
-                                  <a:pt x="639746" y="148843"/>
-                                </a:cubicBezTo>
-                                <a:lnTo>
-                                  <a:pt x="639746" y="148843"/>
-                                </a:lnTo>
-                                <a:cubicBezTo>
-                                  <a:pt x="625390" y="133382"/>
-                                  <a:pt x="608380" y="120016"/>
-                                  <a:pt x="596677" y="102461"/>
-                                </a:cubicBezTo>
-                                <a:cubicBezTo>
-                                  <a:pt x="594468" y="99148"/>
-                                  <a:pt x="593160" y="95009"/>
-                                  <a:pt x="590051" y="92522"/>
-                                </a:cubicBezTo>
-                                <a:cubicBezTo>
-                                  <a:pt x="587324" y="90340"/>
-                                  <a:pt x="583236" y="90771"/>
-                                  <a:pt x="580112" y="89209"/>
-                                </a:cubicBezTo>
-                                <a:cubicBezTo>
-                                  <a:pt x="576550" y="87428"/>
-                                  <a:pt x="573485" y="84792"/>
-                                  <a:pt x="570172" y="82583"/>
-                                </a:cubicBezTo>
-                                <a:cubicBezTo>
-                                  <a:pt x="558359" y="66831"/>
-                                  <a:pt x="564138" y="73235"/>
-                                  <a:pt x="553607" y="62704"/>
-                                </a:cubicBezTo>
-                                <a:lnTo>
-                                  <a:pt x="553607" y="62704"/>
-                                </a:lnTo>
-                                <a:cubicBezTo>
-                                  <a:pt x="499456" y="13968"/>
-                                  <a:pt x="539533" y="44722"/>
-                                  <a:pt x="507225" y="26261"/>
-                                </a:cubicBezTo>
-                                <a:cubicBezTo>
-                                  <a:pt x="503768" y="24285"/>
-                                  <a:pt x="500847" y="21416"/>
-                                  <a:pt x="497285" y="19635"/>
-                                </a:cubicBezTo>
-                                <a:cubicBezTo>
-                                  <a:pt x="491966" y="16975"/>
-                                  <a:pt x="480720" y="13009"/>
-                                  <a:pt x="480720" y="13009"/>
-                                </a:cubicBezTo>
-                                <a:lnTo>
-                                  <a:pt x="480720" y="13009"/>
-                                </a:lnTo>
-                                <a:cubicBezTo>
-                                  <a:pt x="411196" y="-4372"/>
-                                  <a:pt x="436263" y="-1920"/>
-                                  <a:pt x="328320" y="6383"/>
-                                </a:cubicBezTo>
-                                <a:cubicBezTo>
-                                  <a:pt x="323179" y="6778"/>
-                                  <a:pt x="306579" y="14872"/>
-                                  <a:pt x="301816" y="19635"/>
-                                </a:cubicBezTo>
-                                <a:cubicBezTo>
-                                  <a:pt x="296816" y="24635"/>
-                                  <a:pt x="293262" y="30915"/>
-                                  <a:pt x="288564" y="36200"/>
-                                </a:cubicBezTo>
-                                <a:cubicBezTo>
-                                  <a:pt x="284414" y="40869"/>
-                                  <a:pt x="280396" y="45821"/>
-                                  <a:pt x="275312" y="49452"/>
-                                </a:cubicBezTo>
-                                <a:cubicBezTo>
-                                  <a:pt x="272470" y="51482"/>
-                                  <a:pt x="265372" y="52765"/>
-                                  <a:pt x="278625" y="29574"/>
-                                </a:cubicBezTo>
-                                <a:close/>
-                              </a:path>
-                            </a:pathLst>
-                          </a:custGeom>
+                        <a:prstGeom prst="line">
+                          <a:avLst/>
+                        </a:prstGeom>
+                        <a:ln w="57150">
                           <a:solidFill>
-                            <a:schemeClr val="bg1"/>
+                            <a:schemeClr val="tx1"/>
                           </a:solidFill>
-                          <a:ln>
-                            <a:solidFill>
-                              <a:schemeClr val="bg1"/>
-                            </a:solidFill>
-                          </a:ln>
-                        </wps:spPr>
-                        <wps:style>
-                          <a:lnRef idx="2">
-                            <a:schemeClr val="accent1">
-                              <a:shade val="15000"/>
-                            </a:schemeClr>
-                          </a:lnRef>
-                          <a:fillRef idx="1">
-                            <a:schemeClr val="accent1"/>
-                          </a:fillRef>
-                          <a:effectRef idx="0">
-                            <a:schemeClr val="accent1"/>
-                          </a:effectRef>
-                          <a:fontRef idx="minor">
-                            <a:schemeClr val="lt1"/>
-                          </a:fontRef>
-                        </wps:style>
-                        <wps:bodyPr rot="0" spcFirstLastPara="0" vertOverflow="overflow" horzOverflow="overflow" vert="horz" wrap="square" lIns="91440" tIns="45720" rIns="91440" bIns="45720" numCol="1" spcCol="0" rtlCol="0" fromWordArt="0" anchor="ctr" anchorCtr="0" forceAA="0" compatLnSpc="1">
-                          <a:prstTxWarp prst="textNoShape">
-                            <a:avLst/>
-                          </a:prstTxWarp>
-                          <a:noAutofit/>
-                        </wps:bodyPr>
-                      </wps:wsp>
-                      <pic:pic xmlns:pic="http://schemas.openxmlformats.org/drawingml/2006/picture">
-                        <pic:nvPicPr>
-                          <pic:cNvPr id="1787698556" name="Image 7" descr="BLUE dice - Picture 2 of 3"/>
-                          <pic:cNvPicPr>
-                            <a:picLocks noChangeAspect="1"/>
-                          </pic:cNvPicPr>
-                        </pic:nvPicPr>
-                        <pic:blipFill>
-                          <a:blip r:embed="rId14" cstate="print">
-                            <a:clrChange>
-                              <a:clrFrom>
-                                <a:srgbClr val="FFFFFF"/>
-                              </a:clrFrom>
-                              <a:clrTo>
-                                <a:srgbClr val="FFFFFF">
-                                  <a:alpha val="0"/>
-                                </a:srgbClr>
-                              </a:clrTo>
-                            </a:clrChange>
-                            <a:extLst>
-                              <a:ext uri="{28A0092B-C50C-407E-A947-70E740481C1C}">
-                                <a14:useLocalDpi xmlns:a14="http://schemas.microsoft.com/office/drawing/2010/main" val="0"/>
-                              </a:ext>
-                            </a:extLst>
-                          </a:blip>
-                          <a:srcRect/>
-                          <a:stretch>
-                            <a:fillRect/>
-                          </a:stretch>
-                        </pic:blipFill>
-                        <pic:spPr bwMode="auto">
-                          <a:xfrm>
-                            <a:off x="0" y="0"/>
-                            <a:ext cx="1232535" cy="1232535"/>
-                          </a:xfrm>
-                          <a:prstGeom prst="rect">
-                            <a:avLst/>
-                          </a:prstGeom>
-                          <a:noFill/>
-                          <a:ln>
-                            <a:noFill/>
-                          </a:ln>
-                          <a:effectLst>
-                            <a:innerShdw blurRad="114300">
-                              <a:prstClr val="black"/>
-                            </a:innerShdw>
-                          </a:effectLst>
-                        </pic:spPr>
-                      </pic:pic>
-                    </wpg:wgp>
+                        </a:ln>
+                      </wps:spPr>
+                      <wps:style>
+                        <a:lnRef idx="1">
+                          <a:schemeClr val="accent1"/>
+                        </a:lnRef>
+                        <a:fillRef idx="0">
+                          <a:schemeClr val="accent1"/>
+                        </a:fillRef>
+                        <a:effectRef idx="0">
+                          <a:schemeClr val="accent1"/>
+                        </a:effectRef>
+                        <a:fontRef idx="minor">
+                          <a:schemeClr val="tx1"/>
+                        </a:fontRef>
+                      </wps:style>
+                      <wps:bodyPr/>
+                    </wps:wsp>
                   </a:graphicData>
                 </a:graphic>
+                <wp14:sizeRelH relativeFrom="margin">
+                  <wp14:pctWidth>0</wp14:pctWidth>
+                </wp14:sizeRelH>
               </wp:anchor>
             </w:drawing>
           </mc:Choice>
           <mc:Fallback>
             <w:pict>
-              <v:group w14:anchorId="2E9ABE3A" id="Groupe 9" o:spid="_x0000_s1026" style="position:absolute;margin-left:184.05pt;margin-top:18.15pt;width:97.05pt;height:97.05pt;z-index:251718656" coordsize="12325,12325" o:gfxdata="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">
-                <v:shape id="Forme libre : forme 8" o:spid="_x0000_s1027" style="position:absolute;left:2186;top:2584;width:7193;height:7187;visibility:visible;mso-wrap-style:square;v-text-anchor:middle" coordsize="719259,718687" o:gfxdata="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" path="m278625,29574l86468,102461,13581,195226v-11719,58595,-3169,8352,-9939,82826c-1545,335112,329,258220,329,341000r,c631,346429,3235,413090,6955,430452v8267,38578,6626,-2687,6626,29818l13581,460270v6626,19878,10507,40893,19878,59634l53338,559661v1104,8835,970,17914,3313,26504c57699,590006,63277,596104,63277,596104r,c74320,604939,85173,614018,96407,622609v9558,7309,42401,27811,46383,39756l146103,672304r,c202445,689912,181550,683016,209051,692183r,l394581,718687v59964,-26650,36964,-14039,122583,-79513c524608,633482,530077,625565,537042,619296v45624,-41063,-21622,24934,26504,-23192l563546,596104,699381,513278v4417,-8835,10738,-16952,13252,-26504c715737,474978,715250,462508,715946,450330v1513,-26484,2209,-53009,3313,-79513l719259,370817v-8835,-28713,-14526,-58589,-26504,-86139c682485,261056,661145,242853,652999,218417r-9940,-29817c639646,151056,639746,164354,639746,148843r,c625390,133382,608380,120016,596677,102461v-2209,-3313,-3517,-7452,-6626,-9939c587324,90340,583236,90771,580112,89209v-3562,-1781,-6627,-4417,-9940,-6626c558359,66831,564138,73235,553607,62704r,c499456,13968,539533,44722,507225,26261v-3457,-1976,-6378,-4845,-9940,-6626c491966,16975,480720,13009,480720,13009r,c411196,-4372,436263,-1920,328320,6383v-5141,395,-21741,8489,-26504,13252c296816,24635,293262,30915,288564,36200v-4150,4669,-8168,9621,-13252,13252c272470,51482,265372,52765,278625,29574xe" fillcolor="white [3212]" strokecolor="white [3212]" strokeweight="1pt">
-                  <v:stroke joinstyle="miter"/>
-                  <v:path arrowok="t" o:connecttype="custom" o:connectlocs="278625,29574;86468,102461;13581,195226;3642,278052;329,341000;329,341000;6955,430452;13581,460270;13581,460270;33459,519904;53338,559661;56651,586165;63277,596104;63277,596104;96407,622609;142790,662365;146103,672304;146103,672304;209051,692183;209051,692183;394581,718687;517164,639174;537042,619296;563546,596104;563546,596104;699381,513278;712633,486774;715946,450330;719259,370817;719259,370817;692755,284678;652999,218417;643059,188600;639746,148843;639746,148843;596677,102461;590051,92522;580112,89209;570172,82583;553607,62704;553607,62704;507225,26261;497285,19635;480720,13009;480720,13009;328320,6383;301816,19635;288564,36200;275312,49452;278625,29574" o:connectangles="0,0,0,0,0,0,0,0,0,0,0,0,0,0,0,0,0,0,0,0,0,0,0,0,0,0,0,0,0,0,0,0,0,0,0,0,0,0,0,0,0,0,0,0,0,0,0,0,0,0"/>
-                </v:shape>
-                <v:shapetype id="_x0000_t75" coordsize="21600,21600" o:spt="75" o:preferrelative="t" path="m@4@5l@4@11@9@11@9@5xe" filled="f" stroked="f">
-                  <v:stroke joinstyle="miter"/>
-                  <v:formulas>
-                    <v:f eqn="if lineDrawn pixelLineWidth 0"/>
-                    <v:f eqn="sum @0 1 0"/>
-                    <v:f eqn="sum 0 0 @1"/>
-                    <v:f eqn="prod @2 1 2"/>
-                    <v:f eqn="prod @3 21600 pixelWidth"/>
-                    <v:f eqn="prod @3 21600 pixelHeight"/>
-                    <v:f eqn="sum @0 0 1"/>
-                    <v:f eqn="prod @6 1 2"/>
-                    <v:f eqn="prod @7 21600 pixelWidth"/>
-                    <v:f eqn="sum @8 21600 0"/>
-                    <v:f eqn="prod @7 21600 pixelHeight"/>
-                    <v:f eqn="sum @10 21600 0"/>
-                  </v:formulas>
-                  <v:path o:extrusionok="f" gradientshapeok="t" o:connecttype="rect"/>
-                  <o:lock v:ext="edit" aspectratio="t"/>
-                </v:shapetype>
-                <v:shape id="Image 7" o:spid="_x0000_s1028" type="#_x0000_t75" alt="BLUE dice - Picture 2 of 3" style="position:absolute;width:12325;height:12325;visibility:visible;mso-wrap-style:square" o:gfxdata="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">
-                  <v:imagedata r:id="rId15" o:title="BLUE dice - Picture 2 of 3" chromakey="white"/>
-                </v:shape>
-              </v:group>
+              <v:line w14:anchorId="519AE028" id="Connecteur droit 43" o:spid="_x0000_s1026" style="position:absolute;z-index:251741184;visibility:visible;mso-wrap-style:square;mso-width-percent:0;mso-wrap-distance-left:9pt;mso-wrap-distance-top:0;mso-wrap-distance-right:9pt;mso-wrap-distance-bottom:0;mso-position-horizontal:absolute;mso-position-horizontal-relative:text;mso-position-vertical:absolute;mso-position-vertical-relative:text;mso-width-percent:0;mso-width-relative:margin" from="159.35pt,3.1pt" to="711.55pt,3.1pt" o:gfxdata="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" strokecolor="black [3213]" strokeweight="4.5pt">
+                <v:stroke joinstyle="miter"/>
+              </v:line>
             </w:pict>
           </mc:Fallback>
         </mc:AlternateContent>
@@ -3588,76 +2607,6 @@
           <w:lang w:val="el-GR"/>
         </w:rPr>
       </w:pPr>
-      <w:r>
-        <w:rPr>
-          <w:noProof/>
-        </w:rPr>
-        <w:drawing>
-          <wp:anchor distT="0" distB="0" distL="114300" distR="114300" simplePos="0" relativeHeight="251717632" behindDoc="0" locked="0" layoutInCell="1" allowOverlap="1" wp14:anchorId="592B54FF" wp14:editId="7014D759">
-            <wp:simplePos x="0" y="0"/>
-            <wp:positionH relativeFrom="margin">
-              <wp:posOffset>1923300</wp:posOffset>
-            </wp:positionH>
-            <wp:positionV relativeFrom="paragraph">
-              <wp:posOffset>204433</wp:posOffset>
-            </wp:positionV>
-            <wp:extent cx="1277620" cy="664407"/>
-            <wp:effectExtent l="0" t="0" r="0" b="2540"/>
-            <wp:wrapNone/>
-            <wp:docPr id="2112353912" name="Image 13" descr="Miroir Duplum Bleu nuit brillant Raawii"/>
-            <wp:cNvGraphicFramePr>
-              <a:graphicFrameLocks xmlns:a="http://schemas.openxmlformats.org/drawingml/2006/main" noChangeAspect="1"/>
-            </wp:cNvGraphicFramePr>
-            <a:graphic xmlns:a="http://schemas.openxmlformats.org/drawingml/2006/main">
-              <a:graphicData uri="http://schemas.openxmlformats.org/drawingml/2006/picture">
-                <pic:pic xmlns:pic="http://schemas.openxmlformats.org/drawingml/2006/picture">
-                  <pic:nvPicPr>
-                    <pic:cNvPr id="0" name="Picture 31" descr="Miroir Duplum Bleu nuit brillant Raawii"/>
-                    <pic:cNvPicPr>
-                      <a:picLocks noChangeAspect="1" noChangeArrowheads="1"/>
-                    </pic:cNvPicPr>
-                  </pic:nvPicPr>
-                  <pic:blipFill rotWithShape="1">
-                    <a:blip r:embed="rId16" cstate="print">
-                      <a:extLst>
-                        <a:ext uri="{28A0092B-C50C-407E-A947-70E740481C1C}">
-                          <a14:useLocalDpi xmlns:a14="http://schemas.microsoft.com/office/drawing/2010/main" val="0"/>
-                        </a:ext>
-                      </a:extLst>
-                    </a:blip>
-                    <a:srcRect l="9167" t="2877" r="-51661" b="14995"/>
-                    <a:stretch/>
-                  </pic:blipFill>
-                  <pic:spPr bwMode="auto">
-                    <a:xfrm>
-                      <a:off x="0" y="0"/>
-                      <a:ext cx="1277620" cy="664407"/>
-                    </a:xfrm>
-                    <a:prstGeom prst="ellipse">
-                      <a:avLst/>
-                    </a:prstGeom>
-                    <a:noFill/>
-                    <a:ln>
-                      <a:noFill/>
-                    </a:ln>
-                    <a:extLst>
-                      <a:ext uri="{53640926-AAD7-44D8-BBD7-CCE9431645EC}">
-                        <a14:shadowObscured xmlns:a14="http://schemas.microsoft.com/office/drawing/2010/main"/>
-                      </a:ext>
-                    </a:extLst>
-                  </pic:spPr>
-                </pic:pic>
-              </a:graphicData>
-            </a:graphic>
-            <wp14:sizeRelH relativeFrom="page">
-              <wp14:pctWidth>0</wp14:pctWidth>
-            </wp14:sizeRelH>
-            <wp14:sizeRelV relativeFrom="page">
-              <wp14:pctHeight>0</wp14:pctHeight>
-            </wp14:sizeRelV>
-          </wp:anchor>
-        </w:drawing>
-      </w:r>
     </w:p>
     <w:p>
       <w:pPr>
@@ -3769,6 +2718,13 @@
           <w:lang w:val="el-GR"/>
         </w:rPr>
       </w:pPr>
+    </w:p>
+    <w:p>
+      <w:pPr>
+        <w:rPr>
+          <w:lang w:val="el-GR"/>
+        </w:rPr>
+      </w:pPr>
       <w:r>
         <w:rPr>
           <w:noProof/>
@@ -3777,13 +2733,13 @@
         <mc:AlternateContent>
           <mc:Choice Requires="wpg">
             <w:drawing>
-              <wp:anchor distT="0" distB="0" distL="114300" distR="114300" simplePos="0" relativeHeight="251739136" behindDoc="0" locked="0" layoutInCell="1" allowOverlap="1" wp14:anchorId="45C12442" wp14:editId="4CCF7F9B">
+              <wp:anchor distT="0" distB="0" distL="114300" distR="114300" simplePos="0" relativeHeight="251739136" behindDoc="0" locked="0" layoutInCell="1" allowOverlap="1" wp14:anchorId="45C12442" wp14:editId="66C312C3">
                 <wp:simplePos x="0" y="0"/>
                 <wp:positionH relativeFrom="margin">
-                  <wp:posOffset>-182880</wp:posOffset>
+                  <wp:posOffset>161290</wp:posOffset>
                 </wp:positionH>
                 <wp:positionV relativeFrom="paragraph">
-                  <wp:posOffset>68580</wp:posOffset>
+                  <wp:posOffset>169498</wp:posOffset>
                 </wp:positionV>
                 <wp:extent cx="4333240" cy="1036320"/>
                 <wp:effectExtent l="0" t="0" r="10160" b="11430"/>
@@ -3976,7 +2932,7 @@
           </mc:Choice>
           <mc:Fallback>
             <w:pict>
-              <v:group w14:anchorId="45C12442" id="Groupe 15" o:spid="_x0000_s1033" style="position:absolute;margin-left:-14.4pt;margin-top:5.4pt;width:341.2pt;height:81.6pt;z-index:251739136;mso-position-horizontal-relative:margin;mso-width-relative:margin;mso-height-relative:margin" coordorigin="-3581,914" coordsize="43332,10364" o:gfxdata="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">
+              <v:group w14:anchorId="45C12442" id="Groupe 15" o:spid="_x0000_s1033" style="position:absolute;margin-left:12.7pt;margin-top:13.35pt;width:341.2pt;height:81.6pt;z-index:251739136;mso-position-horizontal-relative:margin;mso-width-relative:margin;mso-height-relative:margin" coordorigin="-3581,914" coordsize="43332,10364" o:gfxdata="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">
                 <v:rect id="Rectangle 10" o:spid="_x0000_s1034" style="position:absolute;left:-3581;top:2819;width:43332;height:8460;visibility:visible;mso-wrap-style:square;v-text-anchor:middle" o:gfxdata="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" fillcolor="#ffe599 [1303]" strokecolor="#bf8f00 [2407]" strokeweight="1pt">
                   <v:textbox>
                     <w:txbxContent>
@@ -4072,13 +3028,6 @@
           <w:lang w:val="el-GR"/>
         </w:rPr>
       </w:pPr>
-    </w:p>
-    <w:p>
-      <w:pPr>
-        <w:rPr>
-          <w:lang w:val="el-GR"/>
-        </w:rPr>
-      </w:pPr>
       <w:r>
         <w:rPr>
           <w:noProof/>
@@ -4088,7 +3037,7 @@
         <mc:AlternateContent>
           <mc:Choice Requires="wpg">
             <w:drawing>
-              <wp:anchor distT="0" distB="0" distL="114300" distR="114300" simplePos="0" relativeHeight="251709440" behindDoc="0" locked="0" layoutInCell="1" allowOverlap="1" wp14:anchorId="70F8198F" wp14:editId="519A565E">
+              <wp:anchor distT="0" distB="0" distL="114300" distR="114300" simplePos="0" relativeHeight="251709440" behindDoc="0" locked="0" layoutInCell="1" allowOverlap="1" wp14:anchorId="70F8198F" wp14:editId="3A924C70">
                 <wp:simplePos x="0" y="0"/>
                 <wp:positionH relativeFrom="column">
                   <wp:posOffset>806450</wp:posOffset>
@@ -4125,17 +3074,13 @@
                             <a:avLst/>
                           </a:prstGeom>
                           <a:solidFill>
-                            <a:schemeClr val="accent4">
+                            <a:schemeClr val="accent1">
                               <a:lumMod val="60000"/>
                               <a:lumOff val="40000"/>
                             </a:schemeClr>
                           </a:solidFill>
                           <a:ln>
-                            <a:solidFill>
-                              <a:schemeClr val="accent4">
-                                <a:lumMod val="75000"/>
-                              </a:schemeClr>
-                            </a:solidFill>
+                            <a:noFill/>
                           </a:ln>
                           <a:effectLst>
                             <a:outerShdw blurRad="50800" dist="38100" dir="5400000" algn="t" rotWithShape="0">
@@ -4392,6 +3337,16 @@
                                 </w:rPr>
                                 <w:t>ce site</w:t>
                               </w:r>
+                              <w:r>
+                                <w:rPr>
+                                  <w:rFonts w:ascii="HP Simplified Light" w:hAnsi="HP Simplified Light" w:cs="Alef"/>
+                                  <w:color w:val="171717" w:themeColor="background2" w:themeShade="1A"/>
+                                  <w:sz w:val="20"/>
+                                  <w:szCs w:val="20"/>
+                                  <w:lang w:eastAsia="fr-FR"/>
+                                </w:rPr>
+                                <w:t>, dans le désordre</w:t>
+                              </w:r>
                             </w:p>
                           </w:txbxContent>
                         </wps:txbx>
@@ -4410,11 +3365,11 @@
           </mc:Choice>
           <mc:Fallback>
             <w:pict>
-              <v:group w14:anchorId="70F8198F" id="Groupe 11" o:spid="_x0000_s1036" style="position:absolute;margin-left:63.5pt;margin-top:3.3pt;width:557.65pt;height:42.5pt;z-index:251709440" coordsize="70821,5397" o:gfxdata="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">
-                <v:rect id="_x0000_s1037" style="position:absolute;width:14224;height:4064;visibility:visible;mso-wrap-style:square;v-text-anchor:middle" o:gfxdata="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" fillcolor="#ffd966 [1943]" strokecolor="#bf8f00 [2407]" strokeweight=".5pt">
+              <v:group w14:anchorId="70F8198F" id="Groupe 11" o:spid="_x0000_s1036" style="position:absolute;margin-left:63.5pt;margin-top:3.3pt;width:557.65pt;height:42.5pt;z-index:251709440" coordsize="70821,5397" o:gfxdata="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">
+                <v:rect id="_x0000_s1037" style="position:absolute;width:14224;height:4064;visibility:visible;mso-wrap-style:square;v-text-anchor:middle" o:gfxdata="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" fillcolor="#8eaadb [1940]" stroked="f" strokeweight=".5pt">
                   <v:shadow on="t" color="black" opacity="26214f" origin=",-.5" offset="0,3pt"/>
                 </v:rect>
-                <v:shape id="_x0000_s1038" type="#_x0000_t202" style="position:absolute;left:15303;top:63;width:25279;height:3943;visibility:visible;mso-wrap-style:square;v-text-anchor:top" o:gfxdata="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" filled="f" stroked="f">
+                <v:shape id="Zone de texte 1" o:spid="_x0000_s1038" type="#_x0000_t202" style="position:absolute;left:15303;top:63;width:25279;height:3943;visibility:visible;mso-wrap-style:square;v-text-anchor:top" o:gfxdata="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" filled="f" stroked="f">
                   <v:textbox>
                     <w:txbxContent>
                       <w:p>
@@ -4474,7 +3429,7 @@
                 <v:line id="Connecteur droit 2" o:spid="_x0000_s1039" style="position:absolute;visibility:visible;mso-wrap-style:square" from="15938,4000" to="69932,4000" o:connectortype="straight" o:gfxdata="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" strokecolor="black [3213]" strokeweight="2.25pt">
                   <v:stroke joinstyle="miter"/>
                 </v:line>
-                <v:shape id="_x0000_s1040" type="#_x0000_t202" style="position:absolute;left:37020;top:63;width:33801;height:5334;visibility:visible;mso-wrap-style:square;v-text-anchor:top" o:gfxdata="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" filled="f" stroked="f">
+                <v:shape id="Zone de texte 1" o:spid="_x0000_s1040" type="#_x0000_t202" style="position:absolute;left:37020;top:63;width:33801;height:5334;visibility:visible;mso-wrap-style:square;v-text-anchor:top" o:gfxdata="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" filled="f" stroked="f">
                   <v:textbox>
                     <w:txbxContent>
                       <w:p>
@@ -4573,6 +3528,16 @@
                             <w:lang w:eastAsia="fr-FR"/>
                           </w:rPr>
                           <w:t>ce site</w:t>
+                        </w:r>
+                        <w:r>
+                          <w:rPr>
+                            <w:rFonts w:ascii="HP Simplified Light" w:hAnsi="HP Simplified Light" w:cs="Alef"/>
+                            <w:color w:val="171717" w:themeColor="background2" w:themeShade="1A"/>
+                            <w:sz w:val="20"/>
+                            <w:szCs w:val="20"/>
+                            <w:lang w:eastAsia="fr-FR"/>
+                          </w:rPr>
+                          <w:t>, dans le désordre</w:t>
                         </w:r>
                       </w:p>
                     </w:txbxContent>
@@ -4582,73 +3547,6 @@
             </w:pict>
           </mc:Fallback>
         </mc:AlternateContent>
-      </w:r>
-      <w:r>
-        <w:rPr>
-          <w:noProof/>
-        </w:rPr>
-        <w:drawing>
-          <wp:anchor distT="0" distB="0" distL="114300" distR="114300" simplePos="0" relativeHeight="251730944" behindDoc="0" locked="0" layoutInCell="1" allowOverlap="1" wp14:anchorId="724481B8" wp14:editId="0818959E">
-            <wp:simplePos x="0" y="0"/>
-            <wp:positionH relativeFrom="column">
-              <wp:posOffset>756920</wp:posOffset>
-            </wp:positionH>
-            <wp:positionV relativeFrom="paragraph">
-              <wp:posOffset>241935</wp:posOffset>
-            </wp:positionV>
-            <wp:extent cx="130175" cy="194945"/>
-            <wp:effectExtent l="19050" t="19050" r="22225" b="14605"/>
-            <wp:wrapNone/>
-            <wp:docPr id="1968016761" name="Image 5" descr="Free Mouse Clicker Png, Download Free Mouse Clicker Png png images, Free  ClipArts on Clipart Library"/>
-            <wp:cNvGraphicFramePr>
-              <a:graphicFrameLocks xmlns:a="http://schemas.openxmlformats.org/drawingml/2006/main" noChangeAspect="1"/>
-            </wp:cNvGraphicFramePr>
-            <a:graphic xmlns:a="http://schemas.openxmlformats.org/drawingml/2006/main">
-              <a:graphicData uri="http://schemas.openxmlformats.org/drawingml/2006/picture">
-                <pic:pic xmlns:pic="http://schemas.openxmlformats.org/drawingml/2006/picture">
-                  <pic:nvPicPr>
-                    <pic:cNvPr id="0" name="Picture 8" descr="Free Mouse Clicker Png, Download Free Mouse Clicker Png png images, Free  ClipArts on Clipart Library"/>
-                    <pic:cNvPicPr>
-                      <a:picLocks noChangeAspect="1" noChangeArrowheads="1"/>
-                    </pic:cNvPicPr>
-                  </pic:nvPicPr>
-                  <pic:blipFill>
-                    <a:blip r:embed="rId17" cstate="print">
-                      <a:extLst>
-                        <a:ext uri="{28A0092B-C50C-407E-A947-70E740481C1C}">
-                          <a14:useLocalDpi xmlns:a14="http://schemas.microsoft.com/office/drawing/2010/main" val="0"/>
-                        </a:ext>
-                      </a:extLst>
-                    </a:blip>
-                    <a:srcRect/>
-                    <a:stretch>
-                      <a:fillRect/>
-                    </a:stretch>
-                  </pic:blipFill>
-                  <pic:spPr bwMode="auto">
-                    <a:xfrm rot="201478" flipH="1">
-                      <a:off x="0" y="0"/>
-                      <a:ext cx="130175" cy="194945"/>
-                    </a:xfrm>
-                    <a:prstGeom prst="rect">
-                      <a:avLst/>
-                    </a:prstGeom>
-                    <a:noFill/>
-                    <a:ln>
-                      <a:noFill/>
-                    </a:ln>
-                  </pic:spPr>
-                </pic:pic>
-              </a:graphicData>
-            </a:graphic>
-            <wp14:sizeRelH relativeFrom="page">
-              <wp14:pctWidth>0</wp14:pctWidth>
-            </wp14:sizeRelH>
-            <wp14:sizeRelV relativeFrom="page">
-              <wp14:pctHeight>0</wp14:pctHeight>
-            </wp14:sizeRelV>
-          </wp:anchor>
-        </w:drawing>
       </w:r>
     </w:p>
     <w:p>
@@ -4672,7 +3570,7 @@
         <mc:AlternateContent>
           <mc:Choice Requires="wpg">
             <w:drawing>
-              <wp:anchor distT="0" distB="0" distL="114300" distR="114300" simplePos="0" relativeHeight="251688960" behindDoc="0" locked="0" layoutInCell="1" allowOverlap="1" wp14:anchorId="320DF1CB" wp14:editId="10B3BCA2">
+              <wp:anchor distT="0" distB="0" distL="114300" distR="114300" simplePos="0" relativeHeight="251688960" behindDoc="0" locked="0" layoutInCell="1" allowOverlap="1" wp14:anchorId="320DF1CB" wp14:editId="0F57A24B">
                 <wp:simplePos x="0" y="0"/>
                 <wp:positionH relativeFrom="column">
                   <wp:posOffset>806450</wp:posOffset>
@@ -4743,7 +3641,7 @@
                                   <w:szCs w:val="32"/>
                                   <w:lang w:eastAsia="fr-FR"/>
                                 </w:rPr>
-                                <w:t>Un peu de recherche</w:t>
+                                <w:t>Travaux personnels</w:t>
                               </w:r>
                             </w:p>
                           </w:txbxContent>
@@ -4850,7 +3748,7 @@
                                   <w:szCs w:val="20"/>
                                   <w:lang w:eastAsia="fr-FR"/>
                                 </w:rPr>
-                                <w:t>souvent</w:t>
+                                <w:t>quelques</w:t>
                               </w:r>
                               <w:proofErr w:type="gramEnd"/>
                               <w:r>
@@ -4861,17 +3759,7 @@
                                   <w:szCs w:val="20"/>
                                   <w:lang w:eastAsia="fr-FR"/>
                                 </w:rPr>
-                                <w:t xml:space="preserve"> amusants</w:t>
-                              </w:r>
-                              <w:r>
-                                <w:rPr>
-                                  <w:rFonts w:ascii="HP Simplified Light" w:hAnsi="HP Simplified Light" w:cs="Alef"/>
-                                  <w:color w:val="171717" w:themeColor="background2" w:themeShade="1A"/>
-                                  <w:sz w:val="20"/>
-                                  <w:szCs w:val="20"/>
-                                  <w:lang w:eastAsia="fr-FR"/>
-                                </w:rPr>
-                                <w:t>, sans grande ambition</w:t>
+                                <w:t>-uns amusants…</w:t>
                               </w:r>
                             </w:p>
                           </w:txbxContent>
@@ -4895,14 +3783,13 @@
                             <a:avLst/>
                           </a:prstGeom>
                           <a:solidFill>
-                            <a:schemeClr val="accent6"/>
+                            <a:schemeClr val="accent1">
+                              <a:lumMod val="60000"/>
+                              <a:lumOff val="40000"/>
+                            </a:schemeClr>
                           </a:solidFill>
                           <a:ln>
-                            <a:solidFill>
-                              <a:schemeClr val="accent6">
-                                <a:lumMod val="75000"/>
-                              </a:schemeClr>
-                            </a:solidFill>
+                            <a:noFill/>
                           </a:ln>
                           <a:effectLst>
                             <a:outerShdw blurRad="50800" dist="38100" dir="5400000" algn="t" rotWithShape="0">
@@ -4941,8 +3828,8 @@
           </mc:Choice>
           <mc:Fallback>
             <w:pict>
-              <v:group w14:anchorId="320DF1CB" id="Groupe 3" o:spid="_x0000_s1041" style="position:absolute;margin-left:63.5pt;margin-top:2.25pt;width:557.3pt;height:43.2pt;z-index:251688960" coordsize="70774,5488" o:gfxdata="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">
-                <v:shape id="_x0000_s1042" type="#_x0000_t202" style="position:absolute;left:15291;top:155;width:25279;height:3943;visibility:visible;mso-wrap-style:square;v-text-anchor:top" o:gfxdata="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" filled="f" stroked="f">
+              <v:group w14:anchorId="320DF1CB" id="Groupe 3" o:spid="_x0000_s1041" style="position:absolute;margin-left:63.5pt;margin-top:2.25pt;width:557.3pt;height:43.2pt;z-index:251688960" coordsize="70774,5488" o:gfxdata="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">
+                <v:shape id="Zone de texte 1" o:spid="_x0000_s1042" type="#_x0000_t202" style="position:absolute;left:15291;top:155;width:25279;height:3943;visibility:visible;mso-wrap-style:square;v-text-anchor:top" o:gfxdata="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" filled="f" stroked="f">
                   <v:textbox>
                     <w:txbxContent>
                       <w:p>
@@ -4973,7 +3860,7 @@
                             <w:szCs w:val="32"/>
                             <w:lang w:eastAsia="fr-FR"/>
                           </w:rPr>
-                          <w:t>Un peu de recherche</w:t>
+                          <w:t>Travaux personnels</w:t>
                         </w:r>
                       </w:p>
                     </w:txbxContent>
@@ -4982,7 +3869,7 @@
                 <v:line id="Connecteur droit 2" o:spid="_x0000_s1043" style="position:absolute;visibility:visible;mso-wrap-style:square" from="15915,4087" to="69908,4087" o:connectortype="straight" o:gfxdata="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" strokecolor="black [3213]" strokeweight="2.25pt">
                   <v:stroke joinstyle="miter"/>
                 </v:line>
-                <v:shape id="_x0000_s1044" type="#_x0000_t202" style="position:absolute;left:36974;top:155;width:33800;height:5333;visibility:visible;mso-wrap-style:square;v-text-anchor:top" o:gfxdata="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" filled="f" stroked="f">
+                <v:shape id="Zone de texte 1" o:spid="_x0000_s1044" type="#_x0000_t202" style="position:absolute;left:36974;top:155;width:33800;height:5333;visibility:visible;mso-wrap-style:square;v-text-anchor:top" o:gfxdata="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" filled="f" stroked="f">
                   <v:textbox>
                     <w:txbxContent>
                       <w:p>
@@ -5029,7 +3916,7 @@
                             <w:szCs w:val="20"/>
                             <w:lang w:eastAsia="fr-FR"/>
                           </w:rPr>
-                          <w:t>souvent</w:t>
+                          <w:t>quelques</w:t>
                         </w:r>
                         <w:proofErr w:type="gramEnd"/>
                         <w:r>
@@ -5040,23 +3927,13 @@
                             <w:szCs w:val="20"/>
                             <w:lang w:eastAsia="fr-FR"/>
                           </w:rPr>
-                          <w:t xml:space="preserve"> amusants</w:t>
-                        </w:r>
-                        <w:r>
-                          <w:rPr>
-                            <w:rFonts w:ascii="HP Simplified Light" w:hAnsi="HP Simplified Light" w:cs="Alef"/>
-                            <w:color w:val="171717" w:themeColor="background2" w:themeShade="1A"/>
-                            <w:sz w:val="20"/>
-                            <w:szCs w:val="20"/>
-                            <w:lang w:eastAsia="fr-FR"/>
-                          </w:rPr>
-                          <w:t>, sans grande ambition</w:t>
+                          <w:t>-uns amusants…</w:t>
                         </w:r>
                       </w:p>
                     </w:txbxContent>
                   </v:textbox>
                 </v:shape>
-                <v:rect id="_x0000_s1045" style="position:absolute;width:14223;height:4062;visibility:visible;mso-wrap-style:square;v-text-anchor:middle" o:gfxdata="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" fillcolor="#70ad47 [3209]" strokecolor="#538135 [2409]" strokeweight=".5pt">
+                <v:rect id="_x0000_s1045" style="position:absolute;width:14223;height:4062;visibility:visible;mso-wrap-style:square;v-text-anchor:middle" o:gfxdata="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" fillcolor="#8eaadb [1940]" stroked="f" strokeweight=".5pt">
                   <v:shadow on="t" color="black" opacity="26214f" origin=",-.5" offset="0,3pt"/>
                 </v:rect>
               </v:group>
@@ -5079,7 +3956,7 @@
         <mc:AlternateContent>
           <mc:Choice Requires="wpg">
             <w:drawing>
-              <wp:anchor distT="0" distB="0" distL="114300" distR="114300" simplePos="0" relativeHeight="251683840" behindDoc="0" locked="0" layoutInCell="1" allowOverlap="1" wp14:anchorId="44E13F86" wp14:editId="7E4FE992">
+              <wp:anchor distT="0" distB="0" distL="114300" distR="114300" simplePos="0" relativeHeight="251683840" behindDoc="0" locked="0" layoutInCell="1" allowOverlap="1" wp14:anchorId="44E13F86" wp14:editId="0501A6E2">
                 <wp:simplePos x="0" y="0"/>
                 <wp:positionH relativeFrom="column">
                   <wp:posOffset>806450</wp:posOffset>
@@ -5088,7 +3965,7 @@
                   <wp:posOffset>278765</wp:posOffset>
                 </wp:positionV>
                 <wp:extent cx="7101205" cy="504825"/>
-                <wp:effectExtent l="57150" t="0" r="0" b="66675"/>
+                <wp:effectExtent l="57150" t="0" r="0" b="47625"/>
                 <wp:wrapNone/>
                 <wp:docPr id="1160254303" name="Groupe 10"/>
                 <wp:cNvGraphicFramePr/>
@@ -5116,14 +3993,13 @@
                             <a:avLst/>
                           </a:prstGeom>
                           <a:solidFill>
-                            <a:srgbClr val="D00000"/>
+                            <a:schemeClr val="accent1">
+                              <a:lumMod val="60000"/>
+                              <a:lumOff val="40000"/>
+                            </a:schemeClr>
                           </a:solidFill>
                           <a:ln>
-                            <a:solidFill>
-                              <a:schemeClr val="accent2">
-                                <a:lumMod val="75000"/>
-                              </a:schemeClr>
-                            </a:solidFill>
+                            <a:noFill/>
                           </a:ln>
                           <a:effectLst>
                             <a:outerShdw blurRad="50800" dist="38100" dir="5400000" algn="t" rotWithShape="0">
@@ -5298,6 +4174,16 @@
                                 </w:rPr>
                                 <w:t>Régulièrement augmenté</w:t>
                               </w:r>
+                              <w:r>
+                                <w:rPr>
+                                  <w:rFonts w:ascii="HP Simplified Light" w:hAnsi="HP Simplified Light" w:cs="Alef"/>
+                                  <w:color w:val="171717" w:themeColor="background2" w:themeShade="1A"/>
+                                  <w:sz w:val="20"/>
+                                  <w:szCs w:val="20"/>
+                                  <w:lang w:eastAsia="fr-FR"/>
+                                </w:rPr>
+                                <w:t>.</w:t>
+                              </w:r>
                             </w:p>
                           </w:txbxContent>
                         </wps:txbx>
@@ -5316,11 +4202,11 @@
           </mc:Choice>
           <mc:Fallback>
             <w:pict>
-              <v:group w14:anchorId="44E13F86" id="Groupe 10" o:spid="_x0000_s1046" style="position:absolute;margin-left:63.5pt;margin-top:21.95pt;width:559.15pt;height:39.75pt;z-index:251683840" coordsize="71012,5048" o:gfxdata="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">
-                <v:rect id="_x0000_s1047" style="position:absolute;top:444;width:14224;height:4064;visibility:visible;mso-wrap-style:square;v-text-anchor:middle" o:gfxdata="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" fillcolor="#d00000" strokecolor="#c45911 [2405]" strokeweight=".5pt">
+              <v:group w14:anchorId="44E13F86" id="Groupe 10" o:spid="_x0000_s1046" style="position:absolute;margin-left:63.5pt;margin-top:21.95pt;width:559.15pt;height:39.75pt;z-index:251683840" coordsize="71012,5048" o:gfxdata="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">
+                <v:rect id="_x0000_s1047" style="position:absolute;top:444;width:14224;height:4064;visibility:visible;mso-wrap-style:square;v-text-anchor:middle" o:gfxdata="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" fillcolor="#8eaadb [1940]" stroked="f" strokeweight=".5pt">
                   <v:shadow on="t" color="black" opacity="26214f" origin=",-.5" offset="0,3pt"/>
                 </v:rect>
-                <v:shape id="_x0000_s1048" type="#_x0000_t202" style="position:absolute;left:15240;top:254;width:33883;height:3943;visibility:visible;mso-wrap-style:square;v-text-anchor:top" o:gfxdata="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" filled="f" stroked="f">
+                <v:shape id="Zone de texte 1" o:spid="_x0000_s1048" type="#_x0000_t202" style="position:absolute;left:15240;top:254;width:33883;height:3943;visibility:visible;mso-wrap-style:square;v-text-anchor:top" o:gfxdata="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" filled="f" stroked="f">
                   <v:textbox>
                     <w:txbxContent>
                       <w:p>
@@ -5360,7 +4246,7 @@
                 <v:line id="Connecteur droit 2" o:spid="_x0000_s1049" style="position:absolute;visibility:visible;mso-wrap-style:square" from="15875,4000" to="69869,4000" o:connectortype="straight" o:gfxdata="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" strokecolor="black [3213]" strokeweight="2.25pt">
                   <v:stroke joinstyle="miter"/>
                 </v:line>
-                <v:shape id="_x0000_s1050" type="#_x0000_t202" style="position:absolute;left:37211;width:33801;height:5048;visibility:visible;mso-wrap-style:square;v-text-anchor:top" o:gfxdata="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" filled="f" stroked="f">
+                <v:shape id="Zone de texte 1" o:spid="_x0000_s1050" type="#_x0000_t202" style="position:absolute;left:37211;width:33801;height:5048;visibility:visible;mso-wrap-style:square;v-text-anchor:top" o:gfxdata="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" filled="f" stroked="f">
                   <v:textbox>
                     <w:txbxContent>
                       <w:p>
@@ -5397,6 +4283,16 @@
                             <w:lang w:eastAsia="fr-FR"/>
                           </w:rPr>
                           <w:t>Régulièrement augmenté</w:t>
+                        </w:r>
+                        <w:r>
+                          <w:rPr>
+                            <w:rFonts w:ascii="HP Simplified Light" w:hAnsi="HP Simplified Light" w:cs="Alef"/>
+                            <w:color w:val="171717" w:themeColor="background2" w:themeShade="1A"/>
+                            <w:sz w:val="20"/>
+                            <w:szCs w:val="20"/>
+                            <w:lang w:eastAsia="fr-FR"/>
+                          </w:rPr>
+                          <w:t>.</w:t>
                         </w:r>
                       </w:p>
                     </w:txbxContent>
@@ -5421,6 +4317,8 @@
           <w:lang w:val="el-GR"/>
         </w:rPr>
       </w:pPr>
+    </w:p>
+    <w:p>
       <w:r>
         <w:rPr>
           <w:noProof/>
@@ -5429,16 +4327,16 @@
         <mc:AlternateContent>
           <mc:Choice Requires="wpg">
             <w:drawing>
-              <wp:anchor distT="0" distB="0" distL="114300" distR="114300" simplePos="0" relativeHeight="251694080" behindDoc="0" locked="0" layoutInCell="1" allowOverlap="1" wp14:anchorId="34A71A47" wp14:editId="64CBC232">
+              <wp:anchor distT="0" distB="0" distL="114300" distR="114300" simplePos="0" relativeHeight="251694080" behindDoc="0" locked="0" layoutInCell="1" allowOverlap="1" wp14:anchorId="34A71A47" wp14:editId="3948EAFE">
                 <wp:simplePos x="0" y="0"/>
                 <wp:positionH relativeFrom="column">
-                  <wp:posOffset>803910</wp:posOffset>
+                  <wp:posOffset>805815</wp:posOffset>
                 </wp:positionH>
                 <wp:positionV relativeFrom="paragraph">
-                  <wp:posOffset>274955</wp:posOffset>
+                  <wp:posOffset>16510</wp:posOffset>
                 </wp:positionV>
-                <wp:extent cx="7296997" cy="825308"/>
-                <wp:effectExtent l="0" t="0" r="0" b="0"/>
+                <wp:extent cx="7296785" cy="796925"/>
+                <wp:effectExtent l="57150" t="0" r="0" b="3175"/>
                 <wp:wrapNone/>
                 <wp:docPr id="328619395" name="Groupe 2"/>
                 <wp:cNvGraphicFramePr/>
@@ -5449,9 +4347,9 @@
                       <wpg:grpSpPr>
                         <a:xfrm>
                           <a:off x="0" y="0"/>
-                          <a:ext cx="7296997" cy="825308"/>
-                          <a:chOff x="0" y="0"/>
-                          <a:chExt cx="7296997" cy="825308"/>
+                          <a:ext cx="7296785" cy="796925"/>
+                          <a:chOff x="0" y="27694"/>
+                          <a:chExt cx="7296997" cy="797171"/>
                         </a:xfrm>
                       </wpg:grpSpPr>
                       <wpg:grpSp>
@@ -5477,13 +4375,21 @@
                               <a:avLst/>
                             </a:prstGeom>
                             <a:solidFill>
-                              <a:srgbClr val="C781FB"/>
+                              <a:schemeClr val="accent1">
+                                <a:lumMod val="60000"/>
+                                <a:lumOff val="40000"/>
+                              </a:schemeClr>
                             </a:solidFill>
                             <a:ln>
-                              <a:solidFill>
-                                <a:srgbClr val="660066"/>
-                              </a:solidFill>
+                              <a:noFill/>
                             </a:ln>
+                            <a:effectLst>
+                              <a:outerShdw blurRad="50800" dist="38100" dir="5400000" algn="t" rotWithShape="0">
+                                <a:prstClr val="black">
+                                  <a:alpha val="40000"/>
+                                </a:prstClr>
+                              </a:outerShdw>
+                            </a:effectLst>
                           </wps:spPr>
                           <wps:style>
                             <a:lnRef idx="1">
@@ -5543,7 +4449,7 @@
                                     <w:szCs w:val="32"/>
                                     <w:lang w:eastAsia="fr-FR"/>
                                   </w:rPr>
-                                  <w:t>Choses</w:t>
+                                  <w:t>Documents</w:t>
                                 </w:r>
                                 <w:r>
                                   <w:rPr>
@@ -5667,8 +4573,8 @@
                         <wps:cNvSpPr txBox="1"/>
                         <wps:spPr>
                           <a:xfrm>
-                            <a:off x="3449782" y="0"/>
-                            <a:ext cx="3598952" cy="825308"/>
+                            <a:off x="3449682" y="27694"/>
+                            <a:ext cx="3598952" cy="797171"/>
                           </a:xfrm>
                           <a:prstGeom prst="rect">
                             <a:avLst/>
@@ -5686,18 +4592,18 @@
                                 <w:jc w:val="right"/>
                                 <w:rPr>
                                   <w:rFonts w:ascii="HP Simplified Light" w:hAnsi="HP Simplified Light" w:cs="Alef"/>
-                                  <w:color w:val="171717" w:themeColor="background2" w:themeShade="1A"/>
-                                  <w:sz w:val="20"/>
-                                  <w:szCs w:val="20"/>
+                                  <w:color w:val="000000" w:themeColor="text1"/>
+                                  <w:sz w:val="19"/>
+                                  <w:szCs w:val="19"/>
                                   <w:lang w:eastAsia="fr-FR"/>
                                 </w:rPr>
                               </w:pPr>
                               <w:r>
                                 <w:rPr>
                                   <w:rFonts w:ascii="HP Simplified Light" w:hAnsi="HP Simplified Light" w:cs="Alef"/>
-                                  <w:color w:val="171717" w:themeColor="background2" w:themeShade="1A"/>
-                                  <w:sz w:val="20"/>
-                                  <w:szCs w:val="20"/>
+                                  <w:color w:val="000000" w:themeColor="text1"/>
+                                  <w:sz w:val="19"/>
+                                  <w:szCs w:val="19"/>
                                   <w:lang w:eastAsia="fr-FR"/>
                                 </w:rPr>
                                 <w:t>Fiches de révision (maths, physique, anglais, français)</w:t>
@@ -5709,9 +4615,9 @@
                                 <w:jc w:val="right"/>
                                 <w:rPr>
                                   <w:rFonts w:ascii="HP Simplified Light" w:hAnsi="HP Simplified Light" w:cs="Alef"/>
-                                  <w:color w:val="171717" w:themeColor="background2" w:themeShade="1A"/>
-                                  <w:sz w:val="20"/>
-                                  <w:szCs w:val="20"/>
+                                  <w:color w:val="000000" w:themeColor="text1"/>
+                                  <w:sz w:val="19"/>
+                                  <w:szCs w:val="19"/>
                                   <w:lang w:eastAsia="fr-FR"/>
                                 </w:rPr>
                               </w:pPr>
@@ -5719,9 +4625,9 @@
                               <w:r>
                                 <w:rPr>
                                   <w:rFonts w:ascii="HP Simplified Light" w:hAnsi="HP Simplified Light" w:cs="Alef"/>
-                                  <w:color w:val="171717" w:themeColor="background2" w:themeShade="1A"/>
-                                  <w:sz w:val="20"/>
-                                  <w:szCs w:val="20"/>
+                                  <w:color w:val="000000" w:themeColor="text1"/>
+                                  <w:sz w:val="19"/>
+                                  <w:szCs w:val="19"/>
                                   <w:lang w:eastAsia="fr-FR"/>
                                 </w:rPr>
                                 <w:t>et</w:t>
@@ -5730,9 +4636,9 @@
                               <w:r>
                                 <w:rPr>
                                   <w:rFonts w:ascii="HP Simplified Light" w:hAnsi="HP Simplified Light" w:cs="Alef"/>
-                                  <w:color w:val="171717" w:themeColor="background2" w:themeShade="1A"/>
-                                  <w:sz w:val="20"/>
-                                  <w:szCs w:val="20"/>
+                                  <w:color w:val="000000" w:themeColor="text1"/>
+                                  <w:sz w:val="19"/>
+                                  <w:szCs w:val="19"/>
                                   <w:lang w:eastAsia="fr-FR"/>
                                 </w:rPr>
                                 <w:t xml:space="preserve"> bien d’autres choses encore pour les préparationnaires</w:t>
@@ -5740,9 +4646,9 @@
                               <w:r>
                                 <w:rPr>
                                   <w:rFonts w:ascii="HP Simplified Light" w:hAnsi="HP Simplified Light" w:cs="Alef"/>
-                                  <w:color w:val="171717" w:themeColor="background2" w:themeShade="1A"/>
-                                  <w:sz w:val="20"/>
-                                  <w:szCs w:val="20"/>
+                                  <w:color w:val="000000" w:themeColor="text1"/>
+                                  <w:sz w:val="19"/>
+                                  <w:szCs w:val="19"/>
                                   <w:lang w:eastAsia="fr-FR"/>
                                 </w:rPr>
                                 <w:t>.</w:t>
@@ -5754,18 +4660,18 @@
                                 <w:jc w:val="right"/>
                                 <w:rPr>
                                   <w:rFonts w:ascii="HP Simplified Light" w:hAnsi="HP Simplified Light" w:cs="Alef"/>
-                                  <w:color w:val="171717" w:themeColor="background2" w:themeShade="1A"/>
-                                  <w:sz w:val="20"/>
-                                  <w:szCs w:val="20"/>
+                                  <w:color w:val="000000" w:themeColor="text1"/>
+                                  <w:sz w:val="19"/>
+                                  <w:szCs w:val="19"/>
                                   <w:lang w:eastAsia="fr-FR"/>
                                 </w:rPr>
                               </w:pPr>
                               <w:r>
                                 <w:rPr>
                                   <w:rFonts w:ascii="HP Simplified Light" w:hAnsi="HP Simplified Light" w:cs="Alef"/>
-                                  <w:color w:val="171717" w:themeColor="background2" w:themeShade="1A"/>
-                                  <w:sz w:val="20"/>
-                                  <w:szCs w:val="20"/>
+                                  <w:color w:val="000000" w:themeColor="text1"/>
+                                  <w:sz w:val="19"/>
+                                  <w:szCs w:val="19"/>
                                   <w:lang w:eastAsia="fr-FR"/>
                                 </w:rPr>
                                 <w:t>Je n’ai pas été avare en sous-sections dans cette fenêtre</w:t>
@@ -5777,9 +4683,9 @@
                                 <w:jc w:val="right"/>
                                 <w:rPr>
                                   <w:rFonts w:ascii="HP Simplified Light" w:hAnsi="HP Simplified Light" w:cs="Alef"/>
-                                  <w:color w:val="171717" w:themeColor="background2" w:themeShade="1A"/>
-                                  <w:sz w:val="20"/>
-                                  <w:szCs w:val="20"/>
+                                  <w:color w:val="000000" w:themeColor="text1"/>
+                                  <w:sz w:val="19"/>
+                                  <w:szCs w:val="19"/>
                                   <w:lang w:eastAsia="fr-FR"/>
                                 </w:rPr>
                               </w:pPr>
@@ -5787,9 +4693,9 @@
                               <w:r>
                                 <w:rPr>
                                   <w:rFonts w:ascii="HP Simplified Light" w:hAnsi="HP Simplified Light" w:cs="Alef"/>
-                                  <w:color w:val="171717" w:themeColor="background2" w:themeShade="1A"/>
-                                  <w:sz w:val="20"/>
-                                  <w:szCs w:val="20"/>
+                                  <w:color w:val="000000" w:themeColor="text1"/>
+                                  <w:sz w:val="19"/>
+                                  <w:szCs w:val="19"/>
                                   <w:lang w:eastAsia="fr-FR"/>
                                 </w:rPr>
                                 <w:t>largement</w:t>
@@ -5798,9 +4704,9 @@
                               <w:r>
                                 <w:rPr>
                                   <w:rFonts w:ascii="HP Simplified Light" w:hAnsi="HP Simplified Light" w:cs="Alef"/>
-                                  <w:color w:val="171717" w:themeColor="background2" w:themeShade="1A"/>
-                                  <w:sz w:val="20"/>
-                                  <w:szCs w:val="20"/>
+                                  <w:color w:val="000000" w:themeColor="text1"/>
+                                  <w:sz w:val="19"/>
+                                  <w:szCs w:val="19"/>
                                   <w:lang w:eastAsia="fr-FR"/>
                                 </w:rPr>
                                 <w:t xml:space="preserve"> </w:t>
@@ -5808,9 +4714,9 @@
                               <w:r>
                                 <w:rPr>
                                   <w:rFonts w:ascii="HP Simplified Light" w:hAnsi="HP Simplified Light" w:cs="Alef"/>
-                                  <w:color w:val="171717" w:themeColor="background2" w:themeShade="1A"/>
-                                  <w:sz w:val="20"/>
-                                  <w:szCs w:val="20"/>
+                                  <w:color w:val="000000" w:themeColor="text1"/>
+                                  <w:sz w:val="19"/>
+                                  <w:szCs w:val="19"/>
                                   <w:lang w:eastAsia="fr-FR"/>
                                 </w:rPr>
                                 <w:t>développée</w:t>
@@ -5818,9 +4724,9 @@
                               <w:r>
                                 <w:rPr>
                                   <w:rFonts w:ascii="HP Simplified Light" w:hAnsi="HP Simplified Light" w:cs="Alef"/>
-                                  <w:color w:val="171717" w:themeColor="background2" w:themeShade="1A"/>
-                                  <w:sz w:val="20"/>
-                                  <w:szCs w:val="20"/>
+                                  <w:color w:val="000000" w:themeColor="text1"/>
+                                  <w:sz w:val="19"/>
+                                  <w:szCs w:val="19"/>
                                   <w:lang w:eastAsia="fr-FR"/>
                                 </w:rPr>
                                 <w:t xml:space="preserve">. </w:t>
@@ -5828,19 +4734,19 @@
                               <w:r>
                                 <w:rPr>
                                   <w:rFonts w:ascii="HP Simplified Light" w:hAnsi="HP Simplified Light" w:cs="Alef"/>
-                                  <w:color w:val="171717" w:themeColor="background2" w:themeShade="1A"/>
-                                  <w:sz w:val="20"/>
-                                  <w:szCs w:val="20"/>
-                                  <w:lang w:eastAsia="fr-FR"/>
-                                </w:rPr>
-                                <w:t>Ouvrez</w:t>
+                                  <w:color w:val="000000" w:themeColor="text1"/>
+                                  <w:sz w:val="19"/>
+                                  <w:szCs w:val="19"/>
+                                  <w:lang w:eastAsia="fr-FR"/>
+                                </w:rPr>
+                                <w:t>Ouvrir</w:t>
                               </w:r>
                               <w:r>
                                 <w:rPr>
                                   <w:rFonts w:ascii="HP Simplified Light" w:hAnsi="HP Simplified Light" w:cs="Alef"/>
-                                  <w:color w:val="171717" w:themeColor="background2" w:themeShade="1A"/>
-                                  <w:sz w:val="20"/>
-                                  <w:szCs w:val="20"/>
+                                  <w:color w:val="000000" w:themeColor="text1"/>
+                                  <w:sz w:val="19"/>
+                                  <w:szCs w:val="19"/>
                                   <w:lang w:eastAsia="fr-FR"/>
                                 </w:rPr>
                                 <w:t xml:space="preserve"> pour voir davantage !</w:t>
@@ -5858,15 +4764,20 @@
                     </wpg:wgp>
                   </a:graphicData>
                 </a:graphic>
+                <wp14:sizeRelV relativeFrom="margin">
+                  <wp14:pctHeight>0</wp14:pctHeight>
+                </wp14:sizeRelV>
               </wp:anchor>
             </w:drawing>
           </mc:Choice>
           <mc:Fallback>
             <w:pict>
-              <v:group w14:anchorId="34A71A47" id="Groupe 2" o:spid="_x0000_s1051" style="position:absolute;margin-left:63.3pt;margin-top:21.65pt;width:574.55pt;height:65pt;z-index:251694080" coordsize="72969,8253" o:gfxdata="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">
+              <v:group w14:anchorId="34A71A47" id="Groupe 2" o:spid="_x0000_s1051" style="position:absolute;margin-left:63.45pt;margin-top:1.3pt;width:574.55pt;height:62.75pt;z-index:251694080;mso-height-relative:margin" coordorigin=",276" coordsize="72969,7971" o:gfxdata="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">
                 <v:group id="Groupe 1" o:spid="_x0000_s1052" style="position:absolute;top:277;width:72969;height:6771" coordsize="72969,6771" o:gfxdata="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">
-                  <v:rect id="_x0000_s1053" style="position:absolute;top:1039;width:14223;height:4063;visibility:visible;mso-wrap-style:square;v-text-anchor:middle" o:gfxdata="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" fillcolor="#c781fb" strokecolor="#606" strokeweight=".5pt"/>
-                  <v:shape id="_x0000_s1054" type="#_x0000_t202" style="position:absolute;left:15309;width:57660;height:5953;visibility:visible;mso-wrap-style:square;v-text-anchor:top" o:gfxdata="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" filled="f" stroked="f">
+                  <v:rect id="_x0000_s1053" style="position:absolute;top:1039;width:14223;height:4063;visibility:visible;mso-wrap-style:square;v-text-anchor:middle" o:gfxdata="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" fillcolor="#8eaadb [1940]" stroked="f" strokeweight=".5pt">
+                    <v:shadow on="t" color="black" opacity="26214f" origin=",-.5" offset="0,3pt"/>
+                  </v:rect>
+                  <v:shape id="Zone de texte 1" o:spid="_x0000_s1054" type="#_x0000_t202" style="position:absolute;left:15309;width:57660;height:5953;visibility:visible;mso-wrap-style:square;v-text-anchor:top" o:gfxdata="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" filled="f" stroked="f">
                     <v:textbox>
                       <w:txbxContent>
                         <w:p>
@@ -5888,7 +4799,7 @@
                               <w:szCs w:val="32"/>
                               <w:lang w:eastAsia="fr-FR"/>
                             </w:rPr>
-                            <w:t>Choses</w:t>
+                            <w:t>Documents</w:t>
                           </w:r>
                           <w:r>
                             <w:rPr>
@@ -5971,7 +4882,7 @@
                     <v:stroke joinstyle="miter"/>
                   </v:line>
                 </v:group>
-                <v:shape id="_x0000_s1056" type="#_x0000_t202" style="position:absolute;left:34497;width:35990;height:8253;visibility:visible;mso-wrap-style:square;v-text-anchor:top" o:gfxdata="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" filled="f" stroked="f">
+                <v:shape id="Zone de texte 1" o:spid="_x0000_s1056" type="#_x0000_t202" style="position:absolute;left:34496;top:276;width:35990;height:7972;visibility:visible;mso-wrap-style:square;v-text-anchor:top" o:gfxdata="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" filled="f" stroked="f">
                   <v:textbox>
                     <w:txbxContent>
                       <w:p>
@@ -5980,18 +4891,18 @@
                           <w:jc w:val="right"/>
                           <w:rPr>
                             <w:rFonts w:ascii="HP Simplified Light" w:hAnsi="HP Simplified Light" w:cs="Alef"/>
-                            <w:color w:val="171717" w:themeColor="background2" w:themeShade="1A"/>
-                            <w:sz w:val="20"/>
-                            <w:szCs w:val="20"/>
+                            <w:color w:val="000000" w:themeColor="text1"/>
+                            <w:sz w:val="19"/>
+                            <w:szCs w:val="19"/>
                             <w:lang w:eastAsia="fr-FR"/>
                           </w:rPr>
                         </w:pPr>
                         <w:r>
                           <w:rPr>
                             <w:rFonts w:ascii="HP Simplified Light" w:hAnsi="HP Simplified Light" w:cs="Alef"/>
-                            <w:color w:val="171717" w:themeColor="background2" w:themeShade="1A"/>
-                            <w:sz w:val="20"/>
-                            <w:szCs w:val="20"/>
+                            <w:color w:val="000000" w:themeColor="text1"/>
+                            <w:sz w:val="19"/>
+                            <w:szCs w:val="19"/>
                             <w:lang w:eastAsia="fr-FR"/>
                           </w:rPr>
                           <w:t>Fiches de révision (maths, physique, anglais, français)</w:t>
@@ -6003,9 +4914,9 @@
                           <w:jc w:val="right"/>
                           <w:rPr>
                             <w:rFonts w:ascii="HP Simplified Light" w:hAnsi="HP Simplified Light" w:cs="Alef"/>
-                            <w:color w:val="171717" w:themeColor="background2" w:themeShade="1A"/>
-                            <w:sz w:val="20"/>
-                            <w:szCs w:val="20"/>
+                            <w:color w:val="000000" w:themeColor="text1"/>
+                            <w:sz w:val="19"/>
+                            <w:szCs w:val="19"/>
                             <w:lang w:eastAsia="fr-FR"/>
                           </w:rPr>
                         </w:pPr>
@@ -6013,9 +4924,9 @@
                         <w:r>
                           <w:rPr>
                             <w:rFonts w:ascii="HP Simplified Light" w:hAnsi="HP Simplified Light" w:cs="Alef"/>
-                            <w:color w:val="171717" w:themeColor="background2" w:themeShade="1A"/>
-                            <w:sz w:val="20"/>
-                            <w:szCs w:val="20"/>
+                            <w:color w:val="000000" w:themeColor="text1"/>
+                            <w:sz w:val="19"/>
+                            <w:szCs w:val="19"/>
                             <w:lang w:eastAsia="fr-FR"/>
                           </w:rPr>
                           <w:t>et</w:t>
@@ -6024,9 +4935,9 @@
                         <w:r>
                           <w:rPr>
                             <w:rFonts w:ascii="HP Simplified Light" w:hAnsi="HP Simplified Light" w:cs="Alef"/>
-                            <w:color w:val="171717" w:themeColor="background2" w:themeShade="1A"/>
-                            <w:sz w:val="20"/>
-                            <w:szCs w:val="20"/>
+                            <w:color w:val="000000" w:themeColor="text1"/>
+                            <w:sz w:val="19"/>
+                            <w:szCs w:val="19"/>
                             <w:lang w:eastAsia="fr-FR"/>
                           </w:rPr>
                           <w:t xml:space="preserve"> bien d’autres choses encore pour les préparationnaires</w:t>
@@ -6034,9 +4945,9 @@
                         <w:r>
                           <w:rPr>
                             <w:rFonts w:ascii="HP Simplified Light" w:hAnsi="HP Simplified Light" w:cs="Alef"/>
-                            <w:color w:val="171717" w:themeColor="background2" w:themeShade="1A"/>
-                            <w:sz w:val="20"/>
-                            <w:szCs w:val="20"/>
+                            <w:color w:val="000000" w:themeColor="text1"/>
+                            <w:sz w:val="19"/>
+                            <w:szCs w:val="19"/>
                             <w:lang w:eastAsia="fr-FR"/>
                           </w:rPr>
                           <w:t>.</w:t>
@@ -6048,18 +4959,18 @@
                           <w:jc w:val="right"/>
                           <w:rPr>
                             <w:rFonts w:ascii="HP Simplified Light" w:hAnsi="HP Simplified Light" w:cs="Alef"/>
-                            <w:color w:val="171717" w:themeColor="background2" w:themeShade="1A"/>
-                            <w:sz w:val="20"/>
-                            <w:szCs w:val="20"/>
+                            <w:color w:val="000000" w:themeColor="text1"/>
+                            <w:sz w:val="19"/>
+                            <w:szCs w:val="19"/>
                             <w:lang w:eastAsia="fr-FR"/>
                           </w:rPr>
                         </w:pPr>
                         <w:r>
                           <w:rPr>
                             <w:rFonts w:ascii="HP Simplified Light" w:hAnsi="HP Simplified Light" w:cs="Alef"/>
-                            <w:color w:val="171717" w:themeColor="background2" w:themeShade="1A"/>
-                            <w:sz w:val="20"/>
-                            <w:szCs w:val="20"/>
+                            <w:color w:val="000000" w:themeColor="text1"/>
+                            <w:sz w:val="19"/>
+                            <w:szCs w:val="19"/>
                             <w:lang w:eastAsia="fr-FR"/>
                           </w:rPr>
                           <w:t>Je n’ai pas été avare en sous-sections dans cette fenêtre</w:t>
@@ -6071,9 +4982,9 @@
                           <w:jc w:val="right"/>
                           <w:rPr>
                             <w:rFonts w:ascii="HP Simplified Light" w:hAnsi="HP Simplified Light" w:cs="Alef"/>
-                            <w:color w:val="171717" w:themeColor="background2" w:themeShade="1A"/>
-                            <w:sz w:val="20"/>
-                            <w:szCs w:val="20"/>
+                            <w:color w:val="000000" w:themeColor="text1"/>
+                            <w:sz w:val="19"/>
+                            <w:szCs w:val="19"/>
                             <w:lang w:eastAsia="fr-FR"/>
                           </w:rPr>
                         </w:pPr>
@@ -6081,9 +4992,9 @@
                         <w:r>
                           <w:rPr>
                             <w:rFonts w:ascii="HP Simplified Light" w:hAnsi="HP Simplified Light" w:cs="Alef"/>
-                            <w:color w:val="171717" w:themeColor="background2" w:themeShade="1A"/>
-                            <w:sz w:val="20"/>
-                            <w:szCs w:val="20"/>
+                            <w:color w:val="000000" w:themeColor="text1"/>
+                            <w:sz w:val="19"/>
+                            <w:szCs w:val="19"/>
                             <w:lang w:eastAsia="fr-FR"/>
                           </w:rPr>
                           <w:t>largement</w:t>
@@ -6092,9 +5003,9 @@
                         <w:r>
                           <w:rPr>
                             <w:rFonts w:ascii="HP Simplified Light" w:hAnsi="HP Simplified Light" w:cs="Alef"/>
-                            <w:color w:val="171717" w:themeColor="background2" w:themeShade="1A"/>
-                            <w:sz w:val="20"/>
-                            <w:szCs w:val="20"/>
+                            <w:color w:val="000000" w:themeColor="text1"/>
+                            <w:sz w:val="19"/>
+                            <w:szCs w:val="19"/>
                             <w:lang w:eastAsia="fr-FR"/>
                           </w:rPr>
                           <w:t xml:space="preserve"> </w:t>
@@ -6102,9 +5013,9 @@
                         <w:r>
                           <w:rPr>
                             <w:rFonts w:ascii="HP Simplified Light" w:hAnsi="HP Simplified Light" w:cs="Alef"/>
-                            <w:color w:val="171717" w:themeColor="background2" w:themeShade="1A"/>
-                            <w:sz w:val="20"/>
-                            <w:szCs w:val="20"/>
+                            <w:color w:val="000000" w:themeColor="text1"/>
+                            <w:sz w:val="19"/>
+                            <w:szCs w:val="19"/>
                             <w:lang w:eastAsia="fr-FR"/>
                           </w:rPr>
                           <w:t>développée</w:t>
@@ -6112,9 +5023,9 @@
                         <w:r>
                           <w:rPr>
                             <w:rFonts w:ascii="HP Simplified Light" w:hAnsi="HP Simplified Light" w:cs="Alef"/>
-                            <w:color w:val="171717" w:themeColor="background2" w:themeShade="1A"/>
-                            <w:sz w:val="20"/>
-                            <w:szCs w:val="20"/>
+                            <w:color w:val="000000" w:themeColor="text1"/>
+                            <w:sz w:val="19"/>
+                            <w:szCs w:val="19"/>
                             <w:lang w:eastAsia="fr-FR"/>
                           </w:rPr>
                           <w:t xml:space="preserve">. </w:t>
@@ -6122,19 +5033,19 @@
                         <w:r>
                           <w:rPr>
                             <w:rFonts w:ascii="HP Simplified Light" w:hAnsi="HP Simplified Light" w:cs="Alef"/>
-                            <w:color w:val="171717" w:themeColor="background2" w:themeShade="1A"/>
-                            <w:sz w:val="20"/>
-                            <w:szCs w:val="20"/>
-                            <w:lang w:eastAsia="fr-FR"/>
-                          </w:rPr>
-                          <w:t>Ouvrez</w:t>
+                            <w:color w:val="000000" w:themeColor="text1"/>
+                            <w:sz w:val="19"/>
+                            <w:szCs w:val="19"/>
+                            <w:lang w:eastAsia="fr-FR"/>
+                          </w:rPr>
+                          <w:t>Ouvrir</w:t>
                         </w:r>
                         <w:r>
                           <w:rPr>
                             <w:rFonts w:ascii="HP Simplified Light" w:hAnsi="HP Simplified Light" w:cs="Alef"/>
-                            <w:color w:val="171717" w:themeColor="background2" w:themeShade="1A"/>
-                            <w:sz w:val="20"/>
-                            <w:szCs w:val="20"/>
+                            <w:color w:val="000000" w:themeColor="text1"/>
+                            <w:sz w:val="19"/>
+                            <w:szCs w:val="19"/>
                             <w:lang w:eastAsia="fr-FR"/>
                           </w:rPr>
                           <w:t xml:space="preserve"> pour voir davantage !</w:t>
@@ -6148,8 +5059,6 @@
           </mc:Fallback>
         </mc:AlternateContent>
       </w:r>
-    </w:p>
-    <w:p>
       <w:r>
         <w:tab/>
       </w:r>
@@ -6170,12 +5079,13 @@
       <w:r>
         <w:rPr>
           <w:noProof/>
+          <w:color w:val="000000" w:themeColor="text1"/>
           <w:lang w:val="el-GR"/>
         </w:rPr>
         <mc:AlternateContent>
           <mc:Choice Requires="wpg">
             <w:drawing>
-              <wp:anchor distT="0" distB="0" distL="114300" distR="114300" simplePos="0" relativeHeight="251737088" behindDoc="0" locked="0" layoutInCell="1" allowOverlap="1" wp14:anchorId="1CB1E417" wp14:editId="1AA42F7E">
+              <wp:anchor distT="0" distB="0" distL="114300" distR="114300" simplePos="0" relativeHeight="251737088" behindDoc="0" locked="0" layoutInCell="1" allowOverlap="1" wp14:anchorId="1CB1E417" wp14:editId="1B3238AA">
                 <wp:simplePos x="0" y="0"/>
                 <wp:positionH relativeFrom="column">
                   <wp:posOffset>805815</wp:posOffset>
@@ -6223,7 +5133,6 @@
                                 <w:pStyle w:val="Sansinterligne"/>
                                 <w:rPr>
                                   <w:rFonts w:ascii="Bahnschrift SemiLight" w:hAnsi="Bahnschrift SemiLight" w:cs="Alef"/>
-                                  <w:color w:val="AEAAAA" w:themeColor="background2" w:themeShade="BF"/>
                                   <w:sz w:val="72"/>
                                   <w:szCs w:val="72"/>
                                   <w14:textOutline w14:w="9525" w14:cap="flat" w14:cmpd="sng" w14:algn="ctr">
@@ -6241,7 +5150,6 @@
                               <w:r>
                                 <w:rPr>
                                   <w:rFonts w:ascii="Bahnschrift SemiLight" w:hAnsi="Bahnschrift SemiLight" w:cs="Alef"/>
-                                  <w:color w:val="AEAAAA" w:themeColor="background2" w:themeShade="BF"/>
                                   <w:sz w:val="32"/>
                                   <w:szCs w:val="32"/>
                                   <w:lang w:eastAsia="fr-FR"/>
@@ -6271,9 +5179,7 @@
                           </a:prstGeom>
                           <a:ln w="28575">
                             <a:solidFill>
-                              <a:schemeClr val="bg2">
-                                <a:lumMod val="90000"/>
-                              </a:schemeClr>
+                              <a:schemeClr val="tx1"/>
                             </a:solidFill>
                           </a:ln>
                         </wps:spPr>
@@ -6330,7 +5236,6 @@
                                 <w:jc w:val="right"/>
                                 <w:rPr>
                                   <w:rFonts w:ascii="HP Simplified Light" w:hAnsi="HP Simplified Light" w:cs="Alef"/>
-                                  <w:color w:val="767171" w:themeColor="background2" w:themeShade="80"/>
                                   <w:sz w:val="20"/>
                                   <w:szCs w:val="20"/>
                                   <w:lang w:eastAsia="fr-FR"/>
@@ -6339,34 +5244,11 @@
                               <w:r>
                                 <w:rPr>
                                   <w:rFonts w:ascii="HP Simplified Light" w:hAnsi="HP Simplified Light" w:cs="Alef"/>
-                                  <w:color w:val="767171" w:themeColor="background2" w:themeShade="80"/>
                                   <w:sz w:val="20"/>
                                   <w:szCs w:val="20"/>
                                   <w:lang w:eastAsia="fr-FR"/>
                                 </w:rPr>
-                                <w:t xml:space="preserve">Not </w:t>
-                              </w:r>
-                              <w:proofErr w:type="spellStart"/>
-                              <w:r>
-                                <w:rPr>
-                                  <w:rFonts w:ascii="HP Simplified Light" w:hAnsi="HP Simplified Light" w:cs="Alef"/>
-                                  <w:color w:val="767171" w:themeColor="background2" w:themeShade="80"/>
-                                  <w:sz w:val="20"/>
-                                  <w:szCs w:val="20"/>
-                                  <w:lang w:eastAsia="fr-FR"/>
-                                </w:rPr>
-                                <w:t>yet</w:t>
-                              </w:r>
-                              <w:proofErr w:type="spellEnd"/>
-                              <w:r>
-                                <w:rPr>
-                                  <w:rFonts w:ascii="HP Simplified Light" w:hAnsi="HP Simplified Light" w:cs="Alef"/>
-                                  <w:color w:val="767171" w:themeColor="background2" w:themeShade="80"/>
-                                  <w:sz w:val="20"/>
-                                  <w:szCs w:val="20"/>
-                                  <w:lang w:eastAsia="fr-FR"/>
-                                </w:rPr>
-                                <w:t> !</w:t>
+                                <w:t>Ma préparation de l’agreg en 2025-2026</w:t>
                               </w:r>
                             </w:p>
                           </w:txbxContent>
@@ -6390,17 +5272,13 @@
                             <a:avLst/>
                           </a:prstGeom>
                           <a:solidFill>
-                            <a:schemeClr val="tx1">
-                              <a:lumMod val="85000"/>
-                              <a:lumOff val="15000"/>
+                            <a:schemeClr val="accent1">
+                              <a:lumMod val="60000"/>
+                              <a:lumOff val="40000"/>
                             </a:schemeClr>
                           </a:solidFill>
                           <a:ln>
-                            <a:solidFill>
-                              <a:schemeClr val="accent6">
-                                <a:lumMod val="75000"/>
-                              </a:schemeClr>
-                            </a:solidFill>
+                            <a:noFill/>
                           </a:ln>
                           <a:effectLst>
                             <a:outerShdw blurRad="50800" dist="38100" dir="5400000" algn="t" rotWithShape="0">
@@ -6439,8 +5317,8 @@
           </mc:Choice>
           <mc:Fallback>
             <w:pict>
-              <v:group w14:anchorId="1CB1E417" id="_x0000_s1057" style="position:absolute;margin-left:63.45pt;margin-top:20.1pt;width:557.25pt;height:43.2pt;z-index:251737088" coordsize="70774,5488" o:gfxdata="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">
-                <v:shape id="_x0000_s1058" type="#_x0000_t202" style="position:absolute;left:15291;top:155;width:25279;height:3943;visibility:visible;mso-wrap-style:square;v-text-anchor:top" o:gfxdata="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" filled="f" stroked="f">
+              <v:group w14:anchorId="1CB1E417" id="_x0000_s1057" style="position:absolute;margin-left:63.45pt;margin-top:20.1pt;width:557.25pt;height:43.2pt;z-index:251737088" coordsize="70774,5488" o:gfxdata="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">
+                <v:shape id="Zone de texte 1" o:spid="_x0000_s1058" type="#_x0000_t202" style="position:absolute;left:15291;top:155;width:25279;height:3943;visibility:visible;mso-wrap-style:square;v-text-anchor:top" o:gfxdata="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" filled="f" stroked="f">
                   <v:textbox>
                     <w:txbxContent>
                       <w:p>
@@ -6448,7 +5326,6 @@
                           <w:pStyle w:val="Sansinterligne"/>
                           <w:rPr>
                             <w:rFonts w:ascii="Bahnschrift SemiLight" w:hAnsi="Bahnschrift SemiLight" w:cs="Alef"/>
-                            <w:color w:val="AEAAAA" w:themeColor="background2" w:themeShade="BF"/>
                             <w:sz w:val="72"/>
                             <w:szCs w:val="72"/>
                             <w14:textOutline w14:w="9525" w14:cap="flat" w14:cmpd="sng" w14:algn="ctr">
@@ -6466,7 +5343,6 @@
                         <w:r>
                           <w:rPr>
                             <w:rFonts w:ascii="Bahnschrift SemiLight" w:hAnsi="Bahnschrift SemiLight" w:cs="Alef"/>
-                            <w:color w:val="AEAAAA" w:themeColor="background2" w:themeShade="BF"/>
                             <w:sz w:val="32"/>
                             <w:szCs w:val="32"/>
                             <w:lang w:eastAsia="fr-FR"/>
@@ -6477,10 +5353,10 @@
                     </w:txbxContent>
                   </v:textbox>
                 </v:shape>
-                <v:line id="Connecteur droit 2" o:spid="_x0000_s1059" style="position:absolute;visibility:visible;mso-wrap-style:square" from="15915,4087" to="69908,4087" o:connectortype="straight" o:gfxdata="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" strokecolor="#cfcdcd [2894]" strokeweight="2.25pt">
+                <v:line id="Connecteur droit 2" o:spid="_x0000_s1059" style="position:absolute;visibility:visible;mso-wrap-style:square" from="15915,4087" to="69908,4087" o:connectortype="straight" o:gfxdata="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" strokecolor="black [3213]" strokeweight="2.25pt">
                   <v:stroke joinstyle="miter"/>
                 </v:line>
-                <v:shape id="_x0000_s1060" type="#_x0000_t202" style="position:absolute;left:36974;top:155;width:33800;height:5333;visibility:visible;mso-wrap-style:square;v-text-anchor:top" o:gfxdata="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" filled="f" stroked="f">
+                <v:shape id="Zone de texte 1" o:spid="_x0000_s1060" type="#_x0000_t202" style="position:absolute;left:36974;top:155;width:33800;height:5333;visibility:visible;mso-wrap-style:square;v-text-anchor:top" o:gfxdata="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" filled="f" stroked="f">
                   <v:textbox>
                     <w:txbxContent>
                       <w:p>
@@ -6502,7 +5378,6 @@
                           <w:jc w:val="right"/>
                           <w:rPr>
                             <w:rFonts w:ascii="HP Simplified Light" w:hAnsi="HP Simplified Light" w:cs="Alef"/>
-                            <w:color w:val="767171" w:themeColor="background2" w:themeShade="80"/>
                             <w:sz w:val="20"/>
                             <w:szCs w:val="20"/>
                             <w:lang w:eastAsia="fr-FR"/>
@@ -6511,40 +5386,17 @@
                         <w:r>
                           <w:rPr>
                             <w:rFonts w:ascii="HP Simplified Light" w:hAnsi="HP Simplified Light" w:cs="Alef"/>
-                            <w:color w:val="767171" w:themeColor="background2" w:themeShade="80"/>
                             <w:sz w:val="20"/>
                             <w:szCs w:val="20"/>
                             <w:lang w:eastAsia="fr-FR"/>
                           </w:rPr>
-                          <w:t xml:space="preserve">Not </w:t>
-                        </w:r>
-                        <w:proofErr w:type="spellStart"/>
-                        <w:r>
-                          <w:rPr>
-                            <w:rFonts w:ascii="HP Simplified Light" w:hAnsi="HP Simplified Light" w:cs="Alef"/>
-                            <w:color w:val="767171" w:themeColor="background2" w:themeShade="80"/>
-                            <w:sz w:val="20"/>
-                            <w:szCs w:val="20"/>
-                            <w:lang w:eastAsia="fr-FR"/>
-                          </w:rPr>
-                          <w:t>yet</w:t>
-                        </w:r>
-                        <w:proofErr w:type="spellEnd"/>
-                        <w:r>
-                          <w:rPr>
-                            <w:rFonts w:ascii="HP Simplified Light" w:hAnsi="HP Simplified Light" w:cs="Alef"/>
-                            <w:color w:val="767171" w:themeColor="background2" w:themeShade="80"/>
-                            <w:sz w:val="20"/>
-                            <w:szCs w:val="20"/>
-                            <w:lang w:eastAsia="fr-FR"/>
-                          </w:rPr>
-                          <w:t> !</w:t>
+                          <w:t>Ma préparation de l’agreg en 2025-2026</w:t>
                         </w:r>
                       </w:p>
                     </w:txbxContent>
                   </v:textbox>
                 </v:shape>
-                <v:rect id="_x0000_s1061" style="position:absolute;width:14223;height:4062;visibility:visible;mso-wrap-style:square;v-text-anchor:middle" o:gfxdata="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" fillcolor="#272727 [2749]" strokecolor="#538135 [2409]" strokeweight=".5pt">
+                <v:rect id="_x0000_s1061" style="position:absolute;width:14223;height:4062;visibility:visible;mso-wrap-style:square;v-text-anchor:middle" o:gfxdata="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" fillcolor="#8eaadb [1940]" stroked="f" strokeweight=".5pt">
                   <v:shadow on="t" color="black" opacity="26214f" origin=",-.5" offset="0,3pt"/>
                 </v:rect>
               </v:group>
@@ -6574,16 +5426,16 @@
         <mc:AlternateContent>
           <mc:Choice Requires="wpg">
             <w:drawing>
-              <wp:anchor distT="0" distB="0" distL="114300" distR="114300" simplePos="0" relativeHeight="251697152" behindDoc="0" locked="0" layoutInCell="1" allowOverlap="1" wp14:anchorId="294DF00C" wp14:editId="763517F6">
+              <wp:anchor distT="0" distB="0" distL="114300" distR="114300" simplePos="0" relativeHeight="251697152" behindDoc="0" locked="0" layoutInCell="1" allowOverlap="1" wp14:anchorId="294DF00C" wp14:editId="3481AD33">
                 <wp:simplePos x="0" y="0"/>
                 <wp:positionH relativeFrom="column">
-                  <wp:posOffset>800100</wp:posOffset>
+                  <wp:posOffset>799270</wp:posOffset>
                 </wp:positionH>
                 <wp:positionV relativeFrom="paragraph">
-                  <wp:posOffset>281305</wp:posOffset>
+                  <wp:posOffset>274371</wp:posOffset>
                 </wp:positionV>
-                <wp:extent cx="7059930" cy="412750"/>
-                <wp:effectExtent l="57150" t="19050" r="0" b="120650"/>
+                <wp:extent cx="7059930" cy="406400"/>
+                <wp:effectExtent l="57150" t="19050" r="0" b="88900"/>
                 <wp:wrapNone/>
                 <wp:docPr id="696489646" name="Groupe 8"/>
                 <wp:cNvGraphicFramePr/>
@@ -6594,9 +5446,9 @@
                       <wpg:grpSpPr>
                         <a:xfrm>
                           <a:off x="0" y="0"/>
-                          <a:ext cx="7059930" cy="412750"/>
-                          <a:chOff x="0" y="0"/>
-                          <a:chExt cx="7059930" cy="412750"/>
+                          <a:ext cx="7059930" cy="406400"/>
+                          <a:chOff x="0" y="-6998"/>
+                          <a:chExt cx="7059930" cy="406400"/>
                         </a:xfrm>
                       </wpg:grpSpPr>
                       <wps:wsp>
@@ -6604,7 +5456,7 @@
                         <wps:cNvSpPr/>
                         <wps:spPr>
                           <a:xfrm>
-                            <a:off x="0" y="6350"/>
+                            <a:off x="0" y="-6998"/>
                             <a:ext cx="1422400" cy="406400"/>
                           </a:xfrm>
                           <a:prstGeom prst="rect">
@@ -6617,11 +5469,7 @@
                             </a:schemeClr>
                           </a:solidFill>
                           <a:ln>
-                            <a:solidFill>
-                              <a:schemeClr val="accent5">
-                                <a:lumMod val="75000"/>
-                              </a:schemeClr>
-                            </a:solidFill>
+                            <a:noFill/>
                           </a:ln>
                           <a:effectLst>
                             <a:outerShdw blurRad="50800" dist="38100" dir="5400000" algn="t" rotWithShape="0">
@@ -6796,16 +5644,19 @@
                     </wpg:wgp>
                   </a:graphicData>
                 </a:graphic>
+                <wp14:sizeRelV relativeFrom="margin">
+                  <wp14:pctHeight>0</wp14:pctHeight>
+                </wp14:sizeRelV>
               </wp:anchor>
             </w:drawing>
           </mc:Choice>
           <mc:Fallback>
             <w:pict>
-              <v:group w14:anchorId="294DF00C" id="Groupe 8" o:spid="_x0000_s1062" style="position:absolute;margin-left:63pt;margin-top:22.15pt;width:555.9pt;height:32.5pt;z-index:251697152" coordsize="70599,4127" o:gfxdata="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">
-                <v:rect id="_x0000_s1063" style="position:absolute;top:63;width:14224;height:4064;visibility:visible;mso-wrap-style:square;v-text-anchor:middle" o:gfxdata="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" fillcolor="#8eaadb [1940]" strokecolor="#2e74b5 [2408]" strokeweight=".5pt">
+              <v:group w14:anchorId="294DF00C" id="Groupe 8" o:spid="_x0000_s1062" style="position:absolute;margin-left:62.95pt;margin-top:21.6pt;width:555.9pt;height:32pt;z-index:251697152;mso-height-relative:margin" coordorigin=",-69" coordsize="70599,4064" o:gfxdata="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">
+                <v:rect id="_x0000_s1063" style="position:absolute;top:-69;width:14224;height:4063;visibility:visible;mso-wrap-style:square;v-text-anchor:middle" o:gfxdata="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" fillcolor="#8eaadb [1940]" stroked="f" strokeweight=".5pt">
                   <v:shadow on="t" color="black" opacity="26214f" origin=",-.5" offset="0,3pt"/>
                 </v:rect>
-                <v:shape id="_x0000_s1064" type="#_x0000_t202" style="position:absolute;left:15240;width:18637;height:3943;visibility:visible;mso-wrap-style:square;v-text-anchor:top" o:gfxdata="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" filled="f" stroked="f">
+                <v:shape id="Zone de texte 1" o:spid="_x0000_s1064" type="#_x0000_t202" style="position:absolute;left:15240;width:18637;height:3943;visibility:visible;mso-wrap-style:square;v-text-anchor:top" o:gfxdata="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" filled="f" stroked="f">
                   <v:textbox>
                     <w:txbxContent>
                       <w:p>
@@ -6845,7 +5696,7 @@
                 <v:line id="Connecteur droit 2" o:spid="_x0000_s1065" style="position:absolute;visibility:visible;mso-wrap-style:square" from="15811,3492" to="69805,3492" o:connectortype="straight" o:gfxdata="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" strokecolor="black [3213]" strokeweight="2.25pt">
                   <v:stroke joinstyle="miter"/>
                 </v:line>
-                <v:shape id="_x0000_s1066" type="#_x0000_t202" style="position:absolute;left:34607;top:1079;width:35992;height:2572;visibility:visible;mso-wrap-style:square;v-text-anchor:top" o:gfxdata="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" filled="f" stroked="f">
+                <v:shape id="Zone de texte 1" o:spid="_x0000_s1066" type="#_x0000_t202" style="position:absolute;left:34607;top:1079;width:35992;height:2572;visibility:visible;mso-wrap-style:square;v-text-anchor:top" o:gfxdata="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" filled="f" stroked="f">
                   <v:textbox>
                     <w:txbxContent>
                       <w:p>
@@ -6901,7 +5752,7 @@
         <mc:AlternateContent>
           <mc:Choice Requires="wpg">
             <w:drawing>
-              <wp:anchor distT="0" distB="0" distL="114300" distR="114300" simplePos="0" relativeHeight="251700224" behindDoc="0" locked="0" layoutInCell="1" allowOverlap="1" wp14:anchorId="0CE2DAC9" wp14:editId="2A6ABAFE">
+              <wp:anchor distT="0" distB="0" distL="114300" distR="114300" simplePos="0" relativeHeight="251700224" behindDoc="0" locked="0" layoutInCell="1" allowOverlap="1" wp14:anchorId="0CE2DAC9" wp14:editId="0FEF64B0">
                 <wp:simplePos x="0" y="0"/>
                 <wp:positionH relativeFrom="column">
                   <wp:posOffset>800735</wp:posOffset>
@@ -6910,7 +5761,7 @@
                   <wp:posOffset>280035</wp:posOffset>
                 </wp:positionV>
                 <wp:extent cx="7059930" cy="412750"/>
-                <wp:effectExtent l="57150" t="19050" r="0" b="120650"/>
+                <wp:effectExtent l="57150" t="19050" r="0" b="101600"/>
                 <wp:wrapNone/>
                 <wp:docPr id="1130341910" name="Groupe 8"/>
                 <wp:cNvGraphicFramePr/>
@@ -6938,16 +5789,13 @@
                             <a:avLst/>
                           </a:prstGeom>
                           <a:solidFill>
-                            <a:schemeClr val="bg2">
-                              <a:lumMod val="75000"/>
+                            <a:schemeClr val="accent1">
+                              <a:lumMod val="60000"/>
+                              <a:lumOff val="40000"/>
                             </a:schemeClr>
                           </a:solidFill>
                           <a:ln>
-                            <a:solidFill>
-                              <a:schemeClr val="accent3">
-                                <a:lumMod val="75000"/>
-                              </a:schemeClr>
-                            </a:solidFill>
+                            <a:noFill/>
                           </a:ln>
                           <a:effectLst>
                             <a:outerShdw blurRad="50800" dist="38100" dir="5400000" algn="t" rotWithShape="0">
@@ -7137,11 +5985,11 @@
           </mc:Choice>
           <mc:Fallback>
             <w:pict>
-              <v:group w14:anchorId="0CE2DAC9" id="_x0000_s1067" style="position:absolute;margin-left:63.05pt;margin-top:22.05pt;width:555.9pt;height:32.5pt;z-index:251700224" coordsize="70599,4127" o:gfxdata="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">
-                <v:rect id="_x0000_s1068" style="position:absolute;top:63;width:14224;height:4064;visibility:visible;mso-wrap-style:square;v-text-anchor:middle" o:gfxdata="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" fillcolor="#aeaaaa [2414]" strokecolor="#7b7b7b [2406]" strokeweight=".5pt">
+              <v:group w14:anchorId="0CE2DAC9" id="_x0000_s1067" style="position:absolute;margin-left:63.05pt;margin-top:22.05pt;width:555.9pt;height:32.5pt;z-index:251700224" coordsize="70599,4127" o:gfxdata="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">
+                <v:rect id="_x0000_s1068" style="position:absolute;top:63;width:14224;height:4064;visibility:visible;mso-wrap-style:square;v-text-anchor:middle" o:gfxdata="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" fillcolor="#8eaadb [1940]" stroked="f" strokeweight=".5pt">
                   <v:shadow on="t" color="black" opacity="26214f" origin=",-.5" offset="0,3pt"/>
                 </v:rect>
-                <v:shape id="_x0000_s1069" type="#_x0000_t202" style="position:absolute;left:15240;width:18637;height:3943;visibility:visible;mso-wrap-style:square;v-text-anchor:top" o:gfxdata="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" filled="f" stroked="f">
+                <v:shape id="Zone de texte 1" o:spid="_x0000_s1069" type="#_x0000_t202" style="position:absolute;left:15240;width:18637;height:3943;visibility:visible;mso-wrap-style:square;v-text-anchor:top" o:gfxdata="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" filled="f" stroked="f">
                   <v:textbox>
                     <w:txbxContent>
                       <w:p>
@@ -7191,7 +6039,7 @@
                 <v:line id="Connecteur droit 2" o:spid="_x0000_s1070" style="position:absolute;visibility:visible;mso-wrap-style:square" from="15811,3492" to="69805,3492" o:connectortype="straight" o:gfxdata="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" strokecolor="black [3213]" strokeweight="2.25pt">
                   <v:stroke joinstyle="miter"/>
                 </v:line>
-                <v:shape id="_x0000_s1071" type="#_x0000_t202" style="position:absolute;left:34607;top:1079;width:35992;height:2572;visibility:visible;mso-wrap-style:square;v-text-anchor:top" o:gfxdata="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" filled="f" stroked="f">
+                <v:shape id="Zone de texte 1" o:spid="_x0000_s1071" type="#_x0000_t202" style="position:absolute;left:34607;top:1079;width:35992;height:2572;visibility:visible;mso-wrap-style:square;v-text-anchor:top" o:gfxdata="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" filled="f" stroked="f">
                   <v:textbox>
                     <w:txbxContent>
                       <w:p>
@@ -7287,709 +6135,15 @@
         </w:rPr>
         <w:lastRenderedPageBreak/>
         <mc:AlternateContent>
-          <mc:Choice Requires="wps">
-            <w:drawing>
-              <wp:anchor distT="0" distB="0" distL="114300" distR="114300" simplePos="0" relativeHeight="251673600" behindDoc="0" locked="0" layoutInCell="1" allowOverlap="1" wp14:anchorId="65F78DC6" wp14:editId="6820886B">
-                <wp:simplePos x="0" y="0"/>
-                <wp:positionH relativeFrom="column">
-                  <wp:posOffset>6720205</wp:posOffset>
-                </wp:positionH>
-                <wp:positionV relativeFrom="paragraph">
-                  <wp:posOffset>5371465</wp:posOffset>
-                </wp:positionV>
-                <wp:extent cx="2592070" cy="393700"/>
-                <wp:effectExtent l="0" t="0" r="0" b="6350"/>
-                <wp:wrapNone/>
-                <wp:docPr id="1096250906" name="Zone de texte 1"/>
-                <wp:cNvGraphicFramePr/>
-                <a:graphic xmlns:a="http://schemas.openxmlformats.org/drawingml/2006/main">
-                  <a:graphicData uri="http://schemas.microsoft.com/office/word/2010/wordprocessingShape">
-                    <wps:wsp>
-                      <wps:cNvSpPr txBox="1"/>
-                      <wps:spPr>
-                        <a:xfrm>
-                          <a:off x="0" y="0"/>
-                          <a:ext cx="2592070" cy="393700"/>
-                        </a:xfrm>
-                        <a:prstGeom prst="rect">
-                          <a:avLst/>
-                        </a:prstGeom>
-                        <a:noFill/>
-                        <a:ln>
-                          <a:noFill/>
-                        </a:ln>
-                      </wps:spPr>
-                      <wps:txbx>
-                        <w:txbxContent>
-                          <w:p>
-                            <w:pPr>
-                              <w:pStyle w:val="Sansinterligne"/>
-                              <w:rPr>
-                                <w:rFonts w:ascii="Bahnschrift SemiLight" w:hAnsi="Bahnschrift SemiLight" w:cs="Alef"/>
-                                <w:color w:val="171717" w:themeColor="background2" w:themeShade="1A"/>
-                                <w:sz w:val="25"/>
-                                <w:szCs w:val="25"/>
-                                <w14:textOutline w14:w="9525" w14:cap="flat" w14:cmpd="sng" w14:algn="ctr">
-                                  <w14:solidFill>
-                                    <w14:schemeClr w14:val="tx1">
-                                      <w14:lumMod w14:val="65000"/>
-                                      <w14:lumOff w14:val="35000"/>
-                                    </w14:schemeClr>
-                                  </w14:solidFill>
-                                  <w14:prstDash w14:val="solid"/>
-                                  <w14:round/>
-                                </w14:textOutline>
-                              </w:rPr>
-                            </w:pPr>
-                            <w:r>
-                              <w:rPr>
-                                <w:rFonts w:ascii="Butler" w:hAnsi="Butler" w:cs="Alef"/>
-                                <w:b/>
-                                <w:bCs/>
-                                <w:color w:val="171717" w:themeColor="background2" w:themeShade="1A"/>
-                                <w:sz w:val="25"/>
-                                <w:szCs w:val="25"/>
-                                <w:lang w:eastAsia="fr-FR"/>
-                              </w:rPr>
-                              <w:t>Statut :</w:t>
-                            </w:r>
-                            <w:r>
-                              <w:rPr>
-                                <w:rFonts w:ascii="Bahnschrift SemiLight" w:hAnsi="Bahnschrift SemiLight" w:cs="Alef"/>
-                                <w:b/>
-                                <w:bCs/>
-                                <w:color w:val="171717" w:themeColor="background2" w:themeShade="1A"/>
-                                <w:sz w:val="25"/>
-                                <w:szCs w:val="25"/>
-                                <w:lang w:eastAsia="fr-FR"/>
-                              </w:rPr>
-                              <w:t xml:space="preserve"> </w:t>
-                            </w:r>
-                            <w:r>
-                              <w:rPr>
-                                <w:rFonts w:ascii="Times New Roman" w:hAnsi="Times New Roman" w:cs="Times New Roman"/>
-                                <w:color w:val="171717" w:themeColor="background2" w:themeShade="1A"/>
-                                <w:sz w:val="25"/>
-                                <w:szCs w:val="25"/>
-                                <w:lang w:eastAsia="fr-FR"/>
-                              </w:rPr>
-                              <w:t>Étudiant</w:t>
-                            </w:r>
-                            <w:r>
-                              <w:rPr>
-                                <w:rFonts w:ascii="Times New Roman" w:hAnsi="Times New Roman" w:cs="Times New Roman"/>
-                                <w:color w:val="171717" w:themeColor="background2" w:themeShade="1A"/>
-                                <w:sz w:val="25"/>
-                                <w:szCs w:val="25"/>
-                                <w:lang w:eastAsia="fr-FR"/>
-                              </w:rPr>
-                              <w:t xml:space="preserve"> </w:t>
-                            </w:r>
-                            <w:r>
-                              <w:rPr>
-                                <w:rFonts w:ascii="Times New Roman" w:hAnsi="Times New Roman" w:cs="Times New Roman"/>
-                                <w:color w:val="171717" w:themeColor="background2" w:themeShade="1A"/>
-                                <w:sz w:val="25"/>
-                                <w:szCs w:val="25"/>
-                                <w:lang w:eastAsia="fr-FR"/>
-                              </w:rPr>
-                              <w:t>doctorant</w:t>
-                            </w:r>
-                          </w:p>
-                        </w:txbxContent>
-                      </wps:txbx>
-                      <wps:bodyPr rot="0" spcFirstLastPara="0" vertOverflow="overflow" horzOverflow="overflow" vert="horz" wrap="square" lIns="91440" tIns="45720" rIns="91440" bIns="45720" numCol="1" spcCol="0" rtlCol="0" fromWordArt="0" anchor="t" anchorCtr="0" forceAA="0" compatLnSpc="1">
-                        <a:prstTxWarp prst="textNoShape">
-                          <a:avLst/>
-                        </a:prstTxWarp>
-                        <a:noAutofit/>
-                      </wps:bodyPr>
-                    </wps:wsp>
-                  </a:graphicData>
-                </a:graphic>
-                <wp14:sizeRelH relativeFrom="margin">
-                  <wp14:pctWidth>0</wp14:pctWidth>
-                </wp14:sizeRelH>
-              </wp:anchor>
-            </w:drawing>
-          </mc:Choice>
-          <mc:Fallback>
-            <w:pict>
-              <v:shape w14:anchorId="65F78DC6" id="Zone de texte 1" o:spid="_x0000_s1072" type="#_x0000_t202" style="position:absolute;margin-left:529.15pt;margin-top:422.95pt;width:204.1pt;height:31pt;z-index:251673600;visibility:visible;mso-wrap-style:square;mso-width-percent:0;mso-wrap-distance-left:9pt;mso-wrap-distance-top:0;mso-wrap-distance-right:9pt;mso-wrap-distance-bottom:0;mso-position-horizontal:absolute;mso-position-horizontal-relative:text;mso-position-vertical:absolute;mso-position-vertical-relative:text;mso-width-percent:0;mso-width-relative:margin;v-text-anchor:top" o:gfxdata="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" filled="f" stroked="f">
-                <v:textbox>
-                  <w:txbxContent>
-                    <w:p>
-                      <w:pPr>
-                        <w:pStyle w:val="Sansinterligne"/>
-                        <w:rPr>
-                          <w:rFonts w:ascii="Bahnschrift SemiLight" w:hAnsi="Bahnschrift SemiLight" w:cs="Alef"/>
-                          <w:color w:val="171717" w:themeColor="background2" w:themeShade="1A"/>
-                          <w:sz w:val="25"/>
-                          <w:szCs w:val="25"/>
-                          <w14:textOutline w14:w="9525" w14:cap="flat" w14:cmpd="sng" w14:algn="ctr">
-                            <w14:solidFill>
-                              <w14:schemeClr w14:val="tx1">
-                                <w14:lumMod w14:val="65000"/>
-                                <w14:lumOff w14:val="35000"/>
-                              </w14:schemeClr>
-                            </w14:solidFill>
-                            <w14:prstDash w14:val="solid"/>
-                            <w14:round/>
-                          </w14:textOutline>
-                        </w:rPr>
-                      </w:pPr>
-                      <w:r>
-                        <w:rPr>
-                          <w:rFonts w:ascii="Butler" w:hAnsi="Butler" w:cs="Alef"/>
-                          <w:b/>
-                          <w:bCs/>
-                          <w:color w:val="171717" w:themeColor="background2" w:themeShade="1A"/>
-                          <w:sz w:val="25"/>
-                          <w:szCs w:val="25"/>
-                          <w:lang w:eastAsia="fr-FR"/>
-                        </w:rPr>
-                        <w:t>Statut :</w:t>
-                      </w:r>
-                      <w:r>
-                        <w:rPr>
-                          <w:rFonts w:ascii="Bahnschrift SemiLight" w:hAnsi="Bahnschrift SemiLight" w:cs="Alef"/>
-                          <w:b/>
-                          <w:bCs/>
-                          <w:color w:val="171717" w:themeColor="background2" w:themeShade="1A"/>
-                          <w:sz w:val="25"/>
-                          <w:szCs w:val="25"/>
-                          <w:lang w:eastAsia="fr-FR"/>
-                        </w:rPr>
-                        <w:t xml:space="preserve"> </w:t>
-                      </w:r>
-                      <w:r>
-                        <w:rPr>
-                          <w:rFonts w:ascii="Times New Roman" w:hAnsi="Times New Roman" w:cs="Times New Roman"/>
-                          <w:color w:val="171717" w:themeColor="background2" w:themeShade="1A"/>
-                          <w:sz w:val="25"/>
-                          <w:szCs w:val="25"/>
-                          <w:lang w:eastAsia="fr-FR"/>
-                        </w:rPr>
-                        <w:t>Étudiant</w:t>
-                      </w:r>
-                      <w:r>
-                        <w:rPr>
-                          <w:rFonts w:ascii="Times New Roman" w:hAnsi="Times New Roman" w:cs="Times New Roman"/>
-                          <w:color w:val="171717" w:themeColor="background2" w:themeShade="1A"/>
-                          <w:sz w:val="25"/>
-                          <w:szCs w:val="25"/>
-                          <w:lang w:eastAsia="fr-FR"/>
-                        </w:rPr>
-                        <w:t xml:space="preserve"> </w:t>
-                      </w:r>
-                      <w:r>
-                        <w:rPr>
-                          <w:rFonts w:ascii="Times New Roman" w:hAnsi="Times New Roman" w:cs="Times New Roman"/>
-                          <w:color w:val="171717" w:themeColor="background2" w:themeShade="1A"/>
-                          <w:sz w:val="25"/>
-                          <w:szCs w:val="25"/>
-                          <w:lang w:eastAsia="fr-FR"/>
-                        </w:rPr>
-                        <w:t>doctorant</w:t>
-                      </w:r>
-                    </w:p>
-                  </w:txbxContent>
-                </v:textbox>
-              </v:shape>
-            </w:pict>
-          </mc:Fallback>
-        </mc:AlternateContent>
-      </w:r>
-      <w:r>
-        <w:rPr>
-          <w:noProof/>
-        </w:rPr>
-        <mc:AlternateContent>
-          <mc:Choice Requires="wps">
-            <w:drawing>
-              <wp:anchor distT="0" distB="0" distL="114300" distR="114300" simplePos="0" relativeHeight="251671552" behindDoc="0" locked="0" layoutInCell="1" allowOverlap="1" wp14:anchorId="499389F7" wp14:editId="542BEBDF">
-                <wp:simplePos x="0" y="0"/>
-                <wp:positionH relativeFrom="column">
-                  <wp:posOffset>22225</wp:posOffset>
-                </wp:positionH>
-                <wp:positionV relativeFrom="paragraph">
-                  <wp:posOffset>5363845</wp:posOffset>
-                </wp:positionV>
-                <wp:extent cx="4152265" cy="393700"/>
-                <wp:effectExtent l="0" t="0" r="0" b="6350"/>
-                <wp:wrapNone/>
-                <wp:docPr id="1489087581" name="Zone de texte 1"/>
-                <wp:cNvGraphicFramePr/>
-                <a:graphic xmlns:a="http://schemas.openxmlformats.org/drawingml/2006/main">
-                  <a:graphicData uri="http://schemas.microsoft.com/office/word/2010/wordprocessingShape">
-                    <wps:wsp>
-                      <wps:cNvSpPr txBox="1"/>
-                      <wps:spPr>
-                        <a:xfrm>
-                          <a:off x="0" y="0"/>
-                          <a:ext cx="4152265" cy="393700"/>
-                        </a:xfrm>
-                        <a:prstGeom prst="rect">
-                          <a:avLst/>
-                        </a:prstGeom>
-                        <a:noFill/>
-                        <a:ln>
-                          <a:noFill/>
-                        </a:ln>
-                      </wps:spPr>
-                      <wps:txbx>
-                        <w:txbxContent>
-                          <w:p>
-                            <w:pPr>
-                              <w:pStyle w:val="Sansinterligne"/>
-                              <w:rPr>
-                                <w:rFonts w:ascii="Bahnschrift SemiLight" w:hAnsi="Bahnschrift SemiLight" w:cs="Alef"/>
-                                <w:color w:val="171717" w:themeColor="background2" w:themeShade="1A"/>
-                                <w:sz w:val="25"/>
-                                <w:szCs w:val="25"/>
-                                <w14:textOutline w14:w="9525" w14:cap="flat" w14:cmpd="sng" w14:algn="ctr">
-                                  <w14:solidFill>
-                                    <w14:schemeClr w14:val="tx1">
-                                      <w14:lumMod w14:val="65000"/>
-                                      <w14:lumOff w14:val="35000"/>
-                                    </w14:schemeClr>
-                                  </w14:solidFill>
-                                  <w14:prstDash w14:val="solid"/>
-                                  <w14:round/>
-                                </w14:textOutline>
-                              </w:rPr>
-                            </w:pPr>
-                            <w:r>
-                              <w:rPr>
-                                <w:rFonts w:ascii="Butler" w:hAnsi="Butler" w:cs="Alef"/>
-                                <w:b/>
-                                <w:bCs/>
-                                <w:color w:val="171717" w:themeColor="background2" w:themeShade="1A"/>
-                                <w:sz w:val="25"/>
-                                <w:szCs w:val="25"/>
-                                <w:lang w:eastAsia="fr-FR"/>
-                              </w:rPr>
-                              <w:t>Contact :</w:t>
-                            </w:r>
-                            <w:r>
-                              <w:rPr>
-                                <w:rFonts w:ascii="Bahnschrift SemiLight" w:hAnsi="Bahnschrift SemiLight" w:cs="Alef"/>
-                                <w:b/>
-                                <w:bCs/>
-                                <w:color w:val="171717" w:themeColor="background2" w:themeShade="1A"/>
-                                <w:sz w:val="25"/>
-                                <w:szCs w:val="25"/>
-                                <w:lang w:eastAsia="fr-FR"/>
-                              </w:rPr>
-                              <w:t xml:space="preserve"> </w:t>
-                            </w:r>
-                            <w:proofErr w:type="spellStart"/>
-                            <w:r>
-                              <w:rPr>
-                                <w:rFonts w:ascii="Times New Roman" w:hAnsi="Times New Roman" w:cs="Times New Roman"/>
-                                <w:color w:val="171717" w:themeColor="background2" w:themeShade="1A"/>
-                                <w:sz w:val="25"/>
-                                <w:szCs w:val="25"/>
-                                <w:lang w:eastAsia="fr-FR"/>
-                              </w:rPr>
-                              <w:t>cf</w:t>
-                            </w:r>
-                            <w:proofErr w:type="spellEnd"/>
-                            <w:r>
-                              <w:rPr>
-                                <w:rFonts w:ascii="Times New Roman" w:hAnsi="Times New Roman" w:cs="Times New Roman"/>
-                                <w:color w:val="171717" w:themeColor="background2" w:themeShade="1A"/>
-                                <w:sz w:val="25"/>
-                                <w:szCs w:val="25"/>
-                                <w:lang w:eastAsia="fr-FR"/>
-                              </w:rPr>
-                              <w:t xml:space="preserve"> </w:t>
-                            </w:r>
-                            <w:r>
-                              <w:rPr>
-                                <w:rFonts w:ascii="Times New Roman" w:hAnsi="Times New Roman" w:cs="Times New Roman"/>
-                                <w:i/>
-                                <w:iCs/>
-                                <w:color w:val="171717" w:themeColor="background2" w:themeShade="1A"/>
-                                <w:sz w:val="25"/>
-                                <w:szCs w:val="25"/>
-                                <w:lang w:eastAsia="fr-FR"/>
-                              </w:rPr>
-                              <w:t>Curriculum vitae</w:t>
-                            </w:r>
-                            <w:r>
-                              <w:rPr>
-                                <w:rFonts w:ascii="Times New Roman" w:hAnsi="Times New Roman" w:cs="Times New Roman"/>
-                                <w:color w:val="171717" w:themeColor="background2" w:themeShade="1A"/>
-                                <w:sz w:val="25"/>
-                                <w:szCs w:val="25"/>
-                                <w:lang w:eastAsia="fr-FR"/>
-                              </w:rPr>
-                              <w:t xml:space="preserve"> à jour</w:t>
-                            </w:r>
-                          </w:p>
-                        </w:txbxContent>
-                      </wps:txbx>
-                      <wps:bodyPr rot="0" spcFirstLastPara="0" vertOverflow="overflow" horzOverflow="overflow" vert="horz" wrap="square" lIns="91440" tIns="45720" rIns="91440" bIns="45720" numCol="1" spcCol="0" rtlCol="0" fromWordArt="0" anchor="t" anchorCtr="0" forceAA="0" compatLnSpc="1">
-                        <a:prstTxWarp prst="textNoShape">
-                          <a:avLst/>
-                        </a:prstTxWarp>
-                        <a:noAutofit/>
-                      </wps:bodyPr>
-                    </wps:wsp>
-                  </a:graphicData>
-                </a:graphic>
-                <wp14:sizeRelH relativeFrom="margin">
-                  <wp14:pctWidth>0</wp14:pctWidth>
-                </wp14:sizeRelH>
-              </wp:anchor>
-            </w:drawing>
-          </mc:Choice>
-          <mc:Fallback>
-            <w:pict>
-              <v:shape w14:anchorId="499389F7" id="_x0000_s1073" type="#_x0000_t202" style="position:absolute;margin-left:1.75pt;margin-top:422.35pt;width:326.95pt;height:31pt;z-index:251671552;visibility:visible;mso-wrap-style:square;mso-width-percent:0;mso-wrap-distance-left:9pt;mso-wrap-distance-top:0;mso-wrap-distance-right:9pt;mso-wrap-distance-bottom:0;mso-position-horizontal:absolute;mso-position-horizontal-relative:text;mso-position-vertical:absolute;mso-position-vertical-relative:text;mso-width-percent:0;mso-width-relative:margin;v-text-anchor:top" o:gfxdata="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" filled="f" stroked="f">
-                <v:textbox>
-                  <w:txbxContent>
-                    <w:p>
-                      <w:pPr>
-                        <w:pStyle w:val="Sansinterligne"/>
-                        <w:rPr>
-                          <w:rFonts w:ascii="Bahnschrift SemiLight" w:hAnsi="Bahnschrift SemiLight" w:cs="Alef"/>
-                          <w:color w:val="171717" w:themeColor="background2" w:themeShade="1A"/>
-                          <w:sz w:val="25"/>
-                          <w:szCs w:val="25"/>
-                          <w14:textOutline w14:w="9525" w14:cap="flat" w14:cmpd="sng" w14:algn="ctr">
-                            <w14:solidFill>
-                              <w14:schemeClr w14:val="tx1">
-                                <w14:lumMod w14:val="65000"/>
-                                <w14:lumOff w14:val="35000"/>
-                              </w14:schemeClr>
-                            </w14:solidFill>
-                            <w14:prstDash w14:val="solid"/>
-                            <w14:round/>
-                          </w14:textOutline>
-                        </w:rPr>
-                      </w:pPr>
-                      <w:r>
-                        <w:rPr>
-                          <w:rFonts w:ascii="Butler" w:hAnsi="Butler" w:cs="Alef"/>
-                          <w:b/>
-                          <w:bCs/>
-                          <w:color w:val="171717" w:themeColor="background2" w:themeShade="1A"/>
-                          <w:sz w:val="25"/>
-                          <w:szCs w:val="25"/>
-                          <w:lang w:eastAsia="fr-FR"/>
-                        </w:rPr>
-                        <w:t>Contact :</w:t>
-                      </w:r>
-                      <w:r>
-                        <w:rPr>
-                          <w:rFonts w:ascii="Bahnschrift SemiLight" w:hAnsi="Bahnschrift SemiLight" w:cs="Alef"/>
-                          <w:b/>
-                          <w:bCs/>
-                          <w:color w:val="171717" w:themeColor="background2" w:themeShade="1A"/>
-                          <w:sz w:val="25"/>
-                          <w:szCs w:val="25"/>
-                          <w:lang w:eastAsia="fr-FR"/>
-                        </w:rPr>
-                        <w:t xml:space="preserve"> </w:t>
-                      </w:r>
-                      <w:proofErr w:type="spellStart"/>
-                      <w:r>
-                        <w:rPr>
-                          <w:rFonts w:ascii="Times New Roman" w:hAnsi="Times New Roman" w:cs="Times New Roman"/>
-                          <w:color w:val="171717" w:themeColor="background2" w:themeShade="1A"/>
-                          <w:sz w:val="25"/>
-                          <w:szCs w:val="25"/>
-                          <w:lang w:eastAsia="fr-FR"/>
-                        </w:rPr>
-                        <w:t>cf</w:t>
-                      </w:r>
-                      <w:proofErr w:type="spellEnd"/>
-                      <w:r>
-                        <w:rPr>
-                          <w:rFonts w:ascii="Times New Roman" w:hAnsi="Times New Roman" w:cs="Times New Roman"/>
-                          <w:color w:val="171717" w:themeColor="background2" w:themeShade="1A"/>
-                          <w:sz w:val="25"/>
-                          <w:szCs w:val="25"/>
-                          <w:lang w:eastAsia="fr-FR"/>
-                        </w:rPr>
-                        <w:t xml:space="preserve"> </w:t>
-                      </w:r>
-                      <w:r>
-                        <w:rPr>
-                          <w:rFonts w:ascii="Times New Roman" w:hAnsi="Times New Roman" w:cs="Times New Roman"/>
-                          <w:i/>
-                          <w:iCs/>
-                          <w:color w:val="171717" w:themeColor="background2" w:themeShade="1A"/>
-                          <w:sz w:val="25"/>
-                          <w:szCs w:val="25"/>
-                          <w:lang w:eastAsia="fr-FR"/>
-                        </w:rPr>
-                        <w:t>Curriculum vitae</w:t>
-                      </w:r>
-                      <w:r>
-                        <w:rPr>
-                          <w:rFonts w:ascii="Times New Roman" w:hAnsi="Times New Roman" w:cs="Times New Roman"/>
-                          <w:color w:val="171717" w:themeColor="background2" w:themeShade="1A"/>
-                          <w:sz w:val="25"/>
-                          <w:szCs w:val="25"/>
-                          <w:lang w:eastAsia="fr-FR"/>
-                        </w:rPr>
-                        <w:t xml:space="preserve"> à jour</w:t>
-                      </w:r>
-                    </w:p>
-                  </w:txbxContent>
-                </v:textbox>
-              </v:shape>
-            </w:pict>
-          </mc:Fallback>
-        </mc:AlternateContent>
-      </w:r>
-      <w:r>
-        <w:rPr>
-          <w:noProof/>
-        </w:rPr>
-        <mc:AlternateContent>
-          <mc:Choice Requires="wps">
-            <w:drawing>
-              <wp:anchor distT="0" distB="0" distL="114300" distR="114300" simplePos="0" relativeHeight="251672576" behindDoc="0" locked="0" layoutInCell="1" allowOverlap="1" wp14:anchorId="59FA14DE" wp14:editId="0A07873D">
-                <wp:simplePos x="0" y="0"/>
-                <wp:positionH relativeFrom="column">
-                  <wp:posOffset>3778885</wp:posOffset>
-                </wp:positionH>
-                <wp:positionV relativeFrom="paragraph">
-                  <wp:posOffset>5371465</wp:posOffset>
-                </wp:positionV>
-                <wp:extent cx="4233545" cy="393700"/>
-                <wp:effectExtent l="0" t="0" r="0" b="6350"/>
-                <wp:wrapNone/>
-                <wp:docPr id="244097865" name="Zone de texte 1"/>
-                <wp:cNvGraphicFramePr/>
-                <a:graphic xmlns:a="http://schemas.openxmlformats.org/drawingml/2006/main">
-                  <a:graphicData uri="http://schemas.microsoft.com/office/word/2010/wordprocessingShape">
-                    <wps:wsp>
-                      <wps:cNvSpPr txBox="1"/>
-                      <wps:spPr>
-                        <a:xfrm>
-                          <a:off x="0" y="0"/>
-                          <a:ext cx="4233545" cy="393700"/>
-                        </a:xfrm>
-                        <a:prstGeom prst="rect">
-                          <a:avLst/>
-                        </a:prstGeom>
-                        <a:noFill/>
-                        <a:ln>
-                          <a:noFill/>
-                        </a:ln>
-                      </wps:spPr>
-                      <wps:txbx>
-                        <w:txbxContent>
-                          <w:p>
-                            <w:pPr>
-                              <w:pStyle w:val="Sansinterligne"/>
-                              <w:rPr>
-                                <w:rFonts w:ascii="Bahnschrift SemiLight" w:hAnsi="Bahnschrift SemiLight" w:cs="Alef"/>
-                                <w:i/>
-                                <w:iCs/>
-                                <w:color w:val="171717" w:themeColor="background2" w:themeShade="1A"/>
-                                <w:sz w:val="25"/>
-                                <w:szCs w:val="25"/>
-                                <w14:textOutline w14:w="9525" w14:cap="flat" w14:cmpd="sng" w14:algn="ctr">
-                                  <w14:solidFill>
-                                    <w14:schemeClr w14:val="tx1">
-                                      <w14:lumMod w14:val="65000"/>
-                                      <w14:lumOff w14:val="35000"/>
-                                    </w14:schemeClr>
-                                  </w14:solidFill>
-                                  <w14:prstDash w14:val="solid"/>
-                                  <w14:round/>
-                                </w14:textOutline>
-                              </w:rPr>
-                            </w:pPr>
-                            <w:r>
-                              <w:rPr>
-                                <w:rFonts w:ascii="Butler" w:hAnsi="Butler" w:cs="Alef"/>
-                                <w:b/>
-                                <w:bCs/>
-                                <w:color w:val="171717" w:themeColor="background2" w:themeShade="1A"/>
-                                <w:sz w:val="25"/>
-                                <w:szCs w:val="25"/>
-                                <w:lang w:eastAsia="fr-FR"/>
-                              </w:rPr>
-                              <w:t>Ville</w:t>
-                            </w:r>
-                            <w:r>
-                              <w:rPr>
-                                <w:rFonts w:ascii="Butler" w:hAnsi="Butler" w:cs="Alef"/>
-                                <w:b/>
-                                <w:bCs/>
-                                <w:color w:val="171717" w:themeColor="background2" w:themeShade="1A"/>
-                                <w:sz w:val="25"/>
-                                <w:szCs w:val="25"/>
-                                <w:lang w:eastAsia="fr-FR"/>
-                              </w:rPr>
-                              <w:t>s</w:t>
-                            </w:r>
-                            <w:r>
-                              <w:rPr>
-                                <w:rFonts w:ascii="Butler" w:hAnsi="Butler" w:cs="Alef"/>
-                                <w:b/>
-                                <w:bCs/>
-                                <w:color w:val="171717" w:themeColor="background2" w:themeShade="1A"/>
-                                <w:sz w:val="25"/>
-                                <w:szCs w:val="25"/>
-                                <w:lang w:eastAsia="fr-FR"/>
-                              </w:rPr>
-                              <w:t> :</w:t>
-                            </w:r>
-                            <w:r>
-                              <w:rPr>
-                                <w:rFonts w:ascii="Bahnschrift SemiLight" w:hAnsi="Bahnschrift SemiLight" w:cs="Alef"/>
-                                <w:b/>
-                                <w:bCs/>
-                                <w:color w:val="171717" w:themeColor="background2" w:themeShade="1A"/>
-                                <w:sz w:val="25"/>
-                                <w:szCs w:val="25"/>
-                                <w:lang w:eastAsia="fr-FR"/>
-                              </w:rPr>
-                              <w:t xml:space="preserve"> </w:t>
-                            </w:r>
-                            <w:r>
-                              <w:rPr>
-                                <w:rFonts w:ascii="Times New Roman" w:hAnsi="Times New Roman" w:cs="Times New Roman"/>
-                                <w:color w:val="171717" w:themeColor="background2" w:themeShade="1A"/>
-                                <w:sz w:val="25"/>
-                                <w:szCs w:val="25"/>
-                                <w:lang w:eastAsia="fr-FR"/>
-                              </w:rPr>
-                              <w:t>Paris/Limoges</w:t>
-                            </w:r>
-                          </w:p>
-                        </w:txbxContent>
-                      </wps:txbx>
-                      <wps:bodyPr rot="0" spcFirstLastPara="0" vertOverflow="overflow" horzOverflow="overflow" vert="horz" wrap="square" lIns="91440" tIns="45720" rIns="91440" bIns="45720" numCol="1" spcCol="0" rtlCol="0" fromWordArt="0" anchor="t" anchorCtr="0" forceAA="0" compatLnSpc="1">
-                        <a:prstTxWarp prst="textNoShape">
-                          <a:avLst/>
-                        </a:prstTxWarp>
-                        <a:noAutofit/>
-                      </wps:bodyPr>
-                    </wps:wsp>
-                  </a:graphicData>
-                </a:graphic>
-                <wp14:sizeRelH relativeFrom="margin">
-                  <wp14:pctWidth>0</wp14:pctWidth>
-                </wp14:sizeRelH>
-              </wp:anchor>
-            </w:drawing>
-          </mc:Choice>
-          <mc:Fallback>
-            <w:pict>
-              <v:shape w14:anchorId="59FA14DE" id="_x0000_s1074" type="#_x0000_t202" style="position:absolute;margin-left:297.55pt;margin-top:422.95pt;width:333.35pt;height:31pt;z-index:251672576;visibility:visible;mso-wrap-style:square;mso-width-percent:0;mso-wrap-distance-left:9pt;mso-wrap-distance-top:0;mso-wrap-distance-right:9pt;mso-wrap-distance-bottom:0;mso-position-horizontal:absolute;mso-position-horizontal-relative:text;mso-position-vertical:absolute;mso-position-vertical-relative:text;mso-width-percent:0;mso-width-relative:margin;v-text-anchor:top" o:gfxdata="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" filled="f" stroked="f">
-                <v:textbox>
-                  <w:txbxContent>
-                    <w:p>
-                      <w:pPr>
-                        <w:pStyle w:val="Sansinterligne"/>
-                        <w:rPr>
-                          <w:rFonts w:ascii="Bahnschrift SemiLight" w:hAnsi="Bahnschrift SemiLight" w:cs="Alef"/>
-                          <w:i/>
-                          <w:iCs/>
-                          <w:color w:val="171717" w:themeColor="background2" w:themeShade="1A"/>
-                          <w:sz w:val="25"/>
-                          <w:szCs w:val="25"/>
-                          <w14:textOutline w14:w="9525" w14:cap="flat" w14:cmpd="sng" w14:algn="ctr">
-                            <w14:solidFill>
-                              <w14:schemeClr w14:val="tx1">
-                                <w14:lumMod w14:val="65000"/>
-                                <w14:lumOff w14:val="35000"/>
-                              </w14:schemeClr>
-                            </w14:solidFill>
-                            <w14:prstDash w14:val="solid"/>
-                            <w14:round/>
-                          </w14:textOutline>
-                        </w:rPr>
-                      </w:pPr>
-                      <w:r>
-                        <w:rPr>
-                          <w:rFonts w:ascii="Butler" w:hAnsi="Butler" w:cs="Alef"/>
-                          <w:b/>
-                          <w:bCs/>
-                          <w:color w:val="171717" w:themeColor="background2" w:themeShade="1A"/>
-                          <w:sz w:val="25"/>
-                          <w:szCs w:val="25"/>
-                          <w:lang w:eastAsia="fr-FR"/>
-                        </w:rPr>
-                        <w:t>Ville</w:t>
-                      </w:r>
-                      <w:r>
-                        <w:rPr>
-                          <w:rFonts w:ascii="Butler" w:hAnsi="Butler" w:cs="Alef"/>
-                          <w:b/>
-                          <w:bCs/>
-                          <w:color w:val="171717" w:themeColor="background2" w:themeShade="1A"/>
-                          <w:sz w:val="25"/>
-                          <w:szCs w:val="25"/>
-                          <w:lang w:eastAsia="fr-FR"/>
-                        </w:rPr>
-                        <w:t>s</w:t>
-                      </w:r>
-                      <w:r>
-                        <w:rPr>
-                          <w:rFonts w:ascii="Butler" w:hAnsi="Butler" w:cs="Alef"/>
-                          <w:b/>
-                          <w:bCs/>
-                          <w:color w:val="171717" w:themeColor="background2" w:themeShade="1A"/>
-                          <w:sz w:val="25"/>
-                          <w:szCs w:val="25"/>
-                          <w:lang w:eastAsia="fr-FR"/>
-                        </w:rPr>
-                        <w:t> :</w:t>
-                      </w:r>
-                      <w:r>
-                        <w:rPr>
-                          <w:rFonts w:ascii="Bahnschrift SemiLight" w:hAnsi="Bahnschrift SemiLight" w:cs="Alef"/>
-                          <w:b/>
-                          <w:bCs/>
-                          <w:color w:val="171717" w:themeColor="background2" w:themeShade="1A"/>
-                          <w:sz w:val="25"/>
-                          <w:szCs w:val="25"/>
-                          <w:lang w:eastAsia="fr-FR"/>
-                        </w:rPr>
-                        <w:t xml:space="preserve"> </w:t>
-                      </w:r>
-                      <w:r>
-                        <w:rPr>
-                          <w:rFonts w:ascii="Times New Roman" w:hAnsi="Times New Roman" w:cs="Times New Roman"/>
-                          <w:color w:val="171717" w:themeColor="background2" w:themeShade="1A"/>
-                          <w:sz w:val="25"/>
-                          <w:szCs w:val="25"/>
-                          <w:lang w:eastAsia="fr-FR"/>
-                        </w:rPr>
-                        <w:t>Paris/Limoges</w:t>
-                      </w:r>
-                    </w:p>
-                  </w:txbxContent>
-                </v:textbox>
-              </v:shape>
-            </w:pict>
-          </mc:Fallback>
-        </mc:AlternateContent>
-      </w:r>
-      <w:r>
-        <w:rPr>
-          <w:noProof/>
-        </w:rPr>
-        <mc:AlternateContent>
           <mc:Choice Requires="wpg">
             <w:drawing>
-              <wp:anchor distT="0" distB="0" distL="114300" distR="114300" simplePos="0" relativeHeight="251732992" behindDoc="0" locked="0" layoutInCell="1" allowOverlap="1" wp14:anchorId="16F601FA" wp14:editId="7207D4D7">
+              <wp:anchor distT="0" distB="0" distL="114300" distR="114300" simplePos="0" relativeHeight="251732992" behindDoc="0" locked="0" layoutInCell="1" allowOverlap="1" wp14:anchorId="16F601FA" wp14:editId="02FB2984">
                 <wp:simplePos x="0" y="0"/>
                 <wp:positionH relativeFrom="column">
                   <wp:posOffset>151765</wp:posOffset>
                 </wp:positionH>
                 <wp:positionV relativeFrom="paragraph">
-                  <wp:posOffset>2887345</wp:posOffset>
+                  <wp:posOffset>3761699</wp:posOffset>
                 </wp:positionV>
                 <wp:extent cx="8724900" cy="2302510"/>
                 <wp:effectExtent l="0" t="0" r="0" b="2540"/>
@@ -8027,11 +6181,11 @@
                             </pic:cNvPicPr>
                           </pic:nvPicPr>
                           <pic:blipFill rotWithShape="1">
-                            <a:blip r:embed="rId18">
+                            <a:blip r:embed="rId8">
                               <a:extLst>
                                 <a:ext uri="{BEBA8EAE-BF5A-486C-A8C5-ECC9F3942E4B}">
                                   <a14:imgProps xmlns:a14="http://schemas.microsoft.com/office/drawing/2010/main">
-                                    <a14:imgLayer r:embed="rId19">
+                                    <a14:imgLayer r:embed="rId9">
                                       <a14:imgEffect>
                                         <a14:sharpenSoften amount="25000"/>
                                       </a14:imgEffect>
@@ -8073,11 +6227,11 @@
                             </pic:cNvPicPr>
                           </pic:nvPicPr>
                           <pic:blipFill rotWithShape="1">
-                            <a:blip r:embed="rId20">
+                            <a:blip r:embed="rId10">
                               <a:extLst>
                                 <a:ext uri="{BEBA8EAE-BF5A-486C-A8C5-ECC9F3942E4B}">
                                   <a14:imgProps xmlns:a14="http://schemas.microsoft.com/office/drawing/2010/main">
-                                    <a14:imgLayer r:embed="rId19">
+                                    <a14:imgLayer r:embed="rId9">
                                       <a14:imgEffect>
                                         <a14:sharpenSoften amount="50000"/>
                                       </a14:imgEffect>
@@ -8173,16 +6327,35 @@
           </mc:Choice>
           <mc:Fallback>
             <w:pict>
-              <v:group w14:anchorId="16F601FA" id="Groupe 45" o:spid="_x0000_s1075" style="position:absolute;margin-left:11.95pt;margin-top:227.35pt;width:687pt;height:181.3pt;z-index:251732992" coordsize="87249,23025" o:gfxdata="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">
-                <v:group id="Groupe 16" o:spid="_x0000_s1076" style="position:absolute;width:84302;height:23025" coordsize="86588,27686" o:gfxdata="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">
-                  <v:shape id="Image 13" o:spid="_x0000_s1077" type="#_x0000_t75" alt="My Favorite Math Comic Strip – Comics, The Universe and Everything" style="position:absolute;width:86588;height:27686;visibility:visible;mso-wrap-style:square" o:gfxdata="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">
-                    <v:imagedata r:id="rId21" o:title="My Favorite Math Comic Strip – Comics, The Universe and Everything" croptop="592f" cropbottom="718f" cropleft="252f" cropright="148f"/>
+              <v:group w14:anchorId="16F601FA" id="Groupe 45" o:spid="_x0000_s1072" style="position:absolute;margin-left:11.95pt;margin-top:296.2pt;width:687pt;height:181.3pt;z-index:251732992" coordsize="87249,23025" o:gfxdata="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">
+                <v:group id="Groupe 16" o:spid="_x0000_s1073" style="position:absolute;width:84302;height:23025" coordsize="86588,27686" o:gfxdata="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">
+                  <v:shapetype id="_x0000_t75" coordsize="21600,21600" o:spt="75" o:preferrelative="t" path="m@4@5l@4@11@9@11@9@5xe" filled="f" stroked="f">
+                    <v:stroke joinstyle="miter"/>
+                    <v:formulas>
+                      <v:f eqn="if lineDrawn pixelLineWidth 0"/>
+                      <v:f eqn="sum @0 1 0"/>
+                      <v:f eqn="sum 0 0 @1"/>
+                      <v:f eqn="prod @2 1 2"/>
+                      <v:f eqn="prod @3 21600 pixelWidth"/>
+                      <v:f eqn="prod @3 21600 pixelHeight"/>
+                      <v:f eqn="sum @0 0 1"/>
+                      <v:f eqn="prod @6 1 2"/>
+                      <v:f eqn="prod @7 21600 pixelWidth"/>
+                      <v:f eqn="sum @8 21600 0"/>
+                      <v:f eqn="prod @7 21600 pixelHeight"/>
+                      <v:f eqn="sum @10 21600 0"/>
+                    </v:formulas>
+                    <v:path o:extrusionok="f" gradientshapeok="t" o:connecttype="rect"/>
+                    <o:lock v:ext="edit" aspectratio="t"/>
+                  </v:shapetype>
+                  <v:shape id="Image 13" o:spid="_x0000_s1074" type="#_x0000_t75" alt="My Favorite Math Comic Strip – Comics, The Universe and Everything" style="position:absolute;width:86588;height:27686;visibility:visible;mso-wrap-style:square" o:gfxdata="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">
+                    <v:imagedata r:id="rId11" o:title="My Favorite Math Comic Strip – Comics, The Universe and Everything" croptop="592f" cropbottom="718f" cropleft="252f" cropright="148f"/>
                   </v:shape>
-                  <v:shape id="Image 400741504" o:spid="_x0000_s1078" type="#_x0000_t75" alt="My Favorite Math Comic Strip – Comics, The Universe and Everything" style="position:absolute;left:5394;top:731;width:73972;height:7855;visibility:visible;mso-wrap-style:square" o:gfxdata="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">
-                    <v:imagedata r:id="rId22" o:title="My Favorite Math Comic Strip – Comics, The Universe and Everything" croptop="2077f" cropbottom="45216f" cropleft="1261f" cropright="1518f"/>
+                  <v:shape id="Image 400741504" o:spid="_x0000_s1075" type="#_x0000_t75" alt="My Favorite Math Comic Strip – Comics, The Universe and Everything" style="position:absolute;left:5394;top:731;width:73972;height:7855;visibility:visible;mso-wrap-style:square" o:gfxdata="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">
+                    <v:imagedata r:id="rId12" o:title="My Favorite Math Comic Strip – Comics, The Universe and Everything" croptop="2077f" cropbottom="45216f" cropleft="1261f" cropright="1518f"/>
                   </v:shape>
                 </v:group>
-                <v:shape id="Zone de texte 4" o:spid="_x0000_s1079" type="#_x0000_t202" style="position:absolute;left:71399;top:152;width:15850;height:6629;visibility:visible;mso-wrap-style:square;v-text-anchor:top" o:gfxdata="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" filled="f" stroked="f" strokeweight=".5pt">
+                <v:shape id="Zone de texte 4" o:spid="_x0000_s1076" type="#_x0000_t202" style="position:absolute;left:71399;top:152;width:15850;height:6629;visibility:visible;mso-wrap-style:square;v-text-anchor:top" o:gfxdata="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" filled="f" stroked="f" strokeweight=".5pt">
                   <v:textbox>
                     <w:txbxContent>
                       <w:p>
